--- a/index.docx
+++ b/index.docx
@@ -172,7 +172,7 @@
       </w:r>
     </w:p>
     <w:bookmarkEnd w:id="9"/>
-    <w:bookmarkStart w:id="11" w:name="introduction"/>
+    <w:bookmarkStart w:id="10" w:name="introduction"/>
     <w:p>
       <w:pPr>
         <w:pStyle w:val="Heading2"/>
@@ -203,36 +203,62 @@
       <w:r>
         <w:t xml:space="preserve"> </w:t>
       </w:r>
-      <w:hyperlink r:id="rId10">
+      <w:r>
+        <w:t xml:space="preserve">(</w:t>
+      </w:r>
+      <w:hyperlink w:anchor="ref-kariuki2009">
         <w:r>
           <w:rPr>
             <w:rStyle w:val="InternetLink"/>
           </w:rPr>
-          <w:t xml:space="preserve">Kariuki et al. (</w:t>
+          <w:t xml:space="preserve">Kariuki et al., 2009</w:t>
         </w:r>
-        <w:hyperlink w:anchor="ref-kariuki2009">
-          <w:r>
-            <w:rPr>
-              <w:rStyle w:val="InternetLink"/>
-            </w:rPr>
-            <w:t xml:space="preserve">2009</w:t>
-          </w:r>
-        </w:hyperlink>
+      </w:hyperlink>
+      <w:r>
+        <w:t xml:space="preserve">;</w:t>
+      </w:r>
+      <w:r>
+        <w:t xml:space="preserve"> </w:t>
+      </w:r>
+      <w:hyperlink w:anchor="ref-starr1995">
         <w:r>
           <w:rPr>
             <w:rStyle w:val="InternetLink"/>
           </w:rPr>
-          <w:t xml:space="preserve">)</w:t>
+          <w:t xml:space="preserve">Starr et al., 1995</w:t>
         </w:r>
       </w:hyperlink>
       <w:r>
+        <w:t xml:space="preserve">)</w:t>
+      </w:r>
+      <w:r>
         <w:t xml:space="preserve">.</w:t>
       </w:r>
       <w:r>
         <w:t xml:space="preserve"> </w:t>
       </w:r>
       <w:r>
-        <w:t xml:space="preserve">Similarly, accounting for spatial variability extends to sediment source fingerprinting, as unaccounted spatial heterogeneity within sources of sediment can compromise the source apportionment results (Du and Walling, 2017).</w:t>
+        <w:t xml:space="preserve">Similarly, accounting for spatial variability extends to sediment source fingerprinting, as unaccounted spatial heterogeneity within sources of sediment can compromise the source apportionment results</w:t>
+      </w:r>
+      <w:r>
+        <w:t xml:space="preserve"> </w:t>
+      </w:r>
+      <w:r>
+        <w:t xml:space="preserve">(</w:t>
+      </w:r>
+      <w:hyperlink w:anchor="ref-du2017">
+        <w:r>
+          <w:rPr>
+            <w:rStyle w:val="InternetLink"/>
+          </w:rPr>
+          <w:t xml:space="preserve">Du and Walling, 2017</w:t>
+        </w:r>
+      </w:hyperlink>
+      <w:r>
+        <w:t xml:space="preserve">)</w:t>
+      </w:r>
+      <w:r>
+        <w:t xml:space="preserve">.</w:t>
       </w:r>
     </w:p>
     <w:p>
@@ -252,13 +278,118 @@
         <w:t xml:space="preserve"> </w:t>
       </w:r>
       <w:r>
-        <w:t xml:space="preserve">Investigating the spatial variability at a watershed-scale can be advantageous to identify, classify, and distinguish between potential sources of sediment (Pulley et al., 2017).</w:t>
-      </w:r>
-      <w:r>
-        <w:t xml:space="preserve"> </w:t>
-      </w:r>
-      <w:r>
-        <w:t xml:space="preserve">However, investigating spatial variability at smaller scales is less common (e.g., Du and Walling, 2017; Pulley et al., 2018; Collins et al., 2019; Luna Miño et al., 2024) and remains a research priority (Collins et al., 2020).</w:t>
+        <w:t xml:space="preserve">Investigating the spatial variability at a watershed-scale can be advantageous to identify, classify, and distinguish between potential sources of sediment</w:t>
+      </w:r>
+      <w:r>
+        <w:t xml:space="preserve"> </w:t>
+      </w:r>
+      <w:r>
+        <w:t xml:space="preserve">(</w:t>
+      </w:r>
+      <w:hyperlink w:anchor="ref-collins2020">
+        <w:r>
+          <w:rPr>
+            <w:rStyle w:val="InternetLink"/>
+          </w:rPr>
+          <w:t xml:space="preserve">Collins et al., 2020</w:t>
+        </w:r>
+      </w:hyperlink>
+      <w:r>
+        <w:t xml:space="preserve">)</w:t>
+      </w:r>
+      <w:r>
+        <w:t xml:space="preserve">.</w:t>
+      </w:r>
+      <w:r>
+        <w:t xml:space="preserve"> </w:t>
+      </w:r>
+      <w:r>
+        <w:t xml:space="preserve">However, investigating spatial variability at smaller scales is less common</w:t>
+      </w:r>
+      <w:r>
+        <w:t xml:space="preserve"> </w:t>
+      </w:r>
+      <w:r>
+        <w:t xml:space="preserve">(</w:t>
+      </w:r>
+      <w:hyperlink w:anchor="ref-collins2019">
+        <w:r>
+          <w:rPr>
+            <w:rStyle w:val="InternetLink"/>
+          </w:rPr>
+          <w:t xml:space="preserve">Collins et al., 2019</w:t>
+        </w:r>
+      </w:hyperlink>
+      <w:r>
+        <w:t xml:space="preserve">;</w:t>
+      </w:r>
+      <w:r>
+        <w:t xml:space="preserve"> </w:t>
+      </w:r>
+      <w:hyperlink w:anchor="ref-du2017">
+        <w:r>
+          <w:rPr>
+            <w:rStyle w:val="InternetLink"/>
+          </w:rPr>
+          <w:t xml:space="preserve">Du and Walling, 2017</w:t>
+        </w:r>
+      </w:hyperlink>
+      <w:r>
+        <w:t xml:space="preserve">;</w:t>
+      </w:r>
+      <w:r>
+        <w:t xml:space="preserve"> </w:t>
+      </w:r>
+      <w:hyperlink w:anchor="ref-lunamiño2024">
+        <w:r>
+          <w:rPr>
+            <w:rStyle w:val="InternetLink"/>
+          </w:rPr>
+          <w:t xml:space="preserve">Luna Miño et al., 2024</w:t>
+        </w:r>
+      </w:hyperlink>
+      <w:r>
+        <w:t xml:space="preserve">;</w:t>
+      </w:r>
+      <w:r>
+        <w:t xml:space="preserve"> </w:t>
+      </w:r>
+      <w:hyperlink w:anchor="ref-pulley2018">
+        <w:r>
+          <w:rPr>
+            <w:rStyle w:val="InternetLink"/>
+          </w:rPr>
+          <w:t xml:space="preserve">Pulley et al., 2018</w:t>
+        </w:r>
+      </w:hyperlink>
+      <w:r>
+        <w:t xml:space="preserve">)</w:t>
+      </w:r>
+      <w:r>
+        <w:t xml:space="preserve"> </w:t>
+      </w:r>
+      <w:r>
+        <w:t xml:space="preserve">and remains a research priority</w:t>
+      </w:r>
+      <w:r>
+        <w:t xml:space="preserve"> </w:t>
+      </w:r>
+      <w:r>
+        <w:t xml:space="preserve">(</w:t>
+      </w:r>
+      <w:hyperlink w:anchor="ref-collins2020">
+        <w:r>
+          <w:rPr>
+            <w:rStyle w:val="InternetLink"/>
+          </w:rPr>
+          <w:t xml:space="preserve">Collins et al., 2020</w:t>
+        </w:r>
+      </w:hyperlink>
+      <w:r>
+        <w:t xml:space="preserve">)</w:t>
+      </w:r>
+      <w:r>
+        <w:t xml:space="preserve">.</w:t>
       </w:r>
       <w:r>
         <w:t xml:space="preserve"> </w:t>
@@ -284,19 +415,79 @@
         <w:t xml:space="preserve"> </w:t>
       </w:r>
       <w:r>
-        <w:t xml:space="preserve">For example, the pattern of fallout radionuclides will reflect the long-term patterns of soil erosion and deposition (Wilkinson et al., 2015).</w:t>
-      </w:r>
-      <w:r>
-        <w:t xml:space="preserve"> </w:t>
-      </w:r>
-      <w:r>
-        <w:t xml:space="preserve">Designing and implementing source sampling campaigns must consider this, as the sampling design used has been shown to influence the characterization of a wide range of commonly used fingerprints (Luna Miño et al., 2024).</w:t>
-      </w:r>
-      <w:r>
-        <w:t xml:space="preserve"> </w:t>
-      </w:r>
-      <w:r>
-        <w:t xml:space="preserve">The lack of standardization in sediment source sampling designs makes it difficult to compare results across studies and creates uncertainties in the interpretation of results (Luna Miño et al., 2024)</w:t>
+        <w:t xml:space="preserve">For example, the pattern of fallout radionuclides will reflect the long-term patterns of soil erosion and deposition</w:t>
+      </w:r>
+      <w:r>
+        <w:t xml:space="preserve"> </w:t>
+      </w:r>
+      <w:r>
+        <w:t xml:space="preserve">(</w:t>
+      </w:r>
+      <w:hyperlink w:anchor="ref-wilkinson2015">
+        <w:r>
+          <w:rPr>
+            <w:rStyle w:val="InternetLink"/>
+          </w:rPr>
+          <w:t xml:space="preserve">Wilkinson et al., 2015</w:t>
+        </w:r>
+      </w:hyperlink>
+      <w:r>
+        <w:t xml:space="preserve">)</w:t>
+      </w:r>
+      <w:r>
+        <w:t xml:space="preserve">.</w:t>
+      </w:r>
+      <w:r>
+        <w:t xml:space="preserve"> </w:t>
+      </w:r>
+      <w:r>
+        <w:t xml:space="preserve">Designing and implementing source sampling campaigns must consider this, as the sampling design used has been shown to influence the characterization of a wide range of commonly used fingerprints</w:t>
+      </w:r>
+      <w:r>
+        <w:t xml:space="preserve"> </w:t>
+      </w:r>
+      <w:r>
+        <w:t xml:space="preserve">(</w:t>
+      </w:r>
+      <w:hyperlink w:anchor="ref-lunamiño2024">
+        <w:r>
+          <w:rPr>
+            <w:rStyle w:val="InternetLink"/>
+          </w:rPr>
+          <w:t xml:space="preserve">Luna Miño et al., 2024</w:t>
+        </w:r>
+      </w:hyperlink>
+      <w:r>
+        <w:t xml:space="preserve">)</w:t>
+      </w:r>
+      <w:r>
+        <w:t xml:space="preserve">.</w:t>
+      </w:r>
+      <w:r>
+        <w:t xml:space="preserve"> </w:t>
+      </w:r>
+      <w:r>
+        <w:t xml:space="preserve">The lack of standardization in sediment source sampling designs makes it difficult to compare results across studies and creates uncertainties in the interpretation of results</w:t>
+      </w:r>
+      <w:r>
+        <w:t xml:space="preserve"> </w:t>
+      </w:r>
+      <w:r>
+        <w:t xml:space="preserve">(</w:t>
+      </w:r>
+      <w:hyperlink w:anchor="ref-lunamiño2024">
+        <w:r>
+          <w:rPr>
+            <w:rStyle w:val="InternetLink"/>
+          </w:rPr>
+          <w:t xml:space="preserve">Luna Miño et al., 2024</w:t>
+        </w:r>
+      </w:hyperlink>
+      <w:r>
+        <w:t xml:space="preserve">)</w:t>
+      </w:r>
+      <w:r>
+        <w:t xml:space="preserve">.</w:t>
       </w:r>
     </w:p>
     <w:p>
@@ -328,7 +519,64 @@
         <w:t xml:space="preserve"> </w:t>
       </w:r>
       <w:r>
-        <w:t xml:space="preserve">There has been progress using information on erosion rates to calculate an erosion rate-weighted mean (Wilkinson et al., 2015; Du and Walling, 2017) and using spatially interpolated maps of fingerprint values to provide a finer resolution of the fingerprint variability within each source (Haddadchi et al., 2019).</w:t>
+        <w:t xml:space="preserve">There has been progress using information on erosion rates to calculate an erosion rate-weighted mean</w:t>
+      </w:r>
+      <w:r>
+        <w:t xml:space="preserve"> </w:t>
+      </w:r>
+      <w:r>
+        <w:t xml:space="preserve">(</w:t>
+      </w:r>
+      <w:hyperlink w:anchor="ref-du2017">
+        <w:r>
+          <w:rPr>
+            <w:rStyle w:val="InternetLink"/>
+          </w:rPr>
+          <w:t xml:space="preserve">Du and Walling, 2017</w:t>
+        </w:r>
+      </w:hyperlink>
+      <w:r>
+        <w:t xml:space="preserve">;</w:t>
+      </w:r>
+      <w:r>
+        <w:t xml:space="preserve"> </w:t>
+      </w:r>
+      <w:hyperlink w:anchor="ref-wilkinson2015">
+        <w:r>
+          <w:rPr>
+            <w:rStyle w:val="InternetLink"/>
+          </w:rPr>
+          <w:t xml:space="preserve">Wilkinson et al., 2015</w:t>
+        </w:r>
+      </w:hyperlink>
+      <w:r>
+        <w:t xml:space="preserve">)</w:t>
+      </w:r>
+      <w:r>
+        <w:t xml:space="preserve"> </w:t>
+      </w:r>
+      <w:r>
+        <w:t xml:space="preserve">and using spatially interpolated maps of fingerprint values to provide a finer resolution of the fingerprint variability within each source</w:t>
+      </w:r>
+      <w:r>
+        <w:t xml:space="preserve"> </w:t>
+      </w:r>
+      <w:r>
+        <w:t xml:space="preserve">(</w:t>
+      </w:r>
+      <w:hyperlink w:anchor="ref-haddadchi2019">
+        <w:r>
+          <w:rPr>
+            <w:rStyle w:val="InternetLink"/>
+          </w:rPr>
+          <w:t xml:space="preserve">Haddadchi et al., 2019</w:t>
+        </w:r>
+      </w:hyperlink>
+      <w:r>
+        <w:t xml:space="preserve">)</w:t>
+      </w:r>
+      <w:r>
+        <w:t xml:space="preserve">.</w:t>
       </w:r>
       <w:r>
         <w:t xml:space="preserve"> </w:t>
@@ -340,13 +588,76 @@
         <w:t xml:space="preserve"> </w:t>
       </w:r>
       <w:r>
-        <w:t xml:space="preserve">While many studies use a statistical-based approach (Collins et al., 1997) to select suitable fingerprints there are concerns that this approach may result in the inclusion of false positives (i.e., type I error) in which a fingerprint is incorrectly identified as having discriminatory power between sources when it does not, or non-conservative fingerprints (Koiter et al., 2013a).</w:t>
-      </w:r>
-      <w:r>
-        <w:t xml:space="preserve"> </w:t>
-      </w:r>
-      <w:r>
-        <w:t xml:space="preserve">Consequently, there has been a call for the inclusion of a process-based (e.g., weathering, erosion) or geologic-based explanation of the fingerprints selected to address these concerns (Collins et al., 2020).</w:t>
+        <w:t xml:space="preserve">While many studies use a statistical-based approach</w:t>
+      </w:r>
+      <w:r>
+        <w:t xml:space="preserve"> </w:t>
+      </w:r>
+      <w:r>
+        <w:t xml:space="preserve">(</w:t>
+      </w:r>
+      <w:hyperlink w:anchor="ref-collins1997">
+        <w:r>
+          <w:rPr>
+            <w:rStyle w:val="InternetLink"/>
+          </w:rPr>
+          <w:t xml:space="preserve">Collins et al., 1997</w:t>
+        </w:r>
+      </w:hyperlink>
+      <w:r>
+        <w:t xml:space="preserve">)</w:t>
+      </w:r>
+      <w:r>
+        <w:t xml:space="preserve"> </w:t>
+      </w:r>
+      <w:r>
+        <w:t xml:space="preserve">to select suitable fingerprints there are concerns that this approach may result in the inclusion of false positives (i.e., type I error) in which a fingerprint is incorrectly identified as having discriminatory power between sources when it does not, or non-conservative fingerprints</w:t>
+      </w:r>
+      <w:r>
+        <w:t xml:space="preserve"> </w:t>
+      </w:r>
+      <w:r>
+        <w:t xml:space="preserve">(</w:t>
+      </w:r>
+      <w:hyperlink w:anchor="ref-koiter2013">
+        <w:r>
+          <w:rPr>
+            <w:rStyle w:val="InternetLink"/>
+          </w:rPr>
+          <w:t xml:space="preserve">Koiter et al., 2013</w:t>
+        </w:r>
+      </w:hyperlink>
+      <w:r>
+        <w:t xml:space="preserve">)</w:t>
+      </w:r>
+      <w:r>
+        <w:t xml:space="preserve">.</w:t>
+      </w:r>
+      <w:r>
+        <w:t xml:space="preserve"> </w:t>
+      </w:r>
+      <w:r>
+        <w:t xml:space="preserve">Consequently, there has been a call for the inclusion of a process-based (e.g., weathering, erosion) or geologic-based explanation of the fingerprints selected to address these concerns</w:t>
+      </w:r>
+      <w:r>
+        <w:t xml:space="preserve"> </w:t>
+      </w:r>
+      <w:r>
+        <w:t xml:space="preserve">(</w:t>
+      </w:r>
+      <w:hyperlink w:anchor="ref-collins2020">
+        <w:r>
+          <w:rPr>
+            <w:rStyle w:val="InternetLink"/>
+          </w:rPr>
+          <w:t xml:space="preserve">Collins et al., 2020</w:t>
+        </w:r>
+      </w:hyperlink>
+      <w:r>
+        <w:t xml:space="preserve">)</w:t>
+      </w:r>
+      <w:r>
+        <w:t xml:space="preserve">.</w:t>
       </w:r>
       <w:r>
         <w:t xml:space="preserve"> </w:t>
@@ -358,7 +669,13 @@
         <w:t xml:space="preserve"> </w:t>
       </w:r>
       <w:r>
-        <w:t xml:space="preserve">The spatial patterns of some soil properties are well studied because of their agronomic importance or ability to infer other important soil properties and processes and include fallout radionuclides (e.g.,</w:t>
+        <w:t xml:space="preserve">The spatial patterns of some soil properties are well studied because of their agronomic importance or ability to infer other important soil properties and processes and include fallout radionuclides</w:t>
+      </w:r>
+      <w:r>
+        <w:t xml:space="preserve"> </w:t>
+      </w:r>
+      <w:r>
+        <w:t xml:space="preserve">(e.g.,</w:t>
       </w:r>
       <w:r>
         <w:t xml:space="preserve"> </w:t>
@@ -370,7 +687,105 @@
         <w:t xml:space="preserve">137</w:t>
       </w:r>
       <w:r>
-        <w:t xml:space="preserve">Cs, 7Be; Ritchie et al. 1970), plant nutrients (e.g., N, P; Vasu et al. 2017), soil colour (e.g., hue, value; Viscarra Rossel et al. 2006), major non-acid forming cations (e.g., Ca, Na; Sun et al. 2021a).</w:t>
+        <w:t xml:space="preserve">Cs,</w:t>
+      </w:r>
+      <w:r>
+        <w:t xml:space="preserve"> </w:t>
+      </w:r>
+      <w:r>
+        <w:rPr>
+          <w:vertAlign w:val="superscript"/>
+        </w:rPr>
+        <w:t xml:space="preserve">7</w:t>
+      </w:r>
+      <w:r>
+        <w:t xml:space="preserve">Be</w:t>
+      </w:r>
+      <w:r>
+        <w:t xml:space="preserve"> </w:t>
+      </w:r>
+      <w:hyperlink w:anchor="ref-ritchie1970">
+        <w:r>
+          <w:rPr>
+            <w:rStyle w:val="InternetLink"/>
+          </w:rPr>
+          <w:t xml:space="preserve">Ritchie et al., 1970</w:t>
+        </w:r>
+      </w:hyperlink>
+      <w:r>
+        <w:t xml:space="preserve">)</w:t>
+      </w:r>
+      <w:r>
+        <w:t xml:space="preserve">, plant nutrients</w:t>
+      </w:r>
+      <w:r>
+        <w:t xml:space="preserve"> </w:t>
+      </w:r>
+      <w:r>
+        <w:t xml:space="preserve">(e.g., N, P</w:t>
+      </w:r>
+      <w:r>
+        <w:t xml:space="preserve"> </w:t>
+      </w:r>
+      <w:hyperlink w:anchor="ref-vasu2017">
+        <w:r>
+          <w:rPr>
+            <w:rStyle w:val="InternetLink"/>
+          </w:rPr>
+          <w:t xml:space="preserve">Vasu et al., 2017</w:t>
+        </w:r>
+      </w:hyperlink>
+      <w:r>
+        <w:t xml:space="preserve">)</w:t>
+      </w:r>
+      <w:r>
+        <w:t xml:space="preserve">, soil colour</w:t>
+      </w:r>
+      <w:r>
+        <w:t xml:space="preserve"> </w:t>
+      </w:r>
+      <w:r>
+        <w:t xml:space="preserve">(e.g., hue, value</w:t>
+      </w:r>
+      <w:r>
+        <w:t xml:space="preserve"> </w:t>
+      </w:r>
+      <w:hyperlink w:anchor="ref-viscarrarossel2006">
+        <w:r>
+          <w:rPr>
+            <w:rStyle w:val="InternetLink"/>
+          </w:rPr>
+          <w:t xml:space="preserve">Viscarra Rossel et al., 2006</w:t>
+        </w:r>
+      </w:hyperlink>
+      <w:r>
+        <w:t xml:space="preserve">)</w:t>
+      </w:r>
+      <w:r>
+        <w:t xml:space="preserve">, major non-acid forming cations</w:t>
+      </w:r>
+      <w:r>
+        <w:t xml:space="preserve"> </w:t>
+      </w:r>
+      <w:r>
+        <w:t xml:space="preserve">(e.g., Ca, Na</w:t>
+      </w:r>
+      <w:r>
+        <w:t xml:space="preserve"> </w:t>
+      </w:r>
+      <w:hyperlink w:anchor="ref-sun2021">
+        <w:r>
+          <w:rPr>
+            <w:rStyle w:val="InternetLink"/>
+          </w:rPr>
+          <w:t xml:space="preserve">Sun et al., 2021a</w:t>
+        </w:r>
+      </w:hyperlink>
+      <w:r>
+        <w:t xml:space="preserve">)</w:t>
+      </w:r>
+      <w:r>
+        <w:t xml:space="preserve">.</w:t>
       </w:r>
       <w:r>
         <w:t xml:space="preserve"> </w:t>
@@ -384,7 +799,127 @@
         <w:pStyle w:val="TextBody"/>
       </w:pPr>
       <w:r>
-        <w:t xml:space="preserve">Terrain attributes such as elevation, slope curvature, slope position, and soil wetness indices have been shown to be useful information in the characterization and modelling of a range of soil properties including soil moisture (Beaudette et al., 2013), texture (Kokulan et al., 2018), colour (Brown et al., 2004), organic matter (Zhang et al., 2012), conductivity (Umali et al., 2012), and geochemistry (Lima et al., 2023).</w:t>
+        <w:t xml:space="preserve">Terrain attributes such as elevation, slope curvature, slope position, and soil wetness indices have been shown to be useful information in the characterization and modelling of a range of soil properties including soil moisture</w:t>
+      </w:r>
+      <w:r>
+        <w:t xml:space="preserve"> </w:t>
+      </w:r>
+      <w:r>
+        <w:t xml:space="preserve">(</w:t>
+      </w:r>
+      <w:hyperlink w:anchor="ref-beaudette2013">
+        <w:r>
+          <w:rPr>
+            <w:rStyle w:val="InternetLink"/>
+          </w:rPr>
+          <w:t xml:space="preserve">Beaudette et al., 2013</w:t>
+        </w:r>
+      </w:hyperlink>
+      <w:r>
+        <w:t xml:space="preserve">)</w:t>
+      </w:r>
+      <w:r>
+        <w:t xml:space="preserve">, texture</w:t>
+      </w:r>
+      <w:r>
+        <w:t xml:space="preserve"> </w:t>
+      </w:r>
+      <w:r>
+        <w:t xml:space="preserve">(</w:t>
+      </w:r>
+      <w:hyperlink w:anchor="ref-kokulan2018">
+        <w:r>
+          <w:rPr>
+            <w:rStyle w:val="InternetLink"/>
+          </w:rPr>
+          <w:t xml:space="preserve">Kokulan et al., 2018</w:t>
+        </w:r>
+      </w:hyperlink>
+      <w:r>
+        <w:t xml:space="preserve">)</w:t>
+      </w:r>
+      <w:r>
+        <w:t xml:space="preserve">, colour</w:t>
+      </w:r>
+      <w:r>
+        <w:t xml:space="preserve"> </w:t>
+      </w:r>
+      <w:r>
+        <w:t xml:space="preserve">(</w:t>
+      </w:r>
+      <w:hyperlink w:anchor="ref-brown2004">
+        <w:r>
+          <w:rPr>
+            <w:rStyle w:val="InternetLink"/>
+          </w:rPr>
+          <w:t xml:space="preserve">Brown et al., 2004</w:t>
+        </w:r>
+      </w:hyperlink>
+      <w:r>
+        <w:t xml:space="preserve">)</w:t>
+      </w:r>
+      <w:r>
+        <w:t xml:space="preserve">, organic matter</w:t>
+      </w:r>
+      <w:r>
+        <w:t xml:space="preserve"> </w:t>
+      </w:r>
+      <w:r>
+        <w:t xml:space="preserve">(</w:t>
+      </w:r>
+      <w:hyperlink w:anchor="ref-zhang2012">
+        <w:r>
+          <w:rPr>
+            <w:rStyle w:val="InternetLink"/>
+          </w:rPr>
+          <w:t xml:space="preserve">Zhang et al., 2012</w:t>
+        </w:r>
+      </w:hyperlink>
+      <w:r>
+        <w:t xml:space="preserve">)</w:t>
+      </w:r>
+      <w:r>
+        <w:t xml:space="preserve">, conductivity</w:t>
+      </w:r>
+      <w:r>
+        <w:t xml:space="preserve"> </w:t>
+      </w:r>
+      <w:r>
+        <w:t xml:space="preserve">(</w:t>
+      </w:r>
+      <w:hyperlink w:anchor="ref-umali2012">
+        <w:r>
+          <w:rPr>
+            <w:rStyle w:val="InternetLink"/>
+          </w:rPr>
+          <w:t xml:space="preserve">Umali et al., 2012</w:t>
+        </w:r>
+      </w:hyperlink>
+      <w:r>
+        <w:t xml:space="preserve">)</w:t>
+      </w:r>
+      <w:r>
+        <w:t xml:space="preserve">, and geochemistry</w:t>
+      </w:r>
+      <w:r>
+        <w:t xml:space="preserve"> </w:t>
+      </w:r>
+      <w:r>
+        <w:t xml:space="preserve">(</w:t>
+      </w:r>
+      <w:hyperlink w:anchor="ref-lima2023">
+        <w:r>
+          <w:rPr>
+            <w:rStyle w:val="InternetLink"/>
+          </w:rPr>
+          <w:t xml:space="preserve">Lima et al., 2023</w:t>
+        </w:r>
+      </w:hyperlink>
+      <w:r>
+        <w:t xml:space="preserve">)</w:t>
+      </w:r>
+      <w:r>
+        <w:t xml:space="preserve">.</w:t>
       </w:r>
       <w:r>
         <w:t xml:space="preserve"> </w:t>
@@ -408,7 +943,30 @@
         <w:t xml:space="preserve"> </w:t>
       </w:r>
       <w:r>
-        <w:t xml:space="preserve">This study builds on the previous work of Luna Miño (2024) where the impact of three different sampling designs on the characterization of source materials, within the framework of the sediment fingerprinting approach, was assessed.</w:t>
+        <w:t xml:space="preserve">This study builds on the previous work of Luna Miño</w:t>
+      </w:r>
+      <w:r>
+        <w:t xml:space="preserve"> </w:t>
+      </w:r>
+      <w:r>
+        <w:t xml:space="preserve">(</w:t>
+      </w:r>
+      <w:hyperlink w:anchor="ref-lunamiño2024">
+        <w:r>
+          <w:rPr>
+            <w:rStyle w:val="InternetLink"/>
+          </w:rPr>
+          <w:t xml:space="preserve">2024</w:t>
+        </w:r>
+      </w:hyperlink>
+      <w:r>
+        <w:t xml:space="preserve">)</w:t>
+      </w:r>
+      <w:r>
+        <w:t xml:space="preserve"> </w:t>
+      </w:r>
+      <w:r>
+        <w:t xml:space="preserve">where the impact of three different sampling designs on the characterization of source materials, within the framework of the sediment fingerprinting approach, was assessed.</w:t>
       </w:r>
       <w:r>
         <w:t xml:space="preserve"> </w:t>
@@ -429,8 +987,8 @@
         <w:t xml:space="preserve">Together, these objectives address how terrain attributes may be used to understand spatial distributions of soil properties and help guide sampling design.</w:t>
       </w:r>
     </w:p>
-    <w:bookmarkEnd w:id="11"/>
-    <w:bookmarkStart w:id="21" w:name="methods"/>
+    <w:bookmarkEnd w:id="10"/>
+    <w:bookmarkStart w:id="20" w:name="methods"/>
     <w:p>
       <w:pPr>
         <w:pStyle w:val="Heading2"/>
@@ -439,7 +997,7 @@
         <w:t xml:space="preserve">2 Methods</w:t>
       </w:r>
     </w:p>
-    <w:bookmarkStart w:id="17" w:name="site-description"/>
+    <w:bookmarkStart w:id="16" w:name="site-description"/>
     <w:p>
       <w:pPr>
         <w:pStyle w:val="Heading3"/>
@@ -470,7 +1028,77 @@
         <w:t xml:space="preserve"> </w:t>
       </w:r>
       <w:r>
-        <w:t xml:space="preserve">The mixedwood forest site (50°43’35”N, 99°33’36”W; 369.2 masl) in Riding Mountain National Park consists of white spruce (Picea glauca), black spruce (Picea mariana), balsam fir (Abies balsamea), larch (Larix laricina), and trembling aspen (Populus tremuloides), with soils likely part of the Grey Wooded soil association (Luvisol) developed on boulder till of mostly shale with some limestone and granitic rocks (Ehrlich et al., 1958).</w:t>
+        <w:t xml:space="preserve">The mixedwood forest site (50°43’35”N, 99°33’36”W; 369.2 masl) in Riding Mountain National Park consists of white spruce (</w:t>
+      </w:r>
+      <w:r>
+        <w:rPr>
+          <w:i/>
+          <w:iCs/>
+        </w:rPr>
+        <w:t xml:space="preserve">Picea glauca</w:t>
+      </w:r>
+      <w:r>
+        <w:t xml:space="preserve">), black spruce (</w:t>
+      </w:r>
+      <w:r>
+        <w:rPr>
+          <w:i/>
+          <w:iCs/>
+        </w:rPr>
+        <w:t xml:space="preserve">Picea mariana</w:t>
+      </w:r>
+      <w:r>
+        <w:t xml:space="preserve">), balsam fir (</w:t>
+      </w:r>
+      <w:r>
+        <w:rPr>
+          <w:i/>
+          <w:iCs/>
+        </w:rPr>
+        <w:t xml:space="preserve">Abies balsamea</w:t>
+      </w:r>
+      <w:r>
+        <w:t xml:space="preserve">), larch (</w:t>
+      </w:r>
+      <w:r>
+        <w:rPr>
+          <w:i/>
+          <w:iCs/>
+        </w:rPr>
+        <w:t xml:space="preserve">Larix laricina</w:t>
+      </w:r>
+      <w:r>
+        <w:t xml:space="preserve">), and trembling aspen (</w:t>
+      </w:r>
+      <w:r>
+        <w:rPr>
+          <w:i/>
+          <w:iCs/>
+        </w:rPr>
+        <w:t xml:space="preserve">Populus tremuloides</w:t>
+      </w:r>
+      <w:r>
+        <w:t xml:space="preserve">), with soils likely part of the Grey Wooded soil association (Luvisol) developed on boulder till of mostly shale with some limestone and granitic rocks</w:t>
+      </w:r>
+      <w:r>
+        <w:t xml:space="preserve"> </w:t>
+      </w:r>
+      <w:r>
+        <w:t xml:space="preserve">(</w:t>
+      </w:r>
+      <w:hyperlink w:anchor="ref-ehrlich1958">
+        <w:r>
+          <w:rPr>
+            <w:rStyle w:val="InternetLink"/>
+          </w:rPr>
+          <w:t xml:space="preserve">Ehrlich et al., 1958</w:t>
+        </w:r>
+      </w:hyperlink>
+      <w:r>
+        <w:t xml:space="preserve">)</w:t>
+      </w:r>
+      <w:r>
+        <w:t xml:space="preserve">.</w:t>
       </w:r>
       <w:r>
         <w:t xml:space="preserve"> </w:t>
@@ -493,7 +1121,27 @@
         <w:t xml:space="preserve"> </w:t>
       </w:r>
       <w:r>
-        <w:t xml:space="preserve">The agricultural site (50°45’15”N, 99°30’49”W; 309.9 masl) includes grain and forage rotations and is mapped to the Edwards Soil Series (Cumulic Regosol) with silty clay loam to silty clay soils developed on alluvial deposits (Ehrlich et al., 1958).</w:t>
+        <w:t xml:space="preserve">The agricultural site (50°45’15”N, 99°30’49”W; 309.9 masl) includes grain and forage rotations and is mapped to the Edwards Soil Series (Cumulic Regosol) with silty clay loam to silty clay soils developed on alluvial deposits</w:t>
+      </w:r>
+      <w:r>
+        <w:t xml:space="preserve"> </w:t>
+      </w:r>
+      <w:r>
+        <w:t xml:space="preserve">(</w:t>
+      </w:r>
+      <w:hyperlink w:anchor="ref-ehrlich1958">
+        <w:r>
+          <w:rPr>
+            <w:rStyle w:val="InternetLink"/>
+          </w:rPr>
+          <w:t xml:space="preserve">Ehrlich et al., 1958</w:t>
+        </w:r>
+      </w:hyperlink>
+      <w:r>
+        <w:t xml:space="preserve">)</w:t>
+      </w:r>
+      <w:r>
+        <w:t xml:space="preserve">.</w:t>
       </w:r>
       <w:r>
         <w:t xml:space="preserve"> </w:t>
@@ -516,7 +1164,47 @@
         <w:t xml:space="preserve"> </w:t>
       </w:r>
       <w:r>
-        <w:t xml:space="preserve">The region has a Dfb climate (Beck et al., 2018), with a mean annual temperature of 3.0°C, annual precipitation of 539 mm (~27% as snow) (Environment and Canada, 2024), and snowmelt-dominated runoff, with about 80% occurring in May and June (MacKay, 1970).</w:t>
+        <w:t xml:space="preserve">The region has a Dfb climate</w:t>
+      </w:r>
+      <w:r>
+        <w:t xml:space="preserve"> </w:t>
+      </w:r>
+      <w:r>
+        <w:t xml:space="preserve">(</w:t>
+      </w:r>
+      <w:hyperlink w:anchor="ref-beck2018">
+        <w:r>
+          <w:rPr>
+            <w:rStyle w:val="InternetLink"/>
+          </w:rPr>
+          <w:t xml:space="preserve">Beck et al., 2018</w:t>
+        </w:r>
+      </w:hyperlink>
+      <w:r>
+        <w:t xml:space="preserve">)</w:t>
+      </w:r>
+      <w:r>
+        <w:t xml:space="preserve">, with a mean annual temperature of 3.0°C, annual precipitation of 539 mm (~27% as snow) environmentandclimatechangecanada2026, and snowmelt-dominated runoff, with about 80% occurring in May and June</w:t>
+      </w:r>
+      <w:r>
+        <w:t xml:space="preserve"> </w:t>
+      </w:r>
+      <w:r>
+        <w:t xml:space="preserve">(</w:t>
+      </w:r>
+      <w:hyperlink w:anchor="ref-mackay1970">
+        <w:r>
+          <w:rPr>
+            <w:rStyle w:val="InternetLink"/>
+          </w:rPr>
+          <w:t xml:space="preserve">MacKay, 1970</w:t>
+        </w:r>
+      </w:hyperlink>
+      <w:r>
+        <w:t xml:space="preserve">)</w:t>
+      </w:r>
+      <w:r>
+        <w:t xml:space="preserve">.</w:t>
       </w:r>
     </w:p>
     <w:tbl>
@@ -532,7 +1220,7 @@
       <w:tr>
         <w:tc>
           <w:tcPr/>
-          <w:bookmarkStart w:id="15" w:name="fig-location_map"/>
+          <w:bookmarkStart w:id="14" w:name="fig-location_map"/>
           <w:p>
             <w:pPr>
               <w:pStyle w:val="Compact"/>
@@ -543,18 +1231,18 @@
                 <wp:inline>
                   <wp:extent cx="5943600" cy="4245428"/>
                   <wp:effectExtent b="0" l="0" r="0" t="0"/>
-                  <wp:docPr descr="" title="" id="13" name="Picture"/>
+                  <wp:docPr descr="" title="" id="12" name="Picture"/>
                   <a:graphic>
                     <a:graphicData uri="http://schemas.openxmlformats.org/drawingml/2006/picture">
                       <pic:pic>
                         <pic:nvPicPr>
-                          <pic:cNvPr descr="index_files/figure-docx/notebooks-location_map-fig-location_map-output-2.png" id="14" name="Picture"/>
+                          <pic:cNvPr descr="index_files/figure-docx/notebooks-location_map-fig-location_map-output-2.png" id="13" name="Picture"/>
                           <pic:cNvPicPr>
                             <a:picLocks noChangeArrowheads="1" noChangeAspect="1"/>
                           </pic:cNvPicPr>
                         </pic:nvPicPr>
                         <pic:blipFill>
-                          <a:blip r:embed="rId12"/>
+                          <a:blip r:embed="rId11"/>
                           <a:stretch>
                             <a:fillRect/>
                           </a:stretch>
@@ -594,7 +1282,7 @@
               <w:t xml:space="preserve">Figure 1: a) Map showing the location of the study sites within Canada. Location of the two study sites and nearby town of McCreary, and regional b) land use, and c) topography. Local topography and soil sampling locations at the d) forested site and e) agricultural site</w:t>
             </w:r>
           </w:p>
-          <w:bookmarkEnd w:id="15"/>
+          <w:bookmarkEnd w:id="14"/>
         </w:tc>
       </w:tr>
     </w:tbl>
@@ -614,7 +1302,7 @@
         </w:rPr>
         <w:t xml:space="preserve"> </w:t>
       </w:r>
-      <w:hyperlink r:id="rId16">
+      <w:hyperlink r:id="rId15">
         <w:r>
           <w:rPr>
             <w:rStyle w:val="InternetLink"/>
@@ -624,8 +1312,8 @@
         </w:r>
       </w:hyperlink>
     </w:p>
-    <w:bookmarkEnd w:id="17"/>
-    <w:bookmarkStart w:id="18" w:name="soil-sampling-and-analysis"/>
+    <w:bookmarkEnd w:id="16"/>
+    <w:bookmarkStart w:id="17" w:name="soil-sampling-and-analysis"/>
     <w:p>
       <w:pPr>
         <w:pStyle w:val="Heading3"/>
@@ -709,19 +1397,67 @@
         </w:r>
       </w:hyperlink>
       <w:r>
-        <w:t xml:space="preserve">) were computed from each sample, where each sample represents the average of 10 spectra, following published methods.</w:t>
-      </w:r>
-      <w:r>
-        <w:t xml:space="preserve"> </w:t>
-      </w:r>
-      <w:r>
-        <w:t xml:space="preserve">(Koiter, 2021; Boudreault et al. (2018).</w:t>
-      </w:r>
-      <w:r>
-        <w:t xml:space="preserve"> </w:t>
-      </w:r>
-      <w:r>
-        <w:t xml:space="preserve">Based on the results of Luna Miño (2024), a composite fingerprint consisting of 10 geochemical elements (Ca, Co, Cs, Fe, Li, La, Nb, Ni, Rb, and Sr) and five colour coefficients (</w:t>
+        <w:t xml:space="preserve">) were computed from each sample, where each sample represents the average of 10 spectra, following published methods</w:t>
+      </w:r>
+      <w:r>
+        <w:t xml:space="preserve"> </w:t>
+      </w:r>
+      <w:r>
+        <w:t xml:space="preserve">(</w:t>
+      </w:r>
+      <w:hyperlink w:anchor="ref-boudreault2018">
+        <w:r>
+          <w:rPr>
+            <w:rStyle w:val="InternetLink"/>
+          </w:rPr>
+          <w:t xml:space="preserve">Boudreault et al., 2018</w:t>
+        </w:r>
+      </w:hyperlink>
+      <w:r>
+        <w:t xml:space="preserve">;</w:t>
+      </w:r>
+      <w:r>
+        <w:t xml:space="preserve"> </w:t>
+      </w:r>
+      <w:hyperlink w:anchor="ref-koiter2021">
+        <w:r>
+          <w:rPr>
+            <w:rStyle w:val="InternetLink"/>
+          </w:rPr>
+          <w:t xml:space="preserve">Koiter, 2021</w:t>
+        </w:r>
+      </w:hyperlink>
+      <w:r>
+        <w:t xml:space="preserve">)</w:t>
+      </w:r>
+      <w:r>
+        <w:t xml:space="preserve">.</w:t>
+      </w:r>
+      <w:r>
+        <w:t xml:space="preserve"> </w:t>
+      </w:r>
+      <w:r>
+        <w:t xml:space="preserve">Based on the results of Luna Miño</w:t>
+      </w:r>
+      <w:r>
+        <w:t xml:space="preserve"> </w:t>
+      </w:r>
+      <w:r>
+        <w:t xml:space="preserve">(</w:t>
+      </w:r>
+      <w:hyperlink w:anchor="ref-lunamiño2024">
+        <w:r>
+          <w:rPr>
+            <w:rStyle w:val="InternetLink"/>
+          </w:rPr>
+          <w:t xml:space="preserve">2024</w:t>
+        </w:r>
+      </w:hyperlink>
+      <w:r>
+        <w:t xml:space="preserve">)</w:t>
+      </w:r>
+      <w:r>
+        <w:t xml:space="preserve">, a composite fingerprint consisting of 10 geochemical elements (Ca, Co, Cs, Fe, Li, La, Nb, Ni, Rb, and Sr) and five colour coefficients (</w:t>
       </w:r>
       <w:r>
         <w:rPr>
@@ -756,8 +1492,8 @@
         <w:t xml:space="preserve">These fifteen soil properties are the focus of the detailed spatial analysis detailed in this study.</w:t>
       </w:r>
     </w:p>
-    <w:bookmarkEnd w:id="18"/>
-    <w:bookmarkStart w:id="19" w:name="geospatial-and-terrain-analysis"/>
+    <w:bookmarkEnd w:id="17"/>
+    <w:bookmarkStart w:id="18" w:name="geospatial-and-terrain-analysis"/>
     <w:p>
       <w:pPr>
         <w:pStyle w:val="Heading3"/>
@@ -771,7 +1507,30 @@
         <w:pStyle w:val="FirstParagraph"/>
       </w:pPr>
       <w:r>
-        <w:t xml:space="preserve">All geostatistics were performed with ArcGIS Pro (v 3.3.0 Esri, 2024).</w:t>
+        <w:t xml:space="preserve">All geostatistics were performed with ArcGIS Pro</w:t>
+      </w:r>
+      <w:r>
+        <w:t xml:space="preserve"> </w:t>
+      </w:r>
+      <w:r>
+        <w:t xml:space="preserve">(v 3.3.0</w:t>
+      </w:r>
+      <w:r>
+        <w:t xml:space="preserve"> </w:t>
+      </w:r>
+      <w:hyperlink w:anchor="ref-esri2024">
+        <w:r>
+          <w:rPr>
+            <w:rStyle w:val="InternetLink"/>
+          </w:rPr>
+          <w:t xml:space="preserve">Esri, 2024</w:t>
+        </w:r>
+      </w:hyperlink>
+      <w:r>
+        <w:t xml:space="preserve">)</w:t>
+      </w:r>
+      <w:r>
+        <w:t xml:space="preserve">.</w:t>
       </w:r>
       <w:r>
         <w:t xml:space="preserve"> </w:t>
@@ -833,7 +1592,53 @@
         <w:pStyle w:val="TextBody"/>
       </w:pPr>
       <w:r>
-        <w:t xml:space="preserve">The forested digital elevation model (DEM) was derived from Natural Resources Canada’s High-Resolution DEM Mosaic (HRDEM) (Natural Resources Canada, 2024), while the agricultural DEM was generated using UAV photogrammetry processed in Agisoft Metashape (v1.8.2 Agisoft, 2021) with ground control points.</w:t>
+        <w:t xml:space="preserve">The forested digital elevation model (DEM) was derived from Natural Resources Canada’s High-Resolution DEM Mosaic (HRDEM)</w:t>
+      </w:r>
+      <w:r>
+        <w:t xml:space="preserve"> </w:t>
+      </w:r>
+      <w:r>
+        <w:t xml:space="preserve">(</w:t>
+      </w:r>
+      <w:hyperlink w:anchor="ref-naturalresourcescanada2024">
+        <w:r>
+          <w:rPr>
+            <w:rStyle w:val="InternetLink"/>
+          </w:rPr>
+          <w:t xml:space="preserve">Canada, 2024</w:t>
+        </w:r>
+      </w:hyperlink>
+      <w:r>
+        <w:t xml:space="preserve">)</w:t>
+      </w:r>
+      <w:r>
+        <w:t xml:space="preserve">, while the agricultural DEM was generated using UAV photogrammetry processed in Agisoft Metashape</w:t>
+      </w:r>
+      <w:r>
+        <w:t xml:space="preserve"> </w:t>
+      </w:r>
+      <w:r>
+        <w:t xml:space="preserve">(v1.8.2</w:t>
+      </w:r>
+      <w:r>
+        <w:t xml:space="preserve"> </w:t>
+      </w:r>
+      <w:hyperlink w:anchor="ref-agisoft2021">
+        <w:r>
+          <w:rPr>
+            <w:rStyle w:val="InternetLink"/>
+          </w:rPr>
+          <w:t xml:space="preserve">Agisoft, 2021</w:t>
+        </w:r>
+      </w:hyperlink>
+      <w:r>
+        <w:t xml:space="preserve">)</w:t>
+      </w:r>
+      <w:r>
+        <w:t xml:space="preserve"> </w:t>
+      </w:r>
+      <w:r>
+        <w:t xml:space="preserve">with ground control points.</w:t>
       </w:r>
       <w:r>
         <w:t xml:space="preserve"> </w:t>
@@ -845,7 +1650,33 @@
         <w:t xml:space="preserve"> </w:t>
       </w:r>
       <w:r>
-        <w:t xml:space="preserve">Terrain attributes including elevation, plan and profile curvature, SAGA wetness index, catchment area, relative slope position, and vertical distance to channel network were computed in SAGA GIS (SAGA v2.1.4 Conrad et al., 2015) (</w:t>
+        <w:t xml:space="preserve">Terrain attributes including elevation, plan and profile curvature, SAGA wetness index, catchment area, relative slope position, and vertical distance to channel network were computed in SAGA GIS</w:t>
+      </w:r>
+      <w:r>
+        <w:t xml:space="preserve"> </w:t>
+      </w:r>
+      <w:r>
+        <w:t xml:space="preserve">(v2.1.4</w:t>
+      </w:r>
+      <w:r>
+        <w:t xml:space="preserve"> </w:t>
+      </w:r>
+      <w:hyperlink w:anchor="ref-conrad2015">
+        <w:r>
+          <w:rPr>
+            <w:rStyle w:val="InternetLink"/>
+          </w:rPr>
+          <w:t xml:space="preserve">Conrad et al., 2015</w:t>
+        </w:r>
+      </w:hyperlink>
+      <w:r>
+        <w:t xml:space="preserve">)</w:t>
+      </w:r>
+      <w:r>
+        <w:t xml:space="preserve"> </w:t>
+      </w:r>
+      <w:r>
+        <w:t xml:space="preserve">(</w:t>
       </w:r>
       <w:hyperlink w:anchor="supptab-terrain">
         <w:r>
@@ -868,11 +1699,55 @@
         <w:t xml:space="preserve"> </w:t>
       </w:r>
       <w:r>
-        <w:t xml:space="preserve">All rasters were resampled to 10 m resolution (terra v1.8.29 Hijmans, 2024) prior to statistical analysis to harmonize spatial support.</w:t>
+        <w:t xml:space="preserve">All rasters were resampled to 10 m resolution</w:t>
+      </w:r>
+      <w:r>
+        <w:t xml:space="preserve"> </w:t>
+      </w:r>
+      <w:r>
+        <w:t xml:space="preserve">(</w:t>
+      </w:r>
+      <w:r>
+        <w:rPr>
+          <w:rStyle w:val="VerbatimChar"/>
+        </w:rPr>
+        <w:t xml:space="preserve">terra</w:t>
+      </w:r>
+      <w:r>
+        <w:t xml:space="preserve"> </w:t>
+      </w:r>
+      <w:r>
+        <w:t xml:space="preserve">v</w:t>
+      </w:r>
+      <w:r>
+        <w:rPr>
+          <w:rStyle w:val="VerbatimChar"/>
+        </w:rPr>
+        <w:t xml:space="preserve">r packageVersion("terra")</w:t>
+      </w:r>
+      <w:r>
+        <w:t xml:space="preserve"> </w:t>
+      </w:r>
+      <w:hyperlink w:anchor="ref-hijmans2024">
+        <w:r>
+          <w:rPr>
+            <w:rStyle w:val="InternetLink"/>
+          </w:rPr>
+          <w:t xml:space="preserve">Hijmans, 2024</w:t>
+        </w:r>
+      </w:hyperlink>
+      <w:r>
+        <w:t xml:space="preserve">)</w:t>
+      </w:r>
+      <w:r>
+        <w:t xml:space="preserve"> </w:t>
+      </w:r>
+      <w:r>
+        <w:t xml:space="preserve">prior to statistical analysis to harmonize spatial support.</w:t>
       </w:r>
     </w:p>
-    <w:bookmarkEnd w:id="19"/>
-    <w:bookmarkStart w:id="20" w:name="data-analysis"/>
+    <w:bookmarkEnd w:id="18"/>
+    <w:bookmarkStart w:id="19" w:name="data-analysis"/>
     <w:p>
       <w:pPr>
         <w:pStyle w:val="Heading3"/>
@@ -886,13 +1761,91 @@
         <w:pStyle w:val="FirstParagraph"/>
       </w:pPr>
       <w:r>
-        <w:t xml:space="preserve">All subsequent statistical analysis was undertaken using R statistical Software v4.4.0 (R Core Team, 2024) through RStudio Integrated Development Environment v2024.04.2 (RStudio, 2024).</w:t>
-      </w:r>
-      <w:r>
-        <w:t xml:space="preserve"> </w:t>
-      </w:r>
-      <w:r>
-        <w:t xml:space="preserve">Plots and maps were created using the R package ggplot2 v 3.5.2 (Wickham, 2016).</w:t>
+        <w:t xml:space="preserve">All subsequent statistical analysis was undertaken using R statistical Software v4.5.3</w:t>
+      </w:r>
+      <w:r>
+        <w:t xml:space="preserve"> </w:t>
+      </w:r>
+      <w:r>
+        <w:t xml:space="preserve">(</w:t>
+      </w:r>
+      <w:hyperlink w:anchor="ref-rcoreteam2026">
+        <w:r>
+          <w:rPr>
+            <w:rStyle w:val="InternetLink"/>
+          </w:rPr>
+          <w:t xml:space="preserve">Team, 2026</w:t>
+        </w:r>
+      </w:hyperlink>
+      <w:r>
+        <w:t xml:space="preserve">)</w:t>
+      </w:r>
+      <w:r>
+        <w:t xml:space="preserve"> </w:t>
+      </w:r>
+      <w:r>
+        <w:t xml:space="preserve">through RStudio Integrated Development Environment v2026.04.0</w:t>
+      </w:r>
+      <w:r>
+        <w:t xml:space="preserve"> </w:t>
+      </w:r>
+      <w:r>
+        <w:t xml:space="preserve">(</w:t>
+      </w:r>
+      <w:hyperlink w:anchor="ref-rstudio2026">
+        <w:r>
+          <w:rPr>
+            <w:rStyle w:val="InternetLink"/>
+          </w:rPr>
+          <w:t xml:space="preserve">RStudio, 2026</w:t>
+        </w:r>
+      </w:hyperlink>
+      <w:r>
+        <w:t xml:space="preserve">)</w:t>
+      </w:r>
+      <w:r>
+        <w:t xml:space="preserve">).</w:t>
+      </w:r>
+      <w:r>
+        <w:t xml:space="preserve"> </w:t>
+      </w:r>
+      <w:r>
+        <w:t xml:space="preserve">Plots and maps were created using the R package</w:t>
+      </w:r>
+      <w:r>
+        <w:t xml:space="preserve"> </w:t>
+      </w:r>
+      <w:r>
+        <w:rPr>
+          <w:rStyle w:val="VerbatimChar"/>
+        </w:rPr>
+        <w:t xml:space="preserve">ggplot2</w:t>
+      </w:r>
+      <w:r>
+        <w:t xml:space="preserve"> </w:t>
+      </w:r>
+      <w:r>
+        <w:t xml:space="preserve">v3.5.2</w:t>
+      </w:r>
+      <w:r>
+        <w:t xml:space="preserve"> </w:t>
+      </w:r>
+      <w:r>
+        <w:t xml:space="preserve">(</w:t>
+      </w:r>
+      <w:hyperlink w:anchor="ref-wickham2016">
+        <w:r>
+          <w:rPr>
+            <w:rStyle w:val="InternetLink"/>
+          </w:rPr>
+          <w:t xml:space="preserve">Wickham, 2016</w:t>
+        </w:r>
+      </w:hyperlink>
+      <w:r>
+        <w:t xml:space="preserve">)</w:t>
+      </w:r>
+      <w:r>
+        <w:t xml:space="preserve">.</w:t>
       </w:r>
       <w:r>
         <w:t xml:space="preserve"> </w:t>
@@ -906,7 +1859,45 @@
         <w:pStyle w:val="TextBody"/>
       </w:pPr>
       <w:r>
-        <w:t xml:space="preserve">Random forest regression (RF) (randomForest v4.7.1.2 Liaw and Wiener, 2002) was used to assess the relative importance of the terrain attributes on the spatial distribution of soil properties.</w:t>
+        <w:t xml:space="preserve">Random forest regression (RF)</w:t>
+      </w:r>
+      <w:r>
+        <w:t xml:space="preserve"> </w:t>
+      </w:r>
+      <w:r>
+        <w:t xml:space="preserve">(</w:t>
+      </w:r>
+      <w:r>
+        <w:rPr>
+          <w:rStyle w:val="VerbatimChar"/>
+        </w:rPr>
+        <w:t xml:space="preserve">randomForest</w:t>
+      </w:r>
+      <w:r>
+        <w:t xml:space="preserve"> </w:t>
+      </w:r>
+      <w:r>
+        <w:t xml:space="preserve">v4.7.1.2</w:t>
+      </w:r>
+      <w:r>
+        <w:t xml:space="preserve"> </w:t>
+      </w:r>
+      <w:hyperlink w:anchor="ref-liaw2002">
+        <w:r>
+          <w:rPr>
+            <w:rStyle w:val="InternetLink"/>
+          </w:rPr>
+          <w:t xml:space="preserve">Liaw and Wiener, 2002</w:t>
+        </w:r>
+      </w:hyperlink>
+      <w:r>
+        <w:t xml:space="preserve">)</w:t>
+      </w:r>
+      <w:r>
+        <w:t xml:space="preserve"> </w:t>
+      </w:r>
+      <w:r>
+        <w:t xml:space="preserve">was used to assess the relative importance of the terrain attributes on the spatial distribution of soil properties.</w:t>
       </w:r>
       <w:r>
         <w:t xml:space="preserve"> </w:t>
@@ -918,13 +1909,83 @@
         <w:t xml:space="preserve"> </w:t>
       </w:r>
       <w:r>
-        <w:t xml:space="preserve">Multicollinearity among the terrain attributed was assessed using the Variance Inflation Factor with a threshold of eight (usdm v2.1.7 Naimi et al., 2014).</w:t>
-      </w:r>
-      <w:r>
-        <w:t xml:space="preserve"> </w:t>
-      </w:r>
-      <w:r>
-        <w:t xml:space="preserve">The number of variables randomly sampled as candidates (mtry) at each split within the RF model was tuned using the training data set (caret v7.0.1 Kuhn and Max, 2008).</w:t>
+        <w:t xml:space="preserve">Multicollinearity among the terrain attributed was assessed using the Variance Inflation Factor with a threshold of eight</w:t>
+      </w:r>
+      <w:r>
+        <w:t xml:space="preserve"> </w:t>
+      </w:r>
+      <w:r>
+        <w:t xml:space="preserve">(</w:t>
+      </w:r>
+      <w:r>
+        <w:rPr>
+          <w:rStyle w:val="VerbatimChar"/>
+        </w:rPr>
+        <w:t xml:space="preserve">usdm</w:t>
+      </w:r>
+      <w:r>
+        <w:t xml:space="preserve"> </w:t>
+      </w:r>
+      <w:r>
+        <w:t xml:space="preserve">v2.1.7</w:t>
+      </w:r>
+      <w:r>
+        <w:t xml:space="preserve"> </w:t>
+      </w:r>
+      <w:hyperlink w:anchor="ref-Naimi2014">
+        <w:r>
+          <w:rPr>
+            <w:rStyle w:val="InternetLink"/>
+          </w:rPr>
+          <w:t xml:space="preserve">Naimi et al., 2014</w:t>
+        </w:r>
+      </w:hyperlink>
+      <w:r>
+        <w:t xml:space="preserve">)</w:t>
+      </w:r>
+      <w:r>
+        <w:t xml:space="preserve">.</w:t>
+      </w:r>
+      <w:r>
+        <w:t xml:space="preserve"> </w:t>
+      </w:r>
+      <w:r>
+        <w:t xml:space="preserve">The number of variables randomly sampled as candidates (mtry) at each split within the RF model was tuned using the training data set</w:t>
+      </w:r>
+      <w:r>
+        <w:t xml:space="preserve"> </w:t>
+      </w:r>
+      <w:r>
+        <w:t xml:space="preserve">(</w:t>
+      </w:r>
+      <w:r>
+        <w:rPr>
+          <w:rStyle w:val="VerbatimChar"/>
+        </w:rPr>
+        <w:t xml:space="preserve">caret</w:t>
+      </w:r>
+      <w:r>
+        <w:t xml:space="preserve"> </w:t>
+      </w:r>
+      <w:r>
+        <w:t xml:space="preserve">v7.0.1</w:t>
+      </w:r>
+      <w:r>
+        <w:t xml:space="preserve"> </w:t>
+      </w:r>
+      <w:hyperlink w:anchor="ref-kuhn2008">
+        <w:r>
+          <w:rPr>
+            <w:rStyle w:val="InternetLink"/>
+          </w:rPr>
+          <w:t xml:space="preserve">Kuhn and Max, 2008</w:t>
+        </w:r>
+      </w:hyperlink>
+      <w:r>
+        <w:t xml:space="preserve">)</w:t>
+      </w:r>
+      <w:r>
+        <w:t xml:space="preserve">.</w:t>
       </w:r>
       <w:r>
         <w:t xml:space="preserve"> </w:t>
@@ -963,9 +2024,9 @@
         <w:t xml:space="preserve">Variable importance is reported as percent increase in MSE.</w:t>
       </w:r>
     </w:p>
+    <w:bookmarkEnd w:id="19"/>
     <w:bookmarkEnd w:id="20"/>
-    <w:bookmarkEnd w:id="21"/>
-    <w:bookmarkStart w:id="49" w:name="results"/>
+    <w:bookmarkStart w:id="48" w:name="results"/>
     <w:p>
       <w:pPr>
         <w:pStyle w:val="Heading2"/>
@@ -974,7 +2035,7 @@
         <w:t xml:space="preserve">3 Results</w:t>
       </w:r>
     </w:p>
-    <w:bookmarkStart w:id="26" w:name="univariate-summary"/>
+    <w:bookmarkStart w:id="25" w:name="univariate-summary"/>
     <w:p>
       <w:pPr>
         <w:pStyle w:val="Heading3"/>
@@ -1092,7 +2153,7 @@
       <w:tr>
         <w:tc>
           <w:tcPr/>
-          <w:bookmarkStart w:id="22" w:name="tbl-univariate-summary"/>
+          <w:bookmarkStart w:id="21" w:name="tbl-univariate-summary"/>
           <w:p>
             <w:pPr>
               <w:jc w:val="center"/>
@@ -1103,7 +2164,7 @@
               <w:pStyle w:val="ImageCaption"/>
             </w:pPr>
             <w:r>
-              <w:t xml:space="preserve">Table 1: Summary univariate statistics of selected geochemical and colour soil properties for each site (n = 49). Geochemical concentrations are reported in ppm, excecpt Ca and Fe(%).</w:t>
+              <w:t xml:space="preserve">Table 1: Summary univariate statistics of selected geochemical and colour soil properties for each site (n = 49). Geochemical concentrations are reported in ppm, excecpt Ca and Fe (%).</w:t>
             </w:r>
           </w:p>
           <w:tbl>
@@ -4042,7 +5103,7 @@
               </w:tc>
             </w:tr>
           </w:tbl>
-          <w:bookmarkEnd w:id="22"/>
+          <w:bookmarkEnd w:id="21"/>
           <w:p/>
         </w:tc>
       </w:tr>
@@ -4063,7 +5124,7 @@
         </w:rPr>
         <w:t xml:space="preserve"> </w:t>
       </w:r>
-      <w:hyperlink r:id="rId23">
+      <w:hyperlink r:id="rId22">
         <w:r>
           <w:rPr>
             <w:rStyle w:val="InternetLink"/>
@@ -4086,7 +5147,7 @@
       <w:tr>
         <w:tc>
           <w:tcPr/>
-          <w:bookmarkStart w:id="24" w:name="tbl-univariate-summary2"/>
+          <w:bookmarkStart w:id="23" w:name="tbl-univariate-summary2"/>
           <w:p>
             <w:pPr>
               <w:jc w:val="center"/>
@@ -5548,7 +6609,7 @@
               </w:tc>
             </w:tr>
           </w:tbl>
-          <w:bookmarkEnd w:id="24"/>
+          <w:bookmarkEnd w:id="23"/>
           <w:p/>
         </w:tc>
       </w:tr>
@@ -5569,7 +6630,7 @@
         </w:rPr>
         <w:t xml:space="preserve"> </w:t>
       </w:r>
-      <w:hyperlink r:id="rId25">
+      <w:hyperlink r:id="rId24">
         <w:r>
           <w:rPr>
             <w:rStyle w:val="InternetLink"/>
@@ -5579,8 +6640,8 @@
         </w:r>
       </w:hyperlink>
     </w:p>
-    <w:bookmarkEnd w:id="26"/>
-    <w:bookmarkStart w:id="48" w:name="spatial-analysis"/>
+    <w:bookmarkEnd w:id="25"/>
+    <w:bookmarkStart w:id="47" w:name="spatial-analysis"/>
     <w:p>
       <w:pPr>
         <w:pStyle w:val="Heading3"/>
@@ -5678,27 +6739,94 @@
         <w:t xml:space="preserve"> </w:t>
       </w:r>
       <w:r>
-        <w:t xml:space="preserve">Other properties appear to have more localized high and low concentrations/values (e.g., c</w:t>
+        <w:t xml:space="preserve">Other properties appear to have more localized high and low concentrations/values (e.g.,</w:t>
+      </w:r>
+      <w:r>
+        <w:t xml:space="preserve"> </w:t>
       </w:r>
       <w:r>
         <w:rPr>
           <w:i/>
           <w:iCs/>
         </w:rPr>
-        <w:t xml:space="preserve">, h). Within the forested site nine properties showed spatial dependence (moderate to strong) with ranges 176–298 m; Fe, Rb and colour a</w:t>
-      </w:r>
-      <w:r>
-        <w:t xml:space="preserve">, b</w:t>
+        <w:t xml:space="preserve">c*</w:t>
+      </w:r>
+      <w:r>
+        <w:t xml:space="preserve">,</w:t>
+      </w:r>
+      <w:r>
+        <w:t xml:space="preserve"> </w:t>
       </w:r>
       <w:r>
         <w:rPr>
           <w:i/>
           <w:iCs/>
         </w:rPr>
-        <w:t xml:space="preserve">, c</w:t>
-      </w:r>
-      <w:r>
-        <w:t xml:space="preserve">, x lacked detectable autocorrelation, consistent with more complex depositional/topographic features found at this site (</w:t>
+        <w:t xml:space="preserve">h*</w:t>
+      </w:r>
+      <w:r>
+        <w:t xml:space="preserve">).</w:t>
+      </w:r>
+      <w:r>
+        <w:t xml:space="preserve"> </w:t>
+      </w:r>
+      <w:r>
+        <w:t xml:space="preserve">Within the forested site nine properties showed spatial dependence (moderate to strong) with ranges 176–298 m; Fe, Rb and colour</w:t>
+      </w:r>
+      <w:r>
+        <w:t xml:space="preserve"> </w:t>
+      </w:r>
+      <w:r>
+        <w:rPr>
+          <w:i/>
+          <w:iCs/>
+        </w:rPr>
+        <w:t xml:space="preserve">a*</w:t>
+      </w:r>
+      <w:r>
+        <w:t xml:space="preserve">,</w:t>
+      </w:r>
+      <w:r>
+        <w:t xml:space="preserve"> </w:t>
+      </w:r>
+      <w:r>
+        <w:rPr>
+          <w:i/>
+          <w:iCs/>
+        </w:rPr>
+        <w:t xml:space="preserve">b*</w:t>
+      </w:r>
+      <w:r>
+        <w:t xml:space="preserve">,</w:t>
+      </w:r>
+      <w:r>
+        <w:t xml:space="preserve"> </w:t>
+      </w:r>
+      <w:r>
+        <w:rPr>
+          <w:i/>
+          <w:iCs/>
+        </w:rPr>
+        <w:t xml:space="preserve">c*</w:t>
+      </w:r>
+      <w:r>
+        <w:t xml:space="preserve">,</w:t>
+      </w:r>
+      <w:r>
+        <w:t xml:space="preserve"> </w:t>
+      </w:r>
+      <w:r>
+        <w:rPr>
+          <w:i/>
+          <w:iCs/>
+        </w:rPr>
+        <w:t xml:space="preserve">x</w:t>
+      </w:r>
+      <w:r>
+        <w:t xml:space="preserve"> </w:t>
+      </w:r>
+      <w:r>
+        <w:t xml:space="preserve">lacked detectable autocorrelation, consistent with more complex depositional/topographic features found at this site (</w:t>
       </w:r>
       <w:hyperlink w:anchor="tbl-geocol-semivariogram">
         <w:r>
@@ -5754,7 +6882,7 @@
       <w:tr>
         <w:tc>
           <w:tcPr/>
-          <w:bookmarkStart w:id="27" w:name="tbl-geocol-semivariogram"/>
+          <w:bookmarkStart w:id="26" w:name="tbl-geocol-semivariogram"/>
           <w:p>
             <w:pPr>
               <w:jc w:val="center"/>
@@ -8578,7 +9706,7 @@
               </w:tc>
             </w:tr>
           </w:tbl>
-          <w:bookmarkEnd w:id="27"/>
+          <w:bookmarkEnd w:id="26"/>
           <w:p/>
         </w:tc>
       </w:tr>
@@ -8599,7 +9727,7 @@
         </w:rPr>
         <w:t xml:space="preserve"> </w:t>
       </w:r>
-      <w:hyperlink r:id="rId28">
+      <w:hyperlink r:id="rId27">
         <w:r>
           <w:rPr>
             <w:rStyle w:val="InternetLink"/>
@@ -8622,7 +9750,7 @@
       <w:tr>
         <w:tc>
           <w:tcPr/>
-          <w:bookmarkStart w:id="32" w:name="fig-ag_map"/>
+          <w:bookmarkStart w:id="31" w:name="fig-ag_map"/>
           <w:p>
             <w:pPr>
               <w:pStyle w:val="Compact"/>
@@ -8633,18 +9761,18 @@
                 <wp:inline>
                   <wp:extent cx="5943600" cy="11887200"/>
                   <wp:effectExtent b="0" l="0" r="0" t="0"/>
-                  <wp:docPr descr="" title="" id="30" name="Picture"/>
+                  <wp:docPr descr="" title="" id="29" name="Picture"/>
                   <a:graphic>
                     <a:graphicData uri="http://schemas.openxmlformats.org/drawingml/2006/picture">
                       <pic:pic>
                         <pic:nvPicPr>
-                          <pic:cNvPr descr="index_files/figure-docx/notebooks-property_maps-fig-ag_map-output-1.png" id="31" name="Picture"/>
+                          <pic:cNvPr descr="index_files/figure-docx/notebooks-property_maps-fig-ag_map-output-1.png" id="30" name="Picture"/>
                           <pic:cNvPicPr>
                             <a:picLocks noChangeArrowheads="1" noChangeAspect="1"/>
                           </pic:cNvPicPr>
                         </pic:nvPicPr>
                         <pic:blipFill>
-                          <a:blip r:embed="rId29"/>
+                          <a:blip r:embed="rId28"/>
                           <a:stretch>
                             <a:fillRect/>
                           </a:stretch>
@@ -8684,7 +9812,7 @@
               <w:t xml:space="preserve">Figure 2: Kriged maps of select colour and geochemical properties and elevation across the agricultural site.</w:t>
             </w:r>
           </w:p>
-          <w:bookmarkEnd w:id="32"/>
+          <w:bookmarkEnd w:id="31"/>
         </w:tc>
       </w:tr>
     </w:tbl>
@@ -8704,7 +9832,7 @@
         </w:rPr>
         <w:t xml:space="preserve"> </w:t>
       </w:r>
-      <w:hyperlink r:id="rId33">
+      <w:hyperlink r:id="rId32">
         <w:r>
           <w:rPr>
             <w:rStyle w:val="InternetLink"/>
@@ -8727,7 +9855,7 @@
       <w:tr>
         <w:tc>
           <w:tcPr/>
-          <w:bookmarkStart w:id="37" w:name="fig-forest_map"/>
+          <w:bookmarkStart w:id="36" w:name="fig-forest_map"/>
           <w:p>
             <w:pPr>
               <w:pStyle w:val="Compact"/>
@@ -8738,18 +9866,18 @@
                 <wp:inline>
                   <wp:extent cx="5943600" cy="7723584"/>
                   <wp:effectExtent b="0" l="0" r="0" t="0"/>
-                  <wp:docPr descr="" title="" id="35" name="Picture"/>
+                  <wp:docPr descr="" title="" id="34" name="Picture"/>
                   <a:graphic>
                     <a:graphicData uri="http://schemas.openxmlformats.org/drawingml/2006/picture">
                       <pic:pic>
                         <pic:nvPicPr>
-                          <pic:cNvPr descr="index_files/figure-docx/notebooks-property_maps-fig-forest_map-output-1.png" id="36" name="Picture"/>
+                          <pic:cNvPr descr="index_files/figure-docx/notebooks-property_maps-fig-forest_map-output-1.png" id="35" name="Picture"/>
                           <pic:cNvPicPr>
                             <a:picLocks noChangeArrowheads="1" noChangeAspect="1"/>
                           </pic:cNvPicPr>
                         </pic:nvPicPr>
                         <pic:blipFill>
-                          <a:blip r:embed="rId34"/>
+                          <a:blip r:embed="rId33"/>
                           <a:stretch>
                             <a:fillRect/>
                           </a:stretch>
@@ -8789,7 +9917,7 @@
               <w:t xml:space="preserve">Figure 3: Kriged map of select colour and geochemical properties and elevation across the forested site.</w:t>
             </w:r>
           </w:p>
-          <w:bookmarkEnd w:id="37"/>
+          <w:bookmarkEnd w:id="36"/>
         </w:tc>
       </w:tr>
     </w:tbl>
@@ -8809,7 +9937,7 @@
         </w:rPr>
         <w:t xml:space="preserve"> </w:t>
       </w:r>
-      <w:hyperlink r:id="rId38">
+      <w:hyperlink r:id="rId37">
         <w:r>
           <w:rPr>
             <w:rStyle w:val="InternetLink"/>
@@ -8922,7 +10050,7 @@
       <w:tr>
         <w:tc>
           <w:tcPr/>
-          <w:bookmarkStart w:id="39" w:name="tbl-correlation"/>
+          <w:bookmarkStart w:id="38" w:name="tbl-correlation"/>
           <w:p>
             <w:pPr>
               <w:jc w:val="center"/>
@@ -11661,7 +12789,7 @@
               </w:tc>
             </w:tr>
           </w:tbl>
-          <w:bookmarkEnd w:id="39"/>
+          <w:bookmarkEnd w:id="38"/>
           <w:p/>
         </w:tc>
       </w:tr>
@@ -11682,7 +12810,7 @@
         </w:rPr>
         <w:t xml:space="preserve"> </w:t>
       </w:r>
-      <w:hyperlink r:id="rId40">
+      <w:hyperlink r:id="rId39">
         <w:r>
           <w:rPr>
             <w:rStyle w:val="InternetLink"/>
@@ -11803,7 +12931,7 @@
       <w:tr>
         <w:tc>
           <w:tcPr/>
-          <w:bookmarkStart w:id="41" w:name="tbl-rf-summary"/>
+          <w:bookmarkStart w:id="40" w:name="tbl-rf-summary"/>
           <w:p>
             <w:pPr>
               <w:jc w:val="center"/>
@@ -13599,7 +14727,7 @@
               </w:tc>
             </w:tr>
           </w:tbl>
-          <w:bookmarkEnd w:id="41"/>
+          <w:bookmarkEnd w:id="40"/>
           <w:p/>
         </w:tc>
       </w:tr>
@@ -13620,7 +14748,7 @@
         </w:rPr>
         <w:t xml:space="preserve"> </w:t>
       </w:r>
-      <w:hyperlink r:id="rId42">
+      <w:hyperlink r:id="rId41">
         <w:r>
           <w:rPr>
             <w:rStyle w:val="InternetLink"/>
@@ -13643,7 +14771,7 @@
       <w:tr>
         <w:tc>
           <w:tcPr/>
-          <w:bookmarkStart w:id="46" w:name="fig-rf-results"/>
+          <w:bookmarkStart w:id="45" w:name="fig-rf-results"/>
           <w:p>
             <w:pPr>
               <w:pStyle w:val="Compact"/>
@@ -13654,18 +14782,18 @@
                 <wp:inline>
                   <wp:extent cx="5943600" cy="4245428"/>
                   <wp:effectExtent b="0" l="0" r="0" t="0"/>
-                  <wp:docPr descr="" title="" id="44" name="Picture"/>
+                  <wp:docPr descr="" title="" id="43" name="Picture"/>
                   <a:graphic>
                     <a:graphicData uri="http://schemas.openxmlformats.org/drawingml/2006/picture">
                       <pic:pic>
                         <pic:nvPicPr>
-                          <pic:cNvPr descr="index_files/figure-docx/notebooks-RF_summary-fig-rf-results-output-1.png" id="45" name="Picture"/>
+                          <pic:cNvPr descr="index_files/figure-docx/notebooks-RF_summary-fig-rf-results-output-1.png" id="44" name="Picture"/>
                           <pic:cNvPicPr>
                             <a:picLocks noChangeArrowheads="1" noChangeAspect="1"/>
                           </pic:cNvPicPr>
                         </pic:nvPicPr>
                         <pic:blipFill>
-                          <a:blip r:embed="rId43"/>
+                          <a:blip r:embed="rId42"/>
                           <a:stretch>
                             <a:fillRect/>
                           </a:stretch>
@@ -13705,7 +14833,7 @@
               <w:t xml:space="preserve">Figure 4: Heat map of the Random Forest regression results showing the ranking of the importance of terrain attributes (based on % increase in Mean Squared Error) in explaining the spatial variabilty of selected colour and geochemical properties within the agricultural and forested sites. Top panel shows an average ranking for each site and across both sites.</w:t>
             </w:r>
           </w:p>
-          <w:bookmarkEnd w:id="46"/>
+          <w:bookmarkEnd w:id="45"/>
         </w:tc>
       </w:tr>
     </w:tbl>
@@ -13725,7 +14853,7 @@
         </w:rPr>
         <w:t xml:space="preserve"> </w:t>
       </w:r>
-      <w:hyperlink r:id="rId47">
+      <w:hyperlink r:id="rId46">
         <w:r>
           <w:rPr>
             <w:rStyle w:val="InternetLink"/>
@@ -13810,9 +14938,9 @@
         <w:t xml:space="preserve"> </w:t>
       </w:r>
     </w:p>
+    <w:bookmarkEnd w:id="47"/>
     <w:bookmarkEnd w:id="48"/>
-    <w:bookmarkEnd w:id="49"/>
-    <w:bookmarkStart w:id="54" w:name="discussion"/>
+    <w:bookmarkStart w:id="53" w:name="discussion"/>
     <w:p>
       <w:pPr>
         <w:pStyle w:val="Heading2"/>
@@ -13821,7 +14949,7 @@
         <w:t xml:space="preserve">4 Discussion</w:t>
       </w:r>
     </w:p>
-    <w:bookmarkStart w:id="50" w:name="variability-of-soil-properties"/>
+    <w:bookmarkStart w:id="49" w:name="variability-of-soil-properties"/>
     <w:p>
       <w:pPr>
         <w:pStyle w:val="Heading3"/>
@@ -13835,13 +14963,113 @@
         <w:pStyle w:val="FirstParagraph"/>
       </w:pPr>
       <w:r>
-        <w:t xml:space="preserve">Variability in soil geochemical properties has been studied at a range of scales including continental (Drew et al., 2010), regional (Rattenbury et al., 2018), watershed (Nanos and Rodríguez Martín, 2012), hillslope/catena, and farm field (Sun et al., 2021b).</w:t>
-      </w:r>
-      <w:r>
-        <w:t xml:space="preserve"> </w:t>
-      </w:r>
-      <w:r>
-        <w:t xml:space="preserve">The objectives of these studies included addressing issues of pollution/contamination, providing benchmark/baseline information, investigating pedological and weathering properties and processes, and soil surveying and mapping (Wilson et al., 2008).</w:t>
+        <w:t xml:space="preserve">Variability in soil geochemical properties has been studied at a range of scales including continental</w:t>
+      </w:r>
+      <w:r>
+        <w:t xml:space="preserve"> </w:t>
+      </w:r>
+      <w:r>
+        <w:t xml:space="preserve">(</w:t>
+      </w:r>
+      <w:hyperlink w:anchor="ref-drew2010">
+        <w:r>
+          <w:rPr>
+            <w:rStyle w:val="InternetLink"/>
+          </w:rPr>
+          <w:t xml:space="preserve">Drew et al., 2010</w:t>
+        </w:r>
+      </w:hyperlink>
+      <w:r>
+        <w:t xml:space="preserve">)</w:t>
+      </w:r>
+      <w:r>
+        <w:t xml:space="preserve">, regional</w:t>
+      </w:r>
+      <w:r>
+        <w:t xml:space="preserve"> </w:t>
+      </w:r>
+      <w:r>
+        <w:t xml:space="preserve">(</w:t>
+      </w:r>
+      <w:hyperlink w:anchor="ref-rattenbury2018">
+        <w:r>
+          <w:rPr>
+            <w:rStyle w:val="InternetLink"/>
+          </w:rPr>
+          <w:t xml:space="preserve">Rattenbury et al., 2018</w:t>
+        </w:r>
+      </w:hyperlink>
+      <w:r>
+        <w:t xml:space="preserve">)</w:t>
+      </w:r>
+      <w:r>
+        <w:t xml:space="preserve">, watershed</w:t>
+      </w:r>
+      <w:r>
+        <w:t xml:space="preserve"> </w:t>
+      </w:r>
+      <w:r>
+        <w:t xml:space="preserve">(</w:t>
+      </w:r>
+      <w:hyperlink w:anchor="ref-nanos2012">
+        <w:r>
+          <w:rPr>
+            <w:rStyle w:val="InternetLink"/>
+          </w:rPr>
+          <w:t xml:space="preserve">Nanos and Rodríguez Martín, 2012</w:t>
+        </w:r>
+      </w:hyperlink>
+      <w:r>
+        <w:t xml:space="preserve">)</w:t>
+      </w:r>
+      <w:r>
+        <w:t xml:space="preserve">, hillslope/catena, and farm field</w:t>
+      </w:r>
+      <w:r>
+        <w:t xml:space="preserve"> </w:t>
+      </w:r>
+      <w:r>
+        <w:t xml:space="preserve">(</w:t>
+      </w:r>
+      <w:hyperlink w:anchor="ref-sun2021a">
+        <w:r>
+          <w:rPr>
+            <w:rStyle w:val="InternetLink"/>
+          </w:rPr>
+          <w:t xml:space="preserve">Sun et al., 2021b</w:t>
+        </w:r>
+      </w:hyperlink>
+      <w:r>
+        <w:t xml:space="preserve">)</w:t>
+      </w:r>
+      <w:r>
+        <w:t xml:space="preserve">.</w:t>
+      </w:r>
+      <w:r>
+        <w:t xml:space="preserve"> </w:t>
+      </w:r>
+      <w:r>
+        <w:t xml:space="preserve">The objectives of these studies included addressing issues of pollution/contamination, providing benchmark/baseline information, investigating pedological and weathering properties and processes, and soil surveying and mapping</w:t>
+      </w:r>
+      <w:r>
+        <w:t xml:space="preserve"> </w:t>
+      </w:r>
+      <w:r>
+        <w:t xml:space="preserve">(</w:t>
+      </w:r>
+      <w:hyperlink w:anchor="ref-wilson2008">
+        <w:r>
+          <w:rPr>
+            <w:rStyle w:val="InternetLink"/>
+          </w:rPr>
+          <w:t xml:space="preserve">Wilson et al., 2008</w:t>
+        </w:r>
+      </w:hyperlink>
+      <w:r>
+        <w:t xml:space="preserve">)</w:t>
+      </w:r>
+      <w:r>
+        <w:t xml:space="preserve">.</w:t>
       </w:r>
       <w:r>
         <w:t xml:space="preserve"> </w:t>
@@ -13871,7 +15099,30 @@
         <w:t xml:space="preserve"> </w:t>
       </w:r>
       <w:r>
-        <w:t xml:space="preserve">Hot spots of soil processes, local variations in soil forming factors, and soil/land management practices can also lead to more extreme values (e.g., Vidon et al., 2010).</w:t>
+        <w:t xml:space="preserve">Hot spots of soil processes, local variations in soil forming factors, and soil/land management practices can also lead to more extreme values</w:t>
+      </w:r>
+      <w:r>
+        <w:t xml:space="preserve"> </w:t>
+      </w:r>
+      <w:r>
+        <w:t xml:space="preserve">(e.g.,</w:t>
+      </w:r>
+      <w:r>
+        <w:t xml:space="preserve"> </w:t>
+      </w:r>
+      <w:hyperlink w:anchor="ref-vidon2010">
+        <w:r>
+          <w:rPr>
+            <w:rStyle w:val="InternetLink"/>
+          </w:rPr>
+          <w:t xml:space="preserve">Vidon et al., 2010</w:t>
+        </w:r>
+      </w:hyperlink>
+      <w:r>
+        <w:t xml:space="preserve">)</w:t>
+      </w:r>
+      <w:r>
+        <w:t xml:space="preserve">.</w:t>
       </w:r>
       <w:r>
         <w:t xml:space="preserve"> </w:t>
@@ -13889,7 +15140,27 @@
         <w:t xml:space="preserve"> </w:t>
       </w:r>
       <w:r>
-        <w:t xml:space="preserve">Soil colour properties exhibited a near-normal distribution with a low CV which is consistent with claims that soil hue and value (Munsell colour system) have a low CV (Pennock et al., 2008).</w:t>
+        <w:t xml:space="preserve">Soil colour properties exhibited a near-normal distribution with a low CV which is consistent with claims that soil hue and value (Munsell colour system) have a low CV</w:t>
+      </w:r>
+      <w:r>
+        <w:t xml:space="preserve"> </w:t>
+      </w:r>
+      <w:r>
+        <w:t xml:space="preserve">(</w:t>
+      </w:r>
+      <w:hyperlink w:anchor="ref-pennock2008">
+        <w:r>
+          <w:rPr>
+            <w:rStyle w:val="InternetLink"/>
+          </w:rPr>
+          <w:t xml:space="preserve">Pennock et al., 2008</w:t>
+        </w:r>
+      </w:hyperlink>
+      <w:r>
+        <w:t xml:space="preserve">)</w:t>
+      </w:r>
+      <w:r>
+        <w:t xml:space="preserve">.</w:t>
       </w:r>
       <w:r>
         <w:t xml:space="preserve"> </w:t>
@@ -13901,7 +15172,80 @@
         <w:t xml:space="preserve"> </w:t>
       </w:r>
       <w:r>
-        <w:t xml:space="preserve">Soil colour coefficients (*a**, *b**, *c**, *h**, x) showed near-normal distributions and low CVs (Table 1), supporting their suitability for mixing models that assume normality and require low within-source variability.</w:t>
+        <w:t xml:space="preserve">Soil colour coefficients (</w:t>
+      </w:r>
+      <w:r>
+        <w:rPr>
+          <w:i/>
+          <w:iCs/>
+        </w:rPr>
+        <w:t xml:space="preserve">a*</w:t>
+      </w:r>
+      <w:r>
+        <w:t xml:space="preserve">,</w:t>
+      </w:r>
+      <w:r>
+        <w:t xml:space="preserve"> </w:t>
+      </w:r>
+      <w:r>
+        <w:rPr>
+          <w:i/>
+          <w:iCs/>
+        </w:rPr>
+        <w:t xml:space="preserve">b*</w:t>
+      </w:r>
+      <w:r>
+        <w:t xml:space="preserve">,</w:t>
+      </w:r>
+      <w:r>
+        <w:t xml:space="preserve"> </w:t>
+      </w:r>
+      <w:r>
+        <w:rPr>
+          <w:i/>
+          <w:iCs/>
+        </w:rPr>
+        <w:t xml:space="preserve">c*</w:t>
+      </w:r>
+      <w:r>
+        <w:t xml:space="preserve">,</w:t>
+      </w:r>
+      <w:r>
+        <w:t xml:space="preserve"> </w:t>
+      </w:r>
+      <w:r>
+        <w:rPr>
+          <w:i/>
+          <w:iCs/>
+        </w:rPr>
+        <w:t xml:space="preserve">h*</w:t>
+      </w:r>
+      <w:r>
+        <w:t xml:space="preserve">,</w:t>
+      </w:r>
+      <w:r>
+        <w:t xml:space="preserve"> </w:t>
+      </w:r>
+      <w:r>
+        <w:rPr>
+          <w:i/>
+          <w:iCs/>
+        </w:rPr>
+        <w:t xml:space="preserve">x</w:t>
+      </w:r>
+      <w:r>
+        <w:t xml:space="preserve">) showed near-normal distributions and low CVs (</w:t>
+      </w:r>
+      <w:hyperlink w:anchor="tbl-univariate-summary">
+        <w:r>
+          <w:rPr>
+            <w:rStyle w:val="InternetLink"/>
+          </w:rPr>
+          <w:t xml:space="preserve">Table 1</w:t>
+        </w:r>
+      </w:hyperlink>
+      <w:r>
+        <w:t xml:space="preserve">), supporting their suitability for mixing models that assume normality and require low within-source variability.</w:t>
       </w:r>
     </w:p>
     <w:p>
@@ -13915,7 +15259,27 @@
         <w:t xml:space="preserve"> </w:t>
       </w:r>
       <w:r>
-        <w:t xml:space="preserve">Trace elements correlate strongly with fine material (&lt;2 μm) due to its high surface area and reactivity (Horowitz, 1991).</w:t>
+        <w:t xml:space="preserve">Trace elements correlate strongly with fine material (&lt;2 μm) due to its high surface area and reactivity</w:t>
+      </w:r>
+      <w:r>
+        <w:t xml:space="preserve"> </w:t>
+      </w:r>
+      <w:r>
+        <w:t xml:space="preserve">(</w:t>
+      </w:r>
+      <w:hyperlink w:anchor="ref-horowitz1991">
+        <w:r>
+          <w:rPr>
+            <w:rStyle w:val="InternetLink"/>
+          </w:rPr>
+          <w:t xml:space="preserve">Horowitz, 1991</w:t>
+        </w:r>
+      </w:hyperlink>
+      <w:r>
+        <w:t xml:space="preserve">)</w:t>
+      </w:r>
+      <w:r>
+        <w:t xml:space="preserve">.</w:t>
       </w:r>
       <w:r>
         <w:t xml:space="preserve"> </w:t>
@@ -13933,7 +15297,27 @@
         <w:t xml:space="preserve"> </w:t>
       </w:r>
       <w:r>
-        <w:t xml:space="preserve">The floodplain within the forested site is likely accumulating shale-rich material derived from the Manitoba Escarpment which is enriched in trace metals (Nicolas and Bamburak, 2011).</w:t>
+        <w:t xml:space="preserve">The floodplain within the forested site is likely accumulating shale-rich material derived from the Manitoba Escarpment which is enriched in trace metals</w:t>
+      </w:r>
+      <w:r>
+        <w:t xml:space="preserve"> </w:t>
+      </w:r>
+      <w:r>
+        <w:t xml:space="preserve">(</w:t>
+      </w:r>
+      <w:hyperlink w:anchor="ref-nicolas2011">
+        <w:r>
+          <w:rPr>
+            <w:rStyle w:val="InternetLink"/>
+          </w:rPr>
+          <w:t xml:space="preserve">Nicolas and Bamburak, 2011</w:t>
+        </w:r>
+      </w:hyperlink>
+      <w:r>
+        <w:t xml:space="preserve">)</w:t>
+      </w:r>
+      <w:r>
+        <w:t xml:space="preserve">.</w:t>
       </w:r>
       <w:r>
         <w:t xml:space="preserve"> </w:t>
@@ -13956,7 +15340,27 @@
         <w:t xml:space="preserve"> </w:t>
       </w:r>
       <w:r>
-        <w:t xml:space="preserve">The forested site also had a higher and much more variable soil organic matter content (x̄ = 8.5 %, CV = 51.9 %) as compared to the agricultural site (x̄ = 11.6 %, CV = 16.1 %), which similarly to the grain size distribution, can influence the concentration of many major and trace elements (Horowitz, 1991).</w:t>
+        <w:t xml:space="preserve">The forested site also had a higher and much more variable soil organic matter content (x̄ = 8.5 %, CV = 51.9 %) as compared to the agricultural site (x̄ = 11.6 %, CV = 16.1 %), which similarly to the grain size distribution, can influence the concentration of many major and trace elements</w:t>
+      </w:r>
+      <w:r>
+        <w:t xml:space="preserve"> </w:t>
+      </w:r>
+      <w:r>
+        <w:t xml:space="preserve">(</w:t>
+      </w:r>
+      <w:hyperlink w:anchor="ref-horowitz1991">
+        <w:r>
+          <w:rPr>
+            <w:rStyle w:val="InternetLink"/>
+          </w:rPr>
+          <w:t xml:space="preserve">Horowitz, 1991</w:t>
+        </w:r>
+      </w:hyperlink>
+      <w:r>
+        <w:t xml:space="preserve">)</w:t>
+      </w:r>
+      <w:r>
+        <w:t xml:space="preserve">.</w:t>
       </w:r>
       <w:r>
         <w:t xml:space="preserve"> </w:t>
@@ -13965,8 +15369,8 @@
         <w:t xml:space="preserve">These results provide evidence that land use and landscape complexity play a role in driving soil property variability that can be considered when developing a strategic sampling design.</w:t>
       </w:r>
     </w:p>
-    <w:bookmarkEnd w:id="50"/>
-    <w:bookmarkStart w:id="51" w:name="spatial-distribution"/>
+    <w:bookmarkEnd w:id="49"/>
+    <w:bookmarkStart w:id="50" w:name="spatial-distribution"/>
     <w:p>
       <w:pPr>
         <w:pStyle w:val="Heading3"/>
@@ -14010,7 +15414,27 @@
         <w:t xml:space="preserve"> </w:t>
       </w:r>
       <w:r>
-        <w:t xml:space="preserve">This is important for improving variogram modeling and kriging interpolation (Lark and Marchant, 2018).</w:t>
+        <w:t xml:space="preserve">This is important for improving variogram modeling and kriging interpolation</w:t>
+      </w:r>
+      <w:r>
+        <w:t xml:space="preserve"> </w:t>
+      </w:r>
+      <w:r>
+        <w:t xml:space="preserve">(</w:t>
+      </w:r>
+      <w:hyperlink w:anchor="ref-lark2018">
+        <w:r>
+          <w:rPr>
+            <w:rStyle w:val="InternetLink"/>
+          </w:rPr>
+          <w:t xml:space="preserve">Lark and Marchant, 2018</w:t>
+        </w:r>
+      </w:hyperlink>
+      <w:r>
+        <w:t xml:space="preserve">)</w:t>
+      </w:r>
+      <w:r>
+        <w:t xml:space="preserve">.</w:t>
       </w:r>
       <w:r>
         <w:t xml:space="preserve"> </w:t>
@@ -14026,10 +15450,49 @@
           <w:i/>
           <w:iCs/>
         </w:rPr>
-        <w:t xml:space="preserve">a*, b*</w:t>
-      </w:r>
-      <w:r>
-        <w:t xml:space="preserve">, c*, x) likely reflect mixed depositional environments and fine-scale heterogeneity that exceed the sampling resolution; acknowledging their behavior is critical when selecting fingerprints.</w:t>
+        <w:t xml:space="preserve">a*</w:t>
+      </w:r>
+      <w:r>
+        <w:t xml:space="preserve">,</w:t>
+      </w:r>
+      <w:r>
+        <w:t xml:space="preserve"> </w:t>
+      </w:r>
+      <w:r>
+        <w:rPr>
+          <w:i/>
+          <w:iCs/>
+        </w:rPr>
+        <w:t xml:space="preserve">b*</w:t>
+      </w:r>
+      <w:r>
+        <w:t xml:space="preserve">,</w:t>
+      </w:r>
+      <w:r>
+        <w:t xml:space="preserve"> </w:t>
+      </w:r>
+      <w:r>
+        <w:rPr>
+          <w:i/>
+          <w:iCs/>
+        </w:rPr>
+        <w:t xml:space="preserve">c*</w:t>
+      </w:r>
+      <w:r>
+        <w:t xml:space="preserve">,</w:t>
+      </w:r>
+      <w:r>
+        <w:t xml:space="preserve"> </w:t>
+      </w:r>
+      <w:r>
+        <w:rPr>
+          <w:i/>
+          <w:iCs/>
+        </w:rPr>
+        <w:t xml:space="preserve">x</w:t>
+      </w:r>
+      <w:r>
+        <w:t xml:space="preserve">) likely reflect mixed depositional environments and fine-scale heterogeneity that exceed the sampling resolution; acknowledging their behavior is critical when selecting fingerprints.</w:t>
       </w:r>
     </w:p>
     <w:p>
@@ -14049,7 +15512,30 @@
         <w:t xml:space="preserve"> </w:t>
       </w:r>
       <w:r>
-        <w:t xml:space="preserve">Koiter et al. (2013) discussed the issues surrounding the use of a statistical only approach to selecting fingerprints and that consideration of how fingerprints have developed improves the robustness of the sediment fingerprinting approach.</w:t>
+        <w:t xml:space="preserve">Koiter et al.</w:t>
+      </w:r>
+      <w:r>
+        <w:t xml:space="preserve"> </w:t>
+      </w:r>
+      <w:r>
+        <w:t xml:space="preserve">(</w:t>
+      </w:r>
+      <w:hyperlink w:anchor="ref-koiter2013">
+        <w:r>
+          <w:rPr>
+            <w:rStyle w:val="InternetLink"/>
+          </w:rPr>
+          <w:t xml:space="preserve">2013</w:t>
+        </w:r>
+      </w:hyperlink>
+      <w:r>
+        <w:t xml:space="preserve">)</w:t>
+      </w:r>
+      <w:r>
+        <w:t xml:space="preserve"> </w:t>
+      </w:r>
+      <w:r>
+        <w:t xml:space="preserve">discussed the issues surrounding the use of a statistical only approach to selecting fingerprints and that consideration of how fingerprints have developed improves the robustness of the sediment fingerprinting approach.</w:t>
       </w:r>
       <w:r>
         <w:t xml:space="preserve"> </w:t>
@@ -14061,7 +15547,56 @@
         <w:t xml:space="preserve"> </w:t>
       </w:r>
       <w:r>
-        <w:t xml:space="preserve">When such information does exist, it typically focuses on agronomically important properties (e.g., Mzuku et al., 2005) or is used for soil classification (e.g., Soil Classification Working Group, 1998).</w:t>
+        <w:t xml:space="preserve">When such information does exist, it typically focuses on agronomically important properties</w:t>
+      </w:r>
+      <w:r>
+        <w:t xml:space="preserve"> </w:t>
+      </w:r>
+      <w:r>
+        <w:t xml:space="preserve">(e.g.,</w:t>
+      </w:r>
+      <w:r>
+        <w:t xml:space="preserve"> </w:t>
+      </w:r>
+      <w:hyperlink w:anchor="ref-mzuku2005">
+        <w:r>
+          <w:rPr>
+            <w:rStyle w:val="InternetLink"/>
+          </w:rPr>
+          <w:t xml:space="preserve">Mzuku et al., 2005</w:t>
+        </w:r>
+      </w:hyperlink>
+      <w:r>
+        <w:t xml:space="preserve">)</w:t>
+      </w:r>
+      <w:r>
+        <w:t xml:space="preserve"> </w:t>
+      </w:r>
+      <w:r>
+        <w:t xml:space="preserve">or is used for soil classification</w:t>
+      </w:r>
+      <w:r>
+        <w:t xml:space="preserve"> </w:t>
+      </w:r>
+      <w:r>
+        <w:t xml:space="preserve">(e.g.,</w:t>
+      </w:r>
+      <w:r>
+        <w:t xml:space="preserve"> </w:t>
+      </w:r>
+      <w:hyperlink w:anchor="ref-soilclassificationworkinggroup1998">
+        <w:r>
+          <w:rPr>
+            <w:rStyle w:val="InternetLink"/>
+          </w:rPr>
+          <w:t xml:space="preserve">Group, 1998</w:t>
+        </w:r>
+      </w:hyperlink>
+      <w:r>
+        <w:t xml:space="preserve">)</w:t>
+      </w:r>
+      <w:r>
+        <w:t xml:space="preserve">.</w:t>
       </w:r>
       <w:r>
         <w:t xml:space="preserve"> </w:t>
@@ -14082,8 +15617,8 @@
         <w:t xml:space="preserve">The results from this study support this approach.</w:t>
       </w:r>
     </w:p>
-    <w:bookmarkEnd w:id="51"/>
-    <w:bookmarkStart w:id="52" w:name="terrain-attributes-and-soil-properties"/>
+    <w:bookmarkEnd w:id="50"/>
+    <w:bookmarkStart w:id="51" w:name="terrain-attributes-and-soil-properties"/>
     <w:p>
       <w:pPr>
         <w:pStyle w:val="Heading3"/>
@@ -14115,19 +15650,96 @@
         <w:t xml:space="preserve"> </w:t>
       </w:r>
       <w:r>
-        <w:t xml:space="preserve">The results of this study are consistent with the findings of Mashalaba et al. (2020) who also found that similar terrain attributes were important in predicting a range of other soil properties including texture, bulk density, and hydaulic conductivity.</w:t>
-      </w:r>
-      <w:r>
-        <w:t xml:space="preserve"> </w:t>
-      </w:r>
-      <w:r>
-        <w:t xml:space="preserve">These attributes likely emerged as the most important factor in explaining the observed variability as they are strongly linked to a range of geomorphic and hydrologic process and conditions (Libohova et al., 2024; Mello et al., 2022).</w:t>
-      </w:r>
-      <w:r>
-        <w:t xml:space="preserve"> </w:t>
-      </w:r>
-      <w:r>
-        <w:t xml:space="preserve">For example, in eroded landscapes in the Prairie region of Canada, Ca concentrations have been found to be higher in upper slope positions from erosion and subsequent exposure of high-carbonate subsoil (Papiernik et al., 2005).</w:t>
+        <w:t xml:space="preserve">The results of this study are consistent with the findings of Mashalaba et al.</w:t>
+      </w:r>
+      <w:r>
+        <w:t xml:space="preserve"> </w:t>
+      </w:r>
+      <w:r>
+        <w:t xml:space="preserve">(</w:t>
+      </w:r>
+      <w:hyperlink w:anchor="ref-mashalaba2020">
+        <w:r>
+          <w:rPr>
+            <w:rStyle w:val="InternetLink"/>
+          </w:rPr>
+          <w:t xml:space="preserve">2020</w:t>
+        </w:r>
+      </w:hyperlink>
+      <w:r>
+        <w:t xml:space="preserve">)</w:t>
+      </w:r>
+      <w:r>
+        <w:t xml:space="preserve"> </w:t>
+      </w:r>
+      <w:r>
+        <w:t xml:space="preserve">who also found that similar terrain attributes were important in predicting a range of other soil properties including texture, bulk density, and hydaulic conductivity.</w:t>
+      </w:r>
+      <w:r>
+        <w:t xml:space="preserve"> </w:t>
+      </w:r>
+      <w:r>
+        <w:t xml:space="preserve">These attributes likely emerged as the most important factor in explaining the observed variability as they are strongly linked to a range of geomorphic and hydrologic process and conditions</w:t>
+      </w:r>
+      <w:r>
+        <w:t xml:space="preserve"> </w:t>
+      </w:r>
+      <w:r>
+        <w:t xml:space="preserve">(</w:t>
+      </w:r>
+      <w:hyperlink w:anchor="ref-libohova2024">
+        <w:r>
+          <w:rPr>
+            <w:rStyle w:val="InternetLink"/>
+          </w:rPr>
+          <w:t xml:space="preserve">Libohova et al., 2024</w:t>
+        </w:r>
+      </w:hyperlink>
+      <w:r>
+        <w:t xml:space="preserve">;</w:t>
+      </w:r>
+      <w:r>
+        <w:t xml:space="preserve"> </w:t>
+      </w:r>
+      <w:hyperlink w:anchor="ref-mello2022">
+        <w:r>
+          <w:rPr>
+            <w:rStyle w:val="InternetLink"/>
+          </w:rPr>
+          <w:t xml:space="preserve">Mello et al., 2022</w:t>
+        </w:r>
+      </w:hyperlink>
+      <w:r>
+        <w:t xml:space="preserve">)</w:t>
+      </w:r>
+      <w:r>
+        <w:t xml:space="preserve">.</w:t>
+      </w:r>
+      <w:r>
+        <w:t xml:space="preserve"> </w:t>
+      </w:r>
+      <w:r>
+        <w:t xml:space="preserve">For example, in eroded landscapes in the Prairie region of Canada, Ca concentrations have been found to be higher in upper slope positions from erosion and subsequent exposure of high-carbonate subsoil</w:t>
+      </w:r>
+      <w:r>
+        <w:t xml:space="preserve"> </w:t>
+      </w:r>
+      <w:r>
+        <w:t xml:space="preserve">(</w:t>
+      </w:r>
+      <w:hyperlink w:anchor="ref-papiernik2005">
+        <w:r>
+          <w:rPr>
+            <w:rStyle w:val="InternetLink"/>
+          </w:rPr>
+          <w:t xml:space="preserve">Papiernik et al., 2005</w:t>
+        </w:r>
+      </w:hyperlink>
+      <w:r>
+        <w:t xml:space="preserve">)</w:t>
+      </w:r>
+      <w:r>
+        <w:t xml:space="preserve">.</w:t>
       </w:r>
       <w:r>
         <w:t xml:space="preserve"> </w:t>
@@ -14139,7 +15751,27 @@
         <w:t xml:space="preserve"> </w:t>
       </w:r>
       <w:r>
-        <w:t xml:space="preserve">Landscape position can also have a strong influence on pedogenic process; for example, the translocation of Fe and clay down the soil profile is a diagnostic criteria used in classifying soils (Stonehouse and St. Arnaud, 1971).</w:t>
+        <w:t xml:space="preserve">Landscape position can also have a strong influence on pedogenic process; for example, the translocation of Fe and clay down the soil profile is a diagnostic criteria used in classifying soils</w:t>
+      </w:r>
+      <w:r>
+        <w:t xml:space="preserve"> </w:t>
+      </w:r>
+      <w:r>
+        <w:t xml:space="preserve">(</w:t>
+      </w:r>
+      <w:hyperlink w:anchor="ref-stonehouse1971">
+        <w:r>
+          <w:rPr>
+            <w:rStyle w:val="InternetLink"/>
+          </w:rPr>
+          <w:t xml:space="preserve">Stonehouse and St. Arnaud, 1971</w:t>
+        </w:r>
+      </w:hyperlink>
+      <w:r>
+        <w:t xml:space="preserve">)</w:t>
+      </w:r>
+      <w:r>
+        <w:t xml:space="preserve">.</w:t>
       </w:r>
       <w:r>
         <w:t xml:space="preserve"> </w:t>
@@ -14151,7 +15783,27 @@
         <w:t xml:space="preserve"> </w:t>
       </w:r>
       <w:r>
-        <w:t xml:space="preserve">Tillage and water erosion results in the net loss of darker organic-rich topsoil from upper slope positions resulting in the exposure of the lighter subsoil (Papiernik et al., 2005).</w:t>
+        <w:t xml:space="preserve">Tillage and water erosion results in the net loss of darker organic-rich topsoil from upper slope positions resulting in the exposure of the lighter subsoil</w:t>
+      </w:r>
+      <w:r>
+        <w:t xml:space="preserve"> </w:t>
+      </w:r>
+      <w:r>
+        <w:t xml:space="preserve">(</w:t>
+      </w:r>
+      <w:hyperlink w:anchor="ref-papiernik2005">
+        <w:r>
+          <w:rPr>
+            <w:rStyle w:val="InternetLink"/>
+          </w:rPr>
+          <w:t xml:space="preserve">Papiernik et al., 2005</w:t>
+        </w:r>
+      </w:hyperlink>
+      <w:r>
+        <w:t xml:space="preserve">)</w:t>
+      </w:r>
+      <w:r>
+        <w:t xml:space="preserve">.</w:t>
       </w:r>
       <w:r>
         <w:t xml:space="preserve"> </w:t>
@@ -14163,13 +15815,90 @@
         <w:t xml:space="preserve"> </w:t>
       </w:r>
       <w:r>
-        <w:t xml:space="preserve">There is also evidence that suggests that soil texture varies with elevation and slope position, with coarser material on upper slopes and finer material accumulating in lower positions (Cox et al., 2003; Kokulan et al., 2018).</w:t>
-      </w:r>
-      <w:r>
-        <w:t xml:space="preserve"> </w:t>
-      </w:r>
-      <w:r>
-        <w:t xml:space="preserve">Given the strong correlation of organic matter and texture with soil geochemistry (Horowitz, 1991) and colour (Viscarra Rossel et al., 2009), these properties may also help explain the observed spatial patterns .</w:t>
+        <w:t xml:space="preserve">There is also evidence that suggests that soil texture varies with elevation and slope position, with coarser material on upper slopes and finer material accumulating in lower positions</w:t>
+      </w:r>
+      <w:r>
+        <w:t xml:space="preserve"> </w:t>
+      </w:r>
+      <w:r>
+        <w:t xml:space="preserve">(</w:t>
+      </w:r>
+      <w:hyperlink w:anchor="ref-cox2003">
+        <w:r>
+          <w:rPr>
+            <w:rStyle w:val="InternetLink"/>
+          </w:rPr>
+          <w:t xml:space="preserve">Cox et al., 2003</w:t>
+        </w:r>
+      </w:hyperlink>
+      <w:r>
+        <w:t xml:space="preserve">;</w:t>
+      </w:r>
+      <w:r>
+        <w:t xml:space="preserve"> </w:t>
+      </w:r>
+      <w:hyperlink w:anchor="ref-kokulan2018">
+        <w:r>
+          <w:rPr>
+            <w:rStyle w:val="InternetLink"/>
+          </w:rPr>
+          <w:t xml:space="preserve">Kokulan et al., 2018</w:t>
+        </w:r>
+      </w:hyperlink>
+      <w:r>
+        <w:t xml:space="preserve">)</w:t>
+      </w:r>
+      <w:r>
+        <w:t xml:space="preserve">.</w:t>
+      </w:r>
+      <w:r>
+        <w:t xml:space="preserve"> </w:t>
+      </w:r>
+      <w:r>
+        <w:t xml:space="preserve">Given the strong correlation of organic matter and texture with soil geochemistry</w:t>
+      </w:r>
+      <w:r>
+        <w:t xml:space="preserve"> </w:t>
+      </w:r>
+      <w:r>
+        <w:t xml:space="preserve">(</w:t>
+      </w:r>
+      <w:hyperlink w:anchor="ref-horowitz1991">
+        <w:r>
+          <w:rPr>
+            <w:rStyle w:val="InternetLink"/>
+          </w:rPr>
+          <w:t xml:space="preserve">Horowitz, 1991</w:t>
+        </w:r>
+      </w:hyperlink>
+      <w:r>
+        <w:t xml:space="preserve">)</w:t>
+      </w:r>
+      <w:r>
+        <w:t xml:space="preserve"> </w:t>
+      </w:r>
+      <w:r>
+        <w:t xml:space="preserve">and colour</w:t>
+      </w:r>
+      <w:r>
+        <w:t xml:space="preserve"> </w:t>
+      </w:r>
+      <w:r>
+        <w:t xml:space="preserve">(</w:t>
+      </w:r>
+      <w:hyperlink w:anchor="ref-viscarrarossel2009">
+        <w:r>
+          <w:rPr>
+            <w:rStyle w:val="InternetLink"/>
+          </w:rPr>
+          <w:t xml:space="preserve">Viscarra Rossel et al., 2009</w:t>
+        </w:r>
+      </w:hyperlink>
+      <w:r>
+        <w:t xml:space="preserve">)</w:t>
+      </w:r>
+      <w:r>
+        <w:t xml:space="preserve">, these properties may also help explain the observed spatial patterns .</w:t>
       </w:r>
       <w:r>
         <w:t xml:space="preserve"> </w:t>
@@ -14181,7 +15910,27 @@
         <w:t xml:space="preserve"> </w:t>
       </w:r>
       <w:r>
-        <w:t xml:space="preserve">In these settings, terrain attributes can serve as an initial step in developing efficient and effective sampling designs (Pham et al. 2025).</w:t>
+        <w:t xml:space="preserve">In these settings, terrain attributes can serve as an initial step in developing efficient and effective sampling designs</w:t>
+      </w:r>
+      <w:r>
+        <w:t xml:space="preserve"> </w:t>
+      </w:r>
+      <w:r>
+        <w:t xml:space="preserve">(</w:t>
+      </w:r>
+      <w:hyperlink w:anchor="ref-pham2025">
+        <w:r>
+          <w:rPr>
+            <w:rStyle w:val="InternetLink"/>
+          </w:rPr>
+          <w:t xml:space="preserve">Pham et al., 2025</w:t>
+        </w:r>
+      </w:hyperlink>
+      <w:r>
+        <w:t xml:space="preserve">)</w:t>
+      </w:r>
+      <w:r>
+        <w:t xml:space="preserve">.</w:t>
       </w:r>
       <w:r>
         <w:t xml:space="preserve"> </w:t>
@@ -14208,8 +15957,8 @@
         <w:t xml:space="preserve">Additional work is needed to fully assess the utility of terrain mapping in predicting and mapping fingerprint properties, particularly in complex terrains.</w:t>
       </w:r>
     </w:p>
-    <w:bookmarkEnd w:id="52"/>
-    <w:bookmarkStart w:id="53" w:name="limitations-and-future-work"/>
+    <w:bookmarkEnd w:id="51"/>
+    <w:bookmarkStart w:id="52" w:name="limitations-and-future-work"/>
     <w:p>
       <w:pPr>
         <w:pStyle w:val="Heading3"/>
@@ -14223,13 +15972,53 @@
         <w:pStyle w:val="FirstParagraph"/>
       </w:pPr>
       <w:r>
-        <w:t xml:space="preserve">The impact of sampling design the characterization of fingerprints can be substantial (Luna Miño et al., 2024), which in turn can affect the apportionment results, and the conclusion and recommendations drawn from them.</w:t>
-      </w:r>
-      <w:r>
-        <w:t xml:space="preserve"> </w:t>
-      </w:r>
-      <w:r>
-        <w:t xml:space="preserve">However, due to the high cost of sample collection, preparation, and analysis, small sample sizes collected across a single season are commonplace and a source of uncertainty in sediment fingerprinting studies (Evrard et al. 2022).</w:t>
+        <w:t xml:space="preserve">The impact of sampling design the characterization of fingerprints can be substantial</w:t>
+      </w:r>
+      <w:r>
+        <w:t xml:space="preserve"> </w:t>
+      </w:r>
+      <w:r>
+        <w:t xml:space="preserve">(</w:t>
+      </w:r>
+      <w:hyperlink w:anchor="ref-lunamiño2024">
+        <w:r>
+          <w:rPr>
+            <w:rStyle w:val="InternetLink"/>
+          </w:rPr>
+          <w:t xml:space="preserve">Luna Miño et al., 2024</w:t>
+        </w:r>
+      </w:hyperlink>
+      <w:r>
+        <w:t xml:space="preserve">)</w:t>
+      </w:r>
+      <w:r>
+        <w:t xml:space="preserve">, which in turn can affect the apportionment results, and the conclusion and recommendations drawn from them.</w:t>
+      </w:r>
+      <w:r>
+        <w:t xml:space="preserve"> </w:t>
+      </w:r>
+      <w:r>
+        <w:t xml:space="preserve">However, due to the high cost of sample collection, preparation, and analysis, small sample sizes collected across a single season are commonplace and a source of uncertainty in sediment fingerprinting studies</w:t>
+      </w:r>
+      <w:r>
+        <w:t xml:space="preserve"> </w:t>
+      </w:r>
+      <w:r>
+        <w:t xml:space="preserve">(</w:t>
+      </w:r>
+      <w:hyperlink w:anchor="ref-evrard2022">
+        <w:r>
+          <w:rPr>
+            <w:rStyle w:val="InternetLink"/>
+          </w:rPr>
+          <w:t xml:space="preserve">Evrard et al., 2022</w:t>
+        </w:r>
+      </w:hyperlink>
+      <w:r>
+        <w:t xml:space="preserve">)</w:t>
+      </w:r>
+      <w:r>
+        <w:t xml:space="preserve">.</w:t>
       </w:r>
       <w:r>
         <w:t xml:space="preserve"> </w:t>
@@ -14241,7 +16030,27 @@
         <w:t xml:space="preserve"> </w:t>
       </w:r>
       <w:r>
-        <w:t xml:space="preserve">Terrain attributes have been successfully used in digital soil mapping exercises, demonstrating their value in spatially characterizing soil properties (Rizzo et al. 2016).</w:t>
+        <w:t xml:space="preserve">Terrain attributes have been successfully used in digital soil mapping exercises, demonstrating their value in spatially characterizing soil properties</w:t>
+      </w:r>
+      <w:r>
+        <w:t xml:space="preserve"> </w:t>
+      </w:r>
+      <w:r>
+        <w:t xml:space="preserve">(</w:t>
+      </w:r>
+      <w:hyperlink w:anchor="ref-rizzo2016">
+        <w:r>
+          <w:rPr>
+            <w:rStyle w:val="InternetLink"/>
+          </w:rPr>
+          <w:t xml:space="preserve">Rizzo et al., 2016</w:t>
+        </w:r>
+      </w:hyperlink>
+      <w:r>
+        <w:t xml:space="preserve">)</w:t>
+      </w:r>
+      <w:r>
+        <w:t xml:space="preserve">.</w:t>
       </w:r>
       <w:r>
         <w:t xml:space="preserve"> </w:t>
@@ -14285,7 +16094,27 @@
         <w:t xml:space="preserve"> </w:t>
       </w:r>
       <w:r>
-        <w:t xml:space="preserve">While sediment fingerprinting assumes consistent source signatures over time, few studies validate this due to the challenges associated with repeated sample collection (Evrard et al. 2022).</w:t>
+        <w:t xml:space="preserve">While sediment fingerprinting assumes consistent source signatures over time, few studies validate this due to the challenges associated with repeated sample collection</w:t>
+      </w:r>
+      <w:r>
+        <w:t xml:space="preserve"> </w:t>
+      </w:r>
+      <w:r>
+        <w:t xml:space="preserve">(</w:t>
+      </w:r>
+      <w:hyperlink w:anchor="ref-evrard2022">
+        <w:r>
+          <w:rPr>
+            <w:rStyle w:val="InternetLink"/>
+          </w:rPr>
+          <w:t xml:space="preserve">Evrard et al., 2022</w:t>
+        </w:r>
+      </w:hyperlink>
+      <w:r>
+        <w:t xml:space="preserve">)</w:t>
+      </w:r>
+      <w:r>
+        <w:t xml:space="preserve">.</w:t>
       </w:r>
     </w:p>
     <w:p>
@@ -14314,9 +16143,9 @@
         <w:t xml:space="preserve">Additional work is needed to establish standardized protocols for DEM processing, terrain attribute calculation, and variogram modeling to ensure that methods work across a range of landscapes.</w:t>
       </w:r>
     </w:p>
+    <w:bookmarkEnd w:id="52"/>
     <w:bookmarkEnd w:id="53"/>
-    <w:bookmarkEnd w:id="54"/>
-    <w:bookmarkStart w:id="55" w:name="conclusions"/>
+    <w:bookmarkStart w:id="54" w:name="conclusions"/>
     <w:p>
       <w:pPr>
         <w:pStyle w:val="Heading2"/>
@@ -14410,8 +16239,8 @@
         <w:t xml:space="preserve">are ideal for inclusion in sediment mixing models when low coefficients of variation and near-normal data distributions are assumed.</w:t>
       </w:r>
     </w:p>
-    <w:bookmarkEnd w:id="55"/>
-    <w:bookmarkStart w:id="56" w:name="acknowledgments"/>
+    <w:bookmarkEnd w:id="54"/>
+    <w:bookmarkStart w:id="55" w:name="acknowledgments"/>
     <w:p>
       <w:pPr>
         <w:pStyle w:val="Heading2"/>
@@ -14434,8 +16263,8 @@
         <w:t xml:space="preserve">Avila and the Riding Mountain National Park personnel.</w:t>
       </w:r>
     </w:p>
-    <w:bookmarkEnd w:id="56"/>
-    <w:bookmarkStart w:id="62" w:name="statements-and-declarations"/>
+    <w:bookmarkEnd w:id="55"/>
+    <w:bookmarkStart w:id="61" w:name="statements-and-declarations"/>
     <w:p>
       <w:pPr>
         <w:pStyle w:val="Heading2"/>
@@ -14444,7 +16273,7 @@
         <w:t xml:space="preserve">Statements and declarations</w:t>
       </w:r>
     </w:p>
-    <w:bookmarkStart w:id="57" w:name="funding"/>
+    <w:bookmarkStart w:id="56" w:name="funding"/>
     <w:p>
       <w:pPr>
         <w:pStyle w:val="Heading3"/>
@@ -14461,8 +16290,8 @@
         <w:t xml:space="preserve">This research was supported by the Natural Sciences and Engineering Research Council of Canada Discovery Grant - From source to sink: Investigating the linkages between sources of sediment and downstream water quality in Canadian watersheds - awarded to AJK (RGPIN-2019-05273).</w:t>
       </w:r>
     </w:p>
-    <w:bookmarkEnd w:id="57"/>
-    <w:bookmarkStart w:id="58" w:name="competing-interests"/>
+    <w:bookmarkEnd w:id="56"/>
+    <w:bookmarkStart w:id="57" w:name="competing-interests"/>
     <w:p>
       <w:pPr>
         <w:pStyle w:val="Heading3"/>
@@ -14479,8 +16308,8 @@
         <w:t xml:space="preserve">The authors have no competing interests to declare that are relevant to the content of this article.</w:t>
       </w:r>
     </w:p>
-    <w:bookmarkEnd w:id="58"/>
-    <w:bookmarkStart w:id="60" w:name="data-and-code-availability"/>
+    <w:bookmarkEnd w:id="57"/>
+    <w:bookmarkStart w:id="59" w:name="data-and-code-availability"/>
     <w:p>
       <w:pPr>
         <w:pStyle w:val="Heading3"/>
@@ -14499,7 +16328,7 @@
       <w:r>
         <w:t xml:space="preserve"> </w:t>
       </w:r>
-      <w:hyperlink r:id="rId59">
+      <w:hyperlink r:id="rId58">
         <w:r>
           <w:rPr>
             <w:rStyle w:val="InternetLink"/>
@@ -14508,8 +16337,8 @@
         </w:r>
       </w:hyperlink>
     </w:p>
-    <w:bookmarkEnd w:id="60"/>
-    <w:bookmarkStart w:id="61" w:name="author-contributions"/>
+    <w:bookmarkEnd w:id="59"/>
+    <w:bookmarkStart w:id="60" w:name="author-contributions"/>
     <w:p>
       <w:pPr>
         <w:pStyle w:val="Heading3"/>
@@ -14602,9 +16431,9 @@
         <w:t xml:space="preserve">Methodology; Formal analysis; Writing - Review &amp; Editing</w:t>
       </w:r>
     </w:p>
+    <w:bookmarkEnd w:id="60"/>
     <w:bookmarkEnd w:id="61"/>
-    <w:bookmarkEnd w:id="62"/>
-    <w:bookmarkStart w:id="66" w:name="references"/>
+    <w:bookmarkStart w:id="172" w:name="references"/>
     <w:p>
       <w:pPr>
         <w:pStyle w:val="Heading2"/>
@@ -14613,19 +16442,423 @@
         <w:t xml:space="preserve">References</w:t>
       </w:r>
     </w:p>
-    <w:bookmarkStart w:id="65" w:name="refs"/>
-    <w:bookmarkStart w:id="64" w:name="ref-kariuki2009"/>
+    <w:bookmarkStart w:id="171" w:name="refs"/>
+    <w:bookmarkStart w:id="63" w:name="ref-agisoft2021"/>
     <w:p>
       <w:pPr>
         <w:pStyle w:val="Bibliography"/>
       </w:pPr>
       <w:r>
+        <w:t xml:space="preserve">Agisoft, 2021.</w:t>
+      </w:r>
+      <w:r>
+        <w:t xml:space="preserve"> </w:t>
+      </w:r>
+      <w:hyperlink r:id="rId62">
+        <w:r>
+          <w:rPr>
+            <w:rStyle w:val="InternetLink"/>
+          </w:rPr>
+          <w:t xml:space="preserve">Agisoft metashape: installer</w:t>
+        </w:r>
+      </w:hyperlink>
+      <w:r>
+        <w:t xml:space="preserve">.</w:t>
+      </w:r>
+    </w:p>
+    <w:bookmarkEnd w:id="63"/>
+    <w:bookmarkStart w:id="65" w:name="ref-beaudette2013"/>
+    <w:p>
+      <w:pPr>
+        <w:pStyle w:val="Bibliography"/>
+      </w:pPr>
+      <w:r>
+        <w:t xml:space="preserve">Beaudette, D.E., Dahlgren, R.A., O’Geen, A.T., 2013. Terrain-shape indices for modeling soil moisture dynamics. Soil Science Society of America Journal 77, 1696–1710.</w:t>
+      </w:r>
+      <w:r>
+        <w:t xml:space="preserve"> </w:t>
+      </w:r>
+      <w:hyperlink r:id="rId64">
+        <w:r>
+          <w:rPr>
+            <w:rStyle w:val="InternetLink"/>
+          </w:rPr>
+          <w:t xml:space="preserve">https://doi.org/10.2136/sssaj2013.02.0048</w:t>
+        </w:r>
+      </w:hyperlink>
+    </w:p>
+    <w:bookmarkEnd w:id="65"/>
+    <w:bookmarkStart w:id="67" w:name="ref-beck2018"/>
+    <w:p>
+      <w:pPr>
+        <w:pStyle w:val="Bibliography"/>
+      </w:pPr>
+      <w:r>
+        <w:t xml:space="preserve">Beck, H.E., Zimmermann, N.E., McVicar, T.R., Vergopolan, N., Berg, A., Wood, E.F., 2018. Present and future köppen-geiger climate classification maps at 1-km resolution. Scientific Data 5, 180214.</w:t>
+      </w:r>
+      <w:r>
+        <w:t xml:space="preserve"> </w:t>
+      </w:r>
+      <w:hyperlink r:id="rId66">
+        <w:r>
+          <w:rPr>
+            <w:rStyle w:val="InternetLink"/>
+          </w:rPr>
+          <w:t xml:space="preserve">https://doi.org/10.1038/sdata.2018.214</w:t>
+        </w:r>
+      </w:hyperlink>
+    </w:p>
+    <w:bookmarkEnd w:id="67"/>
+    <w:bookmarkStart w:id="69" w:name="ref-boudreault2018"/>
+    <w:p>
+      <w:pPr>
+        <w:pStyle w:val="Bibliography"/>
+      </w:pPr>
+      <w:r>
+        <w:t xml:space="preserve">Boudreault, M., Koiter, A.J., Lobb, D.A., Owens, P.N., Liu, K., Benoy, G., Danielescu, S., Li, S., 2018. Using colour, shape and radionuclide sediment fingerprints to identify sources of sediment in an agricultural watershed in atlantic canada. Canadian Water Resources Journal 43, 347–365. https://doi.org/</w:t>
+      </w:r>
+      <w:hyperlink r:id="rId68">
+        <w:r>
+          <w:rPr>
+            <w:rStyle w:val="InternetLink"/>
+          </w:rPr>
+          <w:t xml:space="preserve">https://doi.org/10.1080/07011784.2018.1451781</w:t>
+        </w:r>
+      </w:hyperlink>
+    </w:p>
+    <w:bookmarkEnd w:id="69"/>
+    <w:bookmarkStart w:id="71" w:name="ref-brown2004"/>
+    <w:p>
+      <w:pPr>
+        <w:pStyle w:val="Bibliography"/>
+      </w:pPr>
+      <w:r>
+        <w:t xml:space="preserve">Brown, D.J., Clayton, M.K., McSweeney, K., 2004. Potential terrain controls on soil color, texture contrast and grain-size deposition for the original catena landscape in uganda. Geoderma 122, 51–72.</w:t>
+      </w:r>
+      <w:r>
+        <w:t xml:space="preserve"> </w:t>
+      </w:r>
+      <w:hyperlink r:id="rId70">
+        <w:r>
+          <w:rPr>
+            <w:rStyle w:val="InternetLink"/>
+          </w:rPr>
+          <w:t xml:space="preserve">https://doi.org/10.1016/j.geoderma.2003.12.004</w:t>
+        </w:r>
+      </w:hyperlink>
+    </w:p>
+    <w:bookmarkEnd w:id="71"/>
+    <w:bookmarkStart w:id="73" w:name="ref-naturalresourcescanada2024"/>
+    <w:p>
+      <w:pPr>
+        <w:pStyle w:val="Bibliography"/>
+      </w:pPr>
+      <w:r>
+        <w:t xml:space="preserve">Canada, N.R., 2024.</w:t>
+      </w:r>
+      <w:r>
+        <w:t xml:space="preserve"> </w:t>
+      </w:r>
+      <w:hyperlink r:id="rId72">
+        <w:r>
+          <w:rPr>
+            <w:rStyle w:val="InternetLink"/>
+          </w:rPr>
+          <w:t xml:space="preserve">High Resolution Digital Elevation Model Mosaic (HRDEM Mosaic) - CanElevation Series</w:t>
+        </w:r>
+      </w:hyperlink>
+      <w:r>
+        <w:t xml:space="preserve">.</w:t>
+      </w:r>
+    </w:p>
+    <w:bookmarkEnd w:id="73"/>
+    <w:bookmarkStart w:id="75" w:name="ref-collins2020"/>
+    <w:p>
+      <w:pPr>
+        <w:pStyle w:val="Bibliography"/>
+      </w:pPr>
+      <w:r>
+        <w:t xml:space="preserve">Collins, A.L., Blackwell, M., Boeckx, P., Chivers, C.-A., Emelko, M., Evrard, O., Foster, I., Gellis, A., Gholami, H., Granger, S., Harris, P., Horowitz, A.J., Laceby, J.P., Martinez-Carreras, N., Minella, J., Mol, L., Nosrati, K., Pulley, S., Silins, U., Silva, Y.J. da, Stone, M., Tiecher, T., Upadhayay, H.R., Zhang, Y., 2020. Sediment source fingerprinting: Benchmarking recent outputs, remaining challenges and emerging themes. Journal of Soils and Sediments 20, 4160–4193.</w:t>
+      </w:r>
+      <w:r>
+        <w:t xml:space="preserve"> </w:t>
+      </w:r>
+      <w:hyperlink r:id="rId74">
+        <w:r>
+          <w:rPr>
+            <w:rStyle w:val="InternetLink"/>
+          </w:rPr>
+          <w:t xml:space="preserve">https://doi.org/10.1007/s11368-020-02755-4</w:t>
+        </w:r>
+      </w:hyperlink>
+    </w:p>
+    <w:bookmarkEnd w:id="75"/>
+    <w:bookmarkStart w:id="77" w:name="ref-collins2019"/>
+    <w:p>
+      <w:pPr>
+        <w:pStyle w:val="Bibliography"/>
+      </w:pPr>
+      <w:r>
+        <w:t xml:space="preserve">Collins, A.L., Burak, E., Harris, P., Pulley, S., Cardenas, L., Tang, Q., 2019. Field scale temporal and spatial variability of δ13C, δ15N, TC and TN soil properties: Implications for sediment source tracing. Geoderma 333, 108–122.</w:t>
+      </w:r>
+      <w:r>
+        <w:t xml:space="preserve"> </w:t>
+      </w:r>
+      <w:hyperlink r:id="rId76">
+        <w:r>
+          <w:rPr>
+            <w:rStyle w:val="InternetLink"/>
+          </w:rPr>
+          <w:t xml:space="preserve">https://doi.org/10.1016/j.geoderma.2018.07.019</w:t>
+        </w:r>
+      </w:hyperlink>
+    </w:p>
+    <w:bookmarkEnd w:id="77"/>
+    <w:bookmarkStart w:id="79" w:name="ref-collins1997"/>
+    <w:p>
+      <w:pPr>
+        <w:pStyle w:val="Bibliography"/>
+      </w:pPr>
+      <w:r>
+        <w:t xml:space="preserve">Collins, A.L., Walling, D.E., Leeks, G.J.L., 1997. Source type ascription for fluvial suspended sediment based on a quantitative composite fingerprinting technique. Catena 29, 1–27. https://doi.org/</w:t>
+      </w:r>
+      <w:hyperlink r:id="rId78">
+        <w:r>
+          <w:rPr>
+            <w:rStyle w:val="InternetLink"/>
+          </w:rPr>
+          <w:t xml:space="preserve">https://doi.org/10.1016/S0341-8162(96)00064-1</w:t>
+        </w:r>
+      </w:hyperlink>
+    </w:p>
+    <w:bookmarkEnd w:id="79"/>
+    <w:bookmarkStart w:id="81" w:name="ref-conrad2015"/>
+    <w:p>
+      <w:pPr>
+        <w:pStyle w:val="Bibliography"/>
+      </w:pPr>
+      <w:r>
+        <w:t xml:space="preserve">Conrad, O., Bechtel, B., Bock, M., Dietrich, H., Fischer, E., Gerlitz, L., Wehberg, J., Wichmann, V., Böhner, J., 2015. System for automated geoscientific analyses (SAGA) v. 2.1.4. Geoscientific Model Development 8, 1991–2007.</w:t>
+      </w:r>
+      <w:r>
+        <w:t xml:space="preserve"> </w:t>
+      </w:r>
+      <w:hyperlink r:id="rId80">
+        <w:r>
+          <w:rPr>
+            <w:rStyle w:val="InternetLink"/>
+          </w:rPr>
+          <w:t xml:space="preserve">https://doi.org/10.5194/gmd-8-1991-2015</w:t>
+        </w:r>
+      </w:hyperlink>
+    </w:p>
+    <w:bookmarkEnd w:id="81"/>
+    <w:bookmarkStart w:id="83" w:name="ref-cox2003"/>
+    <w:p>
+      <w:pPr>
+        <w:pStyle w:val="Bibliography"/>
+      </w:pPr>
+      <w:r>
+        <w:t xml:space="preserve">Cox, M.S., Gerard, P.D., Wardlaw, M.C., Abshire, M.J., 2003. Variability of selected soil properties and their relationships with soybean yield. Soil Science Society of America Journal 67, 1296–1302.</w:t>
+      </w:r>
+      <w:r>
+        <w:t xml:space="preserve"> </w:t>
+      </w:r>
+      <w:hyperlink r:id="rId82">
+        <w:r>
+          <w:rPr>
+            <w:rStyle w:val="InternetLink"/>
+          </w:rPr>
+          <w:t xml:space="preserve">https://doi.org/10.2136/sssaj2003.1296</w:t>
+        </w:r>
+      </w:hyperlink>
+    </w:p>
+    <w:bookmarkEnd w:id="83"/>
+    <w:bookmarkStart w:id="85" w:name="ref-drew2010"/>
+    <w:p>
+      <w:pPr>
+        <w:pStyle w:val="Bibliography"/>
+      </w:pPr>
+      <w:r>
+        <w:t xml:space="preserve">Drew, L.J., Grunsky, E.C., Sutphin, D.M., Woodruff, L.G., 2010. Multivariate analysis of the geochemistry and mineralogy of soils along two continental-scale transects in north america. Science of The Total Environment 409, 218–227.</w:t>
+      </w:r>
+      <w:r>
+        <w:t xml:space="preserve"> </w:t>
+      </w:r>
+      <w:hyperlink r:id="rId84">
+        <w:r>
+          <w:rPr>
+            <w:rStyle w:val="InternetLink"/>
+          </w:rPr>
+          <w:t xml:space="preserve">https://doi.org/10.1016/j.scitotenv.2010.08.004</w:t>
+        </w:r>
+      </w:hyperlink>
+    </w:p>
+    <w:bookmarkEnd w:id="85"/>
+    <w:bookmarkStart w:id="87" w:name="ref-du2017"/>
+    <w:p>
+      <w:pPr>
+        <w:pStyle w:val="Bibliography"/>
+      </w:pPr>
+      <w:r>
+        <w:t xml:space="preserve">Du, P., Walling, D.E., 2017. Fingerprinting surficial sediment sources: Exploring some potential problems associated with the spatial variability of source material properties. Journal of Environmental Management 194, 4–15. https://doi.org/</w:t>
+      </w:r>
+      <w:hyperlink r:id="rId86">
+        <w:r>
+          <w:rPr>
+            <w:rStyle w:val="InternetLink"/>
+          </w:rPr>
+          <w:t xml:space="preserve">https://doi.org/10.1016/j.jenvman.2016.05.066</w:t>
+        </w:r>
+      </w:hyperlink>
+    </w:p>
+    <w:bookmarkEnd w:id="87"/>
+    <w:bookmarkStart w:id="88" w:name="ref-ehrlich1958"/>
+    <w:p>
+      <w:pPr>
+        <w:pStyle w:val="Bibliography"/>
+      </w:pPr>
+      <w:r>
+        <w:t xml:space="preserve">Ehrlich, W.A., Pratt, L.E., Leclaire, F.P., 1958. Reconnaissance soil survey of west-lake map sheet area.</w:t>
+      </w:r>
+    </w:p>
+    <w:bookmarkEnd w:id="88"/>
+    <w:bookmarkStart w:id="90" w:name="ref-esri2024"/>
+    <w:p>
+      <w:pPr>
+        <w:pStyle w:val="Bibliography"/>
+      </w:pPr>
+      <w:r>
+        <w:t xml:space="preserve">Esri, 2024.</w:t>
+      </w:r>
+      <w:r>
+        <w:t xml:space="preserve"> </w:t>
+      </w:r>
+      <w:hyperlink r:id="rId89">
+        <w:r>
+          <w:rPr>
+            <w:rStyle w:val="InternetLink"/>
+          </w:rPr>
+          <w:t xml:space="preserve">ArcGIS pro</w:t>
+        </w:r>
+      </w:hyperlink>
+      <w:r>
+        <w:t xml:space="preserve">. Esri.</w:t>
+      </w:r>
+    </w:p>
+    <w:bookmarkEnd w:id="90"/>
+    <w:bookmarkStart w:id="92" w:name="ref-evrard2022"/>
+    <w:p>
+      <w:pPr>
+        <w:pStyle w:val="Bibliography"/>
+      </w:pPr>
+      <w:r>
+        <w:t xml:space="preserve">Evrard, O., Batista, P.V.G., Company, J., Dabrin, A., Foucher, A., Frankl, A., García-Comendador, J., Huguet, A., Lake, N., Lizaga, I., Martínez-Carreras, N., Navratil, O., Pignol, C., Sellier, V., 2022. Improving the design and implementation of sediment fingerprinting studies: Summary and outcomes of the TRACING 2021 scientific school. Journal of Soils and Sediments 22, 1648–1661.</w:t>
+      </w:r>
+      <w:r>
+        <w:t xml:space="preserve"> </w:t>
+      </w:r>
+      <w:hyperlink r:id="rId91">
+        <w:r>
+          <w:rPr>
+            <w:rStyle w:val="InternetLink"/>
+          </w:rPr>
+          <w:t xml:space="preserve">https://doi.org/10.1007/s11368-022-03203-1</w:t>
+        </w:r>
+      </w:hyperlink>
+    </w:p>
+    <w:bookmarkEnd w:id="92"/>
+    <w:bookmarkStart w:id="94" w:name="ref-soilclassificationworkinggroup1998"/>
+    <w:p>
+      <w:pPr>
+        <w:pStyle w:val="Bibliography"/>
+      </w:pPr>
+      <w:r>
+        <w:t xml:space="preserve">Group, S.C.W., 1998.</w:t>
+      </w:r>
+      <w:r>
+        <w:t xml:space="preserve"> </w:t>
+      </w:r>
+      <w:hyperlink r:id="rId93">
+        <w:r>
+          <w:rPr>
+            <w:rStyle w:val="InternetLink"/>
+          </w:rPr>
+          <w:t xml:space="preserve">The canadian system of soil classification</w:t>
+        </w:r>
+      </w:hyperlink>
+      <w:r>
+        <w:t xml:space="preserve">, 3rd ed. NRC Research Press, Ottawa, ON, Canada.</w:t>
+      </w:r>
+    </w:p>
+    <w:bookmarkEnd w:id="94"/>
+    <w:bookmarkStart w:id="96" w:name="ref-haddadchi2019"/>
+    <w:p>
+      <w:pPr>
+        <w:pStyle w:val="Bibliography"/>
+      </w:pPr>
+      <w:r>
+        <w:t xml:space="preserve">Haddadchi, A., Hicks, M., Olley, J.M., Singh, S., Srinivasan, M.s., 2019. Grid-based sediment tracing approach to determine sediment sources. Land Degradation and Development 30, 2088–2106.</w:t>
+      </w:r>
+      <w:r>
+        <w:t xml:space="preserve"> </w:t>
+      </w:r>
+      <w:hyperlink r:id="rId95">
+        <w:r>
+          <w:rPr>
+            <w:rStyle w:val="InternetLink"/>
+          </w:rPr>
+          <w:t xml:space="preserve">https://doi.org/10.1002/ldr.3407</w:t>
+        </w:r>
+      </w:hyperlink>
+    </w:p>
+    <w:bookmarkEnd w:id="96"/>
+    <w:bookmarkStart w:id="98" w:name="ref-hijmans2024"/>
+    <w:p>
+      <w:pPr>
+        <w:pStyle w:val="Bibliography"/>
+      </w:pPr>
+      <w:r>
+        <w:t xml:space="preserve">Hijmans, R.J., 2024.</w:t>
+      </w:r>
+      <w:r>
+        <w:t xml:space="preserve"> </w:t>
+      </w:r>
+      <w:hyperlink r:id="rId97">
+        <w:r>
+          <w:rPr>
+            <w:rStyle w:val="InternetLink"/>
+          </w:rPr>
+          <w:t xml:space="preserve">Terra: Spatial data analysis</w:t>
+        </w:r>
+      </w:hyperlink>
+      <w:r>
+        <w:t xml:space="preserve">.</w:t>
+      </w:r>
+    </w:p>
+    <w:bookmarkEnd w:id="98"/>
+    <w:bookmarkStart w:id="99" w:name="ref-horowitz1991"/>
+    <w:p>
+      <w:pPr>
+        <w:pStyle w:val="Bibliography"/>
+      </w:pPr>
+      <w:r>
+        <w:t xml:space="preserve">Horowitz, A.J., 1991. A primer on sediment-trace element chemistry, 2nd ed. ed. Lewis Publishers, Chelsea, Michigan, USA.</w:t>
+      </w:r>
+    </w:p>
+    <w:bookmarkEnd w:id="99"/>
+    <w:bookmarkStart w:id="101" w:name="ref-kariuki2009"/>
+    <w:p>
+      <w:pPr>
+        <w:pStyle w:val="Bibliography"/>
+      </w:pPr>
+      <w:r>
         <w:t xml:space="preserve">Kariuki, S.K., Zhang, H., Schroder, J.L., Hanks, T., Payton, M., Morris, T., 2009.</w:t>
       </w:r>
       <w:r>
         <w:t xml:space="preserve"> </w:t>
       </w:r>
-      <w:hyperlink r:id="rId63">
+      <w:hyperlink r:id="rId100">
         <w:r>
           <w:rPr>
             <w:rStyle w:val="InternetLink"/>
@@ -14637,10 +16870,757 @@
         <w:t xml:space="preserve">. Communications in Soil Science and Plant Analysis 40, 16741687.</w:t>
       </w:r>
     </w:p>
-    <w:bookmarkEnd w:id="64"/>
-    <w:bookmarkEnd w:id="65"/>
-    <w:bookmarkEnd w:id="66"/>
-    <w:bookmarkStart w:id="74" w:name="supplemental-figures"/>
+    <w:bookmarkEnd w:id="101"/>
+    <w:bookmarkStart w:id="103" w:name="ref-koiter2021"/>
+    <w:p>
+      <w:pPr>
+        <w:pStyle w:val="Bibliography"/>
+      </w:pPr>
+      <w:r>
+        <w:t xml:space="preserve">Koiter, A., 2021. Colour analysis r scripts.</w:t>
+      </w:r>
+      <w:r>
+        <w:t xml:space="preserve"> </w:t>
+      </w:r>
+      <w:hyperlink r:id="rId102">
+        <w:r>
+          <w:rPr>
+            <w:rStyle w:val="InternetLink"/>
+          </w:rPr>
+          <w:t xml:space="preserve">https://doi.org/10.5281/zenodo.5123327</w:t>
+        </w:r>
+      </w:hyperlink>
+    </w:p>
+    <w:bookmarkEnd w:id="103"/>
+    <w:bookmarkStart w:id="105" w:name="ref-koiter2013"/>
+    <w:p>
+      <w:pPr>
+        <w:pStyle w:val="Bibliography"/>
+      </w:pPr>
+      <w:r>
+        <w:t xml:space="preserve">Koiter, A.J., Owens, P.N., Petticrew, E.L., Lobb, D.A., 2013. The behavioural characteristics of sediment properties and their implications for sediment fingerprinting as an approach for identifying sediment sources in river basins. Earth-Science Reviews 125, 24–42. https://doi.org/</w:t>
+      </w:r>
+      <w:hyperlink r:id="rId104">
+        <w:r>
+          <w:rPr>
+            <w:rStyle w:val="InternetLink"/>
+          </w:rPr>
+          <w:t xml:space="preserve">https://doi.org/10.1016/j.earscirev.2013.05.009</w:t>
+        </w:r>
+      </w:hyperlink>
+    </w:p>
+    <w:bookmarkEnd w:id="105"/>
+    <w:bookmarkStart w:id="107" w:name="ref-kokulan2018"/>
+    <w:p>
+      <w:pPr>
+        <w:pStyle w:val="Bibliography"/>
+      </w:pPr>
+      <w:r>
+        <w:t xml:space="preserve">Kokulan, V., Akinremi, O., Moulin, A.P., Kumaragamage, D., 2018. Importance of terrain attributes in relation to the spatial distribution of soil properties at the micro scale: A case study. Canadian Journal of Soil Science 98, 292–305.</w:t>
+      </w:r>
+      <w:r>
+        <w:t xml:space="preserve"> </w:t>
+      </w:r>
+      <w:hyperlink r:id="rId106">
+        <w:r>
+          <w:rPr>
+            <w:rStyle w:val="InternetLink"/>
+          </w:rPr>
+          <w:t xml:space="preserve">https://doi.org/10.1139/cjss-2017-0128</w:t>
+        </w:r>
+      </w:hyperlink>
+    </w:p>
+    <w:bookmarkEnd w:id="107"/>
+    <w:bookmarkStart w:id="109" w:name="ref-kuhn2008"/>
+    <w:p>
+      <w:pPr>
+        <w:pStyle w:val="Bibliography"/>
+      </w:pPr>
+      <w:r>
+        <w:t xml:space="preserve">Kuhn, Max, 2008. Building predictive models in r using the caret package. Journal of Statistical Software 28, 1–26.</w:t>
+      </w:r>
+      <w:r>
+        <w:t xml:space="preserve"> </w:t>
+      </w:r>
+      <w:hyperlink r:id="rId108">
+        <w:r>
+          <w:rPr>
+            <w:rStyle w:val="InternetLink"/>
+          </w:rPr>
+          <w:t xml:space="preserve">https://doi.org/10.18637/jss.v028.i05</w:t>
+        </w:r>
+      </w:hyperlink>
+    </w:p>
+    <w:bookmarkEnd w:id="109"/>
+    <w:bookmarkStart w:id="111" w:name="ref-lark2018"/>
+    <w:p>
+      <w:pPr>
+        <w:pStyle w:val="Bibliography"/>
+      </w:pPr>
+      <w:r>
+        <w:t xml:space="preserve">Lark, R.M., Marchant, B.P., 2018. How should a spatial-coverage sample design for a geostatistical soil survey be supplemented to support estimation of spatial covariance parameters? Geoderma 319, 89–99.</w:t>
+      </w:r>
+      <w:r>
+        <w:t xml:space="preserve"> </w:t>
+      </w:r>
+      <w:hyperlink r:id="rId110">
+        <w:r>
+          <w:rPr>
+            <w:rStyle w:val="InternetLink"/>
+          </w:rPr>
+          <w:t xml:space="preserve">https://doi.org/10.1016/j.geoderma.2017.12.022</w:t>
+        </w:r>
+      </w:hyperlink>
+    </w:p>
+    <w:bookmarkEnd w:id="111"/>
+    <w:bookmarkStart w:id="113" w:name="ref-liaw2002"/>
+    <w:p>
+      <w:pPr>
+        <w:pStyle w:val="Bibliography"/>
+      </w:pPr>
+      <w:r>
+        <w:t xml:space="preserve">Liaw, A., Wiener, M., 2002.</w:t>
+      </w:r>
+      <w:r>
+        <w:t xml:space="preserve"> </w:t>
+      </w:r>
+      <w:hyperlink r:id="rId112">
+        <w:r>
+          <w:rPr>
+            <w:rStyle w:val="InternetLink"/>
+          </w:rPr>
+          <w:t xml:space="preserve">Classification and regression by randomForest</w:t>
+        </w:r>
+      </w:hyperlink>
+      <w:r>
+        <w:t xml:space="preserve">. R News 2, 18–22.</w:t>
+      </w:r>
+    </w:p>
+    <w:bookmarkEnd w:id="113"/>
+    <w:bookmarkStart w:id="115" w:name="ref-libohova2024"/>
+    <w:p>
+      <w:pPr>
+        <w:pStyle w:val="Bibliography"/>
+      </w:pPr>
+      <w:r>
+        <w:t xml:space="preserve">Libohova, Z., Mancini, M., Winzeler, H.E., Read, Q.D., Sun, N., Beaudette, D., Williams, C., Blackstock, J., Silva, S.H.G., Curi, N., Adhikari, K., Ashworth, A., Minai, J.O., Owens, P.R., 2024. Interpreting the spatial distribution of soil properties with a physically-based distributed hydrological model. Geoderma Regional 39, e00863.</w:t>
+      </w:r>
+      <w:r>
+        <w:t xml:space="preserve"> </w:t>
+      </w:r>
+      <w:hyperlink r:id="rId114">
+        <w:r>
+          <w:rPr>
+            <w:rStyle w:val="InternetLink"/>
+          </w:rPr>
+          <w:t xml:space="preserve">https://doi.org/10.1016/j.geodrs.2024.e00863</w:t>
+        </w:r>
+      </w:hyperlink>
+    </w:p>
+    <w:bookmarkEnd w:id="115"/>
+    <w:bookmarkStart w:id="117" w:name="ref-lima2023"/>
+    <w:p>
+      <w:pPr>
+        <w:pStyle w:val="Bibliography"/>
+      </w:pPr>
+      <w:r>
+        <w:t xml:space="preserve">Lima, F.R.D., Pereira, P., Vasques, I.C.F., Silva Junior, E.C., Mancini, M., Oliveira, J.R., Prianti, M.T.A., Windmöller, C.C., Weindorf, D.C., Curi, N., Ribeiro, B.T., Richardson, J., Marques, J.J., Guilherme, L.R.G., 2023. Predictive modeling of total hg background concentration in soils of the amazon rainforest biome with support of proximal sensors and auxiliary variables. Journal of South American Earth Sciences 129, 104510.</w:t>
+      </w:r>
+      <w:r>
+        <w:t xml:space="preserve"> </w:t>
+      </w:r>
+      <w:hyperlink r:id="rId116">
+        <w:r>
+          <w:rPr>
+            <w:rStyle w:val="InternetLink"/>
+          </w:rPr>
+          <w:t xml:space="preserve">https://doi.org/10.1016/j.jsames.2023.104510</w:t>
+        </w:r>
+      </w:hyperlink>
+    </w:p>
+    <w:bookmarkEnd w:id="117"/>
+    <w:bookmarkStart w:id="119" w:name="ref-lunamiño2024"/>
+    <w:p>
+      <w:pPr>
+        <w:pStyle w:val="Bibliography"/>
+      </w:pPr>
+      <w:r>
+        <w:t xml:space="preserve">Luna Miño, M.A., Koiter, A.J., Lobb, D.A., 2024. Effect of sampling design on characterizing surface soil fingerprinting properties. Journal of Soils and Sediments 24, 2180–2198.</w:t>
+      </w:r>
+      <w:r>
+        <w:t xml:space="preserve"> </w:t>
+      </w:r>
+      <w:hyperlink r:id="rId118">
+        <w:r>
+          <w:rPr>
+            <w:rStyle w:val="InternetLink"/>
+          </w:rPr>
+          <w:t xml:space="preserve">https://doi.org/10.1007/s11368-024-03805-x</w:t>
+        </w:r>
+      </w:hyperlink>
+    </w:p>
+    <w:bookmarkEnd w:id="119"/>
+    <w:bookmarkStart w:id="120" w:name="ref-mackay1970"/>
+    <w:p>
+      <w:pPr>
+        <w:pStyle w:val="Bibliography"/>
+      </w:pPr>
+      <w:r>
+        <w:t xml:space="preserve">MacKay, G.H., 1970. A quantitative study of geomorphology of the wilson creek watershed, manitoba (MSC thesis). University of Manitoba, Winnipeg, MB.</w:t>
+      </w:r>
+    </w:p>
+    <w:bookmarkEnd w:id="120"/>
+    <w:bookmarkStart w:id="122" w:name="ref-mashalaba2020"/>
+    <w:p>
+      <w:pPr>
+        <w:pStyle w:val="Bibliography"/>
+      </w:pPr>
+      <w:r>
+        <w:t xml:space="preserve">Mashalaba, L., Galleguillos, M., Seguel, O., Poblete-Olivares, J., 2020. Predicting spatial variability of selected soil properties using digital soil mapping in a rainfed vineyard of central chile. Geoderma Regional 22, e00289.</w:t>
+      </w:r>
+      <w:r>
+        <w:t xml:space="preserve"> </w:t>
+      </w:r>
+      <w:hyperlink r:id="rId121">
+        <w:r>
+          <w:rPr>
+            <w:rStyle w:val="InternetLink"/>
+          </w:rPr>
+          <w:t xml:space="preserve">https://doi.org/10.1016/j.geodrs.2020.e00289</w:t>
+        </w:r>
+      </w:hyperlink>
+    </w:p>
+    <w:bookmarkEnd w:id="122"/>
+    <w:bookmarkStart w:id="124" w:name="ref-mello2022"/>
+    <w:p>
+      <w:pPr>
+        <w:pStyle w:val="Bibliography"/>
+      </w:pPr>
+      <w:r>
+        <w:t xml:space="preserve">Mello, F.A.O., Demattê, J.A.M., Rizzo, R., Mello, D.C. de, Poppiel, R.R., Silvero, N.E.Q., Safanelli, J.L., Bellinaso, H., Bonfatti, B.R., Gomez, A.M.R., Sousa, G.P.B., 2022. Complex hydrological knowledge to support digital soil mapping. Geoderma 409, 115638.</w:t>
+      </w:r>
+      <w:r>
+        <w:t xml:space="preserve"> </w:t>
+      </w:r>
+      <w:hyperlink r:id="rId123">
+        <w:r>
+          <w:rPr>
+            <w:rStyle w:val="InternetLink"/>
+          </w:rPr>
+          <w:t xml:space="preserve">https://doi.org/10.1016/j.geoderma.2021.115638</w:t>
+        </w:r>
+      </w:hyperlink>
+    </w:p>
+    <w:bookmarkEnd w:id="124"/>
+    <w:bookmarkStart w:id="126" w:name="ref-mzuku2005"/>
+    <w:p>
+      <w:pPr>
+        <w:pStyle w:val="Bibliography"/>
+      </w:pPr>
+      <w:r>
+        <w:t xml:space="preserve">Mzuku, M., Khosla, R., Reich, R., Inman, D., Smith, F., MacDonald, L., 2005. Spatial variability of measured soil properties across site-specific management zones. Soil Science Society of America Journal 69, 1572–1579.</w:t>
+      </w:r>
+      <w:r>
+        <w:t xml:space="preserve"> </w:t>
+      </w:r>
+      <w:hyperlink r:id="rId125">
+        <w:r>
+          <w:rPr>
+            <w:rStyle w:val="InternetLink"/>
+          </w:rPr>
+          <w:t xml:space="preserve">https://doi.org/10.2136/sssaj2005.0062</w:t>
+        </w:r>
+      </w:hyperlink>
+    </w:p>
+    <w:bookmarkEnd w:id="126"/>
+    <w:bookmarkStart w:id="128" w:name="ref-Naimi2014"/>
+    <w:p>
+      <w:pPr>
+        <w:pStyle w:val="Bibliography"/>
+      </w:pPr>
+      <w:r>
+        <w:t xml:space="preserve">Naimi, B., Hamm, N. a.s., Groen, T.A., Skidmore, A.K., Toxopeus, A.G., 2014. Where is positional uncertainty a problem for species distribution modelling. Ecography 37, 191–203.</w:t>
+      </w:r>
+      <w:r>
+        <w:t xml:space="preserve"> </w:t>
+      </w:r>
+      <w:hyperlink r:id="rId127">
+        <w:r>
+          <w:rPr>
+            <w:rStyle w:val="InternetLink"/>
+          </w:rPr>
+          <w:t xml:space="preserve">https://doi.org/10.1111/j.1600-0587.2013.00205.x</w:t>
+        </w:r>
+      </w:hyperlink>
+    </w:p>
+    <w:bookmarkEnd w:id="128"/>
+    <w:bookmarkStart w:id="130" w:name="ref-nanos2012"/>
+    <w:p>
+      <w:pPr>
+        <w:pStyle w:val="Bibliography"/>
+      </w:pPr>
+      <w:r>
+        <w:t xml:space="preserve">Nanos, N., Rodríguez Martín, J.A., 2012. Multiscale analysis of heavy metal contents in soils: Spatial variability in the duero river basin (spain). Geoderma 189-190, 554–562.</w:t>
+      </w:r>
+      <w:r>
+        <w:t xml:space="preserve"> </w:t>
+      </w:r>
+      <w:hyperlink r:id="rId129">
+        <w:r>
+          <w:rPr>
+            <w:rStyle w:val="InternetLink"/>
+          </w:rPr>
+          <w:t xml:space="preserve">https://doi.org/10.1016/j.geoderma.2012.06.006</w:t>
+        </w:r>
+      </w:hyperlink>
+    </w:p>
+    <w:bookmarkEnd w:id="130"/>
+    <w:bookmarkStart w:id="131" w:name="ref-nicolas2011"/>
+    <w:p>
+      <w:pPr>
+        <w:pStyle w:val="Bibliography"/>
+      </w:pPr>
+      <w:r>
+        <w:t xml:space="preserve">Nicolas, M.P.B., Bamburak, J.D., 2011. Geochemistry and mineralogy of cretaceous shale, southwestern manitoba (parts of NTS 62F, g, j, k, n, 63C): Phase 2 results. Manitoba Innovation, Energy; Mines, Manitoba Geological Survey.</w:t>
+      </w:r>
+    </w:p>
+    <w:bookmarkEnd w:id="131"/>
+    <w:bookmarkStart w:id="132" w:name="ref-papiernik2005"/>
+    <w:p>
+      <w:pPr>
+        <w:pStyle w:val="Bibliography"/>
+      </w:pPr>
+      <w:r>
+        <w:t xml:space="preserve">Papiernik, S.K., Lindstrom, M.J., Schumacher, J.A., Farenhorst, A., Stephens, K.D., Schumacher, T.E., Lobb, D.A., 2005. Variation in soil properties and crop yield across an eroded prairie landscape. Journal of Soil and Water Conservation 60, 8.</w:t>
+      </w:r>
+    </w:p>
+    <w:bookmarkEnd w:id="132"/>
+    <w:bookmarkStart w:id="133" w:name="ref-pennock2008"/>
+    <w:p>
+      <w:pPr>
+        <w:pStyle w:val="Bibliography"/>
+      </w:pPr>
+      <w:r>
+        <w:t xml:space="preserve">Pennock, D., Yates, T., Braidek, J., 2008. Soil sampling designs, in: Carter, M.R., Gregorich, E.G. (Eds.),. CRC Press, Boca Raton, FL, USA, pp. 1–14.</w:t>
+      </w:r>
+    </w:p>
+    <w:bookmarkEnd w:id="133"/>
+    <w:bookmarkStart w:id="135" w:name="ref-pham2025"/>
+    <w:p>
+      <w:pPr>
+        <w:pStyle w:val="Bibliography"/>
+      </w:pPr>
+      <w:r>
+        <w:t xml:space="preserve">Pham, T.-H., Osterloh, K., Nguyen, K.-D., 2025. Mapping of soil sampling sites using terrain and hydrological attributes. Artificial Intelligence in Agriculture 15, 470–481.</w:t>
+      </w:r>
+      <w:r>
+        <w:t xml:space="preserve"> </w:t>
+      </w:r>
+      <w:hyperlink r:id="rId134">
+        <w:r>
+          <w:rPr>
+            <w:rStyle w:val="InternetLink"/>
+          </w:rPr>
+          <w:t xml:space="preserve">https://doi.org/10.1016/j.aiia.2025.04.007</w:t>
+        </w:r>
+      </w:hyperlink>
+    </w:p>
+    <w:bookmarkEnd w:id="135"/>
+    <w:bookmarkStart w:id="137" w:name="ref-pulley2018"/>
+    <w:p>
+      <w:pPr>
+        <w:pStyle w:val="Bibliography"/>
+      </w:pPr>
+      <w:r>
+        <w:t xml:space="preserve">Pulley, S., Collins, A.L., Van der Waal, B., 2018. Variability in the mineral magnetic properties of soils and sediments within a single field in the cape fold mountains, south africa: Implications for sediment source tracing. CATENA 163, 172–183.</w:t>
+      </w:r>
+      <w:r>
+        <w:t xml:space="preserve"> </w:t>
+      </w:r>
+      <w:hyperlink r:id="rId136">
+        <w:r>
+          <w:rPr>
+            <w:rStyle w:val="InternetLink"/>
+          </w:rPr>
+          <w:t xml:space="preserve">https://doi.org/10.1016/j.catena.2017.12.019</w:t>
+        </w:r>
+      </w:hyperlink>
+    </w:p>
+    <w:bookmarkEnd w:id="137"/>
+    <w:bookmarkStart w:id="139" w:name="ref-rattenbury2018"/>
+    <w:p>
+      <w:pPr>
+        <w:pStyle w:val="Bibliography"/>
+      </w:pPr>
+      <w:r>
+        <w:t xml:space="preserve">Rattenbury, M., Martin ,Adam, Baisden ,Troy, Turnbull ,Rose, Rogers, K., 2018. Geochemical baseline soil surveys for understanding element and isotope variation across new zealand. New Zealand Journal of Agricultural Research 61, 347–357.</w:t>
+      </w:r>
+      <w:r>
+        <w:t xml:space="preserve"> </w:t>
+      </w:r>
+      <w:hyperlink r:id="rId138">
+        <w:r>
+          <w:rPr>
+            <w:rStyle w:val="InternetLink"/>
+          </w:rPr>
+          <w:t xml:space="preserve">https://doi.org/10.1080/00288233.2018.1426616</w:t>
+        </w:r>
+      </w:hyperlink>
+    </w:p>
+    <w:bookmarkEnd w:id="139"/>
+    <w:bookmarkStart w:id="141" w:name="ref-ritchie1970"/>
+    <w:p>
+      <w:pPr>
+        <w:pStyle w:val="Bibliography"/>
+      </w:pPr>
+      <w:r>
+        <w:t xml:space="preserve">Ritchie, J.C., Clebsch, E.E.C., Rudolph, W.K., 1970.</w:t>
+      </w:r>
+      <w:r>
+        <w:t xml:space="preserve"> </w:t>
+      </w:r>
+      <w:hyperlink r:id="rId140">
+        <w:r>
+          <w:rPr>
+            <w:rStyle w:val="InternetLink"/>
+          </w:rPr>
+          <w:t xml:space="preserve">Distribution of fallout and natural gamma radionuclides in litter, humus and surface mineral soil layers under natural vegetation in the great smoky mountains, north carolina-tennessee</w:t>
+        </w:r>
+      </w:hyperlink>
+      <w:r>
+        <w:t xml:space="preserve">. Health Physics 18, 479.</w:t>
+      </w:r>
+    </w:p>
+    <w:bookmarkEnd w:id="141"/>
+    <w:bookmarkStart w:id="143" w:name="ref-rizzo2016"/>
+    <w:p>
+      <w:pPr>
+        <w:pStyle w:val="Bibliography"/>
+      </w:pPr>
+      <w:r>
+        <w:t xml:space="preserve">Rizzo, R., Demattê, J.A.M., Lepsch, I.F., Gallo, B.C., Fongaro, C.T., 2016. Digital soil mapping at local scale using a multi-depth vis</w:t>
+      </w:r>
+      <w:r>
+        <w:t xml:space="preserve">NIR spectral library and terrain attributes. Geoderma 274, 18–27.</w:t>
+      </w:r>
+      <w:r>
+        <w:t xml:space="preserve"> </w:t>
+      </w:r>
+      <w:hyperlink r:id="rId142">
+        <w:r>
+          <w:rPr>
+            <w:rStyle w:val="InternetLink"/>
+          </w:rPr>
+          <w:t xml:space="preserve">https://doi.org/10.1016/j.geoderma.2016.03.019</w:t>
+        </w:r>
+      </w:hyperlink>
+    </w:p>
+    <w:bookmarkEnd w:id="143"/>
+    <w:bookmarkStart w:id="145" w:name="ref-rstudio2026"/>
+    <w:p>
+      <w:pPr>
+        <w:pStyle w:val="Bibliography"/>
+      </w:pPr>
+      <w:r>
+        <w:t xml:space="preserve">RStudio, 2026.</w:t>
+      </w:r>
+      <w:r>
+        <w:t xml:space="preserve"> </w:t>
+      </w:r>
+      <w:hyperlink r:id="rId144">
+        <w:r>
+          <w:rPr>
+            <w:rStyle w:val="InternetLink"/>
+          </w:rPr>
+          <w:t xml:space="preserve">RStudio: Integrated development environment for r</w:t>
+        </w:r>
+      </w:hyperlink>
+      <w:r>
+        <w:t xml:space="preserve">.</w:t>
+      </w:r>
+    </w:p>
+    <w:bookmarkEnd w:id="145"/>
+    <w:bookmarkStart w:id="147" w:name="ref-starr1995"/>
+    <w:p>
+      <w:pPr>
+        <w:pStyle w:val="Bibliography"/>
+      </w:pPr>
+      <w:r>
+        <w:t xml:space="preserve">Starr, J.L., Meisinger, J.J., Parkin, T.B., 1995. Influence of sample size on chemical and physical soil measurements. Soil Science Society of America Journal 59, 713–719.</w:t>
+      </w:r>
+      <w:r>
+        <w:t xml:space="preserve"> </w:t>
+      </w:r>
+      <w:hyperlink r:id="rId146">
+        <w:r>
+          <w:rPr>
+            <w:rStyle w:val="InternetLink"/>
+          </w:rPr>
+          <w:t xml:space="preserve">https://doi.org/10.2136/sssaj1995.03615995005900030012x</w:t>
+        </w:r>
+      </w:hyperlink>
+    </w:p>
+    <w:bookmarkEnd w:id="147"/>
+    <w:bookmarkStart w:id="149" w:name="ref-stonehouse1971"/>
+    <w:p>
+      <w:pPr>
+        <w:pStyle w:val="Bibliography"/>
+      </w:pPr>
+      <w:r>
+        <w:t xml:space="preserve">Stonehouse, H.B., St. Arnaud, R.J., 1971. Distribution of iron, clay and extractable iron and aluminum in some saskatchewan soils. Canadian Journal of Soil Science 51, 283–292.</w:t>
+      </w:r>
+      <w:r>
+        <w:t xml:space="preserve"> </w:t>
+      </w:r>
+      <w:hyperlink r:id="rId148">
+        <w:r>
+          <w:rPr>
+            <w:rStyle w:val="InternetLink"/>
+          </w:rPr>
+          <w:t xml:space="preserve">https://doi.org/10.4141/cjss71-036</w:t>
+        </w:r>
+      </w:hyperlink>
+    </w:p>
+    <w:bookmarkEnd w:id="149"/>
+    <w:bookmarkStart w:id="151" w:name="ref-sun2021"/>
+    <w:p>
+      <w:pPr>
+        <w:pStyle w:val="Bibliography"/>
+      </w:pPr>
+      <w:r>
+        <w:t xml:space="preserve">Sun, Y., Guo, W., Weindorf, D.C., Sun, F., Deb, S., Cao, G., Neupane, J., Lin, Z., Raihan, A., 2021a. Field-scale spatial variability of soil calcium in a semi-arid region: Implications for soil erosion and site-specific management. PEDOSPHERE 31, 705–714.</w:t>
+      </w:r>
+      <w:r>
+        <w:t xml:space="preserve"> </w:t>
+      </w:r>
+      <w:hyperlink r:id="rId150">
+        <w:r>
+          <w:rPr>
+            <w:rStyle w:val="InternetLink"/>
+          </w:rPr>
+          <w:t xml:space="preserve">https://doi.org/10.1016/S1002-0160(21)60019-X</w:t>
+        </w:r>
+      </w:hyperlink>
+    </w:p>
+    <w:bookmarkEnd w:id="151"/>
+    <w:bookmarkStart w:id="152" w:name="ref-sun2021a"/>
+    <w:p>
+      <w:pPr>
+        <w:pStyle w:val="Bibliography"/>
+      </w:pPr>
+      <w:r>
+        <w:t xml:space="preserve">Sun, Y., Guo, W., Weindorf, D.C., Sun, F., Deb, S., Cao, G., Neupane, J., Lin, Z., Raihan, A., 2021b. Field-scale spatial variability of soil calcium in a semi-arid region: Implications for soil erosion and site-specific management. PEDOSPHERE 31, 705–714.</w:t>
+      </w:r>
+      <w:r>
+        <w:t xml:space="preserve"> </w:t>
+      </w:r>
+      <w:hyperlink r:id="rId150">
+        <w:r>
+          <w:rPr>
+            <w:rStyle w:val="InternetLink"/>
+          </w:rPr>
+          <w:t xml:space="preserve">https://doi.org/10.1016/S1002-0160(21)60019-X</w:t>
+        </w:r>
+      </w:hyperlink>
+    </w:p>
+    <w:bookmarkEnd w:id="152"/>
+    <w:bookmarkStart w:id="154" w:name="ref-rcoreteam2026"/>
+    <w:p>
+      <w:pPr>
+        <w:pStyle w:val="Bibliography"/>
+      </w:pPr>
+      <w:r>
+        <w:t xml:space="preserve">Team, R.C., 2026.</w:t>
+      </w:r>
+      <w:r>
+        <w:t xml:space="preserve"> </w:t>
+      </w:r>
+      <w:hyperlink r:id="rId153">
+        <w:r>
+          <w:rPr>
+            <w:rStyle w:val="InternetLink"/>
+          </w:rPr>
+          <w:t xml:space="preserve">R: A language and environment for statistical computing</w:t>
+        </w:r>
+      </w:hyperlink>
+      <w:r>
+        <w:t xml:space="preserve">.</w:t>
+      </w:r>
+    </w:p>
+    <w:bookmarkEnd w:id="154"/>
+    <w:bookmarkStart w:id="156" w:name="ref-umali2012"/>
+    <w:p>
+      <w:pPr>
+        <w:pStyle w:val="Bibliography"/>
+      </w:pPr>
+      <w:r>
+        <w:t xml:space="preserve">Umali, B.P., Oliver, D.P., Forrester, S., Chittleborough, D.J., Hutson, J.L., Kookana, R.S., Ostendorf, B., 2012. The effect of terrain and management on the spatial variability of soil properties in an apple orchard. CATENA 93, 38–48.</w:t>
+      </w:r>
+      <w:r>
+        <w:t xml:space="preserve"> </w:t>
+      </w:r>
+      <w:hyperlink r:id="rId155">
+        <w:r>
+          <w:rPr>
+            <w:rStyle w:val="InternetLink"/>
+          </w:rPr>
+          <w:t xml:space="preserve">https://doi.org/10.1016/j.catena.2012.01.010</w:t>
+        </w:r>
+      </w:hyperlink>
+    </w:p>
+    <w:bookmarkEnd w:id="156"/>
+    <w:bookmarkStart w:id="158" w:name="ref-vasu2017"/>
+    <w:p>
+      <w:pPr>
+        <w:pStyle w:val="Bibliography"/>
+      </w:pPr>
+      <w:r>
+        <w:t xml:space="preserve">Vasu, D., Singh, S.K., Sahu, N., Tiwary, P., Chandran, P., Duraisami, V.P., Ramamurthy, V., Lalitha, M., Kalaiselvi, B., 2017. Assessment of spatial variability of soil properties using geospatial techniques for farm level nutrient management. Soil and Tillage Research 169, 25–34.</w:t>
+      </w:r>
+      <w:r>
+        <w:t xml:space="preserve"> </w:t>
+      </w:r>
+      <w:hyperlink r:id="rId157">
+        <w:r>
+          <w:rPr>
+            <w:rStyle w:val="InternetLink"/>
+          </w:rPr>
+          <w:t xml:space="preserve">https://doi.org/10.1016/j.still.2017.01.006</w:t>
+        </w:r>
+      </w:hyperlink>
+    </w:p>
+    <w:bookmarkEnd w:id="158"/>
+    <w:bookmarkStart w:id="160" w:name="ref-vidon2010"/>
+    <w:p>
+      <w:pPr>
+        <w:pStyle w:val="Bibliography"/>
+      </w:pPr>
+      <w:r>
+        <w:t xml:space="preserve">Vidon, P., Allan, C., Burns, D., Duval, T.P., Gurwick, N., Inamdar, S., Lowrance, R., Okay, J., Scott, D., Sebestyen, S., 2010. Hot spots and hot moments in riparian zones: Potential for improved water quality management. Journal of the American Water Resources Association 46, 278–298.</w:t>
+      </w:r>
+      <w:r>
+        <w:t xml:space="preserve"> </w:t>
+      </w:r>
+      <w:hyperlink r:id="rId159">
+        <w:r>
+          <w:rPr>
+            <w:rStyle w:val="InternetLink"/>
+          </w:rPr>
+          <w:t xml:space="preserve">https://doi.org/10.1111/j.1752-1688.2010.00420.x</w:t>
+        </w:r>
+      </w:hyperlink>
+    </w:p>
+    <w:bookmarkEnd w:id="160"/>
+    <w:bookmarkStart w:id="162" w:name="ref-viscarrarossel2009"/>
+    <w:p>
+      <w:pPr>
+        <w:pStyle w:val="Bibliography"/>
+      </w:pPr>
+      <w:r>
+        <w:t xml:space="preserve">Viscarra Rossel, R.A., Cattle, S.R., Ortega, A., Fouad, Y., 2009. In situ measurements of soil colour, mineral composition and clay content by vis</w:t>
+      </w:r>
+      <w:r>
+        <w:t xml:space="preserve">NIR spectroscopy. Geoderma 150, 253–266.</w:t>
+      </w:r>
+      <w:r>
+        <w:t xml:space="preserve"> </w:t>
+      </w:r>
+      <w:hyperlink r:id="rId161">
+        <w:r>
+          <w:rPr>
+            <w:rStyle w:val="InternetLink"/>
+          </w:rPr>
+          <w:t xml:space="preserve">https://doi.org/10.1016/j.geoderma.2009.01.025</w:t>
+        </w:r>
+      </w:hyperlink>
+    </w:p>
+    <w:bookmarkEnd w:id="162"/>
+    <w:bookmarkStart w:id="163" w:name="ref-viscarrarossel2006"/>
+    <w:p>
+      <w:pPr>
+        <w:pStyle w:val="Bibliography"/>
+      </w:pPr>
+      <w:r>
+        <w:t xml:space="preserve">Viscarra Rossel, R.A., Minasny, B., Roudier, P., McBratney, A.B., 2006. Colour space models for soil science. Geoderma 133, 320337.</w:t>
+      </w:r>
+    </w:p>
+    <w:bookmarkEnd w:id="163"/>
+    <w:bookmarkStart w:id="164" w:name="ref-wickham2016"/>
+    <w:p>
+      <w:pPr>
+        <w:pStyle w:val="Bibliography"/>
+      </w:pPr>
+      <w:r>
+        <w:t xml:space="preserve">Wickham, H., 2016. ggplot2: Elegant graphics for data analysis. Springer-Verlag, New York NY U.S.A.</w:t>
+      </w:r>
+    </w:p>
+    <w:bookmarkEnd w:id="164"/>
+    <w:bookmarkStart w:id="166" w:name="ref-wilkinson2015"/>
+    <w:p>
+      <w:pPr>
+        <w:pStyle w:val="Bibliography"/>
+      </w:pPr>
+      <w:r>
+        <w:t xml:space="preserve">Wilkinson, S.N., Olley, J.M., Furuichi, T., Burton, J., Kinsey-Henderson, A.E., 2015. Sediment source tracing with stratified sampling and weightings based on spatial gradients in soil erosion. Journal of Soils and Sediments 15, 2038–2051.</w:t>
+      </w:r>
+      <w:r>
+        <w:t xml:space="preserve"> </w:t>
+      </w:r>
+      <w:hyperlink r:id="rId165">
+        <w:r>
+          <w:rPr>
+            <w:rStyle w:val="InternetLink"/>
+          </w:rPr>
+          <w:t xml:space="preserve">https://doi.org/10.1007/s11368-015-1134-2</w:t>
+        </w:r>
+      </w:hyperlink>
+    </w:p>
+    <w:bookmarkEnd w:id="166"/>
+    <w:bookmarkStart w:id="168" w:name="ref-wilson2008"/>
+    <w:p>
+      <w:pPr>
+        <w:pStyle w:val="Bibliography"/>
+      </w:pPr>
+      <w:r>
+        <w:t xml:space="preserve">Wilson, M.A., Burt, R., Indorante, S.J., Jenkins, A.B., Chiaretti, J.V., Ulmer, M.G., Scheyer, J.M., 2008. Geochemistry in the modern soil survey program. Environmental Monitoring and Assessment 139, 151–171.</w:t>
+      </w:r>
+      <w:r>
+        <w:t xml:space="preserve"> </w:t>
+      </w:r>
+      <w:hyperlink r:id="rId167">
+        <w:r>
+          <w:rPr>
+            <w:rStyle w:val="InternetLink"/>
+          </w:rPr>
+          <w:t xml:space="preserve">https://doi.org/10.1007/s10661-007-9822-z</w:t>
+        </w:r>
+      </w:hyperlink>
+    </w:p>
+    <w:bookmarkEnd w:id="168"/>
+    <w:bookmarkStart w:id="170" w:name="ref-zhang2012"/>
+    <w:p>
+      <w:pPr>
+        <w:pStyle w:val="Bibliography"/>
+      </w:pPr>
+      <w:r>
+        <w:t xml:space="preserve">Zhang, S., Huang, Y., Shen, C., Ye, H., Du, Y., 2012. Spatial prediction of soil organic matter using terrain indices and categorical variables as auxiliary information. Geoderma, Entering the digital era: Special issue of pedometrics 2009, beijing 171-172, 35–43.</w:t>
+      </w:r>
+      <w:r>
+        <w:t xml:space="preserve"> </w:t>
+      </w:r>
+      <w:hyperlink r:id="rId169">
+        <w:r>
+          <w:rPr>
+            <w:rStyle w:val="InternetLink"/>
+          </w:rPr>
+          <w:t xml:space="preserve">https://doi.org/10.1016/j.geoderma.2011.07.012</w:t>
+        </w:r>
+      </w:hyperlink>
+    </w:p>
+    <w:bookmarkEnd w:id="170"/>
+    <w:bookmarkEnd w:id="171"/>
+    <w:bookmarkEnd w:id="172"/>
+    <w:bookmarkStart w:id="180" w:name="supplemental-figures"/>
     <w:p>
       <w:pPr>
         <w:pStyle w:val="Heading2"/>
@@ -14662,7 +17642,7 @@
       <w:tr>
         <w:tc>
           <w:tcPr/>
-          <w:bookmarkStart w:id="70" w:name="suppfig-ag_RF_summary"/>
+          <w:bookmarkStart w:id="176" w:name="suppfig-ag_RF_summary"/>
           <w:p>
             <w:pPr>
               <w:pStyle w:val="Compact"/>
@@ -14673,18 +17653,18 @@
                 <wp:inline>
                   <wp:extent cx="5943600" cy="5943600"/>
                   <wp:effectExtent b="0" l="0" r="0" t="0"/>
-                  <wp:docPr descr="" title="" id="68" name="Picture"/>
+                  <wp:docPr descr="" title="" id="174" name="Picture"/>
                   <a:graphic>
                     <a:graphicData uri="http://schemas.openxmlformats.org/drawingml/2006/picture">
                       <pic:pic>
                         <pic:nvPicPr>
-                          <pic:cNvPr descr="images/Ag_RF_summary.png" id="69" name="Picture"/>
+                          <pic:cNvPr descr="images/Ag_RF_summary.png" id="175" name="Picture"/>
                           <pic:cNvPicPr>
                             <a:picLocks noChangeArrowheads="1" noChangeAspect="1"/>
                           </pic:cNvPicPr>
                         </pic:nvPicPr>
                         <pic:blipFill>
-                          <a:blip r:embed="rId67"/>
+                          <a:blip r:embed="rId173"/>
                           <a:stretch>
                             <a:fillRect/>
                           </a:stretch>
@@ -14724,7 +17704,7 @@
               <w:t xml:space="preserve">Figure S1: Variable importance, expressed as the percentage increase in Mean Squared Error, for soil colour and geochemical fingerprint properties derived from random forest models using terrain attributes as predictorsat the agricultural site.</w:t>
             </w:r>
           </w:p>
-          <w:bookmarkEnd w:id="70"/>
+          <w:bookmarkEnd w:id="176"/>
         </w:tc>
       </w:tr>
     </w:tbl>
@@ -14737,18 +17717,18 @@
           <wp:inline>
             <wp:extent cx="5943600" cy="2971800"/>
             <wp:effectExtent b="0" l="0" r="0" t="0"/>
-            <wp:docPr descr="" title="" id="72" name="Picture"/>
+            <wp:docPr descr="" title="" id="178" name="Picture"/>
             <a:graphic>
               <a:graphicData uri="http://schemas.openxmlformats.org/drawingml/2006/picture">
                 <pic:pic>
                   <pic:nvPicPr>
-                    <pic:cNvPr descr="images/Forest_RF_summary.png" id="73" name="Picture"/>
+                    <pic:cNvPr descr="images/Forest_RF_summary.png" id="179" name="Picture"/>
                     <pic:cNvPicPr>
                       <a:picLocks noChangeArrowheads="1" noChangeAspect="1"/>
                     </pic:cNvPicPr>
                   </pic:nvPicPr>
                   <pic:blipFill>
-                    <a:blip r:embed="rId71"/>
+                    <a:blip r:embed="rId177"/>
                     <a:stretch>
                       <a:fillRect/>
                     </a:stretch>
@@ -14783,8 +17763,8 @@
         <w:t xml:space="preserve">Variable importance, expressed as the percentage increase in Mean Squared Error, for soil colour and geochemical fingerprint properties derived from random forest models using terrain attributes as predictorsat the forest site.</w:t>
       </w:r>
     </w:p>
-    <w:bookmarkEnd w:id="74"/>
-    <w:bookmarkStart w:id="77" w:name="supplemental-tables"/>
+    <w:bookmarkEnd w:id="180"/>
+    <w:bookmarkStart w:id="183" w:name="supplemental-tables"/>
     <w:p>
       <w:pPr>
         <w:pStyle w:val="Heading2"/>
@@ -14806,7 +17786,7 @@
       <w:tr>
         <w:tc>
           <w:tcPr/>
-          <w:bookmarkStart w:id="75" w:name="supptab-abbrev"/>
+          <w:bookmarkStart w:id="181" w:name="supptab-abbrev"/>
           <w:p>
             <w:pPr>
               <w:jc w:val="center"/>
@@ -14823,14 +17803,13 @@
           <w:tbl>
             <w:tblPr>
               <w:tblStyle w:val="Table"/>
-              <w:tblW w:type="pct" w:w="4947"/>
-              <w:tblLayout w:type="fixed"/>
+              <w:tblW w:type="auto" w:w="0"/>
               <w:tblLook w:firstRow="1" w:lastRow="0" w:firstColumn="0" w:lastColumn="0" w:noHBand="0" w:noVBand="0" w:val="0020"/>
             </w:tblPr>
             <w:tblGrid>
-              <w:gridCol w:w="2106"/>
-              <w:gridCol w:w="4381"/>
-              <w:gridCol w:w="1348"/>
+              <w:gridCol w:w="2640"/>
+              <w:gridCol w:w="2640"/>
+              <w:gridCol w:w="2640"/>
             </w:tblGrid>
             <w:tr>
               <w:trPr>
@@ -15472,7 +18451,7 @@
               </w:tc>
             </w:tr>
           </w:tbl>
-          <w:bookmarkEnd w:id="75"/>
+          <w:bookmarkEnd w:id="181"/>
           <w:p/>
         </w:tc>
       </w:tr>
@@ -15498,7 +18477,7 @@
       <w:tr>
         <w:tc>
           <w:tcPr/>
-          <w:bookmarkStart w:id="76" w:name="supptab-terrain"/>
+          <w:bookmarkStart w:id="182" w:name="supptab-terrain"/>
           <w:p>
             <w:pPr>
               <w:jc w:val="center"/>
@@ -15760,12 +18739,12 @@
               </w:tc>
             </w:tr>
           </w:tbl>
-          <w:bookmarkEnd w:id="76"/>
+          <w:bookmarkEnd w:id="182"/>
           <w:p/>
         </w:tc>
       </w:tr>
     </w:tbl>
-    <w:bookmarkEnd w:id="77"/>
+    <w:bookmarkEnd w:id="183"/>
     <w:sectPr>
       <w:footnotePr>
         <w:numFmt w:val="decimal"/>

--- a/index.docx
+++ b/index.docx
@@ -1279,7 +1279,7 @@
               <w:pStyle w:val="ImageCaption"/>
             </w:pPr>
             <w:r>
-              <w:t xml:space="preserve">Figure 1: a) Map showing the location of the study sites within Canada. Location of the two study sites and nearby town of McCreary, and regional b) land use, and c) topography. Local topography and soil sampling locations at the d) forested site and e) agricultural site</w:t>
+              <w:t xml:space="preserve">Figure 1: a) Map showing the location of the study sites within Canada. Location of the two study sites and nearby town of McCreary, and regional b) land use, and c) topography. Local topography and soil sampling locations at the d) forested site and e) agricultural site.</w:t>
             </w:r>
           </w:p>
           <w:bookmarkEnd w:id="14"/>
@@ -5189,85 +5189,85 @@
                     <w:jc w:val="center"/>
                   </w:pPr>
                   <w:r>
-                    <w:t xml:space="preserve">name</w:t>
-                  </w:r>
-                </w:p>
-              </w:tc>
-              <w:tc>
-                <w:tcPr/>
-                <w:p>
-                  <w:pPr>
-                    <w:pStyle w:val="Compact"/>
-                    <w:jc w:val="center"/>
-                    <w:jc w:val="center"/>
-                  </w:pPr>
-                  <w:r>
-                    <w:t xml:space="preserve">mean</w:t>
-                  </w:r>
-                </w:p>
-              </w:tc>
-              <w:tc>
-                <w:tcPr/>
-                <w:p>
-                  <w:pPr>
-                    <w:pStyle w:val="Compact"/>
-                    <w:jc w:val="center"/>
-                    <w:jc w:val="center"/>
-                  </w:pPr>
-                  <w:r>
-                    <w:t xml:space="preserve">sd</w:t>
-                  </w:r>
-                </w:p>
-              </w:tc>
-              <w:tc>
-                <w:tcPr/>
-                <w:p>
-                  <w:pPr>
-                    <w:pStyle w:val="Compact"/>
-                    <w:jc w:val="center"/>
-                    <w:jc w:val="center"/>
-                  </w:pPr>
-                  <w:r>
-                    <w:t xml:space="preserve">max</w:t>
-                  </w:r>
-                </w:p>
-              </w:tc>
-              <w:tc>
-                <w:tcPr/>
-                <w:p>
-                  <w:pPr>
-                    <w:pStyle w:val="Compact"/>
-                    <w:jc w:val="center"/>
-                    <w:jc w:val="center"/>
-                  </w:pPr>
-                  <w:r>
-                    <w:t xml:space="preserve">min</w:t>
-                  </w:r>
-                </w:p>
-              </w:tc>
-              <w:tc>
-                <w:tcPr/>
-                <w:p>
-                  <w:pPr>
-                    <w:pStyle w:val="Compact"/>
-                    <w:jc w:val="center"/>
-                    <w:jc w:val="center"/>
-                  </w:pPr>
-                  <w:r>
-                    <w:t xml:space="preserve">skewness</w:t>
-                  </w:r>
-                </w:p>
-              </w:tc>
-              <w:tc>
-                <w:tcPr/>
-                <w:p>
-                  <w:pPr>
-                    <w:pStyle w:val="Compact"/>
-                    <w:jc w:val="center"/>
-                    <w:jc w:val="center"/>
-                  </w:pPr>
-                  <w:r>
-                    <w:t xml:space="preserve">cv</w:t>
+                    <w:t xml:space="preserve">Terrain Attribute</w:t>
+                  </w:r>
+                </w:p>
+              </w:tc>
+              <w:tc>
+                <w:tcPr/>
+                <w:p>
+                  <w:pPr>
+                    <w:pStyle w:val="Compact"/>
+                    <w:jc w:val="center"/>
+                    <w:jc w:val="center"/>
+                  </w:pPr>
+                  <w:r>
+                    <w:t xml:space="preserve">Mean</w:t>
+                  </w:r>
+                </w:p>
+              </w:tc>
+              <w:tc>
+                <w:tcPr/>
+                <w:p>
+                  <w:pPr>
+                    <w:pStyle w:val="Compact"/>
+                    <w:jc w:val="center"/>
+                    <w:jc w:val="center"/>
+                  </w:pPr>
+                  <w:r>
+                    <w:t xml:space="preserve">SD</w:t>
+                  </w:r>
+                </w:p>
+              </w:tc>
+              <w:tc>
+                <w:tcPr/>
+                <w:p>
+                  <w:pPr>
+                    <w:pStyle w:val="Compact"/>
+                    <w:jc w:val="center"/>
+                    <w:jc w:val="center"/>
+                  </w:pPr>
+                  <w:r>
+                    <w:t xml:space="preserve">Max</w:t>
+                  </w:r>
+                </w:p>
+              </w:tc>
+              <w:tc>
+                <w:tcPr/>
+                <w:p>
+                  <w:pPr>
+                    <w:pStyle w:val="Compact"/>
+                    <w:jc w:val="center"/>
+                    <w:jc w:val="center"/>
+                  </w:pPr>
+                  <w:r>
+                    <w:t xml:space="preserve">Min</w:t>
+                  </w:r>
+                </w:p>
+              </w:tc>
+              <w:tc>
+                <w:tcPr/>
+                <w:p>
+                  <w:pPr>
+                    <w:pStyle w:val="Compact"/>
+                    <w:jc w:val="center"/>
+                    <w:jc w:val="center"/>
+                  </w:pPr>
+                  <w:r>
+                    <w:t xml:space="preserve">Skewness</w:t>
+                  </w:r>
+                </w:p>
+              </w:tc>
+              <w:tc>
+                <w:tcPr/>
+                <w:p>
+                  <w:pPr>
+                    <w:pStyle w:val="Compact"/>
+                    <w:jc w:val="center"/>
+                    <w:jc w:val="center"/>
+                  </w:pPr>
+                  <w:r>
+                    <w:t xml:space="preserve">CV</w:t>
                   </w:r>
                 </w:p>
               </w:tc>
@@ -11276,7 +11276,7 @@
                     <w:jc w:val="center"/>
                   </w:pPr>
                   <w:r>
-                    <w:t xml:space="preserve">*a**</w:t>
+                    <w:t xml:space="preserve">a*</w:t>
                   </w:r>
                 </w:p>
               </w:tc>
@@ -11382,7 +11382,7 @@
                     <w:jc w:val="center"/>
                   </w:pPr>
                   <w:r>
-                    <w:t xml:space="preserve">*b**</w:t>
+                    <w:t xml:space="preserve">b*</w:t>
                   </w:r>
                 </w:p>
               </w:tc>
@@ -11488,7 +11488,7 @@
                     <w:jc w:val="center"/>
                   </w:pPr>
                   <w:r>
-                    <w:t xml:space="preserve">*c**</w:t>
+                    <w:t xml:space="preserve">c*</w:t>
                   </w:r>
                 </w:p>
               </w:tc>
@@ -11594,7 +11594,7 @@
                     <w:jc w:val="center"/>
                   </w:pPr>
                   <w:r>
-                    <w:t xml:space="preserve">*h**</w:t>
+                    <w:t xml:space="preserve">h*</w:t>
                   </w:r>
                 </w:p>
               </w:tc>
@@ -11700,10 +11700,6 @@
                     <w:jc w:val="center"/>
                   </w:pPr>
                   <w:r>
-                    <w:rPr>
-                      <w:i/>
-                      <w:iCs/>
-                    </w:rPr>
                     <w:t xml:space="preserve">x</w:t>
                   </w:r>
                 </w:p>
@@ -12675,7 +12671,7 @@
                     <w:jc w:val="center"/>
                   </w:pPr>
                   <w:r>
-                    <w:t xml:space="preserve">*h**</w:t>
+                    <w:t xml:space="preserve">h*</w:t>
                   </w:r>
                 </w:p>
               </w:tc>
@@ -17803,13 +17799,14 @@
           <w:tbl>
             <w:tblPr>
               <w:tblStyle w:val="Table"/>
-              <w:tblW w:type="auto" w:w="0"/>
+              <w:tblW w:type="pct" w:w="4947"/>
+              <w:tblLayout w:type="fixed"/>
               <w:tblLook w:firstRow="1" w:lastRow="0" w:firstColumn="0" w:lastColumn="0" w:noHBand="0" w:noVBand="0" w:val="0020"/>
             </w:tblPr>
             <w:tblGrid>
-              <w:gridCol w:w="2640"/>
-              <w:gridCol w:w="2640"/>
-              <w:gridCol w:w="2640"/>
+              <w:gridCol w:w="2106"/>
+              <w:gridCol w:w="4381"/>
+              <w:gridCol w:w="1348"/>
             </w:tblGrid>
             <w:tr>
               <w:trPr>

--- a/index.docx
+++ b/index.docx
@@ -791,7 +791,7 @@
         <w:t xml:space="preserve"> </w:t>
       </w:r>
       <w:r>
-        <w:t xml:space="preserve">In contrast, the processes that control the distribution of rare earth elements and trace metals, are less well studied or tend to be site-specific, making it difficult to draw generalizations.</w:t>
+        <w:t xml:space="preserve">In contrast, the processes that control the distribution of rare earth elements and trace metals, are less well studied or tend to be site-specific, making it difficult to draw generalizations. With the growing adoption of DEM-based terrain analysis to guide soil sampling, there is a corresponding need for analytical approaches capable of handling complex, non-linear relationships among terrain attributes, for which Random Forest (RF) provides a suitable framework.</w:t>
       </w:r>
     </w:p>
     <w:p>
@@ -16136,7 +16136,7 @@
         <w:t xml:space="preserve"> </w:t>
       </w:r>
       <w:r>
-        <w:t xml:space="preserve">Additional work is needed to establish standardized protocols for DEM processing, terrain attribute calculation, and variogram modeling to ensure that methods work across a range of landscapes.</w:t>
+        <w:t xml:space="preserve">Additional work is needed to establish standardized protocols for DEM processing, terrain attribute calculation, and variogram modeling to ensure that methods work across a range of landscapes. Lastly, coupling machine-learning approaches, such as RF regression, with process-based soil landscape models, geophysical surveys would further clarify fundamental mechanisms underlying observed patterns.</w:t>
       </w:r>
     </w:p>
     <w:bookmarkEnd w:id="52"/>
@@ -16260,7 +16260,7 @@
       </w:r>
     </w:p>
     <w:bookmarkEnd w:id="55"/>
-    <w:bookmarkStart w:id="61" w:name="statements-and-declarations"/>
+    <w:bookmarkStart w:id="62" w:name="statements-and-declarations"/>
     <w:p>
       <w:pPr>
         <w:pStyle w:val="Heading2"/>
@@ -16305,7 +16305,7 @@
       </w:r>
     </w:p>
     <w:bookmarkEnd w:id="57"/>
-    <w:bookmarkStart w:id="59" w:name="data-and-code-availability"/>
+    <w:bookmarkStart w:id="60" w:name="data-and-code-availability"/>
     <w:p>
       <w:pPr>
         <w:pStyle w:val="Heading3"/>
@@ -16329,12 +16329,31 @@
           <w:rPr>
             <w:rStyle w:val="InternetLink"/>
           </w:rPr>
-          <w:t xml:space="preserve">https://github.com/alex-koiter/sampling-design-manuscript</w:t>
+          <w:t xml:space="preserve">https://github.com/alex-koiter/terrain-attributes</w:t>
         </w:r>
       </w:hyperlink>
     </w:p>
-    <w:bookmarkEnd w:id="59"/>
-    <w:bookmarkStart w:id="60" w:name="author-contributions"/>
+    <w:p>
+      <w:pPr>
+        <w:pStyle w:val="TextBody"/>
+      </w:pPr>
+      <w:r>
+        <w:t xml:space="preserve">Additional information, including analytical notebooks with details of the analysis and intermediate steps, is available online:</w:t>
+      </w:r>
+      <w:r>
+        <w:t xml:space="preserve"> </w:t>
+      </w:r>
+      <w:hyperlink r:id="rId59">
+        <w:r>
+          <w:rPr>
+            <w:rStyle w:val="InternetLink"/>
+          </w:rPr>
+          <w:t xml:space="preserve">https://alexkoiter.ca/terrain-attributes/</w:t>
+        </w:r>
+      </w:hyperlink>
+    </w:p>
+    <w:bookmarkEnd w:id="60"/>
+    <w:bookmarkStart w:id="61" w:name="author-contributions"/>
     <w:p>
       <w:pPr>
         <w:pStyle w:val="Heading3"/>
@@ -16427,9 +16446,9 @@
         <w:t xml:space="preserve">Methodology; Formal analysis; Writing - Review &amp; Editing</w:t>
       </w:r>
     </w:p>
-    <w:bookmarkEnd w:id="60"/>
     <w:bookmarkEnd w:id="61"/>
-    <w:bookmarkStart w:id="172" w:name="references"/>
+    <w:bookmarkEnd w:id="62"/>
+    <w:bookmarkStart w:id="173" w:name="references"/>
     <w:p>
       <w:pPr>
         <w:pStyle w:val="Heading2"/>
@@ -16438,8 +16457,8 @@
         <w:t xml:space="preserve">References</w:t>
       </w:r>
     </w:p>
-    <w:bookmarkStart w:id="171" w:name="refs"/>
-    <w:bookmarkStart w:id="63" w:name="ref-agisoft2021"/>
+    <w:bookmarkStart w:id="172" w:name="refs"/>
+    <w:bookmarkStart w:id="64" w:name="ref-agisoft2021"/>
     <w:p>
       <w:pPr>
         <w:pStyle w:val="Bibliography"/>
@@ -16450,7 +16469,7 @@
       <w:r>
         <w:t xml:space="preserve"> </w:t>
       </w:r>
-      <w:hyperlink r:id="rId62">
+      <w:hyperlink r:id="rId63">
         <w:r>
           <w:rPr>
             <w:rStyle w:val="InternetLink"/>
@@ -16462,8 +16481,8 @@
         <w:t xml:space="preserve">.</w:t>
       </w:r>
     </w:p>
-    <w:bookmarkEnd w:id="63"/>
-    <w:bookmarkStart w:id="65" w:name="ref-beaudette2013"/>
+    <w:bookmarkEnd w:id="64"/>
+    <w:bookmarkStart w:id="66" w:name="ref-beaudette2013"/>
     <w:p>
       <w:pPr>
         <w:pStyle w:val="Bibliography"/>
@@ -16474,7 +16493,7 @@
       <w:r>
         <w:t xml:space="preserve"> </w:t>
       </w:r>
-      <w:hyperlink r:id="rId64">
+      <w:hyperlink r:id="rId65">
         <w:r>
           <w:rPr>
             <w:rStyle w:val="InternetLink"/>
@@ -16483,8 +16502,8 @@
         </w:r>
       </w:hyperlink>
     </w:p>
-    <w:bookmarkEnd w:id="65"/>
-    <w:bookmarkStart w:id="67" w:name="ref-beck2018"/>
+    <w:bookmarkEnd w:id="66"/>
+    <w:bookmarkStart w:id="68" w:name="ref-beck2018"/>
     <w:p>
       <w:pPr>
         <w:pStyle w:val="Bibliography"/>
@@ -16495,7 +16514,7 @@
       <w:r>
         <w:t xml:space="preserve"> </w:t>
       </w:r>
-      <w:hyperlink r:id="rId66">
+      <w:hyperlink r:id="rId67">
         <w:r>
           <w:rPr>
             <w:rStyle w:val="InternetLink"/>
@@ -16504,8 +16523,8 @@
         </w:r>
       </w:hyperlink>
     </w:p>
-    <w:bookmarkEnd w:id="67"/>
-    <w:bookmarkStart w:id="69" w:name="ref-boudreault2018"/>
+    <w:bookmarkEnd w:id="68"/>
+    <w:bookmarkStart w:id="70" w:name="ref-boudreault2018"/>
     <w:p>
       <w:pPr>
         <w:pStyle w:val="Bibliography"/>
@@ -16513,7 +16532,7 @@
       <w:r>
         <w:t xml:space="preserve">Boudreault, M., Koiter, A.J., Lobb, D.A., Owens, P.N., Liu, K., Benoy, G., Danielescu, S., Li, S., 2018. Using colour, shape and radionuclide sediment fingerprints to identify sources of sediment in an agricultural watershed in atlantic canada. Canadian Water Resources Journal 43, 347–365. https://doi.org/</w:t>
       </w:r>
-      <w:hyperlink r:id="rId68">
+      <w:hyperlink r:id="rId69">
         <w:r>
           <w:rPr>
             <w:rStyle w:val="InternetLink"/>
@@ -16522,8 +16541,8 @@
         </w:r>
       </w:hyperlink>
     </w:p>
-    <w:bookmarkEnd w:id="69"/>
-    <w:bookmarkStart w:id="71" w:name="ref-brown2004"/>
+    <w:bookmarkEnd w:id="70"/>
+    <w:bookmarkStart w:id="72" w:name="ref-brown2004"/>
     <w:p>
       <w:pPr>
         <w:pStyle w:val="Bibliography"/>
@@ -16534,7 +16553,7 @@
       <w:r>
         <w:t xml:space="preserve"> </w:t>
       </w:r>
-      <w:hyperlink r:id="rId70">
+      <w:hyperlink r:id="rId71">
         <w:r>
           <w:rPr>
             <w:rStyle w:val="InternetLink"/>
@@ -16543,8 +16562,8 @@
         </w:r>
       </w:hyperlink>
     </w:p>
-    <w:bookmarkEnd w:id="71"/>
-    <w:bookmarkStart w:id="73" w:name="ref-naturalresourcescanada2024"/>
+    <w:bookmarkEnd w:id="72"/>
+    <w:bookmarkStart w:id="74" w:name="ref-naturalresourcescanada2024"/>
     <w:p>
       <w:pPr>
         <w:pStyle w:val="Bibliography"/>
@@ -16555,7 +16574,7 @@
       <w:r>
         <w:t xml:space="preserve"> </w:t>
       </w:r>
-      <w:hyperlink r:id="rId72">
+      <w:hyperlink r:id="rId73">
         <w:r>
           <w:rPr>
             <w:rStyle w:val="InternetLink"/>
@@ -16567,8 +16586,8 @@
         <w:t xml:space="preserve">.</w:t>
       </w:r>
     </w:p>
-    <w:bookmarkEnd w:id="73"/>
-    <w:bookmarkStart w:id="75" w:name="ref-collins2020"/>
+    <w:bookmarkEnd w:id="74"/>
+    <w:bookmarkStart w:id="76" w:name="ref-collins2020"/>
     <w:p>
       <w:pPr>
         <w:pStyle w:val="Bibliography"/>
@@ -16579,7 +16598,7 @@
       <w:r>
         <w:t xml:space="preserve"> </w:t>
       </w:r>
-      <w:hyperlink r:id="rId74">
+      <w:hyperlink r:id="rId75">
         <w:r>
           <w:rPr>
             <w:rStyle w:val="InternetLink"/>
@@ -16588,8 +16607,8 @@
         </w:r>
       </w:hyperlink>
     </w:p>
-    <w:bookmarkEnd w:id="75"/>
-    <w:bookmarkStart w:id="77" w:name="ref-collins2019"/>
+    <w:bookmarkEnd w:id="76"/>
+    <w:bookmarkStart w:id="78" w:name="ref-collins2019"/>
     <w:p>
       <w:pPr>
         <w:pStyle w:val="Bibliography"/>
@@ -16600,7 +16619,7 @@
       <w:r>
         <w:t xml:space="preserve"> </w:t>
       </w:r>
-      <w:hyperlink r:id="rId76">
+      <w:hyperlink r:id="rId77">
         <w:r>
           <w:rPr>
             <w:rStyle w:val="InternetLink"/>
@@ -16609,8 +16628,8 @@
         </w:r>
       </w:hyperlink>
     </w:p>
-    <w:bookmarkEnd w:id="77"/>
-    <w:bookmarkStart w:id="79" w:name="ref-collins1997"/>
+    <w:bookmarkEnd w:id="78"/>
+    <w:bookmarkStart w:id="80" w:name="ref-collins1997"/>
     <w:p>
       <w:pPr>
         <w:pStyle w:val="Bibliography"/>
@@ -16618,7 +16637,7 @@
       <w:r>
         <w:t xml:space="preserve">Collins, A.L., Walling, D.E., Leeks, G.J.L., 1997. Source type ascription for fluvial suspended sediment based on a quantitative composite fingerprinting technique. Catena 29, 1–27. https://doi.org/</w:t>
       </w:r>
-      <w:hyperlink r:id="rId78">
+      <w:hyperlink r:id="rId79">
         <w:r>
           <w:rPr>
             <w:rStyle w:val="InternetLink"/>
@@ -16627,8 +16646,8 @@
         </w:r>
       </w:hyperlink>
     </w:p>
-    <w:bookmarkEnd w:id="79"/>
-    <w:bookmarkStart w:id="81" w:name="ref-conrad2015"/>
+    <w:bookmarkEnd w:id="80"/>
+    <w:bookmarkStart w:id="82" w:name="ref-conrad2015"/>
     <w:p>
       <w:pPr>
         <w:pStyle w:val="Bibliography"/>
@@ -16639,7 +16658,7 @@
       <w:r>
         <w:t xml:space="preserve"> </w:t>
       </w:r>
-      <w:hyperlink r:id="rId80">
+      <w:hyperlink r:id="rId81">
         <w:r>
           <w:rPr>
             <w:rStyle w:val="InternetLink"/>
@@ -16648,8 +16667,8 @@
         </w:r>
       </w:hyperlink>
     </w:p>
-    <w:bookmarkEnd w:id="81"/>
-    <w:bookmarkStart w:id="83" w:name="ref-cox2003"/>
+    <w:bookmarkEnd w:id="82"/>
+    <w:bookmarkStart w:id="84" w:name="ref-cox2003"/>
     <w:p>
       <w:pPr>
         <w:pStyle w:val="Bibliography"/>
@@ -16660,7 +16679,7 @@
       <w:r>
         <w:t xml:space="preserve"> </w:t>
       </w:r>
-      <w:hyperlink r:id="rId82">
+      <w:hyperlink r:id="rId83">
         <w:r>
           <w:rPr>
             <w:rStyle w:val="InternetLink"/>
@@ -16669,8 +16688,8 @@
         </w:r>
       </w:hyperlink>
     </w:p>
-    <w:bookmarkEnd w:id="83"/>
-    <w:bookmarkStart w:id="85" w:name="ref-drew2010"/>
+    <w:bookmarkEnd w:id="84"/>
+    <w:bookmarkStart w:id="86" w:name="ref-drew2010"/>
     <w:p>
       <w:pPr>
         <w:pStyle w:val="Bibliography"/>
@@ -16681,7 +16700,7 @@
       <w:r>
         <w:t xml:space="preserve"> </w:t>
       </w:r>
-      <w:hyperlink r:id="rId84">
+      <w:hyperlink r:id="rId85">
         <w:r>
           <w:rPr>
             <w:rStyle w:val="InternetLink"/>
@@ -16690,8 +16709,8 @@
         </w:r>
       </w:hyperlink>
     </w:p>
-    <w:bookmarkEnd w:id="85"/>
-    <w:bookmarkStart w:id="87" w:name="ref-du2017"/>
+    <w:bookmarkEnd w:id="86"/>
+    <w:bookmarkStart w:id="88" w:name="ref-du2017"/>
     <w:p>
       <w:pPr>
         <w:pStyle w:val="Bibliography"/>
@@ -16699,7 +16718,7 @@
       <w:r>
         <w:t xml:space="preserve">Du, P., Walling, D.E., 2017. Fingerprinting surficial sediment sources: Exploring some potential problems associated with the spatial variability of source material properties. Journal of Environmental Management 194, 4–15. https://doi.org/</w:t>
       </w:r>
-      <w:hyperlink r:id="rId86">
+      <w:hyperlink r:id="rId87">
         <w:r>
           <w:rPr>
             <w:rStyle w:val="InternetLink"/>
@@ -16708,8 +16727,8 @@
         </w:r>
       </w:hyperlink>
     </w:p>
-    <w:bookmarkEnd w:id="87"/>
-    <w:bookmarkStart w:id="88" w:name="ref-ehrlich1958"/>
+    <w:bookmarkEnd w:id="88"/>
+    <w:bookmarkStart w:id="89" w:name="ref-ehrlich1958"/>
     <w:p>
       <w:pPr>
         <w:pStyle w:val="Bibliography"/>
@@ -16718,8 +16737,8 @@
         <w:t xml:space="preserve">Ehrlich, W.A., Pratt, L.E., Leclaire, F.P., 1958. Reconnaissance soil survey of west-lake map sheet area.</w:t>
       </w:r>
     </w:p>
-    <w:bookmarkEnd w:id="88"/>
-    <w:bookmarkStart w:id="90" w:name="ref-esri2024"/>
+    <w:bookmarkEnd w:id="89"/>
+    <w:bookmarkStart w:id="91" w:name="ref-esri2024"/>
     <w:p>
       <w:pPr>
         <w:pStyle w:val="Bibliography"/>
@@ -16730,7 +16749,7 @@
       <w:r>
         <w:t xml:space="preserve"> </w:t>
       </w:r>
-      <w:hyperlink r:id="rId89">
+      <w:hyperlink r:id="rId90">
         <w:r>
           <w:rPr>
             <w:rStyle w:val="InternetLink"/>
@@ -16742,8 +16761,8 @@
         <w:t xml:space="preserve">. Esri.</w:t>
       </w:r>
     </w:p>
-    <w:bookmarkEnd w:id="90"/>
-    <w:bookmarkStart w:id="92" w:name="ref-evrard2022"/>
+    <w:bookmarkEnd w:id="91"/>
+    <w:bookmarkStart w:id="93" w:name="ref-evrard2022"/>
     <w:p>
       <w:pPr>
         <w:pStyle w:val="Bibliography"/>
@@ -16754,7 +16773,7 @@
       <w:r>
         <w:t xml:space="preserve"> </w:t>
       </w:r>
-      <w:hyperlink r:id="rId91">
+      <w:hyperlink r:id="rId92">
         <w:r>
           <w:rPr>
             <w:rStyle w:val="InternetLink"/>
@@ -16763,8 +16782,8 @@
         </w:r>
       </w:hyperlink>
     </w:p>
-    <w:bookmarkEnd w:id="92"/>
-    <w:bookmarkStart w:id="94" w:name="ref-soilclassificationworkinggroup1998"/>
+    <w:bookmarkEnd w:id="93"/>
+    <w:bookmarkStart w:id="95" w:name="ref-soilclassificationworkinggroup1998"/>
     <w:p>
       <w:pPr>
         <w:pStyle w:val="Bibliography"/>
@@ -16775,7 +16794,7 @@
       <w:r>
         <w:t xml:space="preserve"> </w:t>
       </w:r>
-      <w:hyperlink r:id="rId93">
+      <w:hyperlink r:id="rId94">
         <w:r>
           <w:rPr>
             <w:rStyle w:val="InternetLink"/>
@@ -16787,8 +16806,8 @@
         <w:t xml:space="preserve">, 3rd ed. NRC Research Press, Ottawa, ON, Canada.</w:t>
       </w:r>
     </w:p>
-    <w:bookmarkEnd w:id="94"/>
-    <w:bookmarkStart w:id="96" w:name="ref-haddadchi2019"/>
+    <w:bookmarkEnd w:id="95"/>
+    <w:bookmarkStart w:id="97" w:name="ref-haddadchi2019"/>
     <w:p>
       <w:pPr>
         <w:pStyle w:val="Bibliography"/>
@@ -16799,7 +16818,7 @@
       <w:r>
         <w:t xml:space="preserve"> </w:t>
       </w:r>
-      <w:hyperlink r:id="rId95">
+      <w:hyperlink r:id="rId96">
         <w:r>
           <w:rPr>
             <w:rStyle w:val="InternetLink"/>
@@ -16808,8 +16827,8 @@
         </w:r>
       </w:hyperlink>
     </w:p>
-    <w:bookmarkEnd w:id="96"/>
-    <w:bookmarkStart w:id="98" w:name="ref-hijmans2024"/>
+    <w:bookmarkEnd w:id="97"/>
+    <w:bookmarkStart w:id="99" w:name="ref-hijmans2024"/>
     <w:p>
       <w:pPr>
         <w:pStyle w:val="Bibliography"/>
@@ -16820,7 +16839,7 @@
       <w:r>
         <w:t xml:space="preserve"> </w:t>
       </w:r>
-      <w:hyperlink r:id="rId97">
+      <w:hyperlink r:id="rId98">
         <w:r>
           <w:rPr>
             <w:rStyle w:val="InternetLink"/>
@@ -16832,8 +16851,8 @@
         <w:t xml:space="preserve">.</w:t>
       </w:r>
     </w:p>
-    <w:bookmarkEnd w:id="98"/>
-    <w:bookmarkStart w:id="99" w:name="ref-horowitz1991"/>
+    <w:bookmarkEnd w:id="99"/>
+    <w:bookmarkStart w:id="100" w:name="ref-horowitz1991"/>
     <w:p>
       <w:pPr>
         <w:pStyle w:val="Bibliography"/>
@@ -16842,8 +16861,8 @@
         <w:t xml:space="preserve">Horowitz, A.J., 1991. A primer on sediment-trace element chemistry, 2nd ed. ed. Lewis Publishers, Chelsea, Michigan, USA.</w:t>
       </w:r>
     </w:p>
-    <w:bookmarkEnd w:id="99"/>
-    <w:bookmarkStart w:id="101" w:name="ref-kariuki2009"/>
+    <w:bookmarkEnd w:id="100"/>
+    <w:bookmarkStart w:id="102" w:name="ref-kariuki2009"/>
     <w:p>
       <w:pPr>
         <w:pStyle w:val="Bibliography"/>
@@ -16854,7 +16873,7 @@
       <w:r>
         <w:t xml:space="preserve"> </w:t>
       </w:r>
-      <w:hyperlink r:id="rId100">
+      <w:hyperlink r:id="rId101">
         <w:r>
           <w:rPr>
             <w:rStyle w:val="InternetLink"/>
@@ -16866,8 +16885,8 @@
         <w:t xml:space="preserve">. Communications in Soil Science and Plant Analysis 40, 16741687.</w:t>
       </w:r>
     </w:p>
-    <w:bookmarkEnd w:id="101"/>
-    <w:bookmarkStart w:id="103" w:name="ref-koiter2021"/>
+    <w:bookmarkEnd w:id="102"/>
+    <w:bookmarkStart w:id="104" w:name="ref-koiter2021"/>
     <w:p>
       <w:pPr>
         <w:pStyle w:val="Bibliography"/>
@@ -16878,7 +16897,7 @@
       <w:r>
         <w:t xml:space="preserve"> </w:t>
       </w:r>
-      <w:hyperlink r:id="rId102">
+      <w:hyperlink r:id="rId103">
         <w:r>
           <w:rPr>
             <w:rStyle w:val="InternetLink"/>
@@ -16887,8 +16906,8 @@
         </w:r>
       </w:hyperlink>
     </w:p>
-    <w:bookmarkEnd w:id="103"/>
-    <w:bookmarkStart w:id="105" w:name="ref-koiter2013"/>
+    <w:bookmarkEnd w:id="104"/>
+    <w:bookmarkStart w:id="106" w:name="ref-koiter2013"/>
     <w:p>
       <w:pPr>
         <w:pStyle w:val="Bibliography"/>
@@ -16896,7 +16915,7 @@
       <w:r>
         <w:t xml:space="preserve">Koiter, A.J., Owens, P.N., Petticrew, E.L., Lobb, D.A., 2013. The behavioural characteristics of sediment properties and their implications for sediment fingerprinting as an approach for identifying sediment sources in river basins. Earth-Science Reviews 125, 24–42. https://doi.org/</w:t>
       </w:r>
-      <w:hyperlink r:id="rId104">
+      <w:hyperlink r:id="rId105">
         <w:r>
           <w:rPr>
             <w:rStyle w:val="InternetLink"/>
@@ -16905,8 +16924,8 @@
         </w:r>
       </w:hyperlink>
     </w:p>
-    <w:bookmarkEnd w:id="105"/>
-    <w:bookmarkStart w:id="107" w:name="ref-kokulan2018"/>
+    <w:bookmarkEnd w:id="106"/>
+    <w:bookmarkStart w:id="108" w:name="ref-kokulan2018"/>
     <w:p>
       <w:pPr>
         <w:pStyle w:val="Bibliography"/>
@@ -16917,7 +16936,7 @@
       <w:r>
         <w:t xml:space="preserve"> </w:t>
       </w:r>
-      <w:hyperlink r:id="rId106">
+      <w:hyperlink r:id="rId107">
         <w:r>
           <w:rPr>
             <w:rStyle w:val="InternetLink"/>
@@ -16926,8 +16945,8 @@
         </w:r>
       </w:hyperlink>
     </w:p>
-    <w:bookmarkEnd w:id="107"/>
-    <w:bookmarkStart w:id="109" w:name="ref-kuhn2008"/>
+    <w:bookmarkEnd w:id="108"/>
+    <w:bookmarkStart w:id="110" w:name="ref-kuhn2008"/>
     <w:p>
       <w:pPr>
         <w:pStyle w:val="Bibliography"/>
@@ -16938,7 +16957,7 @@
       <w:r>
         <w:t xml:space="preserve"> </w:t>
       </w:r>
-      <w:hyperlink r:id="rId108">
+      <w:hyperlink r:id="rId109">
         <w:r>
           <w:rPr>
             <w:rStyle w:val="InternetLink"/>
@@ -16947,8 +16966,8 @@
         </w:r>
       </w:hyperlink>
     </w:p>
-    <w:bookmarkEnd w:id="109"/>
-    <w:bookmarkStart w:id="111" w:name="ref-lark2018"/>
+    <w:bookmarkEnd w:id="110"/>
+    <w:bookmarkStart w:id="112" w:name="ref-lark2018"/>
     <w:p>
       <w:pPr>
         <w:pStyle w:val="Bibliography"/>
@@ -16959,7 +16978,7 @@
       <w:r>
         <w:t xml:space="preserve"> </w:t>
       </w:r>
-      <w:hyperlink r:id="rId110">
+      <w:hyperlink r:id="rId111">
         <w:r>
           <w:rPr>
             <w:rStyle w:val="InternetLink"/>
@@ -16968,8 +16987,8 @@
         </w:r>
       </w:hyperlink>
     </w:p>
-    <w:bookmarkEnd w:id="111"/>
-    <w:bookmarkStart w:id="113" w:name="ref-liaw2002"/>
+    <w:bookmarkEnd w:id="112"/>
+    <w:bookmarkStart w:id="114" w:name="ref-liaw2002"/>
     <w:p>
       <w:pPr>
         <w:pStyle w:val="Bibliography"/>
@@ -16980,7 +16999,7 @@
       <w:r>
         <w:t xml:space="preserve"> </w:t>
       </w:r>
-      <w:hyperlink r:id="rId112">
+      <w:hyperlink r:id="rId113">
         <w:r>
           <w:rPr>
             <w:rStyle w:val="InternetLink"/>
@@ -16992,8 +17011,8 @@
         <w:t xml:space="preserve">. R News 2, 18–22.</w:t>
       </w:r>
     </w:p>
-    <w:bookmarkEnd w:id="113"/>
-    <w:bookmarkStart w:id="115" w:name="ref-libohova2024"/>
+    <w:bookmarkEnd w:id="114"/>
+    <w:bookmarkStart w:id="116" w:name="ref-libohova2024"/>
     <w:p>
       <w:pPr>
         <w:pStyle w:val="Bibliography"/>
@@ -17004,7 +17023,7 @@
       <w:r>
         <w:t xml:space="preserve"> </w:t>
       </w:r>
-      <w:hyperlink r:id="rId114">
+      <w:hyperlink r:id="rId115">
         <w:r>
           <w:rPr>
             <w:rStyle w:val="InternetLink"/>
@@ -17013,8 +17032,8 @@
         </w:r>
       </w:hyperlink>
     </w:p>
-    <w:bookmarkEnd w:id="115"/>
-    <w:bookmarkStart w:id="117" w:name="ref-lima2023"/>
+    <w:bookmarkEnd w:id="116"/>
+    <w:bookmarkStart w:id="118" w:name="ref-lima2023"/>
     <w:p>
       <w:pPr>
         <w:pStyle w:val="Bibliography"/>
@@ -17025,7 +17044,7 @@
       <w:r>
         <w:t xml:space="preserve"> </w:t>
       </w:r>
-      <w:hyperlink r:id="rId116">
+      <w:hyperlink r:id="rId117">
         <w:r>
           <w:rPr>
             <w:rStyle w:val="InternetLink"/>
@@ -17034,8 +17053,8 @@
         </w:r>
       </w:hyperlink>
     </w:p>
-    <w:bookmarkEnd w:id="117"/>
-    <w:bookmarkStart w:id="119" w:name="ref-lunamiño2024"/>
+    <w:bookmarkEnd w:id="118"/>
+    <w:bookmarkStart w:id="120" w:name="ref-lunamiño2024"/>
     <w:p>
       <w:pPr>
         <w:pStyle w:val="Bibliography"/>
@@ -17046,7 +17065,7 @@
       <w:r>
         <w:t xml:space="preserve"> </w:t>
       </w:r>
-      <w:hyperlink r:id="rId118">
+      <w:hyperlink r:id="rId119">
         <w:r>
           <w:rPr>
             <w:rStyle w:val="InternetLink"/>
@@ -17055,8 +17074,8 @@
         </w:r>
       </w:hyperlink>
     </w:p>
-    <w:bookmarkEnd w:id="119"/>
-    <w:bookmarkStart w:id="120" w:name="ref-mackay1970"/>
+    <w:bookmarkEnd w:id="120"/>
+    <w:bookmarkStart w:id="121" w:name="ref-mackay1970"/>
     <w:p>
       <w:pPr>
         <w:pStyle w:val="Bibliography"/>
@@ -17065,8 +17084,8 @@
         <w:t xml:space="preserve">MacKay, G.H., 1970. A quantitative study of geomorphology of the wilson creek watershed, manitoba (MSC thesis). University of Manitoba, Winnipeg, MB.</w:t>
       </w:r>
     </w:p>
-    <w:bookmarkEnd w:id="120"/>
-    <w:bookmarkStart w:id="122" w:name="ref-mashalaba2020"/>
+    <w:bookmarkEnd w:id="121"/>
+    <w:bookmarkStart w:id="123" w:name="ref-mashalaba2020"/>
     <w:p>
       <w:pPr>
         <w:pStyle w:val="Bibliography"/>
@@ -17077,7 +17096,7 @@
       <w:r>
         <w:t xml:space="preserve"> </w:t>
       </w:r>
-      <w:hyperlink r:id="rId121">
+      <w:hyperlink r:id="rId122">
         <w:r>
           <w:rPr>
             <w:rStyle w:val="InternetLink"/>
@@ -17086,8 +17105,8 @@
         </w:r>
       </w:hyperlink>
     </w:p>
-    <w:bookmarkEnd w:id="122"/>
-    <w:bookmarkStart w:id="124" w:name="ref-mello2022"/>
+    <w:bookmarkEnd w:id="123"/>
+    <w:bookmarkStart w:id="125" w:name="ref-mello2022"/>
     <w:p>
       <w:pPr>
         <w:pStyle w:val="Bibliography"/>
@@ -17098,7 +17117,7 @@
       <w:r>
         <w:t xml:space="preserve"> </w:t>
       </w:r>
-      <w:hyperlink r:id="rId123">
+      <w:hyperlink r:id="rId124">
         <w:r>
           <w:rPr>
             <w:rStyle w:val="InternetLink"/>
@@ -17107,8 +17126,8 @@
         </w:r>
       </w:hyperlink>
     </w:p>
-    <w:bookmarkEnd w:id="124"/>
-    <w:bookmarkStart w:id="126" w:name="ref-mzuku2005"/>
+    <w:bookmarkEnd w:id="125"/>
+    <w:bookmarkStart w:id="127" w:name="ref-mzuku2005"/>
     <w:p>
       <w:pPr>
         <w:pStyle w:val="Bibliography"/>
@@ -17119,7 +17138,7 @@
       <w:r>
         <w:t xml:space="preserve"> </w:t>
       </w:r>
-      <w:hyperlink r:id="rId125">
+      <w:hyperlink r:id="rId126">
         <w:r>
           <w:rPr>
             <w:rStyle w:val="InternetLink"/>
@@ -17128,8 +17147,8 @@
         </w:r>
       </w:hyperlink>
     </w:p>
-    <w:bookmarkEnd w:id="126"/>
-    <w:bookmarkStart w:id="128" w:name="ref-Naimi2014"/>
+    <w:bookmarkEnd w:id="127"/>
+    <w:bookmarkStart w:id="129" w:name="ref-Naimi2014"/>
     <w:p>
       <w:pPr>
         <w:pStyle w:val="Bibliography"/>
@@ -17140,7 +17159,7 @@
       <w:r>
         <w:t xml:space="preserve"> </w:t>
       </w:r>
-      <w:hyperlink r:id="rId127">
+      <w:hyperlink r:id="rId128">
         <w:r>
           <w:rPr>
             <w:rStyle w:val="InternetLink"/>
@@ -17149,8 +17168,8 @@
         </w:r>
       </w:hyperlink>
     </w:p>
-    <w:bookmarkEnd w:id="128"/>
-    <w:bookmarkStart w:id="130" w:name="ref-nanos2012"/>
+    <w:bookmarkEnd w:id="129"/>
+    <w:bookmarkStart w:id="131" w:name="ref-nanos2012"/>
     <w:p>
       <w:pPr>
         <w:pStyle w:val="Bibliography"/>
@@ -17161,7 +17180,7 @@
       <w:r>
         <w:t xml:space="preserve"> </w:t>
       </w:r>
-      <w:hyperlink r:id="rId129">
+      <w:hyperlink r:id="rId130">
         <w:r>
           <w:rPr>
             <w:rStyle w:val="InternetLink"/>
@@ -17170,8 +17189,8 @@
         </w:r>
       </w:hyperlink>
     </w:p>
-    <w:bookmarkEnd w:id="130"/>
-    <w:bookmarkStart w:id="131" w:name="ref-nicolas2011"/>
+    <w:bookmarkEnd w:id="131"/>
+    <w:bookmarkStart w:id="132" w:name="ref-nicolas2011"/>
     <w:p>
       <w:pPr>
         <w:pStyle w:val="Bibliography"/>
@@ -17180,8 +17199,8 @@
         <w:t xml:space="preserve">Nicolas, M.P.B., Bamburak, J.D., 2011. Geochemistry and mineralogy of cretaceous shale, southwestern manitoba (parts of NTS 62F, g, j, k, n, 63C): Phase 2 results. Manitoba Innovation, Energy; Mines, Manitoba Geological Survey.</w:t>
       </w:r>
     </w:p>
-    <w:bookmarkEnd w:id="131"/>
-    <w:bookmarkStart w:id="132" w:name="ref-papiernik2005"/>
+    <w:bookmarkEnd w:id="132"/>
+    <w:bookmarkStart w:id="133" w:name="ref-papiernik2005"/>
     <w:p>
       <w:pPr>
         <w:pStyle w:val="Bibliography"/>
@@ -17190,8 +17209,8 @@
         <w:t xml:space="preserve">Papiernik, S.K., Lindstrom, M.J., Schumacher, J.A., Farenhorst, A., Stephens, K.D., Schumacher, T.E., Lobb, D.A., 2005. Variation in soil properties and crop yield across an eroded prairie landscape. Journal of Soil and Water Conservation 60, 8.</w:t>
       </w:r>
     </w:p>
-    <w:bookmarkEnd w:id="132"/>
-    <w:bookmarkStart w:id="133" w:name="ref-pennock2008"/>
+    <w:bookmarkEnd w:id="133"/>
+    <w:bookmarkStart w:id="134" w:name="ref-pennock2008"/>
     <w:p>
       <w:pPr>
         <w:pStyle w:val="Bibliography"/>
@@ -17200,8 +17219,8 @@
         <w:t xml:space="preserve">Pennock, D., Yates, T., Braidek, J., 2008. Soil sampling designs, in: Carter, M.R., Gregorich, E.G. (Eds.),. CRC Press, Boca Raton, FL, USA, pp. 1–14.</w:t>
       </w:r>
     </w:p>
-    <w:bookmarkEnd w:id="133"/>
-    <w:bookmarkStart w:id="135" w:name="ref-pham2025"/>
+    <w:bookmarkEnd w:id="134"/>
+    <w:bookmarkStart w:id="136" w:name="ref-pham2025"/>
     <w:p>
       <w:pPr>
         <w:pStyle w:val="Bibliography"/>
@@ -17212,7 +17231,7 @@
       <w:r>
         <w:t xml:space="preserve"> </w:t>
       </w:r>
-      <w:hyperlink r:id="rId134">
+      <w:hyperlink r:id="rId135">
         <w:r>
           <w:rPr>
             <w:rStyle w:val="InternetLink"/>
@@ -17221,8 +17240,8 @@
         </w:r>
       </w:hyperlink>
     </w:p>
-    <w:bookmarkEnd w:id="135"/>
-    <w:bookmarkStart w:id="137" w:name="ref-pulley2018"/>
+    <w:bookmarkEnd w:id="136"/>
+    <w:bookmarkStart w:id="138" w:name="ref-pulley2018"/>
     <w:p>
       <w:pPr>
         <w:pStyle w:val="Bibliography"/>
@@ -17233,7 +17252,7 @@
       <w:r>
         <w:t xml:space="preserve"> </w:t>
       </w:r>
-      <w:hyperlink r:id="rId136">
+      <w:hyperlink r:id="rId137">
         <w:r>
           <w:rPr>
             <w:rStyle w:val="InternetLink"/>
@@ -17242,8 +17261,8 @@
         </w:r>
       </w:hyperlink>
     </w:p>
-    <w:bookmarkEnd w:id="137"/>
-    <w:bookmarkStart w:id="139" w:name="ref-rattenbury2018"/>
+    <w:bookmarkEnd w:id="138"/>
+    <w:bookmarkStart w:id="140" w:name="ref-rattenbury2018"/>
     <w:p>
       <w:pPr>
         <w:pStyle w:val="Bibliography"/>
@@ -17254,7 +17273,7 @@
       <w:r>
         <w:t xml:space="preserve"> </w:t>
       </w:r>
-      <w:hyperlink r:id="rId138">
+      <w:hyperlink r:id="rId139">
         <w:r>
           <w:rPr>
             <w:rStyle w:val="InternetLink"/>
@@ -17263,8 +17282,8 @@
         </w:r>
       </w:hyperlink>
     </w:p>
-    <w:bookmarkEnd w:id="139"/>
-    <w:bookmarkStart w:id="141" w:name="ref-ritchie1970"/>
+    <w:bookmarkEnd w:id="140"/>
+    <w:bookmarkStart w:id="142" w:name="ref-ritchie1970"/>
     <w:p>
       <w:pPr>
         <w:pStyle w:val="Bibliography"/>
@@ -17275,7 +17294,7 @@
       <w:r>
         <w:t xml:space="preserve"> </w:t>
       </w:r>
-      <w:hyperlink r:id="rId140">
+      <w:hyperlink r:id="rId141">
         <w:r>
           <w:rPr>
             <w:rStyle w:val="InternetLink"/>
@@ -17287,8 +17306,8 @@
         <w:t xml:space="preserve">. Health Physics 18, 479.</w:t>
       </w:r>
     </w:p>
-    <w:bookmarkEnd w:id="141"/>
-    <w:bookmarkStart w:id="143" w:name="ref-rizzo2016"/>
+    <w:bookmarkEnd w:id="142"/>
+    <w:bookmarkStart w:id="144" w:name="ref-rizzo2016"/>
     <w:p>
       <w:pPr>
         <w:pStyle w:val="Bibliography"/>
@@ -17302,7 +17321,7 @@
       <w:r>
         <w:t xml:space="preserve"> </w:t>
       </w:r>
-      <w:hyperlink r:id="rId142">
+      <w:hyperlink r:id="rId143">
         <w:r>
           <w:rPr>
             <w:rStyle w:val="InternetLink"/>
@@ -17311,8 +17330,8 @@
         </w:r>
       </w:hyperlink>
     </w:p>
-    <w:bookmarkEnd w:id="143"/>
-    <w:bookmarkStart w:id="145" w:name="ref-rstudio2026"/>
+    <w:bookmarkEnd w:id="144"/>
+    <w:bookmarkStart w:id="146" w:name="ref-rstudio2026"/>
     <w:p>
       <w:pPr>
         <w:pStyle w:val="Bibliography"/>
@@ -17323,7 +17342,7 @@
       <w:r>
         <w:t xml:space="preserve"> </w:t>
       </w:r>
-      <w:hyperlink r:id="rId144">
+      <w:hyperlink r:id="rId145">
         <w:r>
           <w:rPr>
             <w:rStyle w:val="InternetLink"/>
@@ -17335,8 +17354,8 @@
         <w:t xml:space="preserve">.</w:t>
       </w:r>
     </w:p>
-    <w:bookmarkEnd w:id="145"/>
-    <w:bookmarkStart w:id="147" w:name="ref-starr1995"/>
+    <w:bookmarkEnd w:id="146"/>
+    <w:bookmarkStart w:id="148" w:name="ref-starr1995"/>
     <w:p>
       <w:pPr>
         <w:pStyle w:val="Bibliography"/>
@@ -17347,7 +17366,7 @@
       <w:r>
         <w:t xml:space="preserve"> </w:t>
       </w:r>
-      <w:hyperlink r:id="rId146">
+      <w:hyperlink r:id="rId147">
         <w:r>
           <w:rPr>
             <w:rStyle w:val="InternetLink"/>
@@ -17356,8 +17375,8 @@
         </w:r>
       </w:hyperlink>
     </w:p>
-    <w:bookmarkEnd w:id="147"/>
-    <w:bookmarkStart w:id="149" w:name="ref-stonehouse1971"/>
+    <w:bookmarkEnd w:id="148"/>
+    <w:bookmarkStart w:id="150" w:name="ref-stonehouse1971"/>
     <w:p>
       <w:pPr>
         <w:pStyle w:val="Bibliography"/>
@@ -17368,7 +17387,7 @@
       <w:r>
         <w:t xml:space="preserve"> </w:t>
       </w:r>
-      <w:hyperlink r:id="rId148">
+      <w:hyperlink r:id="rId149">
         <w:r>
           <w:rPr>
             <w:rStyle w:val="InternetLink"/>
@@ -17377,8 +17396,8 @@
         </w:r>
       </w:hyperlink>
     </w:p>
-    <w:bookmarkEnd w:id="149"/>
-    <w:bookmarkStart w:id="151" w:name="ref-sun2021"/>
+    <w:bookmarkEnd w:id="150"/>
+    <w:bookmarkStart w:id="152" w:name="ref-sun2021"/>
     <w:p>
       <w:pPr>
         <w:pStyle w:val="Bibliography"/>
@@ -17389,28 +17408,7 @@
       <w:r>
         <w:t xml:space="preserve"> </w:t>
       </w:r>
-      <w:hyperlink r:id="rId150">
-        <w:r>
-          <w:rPr>
-            <w:rStyle w:val="InternetLink"/>
-          </w:rPr>
-          <w:t xml:space="preserve">https://doi.org/10.1016/S1002-0160(21)60019-X</w:t>
-        </w:r>
-      </w:hyperlink>
-    </w:p>
-    <w:bookmarkEnd w:id="151"/>
-    <w:bookmarkStart w:id="152" w:name="ref-sun2021a"/>
-    <w:p>
-      <w:pPr>
-        <w:pStyle w:val="Bibliography"/>
-      </w:pPr>
-      <w:r>
-        <w:t xml:space="preserve">Sun, Y., Guo, W., Weindorf, D.C., Sun, F., Deb, S., Cao, G., Neupane, J., Lin, Z., Raihan, A., 2021b. Field-scale spatial variability of soil calcium in a semi-arid region: Implications for soil erosion and site-specific management. PEDOSPHERE 31, 705–714.</w:t>
-      </w:r>
-      <w:r>
-        <w:t xml:space="preserve"> </w:t>
-      </w:r>
-      <w:hyperlink r:id="rId150">
+      <w:hyperlink r:id="rId151">
         <w:r>
           <w:rPr>
             <w:rStyle w:val="InternetLink"/>
@@ -17420,18 +17418,39 @@
       </w:hyperlink>
     </w:p>
     <w:bookmarkEnd w:id="152"/>
-    <w:bookmarkStart w:id="154" w:name="ref-rcoreteam2026"/>
+    <w:bookmarkStart w:id="153" w:name="ref-sun2021a"/>
     <w:p>
       <w:pPr>
         <w:pStyle w:val="Bibliography"/>
       </w:pPr>
       <w:r>
+        <w:t xml:space="preserve">Sun, Y., Guo, W., Weindorf, D.C., Sun, F., Deb, S., Cao, G., Neupane, J., Lin, Z., Raihan, A., 2021b. Field-scale spatial variability of soil calcium in a semi-arid region: Implications for soil erosion and site-specific management. PEDOSPHERE 31, 705–714.</w:t>
+      </w:r>
+      <w:r>
+        <w:t xml:space="preserve"> </w:t>
+      </w:r>
+      <w:hyperlink r:id="rId151">
+        <w:r>
+          <w:rPr>
+            <w:rStyle w:val="InternetLink"/>
+          </w:rPr>
+          <w:t xml:space="preserve">https://doi.org/10.1016/S1002-0160(21)60019-X</w:t>
+        </w:r>
+      </w:hyperlink>
+    </w:p>
+    <w:bookmarkEnd w:id="153"/>
+    <w:bookmarkStart w:id="155" w:name="ref-rcoreteam2026"/>
+    <w:p>
+      <w:pPr>
+        <w:pStyle w:val="Bibliography"/>
+      </w:pPr>
+      <w:r>
         <w:t xml:space="preserve">Team, R.C., 2026.</w:t>
       </w:r>
       <w:r>
         <w:t xml:space="preserve"> </w:t>
       </w:r>
-      <w:hyperlink r:id="rId153">
+      <w:hyperlink r:id="rId154">
         <w:r>
           <w:rPr>
             <w:rStyle w:val="InternetLink"/>
@@ -17443,8 +17462,8 @@
         <w:t xml:space="preserve">.</w:t>
       </w:r>
     </w:p>
-    <w:bookmarkEnd w:id="154"/>
-    <w:bookmarkStart w:id="156" w:name="ref-umali2012"/>
+    <w:bookmarkEnd w:id="155"/>
+    <w:bookmarkStart w:id="157" w:name="ref-umali2012"/>
     <w:p>
       <w:pPr>
         <w:pStyle w:val="Bibliography"/>
@@ -17455,7 +17474,7 @@
       <w:r>
         <w:t xml:space="preserve"> </w:t>
       </w:r>
-      <w:hyperlink r:id="rId155">
+      <w:hyperlink r:id="rId156">
         <w:r>
           <w:rPr>
             <w:rStyle w:val="InternetLink"/>
@@ -17464,8 +17483,8 @@
         </w:r>
       </w:hyperlink>
     </w:p>
-    <w:bookmarkEnd w:id="156"/>
-    <w:bookmarkStart w:id="158" w:name="ref-vasu2017"/>
+    <w:bookmarkEnd w:id="157"/>
+    <w:bookmarkStart w:id="159" w:name="ref-vasu2017"/>
     <w:p>
       <w:pPr>
         <w:pStyle w:val="Bibliography"/>
@@ -17476,7 +17495,7 @@
       <w:r>
         <w:t xml:space="preserve"> </w:t>
       </w:r>
-      <w:hyperlink r:id="rId157">
+      <w:hyperlink r:id="rId158">
         <w:r>
           <w:rPr>
             <w:rStyle w:val="InternetLink"/>
@@ -17485,8 +17504,8 @@
         </w:r>
       </w:hyperlink>
     </w:p>
-    <w:bookmarkEnd w:id="158"/>
-    <w:bookmarkStart w:id="160" w:name="ref-vidon2010"/>
+    <w:bookmarkEnd w:id="159"/>
+    <w:bookmarkStart w:id="161" w:name="ref-vidon2010"/>
     <w:p>
       <w:pPr>
         <w:pStyle w:val="Bibliography"/>
@@ -17497,7 +17516,7 @@
       <w:r>
         <w:t xml:space="preserve"> </w:t>
       </w:r>
-      <w:hyperlink r:id="rId159">
+      <w:hyperlink r:id="rId160">
         <w:r>
           <w:rPr>
             <w:rStyle w:val="InternetLink"/>
@@ -17506,8 +17525,8 @@
         </w:r>
       </w:hyperlink>
     </w:p>
-    <w:bookmarkEnd w:id="160"/>
-    <w:bookmarkStart w:id="162" w:name="ref-viscarrarossel2009"/>
+    <w:bookmarkEnd w:id="161"/>
+    <w:bookmarkStart w:id="163" w:name="ref-viscarrarossel2009"/>
     <w:p>
       <w:pPr>
         <w:pStyle w:val="Bibliography"/>
@@ -17521,7 +17540,7 @@
       <w:r>
         <w:t xml:space="preserve"> </w:t>
       </w:r>
-      <w:hyperlink r:id="rId161">
+      <w:hyperlink r:id="rId162">
         <w:r>
           <w:rPr>
             <w:rStyle w:val="InternetLink"/>
@@ -17530,8 +17549,8 @@
         </w:r>
       </w:hyperlink>
     </w:p>
-    <w:bookmarkEnd w:id="162"/>
-    <w:bookmarkStart w:id="163" w:name="ref-viscarrarossel2006"/>
+    <w:bookmarkEnd w:id="163"/>
+    <w:bookmarkStart w:id="164" w:name="ref-viscarrarossel2006"/>
     <w:p>
       <w:pPr>
         <w:pStyle w:val="Bibliography"/>
@@ -17540,8 +17559,8 @@
         <w:t xml:space="preserve">Viscarra Rossel, R.A., Minasny, B., Roudier, P., McBratney, A.B., 2006. Colour space models for soil science. Geoderma 133, 320337.</w:t>
       </w:r>
     </w:p>
-    <w:bookmarkEnd w:id="163"/>
-    <w:bookmarkStart w:id="164" w:name="ref-wickham2016"/>
+    <w:bookmarkEnd w:id="164"/>
+    <w:bookmarkStart w:id="165" w:name="ref-wickham2016"/>
     <w:p>
       <w:pPr>
         <w:pStyle w:val="Bibliography"/>
@@ -17550,8 +17569,8 @@
         <w:t xml:space="preserve">Wickham, H., 2016. ggplot2: Elegant graphics for data analysis. Springer-Verlag, New York NY U.S.A.</w:t>
       </w:r>
     </w:p>
-    <w:bookmarkEnd w:id="164"/>
-    <w:bookmarkStart w:id="166" w:name="ref-wilkinson2015"/>
+    <w:bookmarkEnd w:id="165"/>
+    <w:bookmarkStart w:id="167" w:name="ref-wilkinson2015"/>
     <w:p>
       <w:pPr>
         <w:pStyle w:val="Bibliography"/>
@@ -17562,7 +17581,7 @@
       <w:r>
         <w:t xml:space="preserve"> </w:t>
       </w:r>
-      <w:hyperlink r:id="rId165">
+      <w:hyperlink r:id="rId166">
         <w:r>
           <w:rPr>
             <w:rStyle w:val="InternetLink"/>
@@ -17571,8 +17590,8 @@
         </w:r>
       </w:hyperlink>
     </w:p>
-    <w:bookmarkEnd w:id="166"/>
-    <w:bookmarkStart w:id="168" w:name="ref-wilson2008"/>
+    <w:bookmarkEnd w:id="167"/>
+    <w:bookmarkStart w:id="169" w:name="ref-wilson2008"/>
     <w:p>
       <w:pPr>
         <w:pStyle w:val="Bibliography"/>
@@ -17583,7 +17602,7 @@
       <w:r>
         <w:t xml:space="preserve"> </w:t>
       </w:r>
-      <w:hyperlink r:id="rId167">
+      <w:hyperlink r:id="rId168">
         <w:r>
           <w:rPr>
             <w:rStyle w:val="InternetLink"/>
@@ -17592,8 +17611,8 @@
         </w:r>
       </w:hyperlink>
     </w:p>
-    <w:bookmarkEnd w:id="168"/>
-    <w:bookmarkStart w:id="170" w:name="ref-zhang2012"/>
+    <w:bookmarkEnd w:id="169"/>
+    <w:bookmarkStart w:id="171" w:name="ref-zhang2012"/>
     <w:p>
       <w:pPr>
         <w:pStyle w:val="Bibliography"/>
@@ -17604,7 +17623,7 @@
       <w:r>
         <w:t xml:space="preserve"> </w:t>
       </w:r>
-      <w:hyperlink r:id="rId169">
+      <w:hyperlink r:id="rId170">
         <w:r>
           <w:rPr>
             <w:rStyle w:val="InternetLink"/>
@@ -17613,10 +17632,10 @@
         </w:r>
       </w:hyperlink>
     </w:p>
-    <w:bookmarkEnd w:id="170"/>
     <w:bookmarkEnd w:id="171"/>
     <w:bookmarkEnd w:id="172"/>
-    <w:bookmarkStart w:id="180" w:name="supplemental-figures"/>
+    <w:bookmarkEnd w:id="173"/>
+    <w:bookmarkStart w:id="181" w:name="supplemental-figures"/>
     <w:p>
       <w:pPr>
         <w:pStyle w:val="Heading2"/>
@@ -17638,7 +17657,7 @@
       <w:tr>
         <w:tc>
           <w:tcPr/>
-          <w:bookmarkStart w:id="176" w:name="suppfig-ag_RF_summary"/>
+          <w:bookmarkStart w:id="177" w:name="suppfig-ag_RF_summary"/>
           <w:p>
             <w:pPr>
               <w:pStyle w:val="Compact"/>
@@ -17649,18 +17668,18 @@
                 <wp:inline>
                   <wp:extent cx="5943600" cy="5943600"/>
                   <wp:effectExtent b="0" l="0" r="0" t="0"/>
-                  <wp:docPr descr="" title="" id="174" name="Picture"/>
+                  <wp:docPr descr="" title="" id="175" name="Picture"/>
                   <a:graphic>
                     <a:graphicData uri="http://schemas.openxmlformats.org/drawingml/2006/picture">
                       <pic:pic>
                         <pic:nvPicPr>
-                          <pic:cNvPr descr="images/Ag_RF_summary.png" id="175" name="Picture"/>
+                          <pic:cNvPr descr="images/Ag_RF_summary.png" id="176" name="Picture"/>
                           <pic:cNvPicPr>
                             <a:picLocks noChangeArrowheads="1" noChangeAspect="1"/>
                           </pic:cNvPicPr>
                         </pic:nvPicPr>
                         <pic:blipFill>
-                          <a:blip r:embed="rId173"/>
+                          <a:blip r:embed="rId174"/>
                           <a:stretch>
                             <a:fillRect/>
                           </a:stretch>
@@ -17700,7 +17719,7 @@
               <w:t xml:space="preserve">Figure S1: Variable importance, expressed as the percentage increase in Mean Squared Error, for soil colour and geochemical fingerprint properties derived from random forest models using terrain attributes as predictorsat the agricultural site.</w:t>
             </w:r>
           </w:p>
-          <w:bookmarkEnd w:id="176"/>
+          <w:bookmarkEnd w:id="177"/>
         </w:tc>
       </w:tr>
     </w:tbl>
@@ -17713,18 +17732,18 @@
           <wp:inline>
             <wp:extent cx="5943600" cy="2971800"/>
             <wp:effectExtent b="0" l="0" r="0" t="0"/>
-            <wp:docPr descr="" title="" id="178" name="Picture"/>
+            <wp:docPr descr="" title="" id="179" name="Picture"/>
             <a:graphic>
               <a:graphicData uri="http://schemas.openxmlformats.org/drawingml/2006/picture">
                 <pic:pic>
                   <pic:nvPicPr>
-                    <pic:cNvPr descr="images/Forest_RF_summary.png" id="179" name="Picture"/>
+                    <pic:cNvPr descr="images/Forest_RF_summary.png" id="180" name="Picture"/>
                     <pic:cNvPicPr>
                       <a:picLocks noChangeArrowheads="1" noChangeAspect="1"/>
                     </pic:cNvPicPr>
                   </pic:nvPicPr>
                   <pic:blipFill>
-                    <a:blip r:embed="rId177"/>
+                    <a:blip r:embed="rId178"/>
                     <a:stretch>
                       <a:fillRect/>
                     </a:stretch>
@@ -17759,8 +17778,8 @@
         <w:t xml:space="preserve">Variable importance, expressed as the percentage increase in Mean Squared Error, for soil colour and geochemical fingerprint properties derived from random forest models using terrain attributes as predictorsat the forest site.</w:t>
       </w:r>
     </w:p>
-    <w:bookmarkEnd w:id="180"/>
-    <w:bookmarkStart w:id="183" w:name="supplemental-tables"/>
+    <w:bookmarkEnd w:id="181"/>
+    <w:bookmarkStart w:id="184" w:name="supplemental-tables"/>
     <w:p>
       <w:pPr>
         <w:pStyle w:val="Heading2"/>
@@ -17782,7 +17801,7 @@
       <w:tr>
         <w:tc>
           <w:tcPr/>
-          <w:bookmarkStart w:id="181" w:name="supptab-abbrev"/>
+          <w:bookmarkStart w:id="182" w:name="supptab-abbrev"/>
           <w:p>
             <w:pPr>
               <w:jc w:val="center"/>
@@ -18448,7 +18467,7 @@
               </w:tc>
             </w:tr>
           </w:tbl>
-          <w:bookmarkEnd w:id="181"/>
+          <w:bookmarkEnd w:id="182"/>
           <w:p/>
         </w:tc>
       </w:tr>
@@ -18474,7 +18493,7 @@
       <w:tr>
         <w:tc>
           <w:tcPr/>
-          <w:bookmarkStart w:id="182" w:name="supptab-terrain"/>
+          <w:bookmarkStart w:id="183" w:name="supptab-terrain"/>
           <w:p>
             <w:pPr>
               <w:jc w:val="center"/>
@@ -18736,12 +18755,12 @@
               </w:tc>
             </w:tr>
           </w:tbl>
-          <w:bookmarkEnd w:id="182"/>
+          <w:bookmarkEnd w:id="183"/>
           <w:p/>
         </w:tc>
       </w:tr>
     </w:tbl>
-    <w:bookmarkEnd w:id="183"/>
+    <w:bookmarkEnd w:id="184"/>
     <w:sectPr>
       <w:footnotePr>
         <w:numFmt w:val="decimal"/>

--- a/index.docx
+++ b/index.docx
@@ -441,7 +441,7 @@
         <w:t xml:space="preserve"> </w:t>
       </w:r>
       <w:r>
-        <w:t xml:space="preserve">Designing and implementing source sampling campaigns must consider this, as the sampling design used has been shown to influence the characterization of a wide range of commonly used fingerprints</w:t>
+        <w:t xml:space="preserve">Designing and implementing source sampling campaigns must consider these patterns, as the sampling design used has been shown to influence the characterization of a wide range of commonly used fingerprints</w:t>
       </w:r>
       <w:r>
         <w:t xml:space="preserve"> </w:t>
@@ -501,7 +501,7 @@
         <w:t xml:space="preserve"> </w:t>
       </w:r>
       <w:r>
-        <w:t xml:space="preserve">Many mixing models use well defined inputs (sources) and outputs (sediment) characterized by mean and standard deviation, but do not consider the spatial distribution of fingerprint properties.</w:t>
+        <w:t xml:space="preserve">Many mixing models use well defined inputs (sources) and outputs (sediment) characterized by mean and standard deviation but do not consider the spatial distribution of fingerprint properties.</w:t>
       </w:r>
       <w:r>
         <w:t xml:space="preserve"> </w:t>
@@ -588,7 +588,7 @@
         <w:t xml:space="preserve"> </w:t>
       </w:r>
       <w:r>
-        <w:t xml:space="preserve">While many studies use a statistical-based approach</w:t>
+        <w:t xml:space="preserve">While many studies employ a statistical-based approach</w:t>
       </w:r>
       <w:r>
         <w:t xml:space="preserve"> </w:t>
@@ -611,7 +611,7 @@
         <w:t xml:space="preserve"> </w:t>
       </w:r>
       <w:r>
-        <w:t xml:space="preserve">to select suitable fingerprints there are concerns that this approach may result in the inclusion of false positives (i.e., type I error) in which a fingerprint is incorrectly identified as having discriminatory power between sources when it does not, or non-conservative fingerprints</w:t>
+        <w:t xml:space="preserve">to select suitable fingerprints, concerns remain that this method may lead to the inclusion of false positives (i.e., type I errors), whereby a fingerprint is incorrectly identified as having discriminatory power between sources when it does not, resulting in the selection of non-conservative fingerprints</w:t>
       </w:r>
       <w:r>
         <w:t xml:space="preserve"> </w:t>
@@ -791,7 +791,13 @@
         <w:t xml:space="preserve"> </w:t>
       </w:r>
       <w:r>
-        <w:t xml:space="preserve">In contrast, the processes that control the distribution of rare earth elements and trace metals, are less well studied or tend to be site-specific, making it difficult to draw generalizations. With the growing adoption of DEM-based terrain analysis to guide soil sampling, there is a corresponding need for analytical approaches capable of handling complex, non-linear relationships among terrain attributes, for which Random Forest (RF) provides a suitable framework.</w:t>
+        <w:t xml:space="preserve">In contrast, the processes that control the distribution of rare earth elements and trace metals, are less well studied or tend to be site-specific, making it difficult to draw generalizations.</w:t>
+      </w:r>
+      <w:r>
+        <w:t xml:space="preserve"> </w:t>
+      </w:r>
+      <w:r>
+        <w:t xml:space="preserve">With the growing adoption of DEM-based terrain analysis to guide soil sampling, there is a corresponding need for analytical approaches capable of handling complex, non-linear relationships among terrain attributes, for which Random Forest (RF) provides a suitable framework.</w:t>
       </w:r>
     </w:p>
     <w:p>
@@ -937,7 +943,41 @@
         <w:t xml:space="preserve"> </w:t>
       </w:r>
       <w:r>
-        <w:t xml:space="preserve">As a result, terrain attributes derived from DEMs offer a practical and more readily available basis for guiding efficient and spatially informed soil sampling designs.</w:t>
+        <w:t xml:space="preserve">As a result, terrain attributes derived from DEMs offer a practical and more readily available basis for guiding efficient and spatially informed soil sampling designs</w:t>
+      </w:r>
+      <w:r>
+        <w:t xml:space="preserve"> </w:t>
+      </w:r>
+      <w:r>
+        <w:t xml:space="preserve">(</w:t>
+      </w:r>
+      <w:hyperlink w:anchor="ref-degruijter2006">
+        <w:r>
+          <w:rPr>
+            <w:rStyle w:val="InternetLink"/>
+          </w:rPr>
+          <w:t xml:space="preserve">Gruijter et al., 2006</w:t>
+        </w:r>
+      </w:hyperlink>
+      <w:r>
+        <w:t xml:space="preserve">;</w:t>
+      </w:r>
+      <w:r>
+        <w:t xml:space="preserve"> </w:t>
+      </w:r>
+      <w:hyperlink w:anchor="ref-minasny2006">
+        <w:r>
+          <w:rPr>
+            <w:rStyle w:val="InternetLink"/>
+          </w:rPr>
+          <w:t xml:space="preserve">Minasny and McBratney, 2006</w:t>
+        </w:r>
+      </w:hyperlink>
+      <w:r>
+        <w:t xml:space="preserve">)</w:t>
+      </w:r>
+      <w:r>
+        <w:t xml:space="preserve">.</w:t>
       </w:r>
       <w:r>
         <w:t xml:space="preserve"> </w:t>
@@ -972,13 +1012,19 @@
         <w:t xml:space="preserve"> </w:t>
       </w:r>
       <w:r>
-        <w:t xml:space="preserve">This study expands that study by using the data from grid sampling approach to assess the spatial autocorrelation, and identify important terrain attributes driving the observed patterns.</w:t>
-      </w:r>
-      <w:r>
-        <w:t xml:space="preserve"> </w:t>
-      </w:r>
-      <w:r>
-        <w:t xml:space="preserve">The objectives of this study were to: (1) quantify the spatial variability and spatial dependence of 15 fingerprint-relevant soil properties across an agricultural and forested field site; and (2) test the relation between these soil properties and seven terrain attributes (derived from DEMs), using correlation and Random Forest regression to identify terrain controls and their relative importance.</w:t>
+        <w:t xml:space="preserve">This study expands upon that previous work by using data obtained from a grid sampling approach to assess spatial autocorrelation and identify important terrain attributes driving the observed patterns.</w:t>
+      </w:r>
+      <w:r>
+        <w:t xml:space="preserve"> </w:t>
+      </w:r>
+      <w:r>
+        <w:t xml:space="preserve">The overall goal of this research is to apply DEM-derived terrain attributes and a non-parametric importance ranking to guide the sampling process.</w:t>
+      </w:r>
+      <w:r>
+        <w:t xml:space="preserve"> </w:t>
+      </w:r>
+      <w:r>
+        <w:t xml:space="preserve">The objectives of this study were to: (1) quantify the spatial variability and spatial dependence of 15 fingerprint-relevant soil properties across an agricultural and forested field site; (2) test the relation between these soil properties and seven terrain attributes, using correlation and Random Forest regression to identify terrain controls and their relative importance; and (3) identify patterns or groups in the data, using unsupervised Random Forest regression and hierarchical clustering to guide stratified sampling.</w:t>
       </w:r>
       <w:r>
         <w:t xml:space="preserve"> </w:t>
@@ -1184,7 +1230,27 @@
         <w:t xml:space="preserve">)</w:t>
       </w:r>
       <w:r>
-        <w:t xml:space="preserve">, with a mean annual temperature of 3.0°C, annual precipitation of 539 mm (~27% as snow) environmentandclimatechangecanada2026, and snowmelt-dominated runoff, with about 80% occurring in May and June</w:t>
+        <w:t xml:space="preserve">, with a mean annual temperature of 3.0°C, annual precipitation of 539 mm (~27% as snow)</w:t>
+      </w:r>
+      <w:r>
+        <w:t xml:space="preserve"> </w:t>
+      </w:r>
+      <w:r>
+        <w:t xml:space="preserve">(</w:t>
+      </w:r>
+      <w:hyperlink w:anchor="X314a104b7afaf0862b1b73f26445508a1e6fc28">
+        <w:r>
+          <w:rPr>
+            <w:rStyle w:val="InternetLink"/>
+          </w:rPr>
+          <w:t xml:space="preserve">Environment and Climate Change Canada, 2026</w:t>
+        </w:r>
+      </w:hyperlink>
+      <w:r>
+        <w:t xml:space="preserve">)</w:t>
+      </w:r>
+      <w:r>
+        <w:t xml:space="preserve">, and snowmelt-dominated runoff, with about 80% occurring in May and June</w:t>
       </w:r>
       <w:r>
         <w:t xml:space="preserve"> </w:t>
@@ -1554,7 +1620,7 @@
         <w:t xml:space="preserve"> </w:t>
       </w:r>
       <w:r>
-        <w:t xml:space="preserve">The semivariograms were visually inspected to ensure the automated fits were reasonable.</w:t>
+        <w:t xml:space="preserve">The semivariograms were visually inspected to verify the suitability of the automated fits.</w:t>
       </w:r>
       <w:r>
         <w:t xml:space="preserve"> </w:t>
@@ -1572,7 +1638,7 @@
         <w:t xml:space="preserve"> </w:t>
       </w:r>
       <w:r>
-        <w:t xml:space="preserve">Cross-validation was used assess the performance of the spatial interpolation and the measured and predicted values were plotted and the r</w:t>
+        <w:t xml:space="preserve">Cross-validation was used to assess the performance of the spatial interpolation and the measured and predicted values were plotted and the r</w:t>
       </w:r>
       <w:r>
         <w:rPr>
@@ -1644,7 +1710,7 @@
         <w:t xml:space="preserve"> </w:t>
       </w:r>
       <w:r>
-        <w:t xml:space="preserve">Both DEMs were interpolated to 1 m resolution grids using ordinary kriging.</w:t>
+        <w:t xml:space="preserve">Both DEMs were interpolated into 1 m resolution grids using ordinary kriging.</w:t>
       </w:r>
       <w:r>
         <w:t xml:space="preserve"> </w:t>
@@ -1699,7 +1765,7 @@
         <w:t xml:space="preserve"> </w:t>
       </w:r>
       <w:r>
-        <w:t xml:space="preserve">All rasters were resampled to 10 m resolution</w:t>
+        <w:t xml:space="preserve">The rasters were resampled to 10 m resolution</w:t>
       </w:r>
       <w:r>
         <w:t xml:space="preserve"> </w:t>
@@ -1714,16 +1780,7 @@
         <w:t xml:space="preserve">terra</w:t>
       </w:r>
       <w:r>
-        <w:t xml:space="preserve"> </w:t>
-      </w:r>
-      <w:r>
-        <w:t xml:space="preserve">v</w:t>
-      </w:r>
-      <w:r>
-        <w:rPr>
-          <w:rStyle w:val="VerbatimChar"/>
-        </w:rPr>
-        <w:t xml:space="preserve">r packageVersion("terra")</w:t>
+        <w:t xml:space="preserve">v1.8.42</w:t>
       </w:r>
       <w:r>
         <w:t xml:space="preserve"> </w:t>
@@ -2003,30 +2060,98 @@
         <w:t xml:space="preserve"> </w:t>
       </w:r>
       <w:r>
-        <w:t xml:space="preserve">To test the model, measured and predicted values were plotted and the r</w:t>
-      </w:r>
-      <w:r>
-        <w:rPr>
-          <w:vertAlign w:val="superscript"/>
-        </w:rPr>
-        <w:t xml:space="preserve">2</w:t>
-      </w:r>
-      <w:r>
-        <w:t xml:space="preserve"> </w:t>
-      </w:r>
-      <w:r>
-        <w:t xml:space="preserve">and MSE were calculated using the testing data set.</w:t>
-      </w:r>
-      <w:r>
-        <w:t xml:space="preserve"> </w:t>
-      </w:r>
-      <w:r>
-        <w:t xml:space="preserve">Variable importance is reported as percent increase in MSE.</w:t>
+        <w:t xml:space="preserve">Additionally, the variable importance stability of the top three predictors was assessed using using the measure_stability() function from the R package optRF (v1.2.1,</w:t>
+      </w:r>
+      <w:r>
+        <w:t xml:space="preserve"> </w:t>
+      </w:r>
+      <w:r>
+        <w:t xml:space="preserve">Lange et al. (</w:t>
+      </w:r>
+      <w:hyperlink w:anchor="ref-lange2025">
+        <w:r>
+          <w:rPr>
+            <w:rStyle w:val="InternetLink"/>
+          </w:rPr>
+          <w:t xml:space="preserve">2025</w:t>
+        </w:r>
+      </w:hyperlink>
+      <w:r>
+        <w:t xml:space="preserve">)</w:t>
+      </w:r>
+      <w:r>
+        <w:t xml:space="preserve">), where values range from 0 (unstable) to 1 stable).</w:t>
+      </w:r>
+      <w:r>
+        <w:t xml:space="preserve"> </w:t>
+      </w:r>
+      <w:r>
+        <w:t xml:space="preserve">To evaluate the model, measured and predicted values were plotted, and the R² and MSE were computed using the test dataset.</w:t>
+      </w:r>
+      <w:r>
+        <w:t xml:space="preserve"> </w:t>
+      </w:r>
+      <w:r>
+        <w:t xml:space="preserve">Given the small test sample size, bootstrapping with 1,000 replicates (boot v1.3-32</w:t>
+      </w:r>
+      <w:r>
+        <w:t xml:space="preserve"> </w:t>
+      </w:r>
+      <w:r>
+        <w:t xml:space="preserve">Davison and Hinkley (</w:t>
+      </w:r>
+      <w:hyperlink w:anchor="ref-davison1997">
+        <w:r>
+          <w:rPr>
+            <w:rStyle w:val="InternetLink"/>
+          </w:rPr>
+          <w:t xml:space="preserve">1997</w:t>
+        </w:r>
+      </w:hyperlink>
+      <w:r>
+        <w:t xml:space="preserve">)</w:t>
+      </w:r>
+      <w:r>
+        <w:t xml:space="preserve">;</w:t>
+      </w:r>
+      <w:r>
+        <w:t xml:space="preserve"> </w:t>
+      </w:r>
+      <w:r>
+        <w:t xml:space="preserve">Canty and Ripley (</w:t>
+      </w:r>
+      <w:hyperlink w:anchor="ref-canty2025">
+        <w:r>
+          <w:rPr>
+            <w:rStyle w:val="InternetLink"/>
+          </w:rPr>
+          <w:t xml:space="preserve">2025</w:t>
+        </w:r>
+      </w:hyperlink>
+      <w:r>
+        <w:t xml:space="preserve">)</w:t>
+      </w:r>
+      <w:r>
+        <w:t xml:space="preserve">) was employed to estimate these metrics along with their 95% confidence intervals to support interpretation.Variable importance is reported as percent increase in MSE.</w:t>
+      </w:r>
+    </w:p>
+    <w:p>
+      <w:pPr>
+        <w:pStyle w:val="TextBody"/>
+      </w:pPr>
+      <w:r>
+        <w:t xml:space="preserve">Unsupervised RF regression of the seven terrain attributes, followed by hierarchical clustering, was used to group similar areas of landscape for each site based on their terrain characteristics.</w:t>
+      </w:r>
+      <w:r>
+        <w:t xml:space="preserve"> </w:t>
+      </w:r>
+      <w:r>
+        <w:t xml:space="preserve">The clustering method (e.g., Ward’s, minimum linkage) and number of clusters were chosen by assessing data structure through Principal Component Analysis plots and spatial coherence on maps, selecting the solution that produced the most meaningful and coherent regions for sampling.</w:t>
       </w:r>
     </w:p>
     <w:bookmarkEnd w:id="19"/>
     <w:bookmarkEnd w:id="20"/>
-    <w:bookmarkStart w:id="48" w:name="results"/>
+    <w:bookmarkStart w:id="53" w:name="results"/>
     <w:p>
       <w:pPr>
         <w:pStyle w:val="Heading2"/>
@@ -2100,13 +2225,13 @@
         <w:t xml:space="preserve"> </w:t>
       </w:r>
       <w:r>
-        <w:t xml:space="preserve">The forest site had six elements displaying symmetric distributions, three with moderate skew (Fe, Nb, Sr), and one with a large skew (Ca); three had low CV, five had moderate, one had high (Sr) and one very high (Ca).</w:t>
-      </w:r>
-      <w:r>
-        <w:t xml:space="preserve"> </w:t>
-      </w:r>
-      <w:r>
-        <w:t xml:space="preserve">Overall this highlights that the measured geochemical properties more skewed and variable compared to the colour properties across both sites.</w:t>
+        <w:t xml:space="preserve">The forested site had six elements displaying symmetric distributions, three with moderate skew (Fe, Nb, Sr), and one with a large skew (Ca); three had low CV, five had moderate, one had high (Sr) and one very high (Ca).</w:t>
+      </w:r>
+      <w:r>
+        <w:t xml:space="preserve"> </w:t>
+      </w:r>
+      <w:r>
+        <w:t xml:space="preserve">Overall, this highlights that the measured geochemical properties more skewed and variable compared to the colour properties across both sites.</w:t>
       </w:r>
     </w:p>
     <w:p>
@@ -6641,7 +6766,7 @@
       </w:hyperlink>
     </w:p>
     <w:bookmarkEnd w:id="25"/>
-    <w:bookmarkStart w:id="47" w:name="spatial-analysis"/>
+    <w:bookmarkStart w:id="52" w:name="spatial-analysis"/>
     <w:p>
       <w:pPr>
         <w:pStyle w:val="Heading3"/>
@@ -9809,7 +9934,7 @@
               <w:pStyle w:val="ImageCaption"/>
             </w:pPr>
             <w:r>
-              <w:t xml:space="preserve">Figure 2: Kriged maps of select colour and geochemical properties and elevation across the agricultural site.</w:t>
+              <w:t xml:space="preserve">Figure 2: Kriged maps of colour and geochemical properties and elevation across the agricultural site.</w:t>
             </w:r>
           </w:p>
           <w:bookmarkEnd w:id="31"/>
@@ -9914,7 +10039,7 @@
               <w:pStyle w:val="ImageCaption"/>
             </w:pPr>
             <w:r>
-              <w:t xml:space="preserve">Figure 3: Kriged map of select colour and geochemical properties and elevation across the forested site.</w:t>
+              <w:t xml:space="preserve">Figure 3: Kriged map of colour and geochemical properties and elevation across the forested site.</w:t>
             </w:r>
           </w:p>
           <w:bookmarkEnd w:id="36"/>
@@ -10014,13 +10139,13 @@
         <w:t xml:space="preserve">x*</w:t>
       </w:r>
       <w:r>
-        <w:t xml:space="preserve">) were correlated relative slope position and vertical distance to the channel, and there was little to no correlation with catchment area and curvature attributes.</w:t>
-      </w:r>
-      <w:r>
-        <w:t xml:space="preserve"> </w:t>
-      </w:r>
-      <w:r>
-        <w:t xml:space="preserve">Overall there was little correlation between soil properties and terrain attributes at the forested site (</w:t>
+        <w:t xml:space="preserve">) were correlated relative to slope position and vertical distance to the channel, and there was little to no correlation with catchment area and curvature attributes.</w:t>
+      </w:r>
+      <w:r>
+        <w:t xml:space="preserve"> </w:t>
+      </w:r>
+      <w:r>
+        <w:t xml:space="preserve">Overall, there was little correlation between soil properties and terrain attributes at the forested site (</w:t>
       </w:r>
       <w:hyperlink w:anchor="tbl-correlation">
         <w:r>
@@ -12856,7 +12981,7 @@
         <w:t xml:space="preserve"> </w:t>
       </w:r>
       <w:r>
-        <w:t xml:space="preserve">Interestingly the RF analysis for Li yielded a negative percent variation explained the suggesting that using the average value is a better predictor.</w:t>
+        <w:t xml:space="preserve">Interestingly, the RF analysis for Li yielded a negative percentage of variation explained, suggesting that the mean value provided a better predictor.</w:t>
       </w:r>
       <w:r>
         <w:t xml:space="preserve"> </w:t>
@@ -12875,6 +13000,23 @@
       </w:r>
       <w:r>
         <w:t xml:space="preserve">values ranging from 0.01 (Fe) to 0.85 (Rb, Sr).</w:t>
+      </w:r>
+      <w:r>
+        <w:t xml:space="preserve"> </w:t>
+      </w:r>
+      <w:r>
+        <w:t xml:space="preserve">The variable importance stability for the top three predictors was high (</w:t>
+      </w:r>
+      <w:hyperlink w:anchor="tbl-rf-summary">
+        <w:r>
+          <w:rPr>
+            <w:rStyle w:val="InternetLink"/>
+          </w:rPr>
+          <w:t xml:space="preserve">Table 5</w:t>
+        </w:r>
+      </w:hyperlink>
+      <w:r>
+        <w:t xml:space="preserve">), indicating a consistent ranking across model runs.</w:t>
       </w:r>
       <w:r>
         <w:t xml:space="preserve"> </w:t>
@@ -12949,11 +13091,12 @@
               <w:tblLook w:firstRow="1" w:lastRow="1" w:firstColumn="0" w:lastColumn="0" w:noHBand="0" w:noVBand="0" w:val="0020"/>
             </w:tblPr>
             <w:tblGrid>
-              <w:gridCol w:w="1584"/>
-              <w:gridCol w:w="1584"/>
-              <w:gridCol w:w="1584"/>
-              <w:gridCol w:w="1584"/>
-              <w:gridCol w:w="1584"/>
+              <w:gridCol w:w="1320"/>
+              <w:gridCol w:w="1320"/>
+              <w:gridCol w:w="1320"/>
+              <w:gridCol w:w="1320"/>
+              <w:gridCol w:w="1320"/>
+              <w:gridCol w:w="1320"/>
             </w:tblGrid>
             <w:tr>
               <w:trPr>
@@ -12976,7 +13119,7 @@
               </w:tc>
               <w:tc>
                 <w:tcPr>
-                  <w:gridSpan w:val="2"/>
+                  <w:gridSpan w:val="3"/>
                 </w:tcPr>
                 <w:p>
                   <w:pPr>
@@ -13033,7 +13176,7 @@
                     <w:rPr>
                       <w:vertAlign w:val="superscript"/>
                     </w:rPr>
-                    <w:t xml:space="preserve">1</w:t>
+                    <w:t xml:space="preserve">*</w:t>
                   </w:r>
                 </w:p>
               </w:tc>
@@ -13047,6 +13190,44 @@
                   </w:pPr>
                   <w:r>
                     <w:t xml:space="preserve">MSE</w:t>
+                  </w:r>
+                  <w:r>
+                    <w:rPr>
+                      <w:vertAlign w:val="superscript"/>
+                    </w:rPr>
+                    <w:t xml:space="preserve">†</w:t>
+                  </w:r>
+                </w:p>
+              </w:tc>
+              <w:tc>
+                <w:tcPr/>
+                <w:p>
+                  <w:pPr>
+                    <w:pStyle w:val="Compact"/>
+                    <w:jc w:val="left"/>
+                    <w:jc w:val="center"/>
+                  </w:pPr>
+                  <w:r>
+                    <w:t xml:space="preserve">VI Satability</w:t>
+                  </w:r>
+                  <w:r>
+                    <w:rPr>
+                      <w:vertAlign w:val="superscript"/>
+                    </w:rPr>
+                    <w:t xml:space="preserve">‡</w:t>
+                  </w:r>
+                </w:p>
+              </w:tc>
+              <w:tc>
+                <w:tcPr/>
+                <w:p>
+                  <w:pPr>
+                    <w:pStyle w:val="Compact"/>
+                    <w:jc w:val="left"/>
+                    <w:jc w:val="center"/>
+                  </w:pPr>
+                  <w:r>
+                    <w:t xml:space="preserve">r</w:t>
                   </w:r>
                   <w:r>
                     <w:rPr>
@@ -13054,6 +13235,12 @@
                     </w:rPr>
                     <w:t xml:space="preserve">2</w:t>
                   </w:r>
+                  <w:r>
+                    <w:rPr>
+                      <w:vertAlign w:val="superscript"/>
+                    </w:rPr>
+                    <w:t xml:space="preserve">§</w:t>
+                  </w:r>
                 </w:p>
               </w:tc>
               <w:tc>
@@ -13064,6 +13251,1990 @@
                     <w:jc w:val="left"/>
                     <w:jc w:val="center"/>
                   </w:pPr>
+                  <w:r>
+                    <w:t xml:space="preserve">MSE</w:t>
+                  </w:r>
+                  <w:r>
+                    <w:rPr>
+                      <w:vertAlign w:val="superscript"/>
+                    </w:rPr>
+                    <w:t xml:space="preserve">**</w:t>
+                  </w:r>
+                </w:p>
+              </w:tc>
+            </w:tr>
+            <w:tr>
+              <w:tc>
+                <w:tcPr>
+                  <w:gridSpan w:val="6"/>
+                </w:tcPr>
+                <w:p>
+                  <w:pPr>
+                    <w:pStyle w:val="Compact"/>
+                    <w:jc w:val="center"/>
+                    <w:jc w:val="center"/>
+                  </w:pPr>
+                  <w:r>
+                    <w:t xml:space="preserve">Agriculture</w:t>
+                  </w:r>
+                </w:p>
+              </w:tc>
+            </w:tr>
+            <w:tr>
+              <w:tc>
+                <w:tcPr/>
+                <w:p>
+                  <w:pPr>
+                    <w:pStyle w:val="Compact"/>
+                    <w:jc w:val="left"/>
+                    <w:jc w:val="center"/>
+                  </w:pPr>
+                  <w:r>
+                    <w:t xml:space="preserve">Co</w:t>
+                  </w:r>
+                </w:p>
+              </w:tc>
+              <w:tc>
+                <w:tcPr/>
+                <w:p>
+                  <w:pPr>
+                    <w:pStyle w:val="Compact"/>
+                    <w:jc w:val="left"/>
+                    <w:jc w:val="center"/>
+                  </w:pPr>
+                  <w:r>
+                    <w:t xml:space="preserve">33.2</w:t>
+                  </w:r>
+                </w:p>
+              </w:tc>
+              <w:tc>
+                <w:tcPr/>
+                <w:p>
+                  <w:pPr>
+                    <w:pStyle w:val="Compact"/>
+                    <w:jc w:val="left"/>
+                    <w:jc w:val="center"/>
+                  </w:pPr>
+                  <w:r>
+                    <w:t xml:space="preserve">0.43</w:t>
+                  </w:r>
+                </w:p>
+              </w:tc>
+              <w:tc>
+                <w:tcPr/>
+                <w:p>
+                  <w:pPr>
+                    <w:pStyle w:val="Compact"/>
+                    <w:jc w:val="left"/>
+                    <w:jc w:val="center"/>
+                  </w:pPr>
+                  <w:r>
+                    <w:t xml:space="preserve">0.98</w:t>
+                  </w:r>
+                </w:p>
+              </w:tc>
+              <w:tc>
+                <w:tcPr/>
+                <w:p>
+                  <w:pPr>
+                    <w:pStyle w:val="Compact"/>
+                    <w:jc w:val="left"/>
+                    <w:jc w:val="center"/>
+                  </w:pPr>
+                  <w:r>
+                    <w:t xml:space="preserve">0.11 (0, 0.52)</w:t>
+                  </w:r>
+                </w:p>
+              </w:tc>
+              <w:tc>
+                <w:tcPr/>
+                <w:p>
+                  <w:pPr>
+                    <w:pStyle w:val="Compact"/>
+                    <w:jc w:val="left"/>
+                    <w:jc w:val="center"/>
+                  </w:pPr>
+                  <w:r>
+                    <w:t xml:space="preserve">0.52 (0.18, 1)</w:t>
+                  </w:r>
+                </w:p>
+              </w:tc>
+            </w:tr>
+            <w:tr>
+              <w:tc>
+                <w:tcPr/>
+                <w:p>
+                  <w:pPr>
+                    <w:pStyle w:val="Compact"/>
+                    <w:jc w:val="left"/>
+                    <w:jc w:val="center"/>
+                  </w:pPr>
+                  <w:r>
+                    <w:t xml:space="preserve">Cs</w:t>
+                  </w:r>
+                </w:p>
+              </w:tc>
+              <w:tc>
+                <w:tcPr/>
+                <w:p>
+                  <w:pPr>
+                    <w:pStyle w:val="Compact"/>
+                    <w:jc w:val="left"/>
+                    <w:jc w:val="center"/>
+                  </w:pPr>
+                  <w:r>
+                    <w:t xml:space="preserve">57.4</w:t>
+                  </w:r>
+                </w:p>
+              </w:tc>
+              <w:tc>
+                <w:tcPr/>
+                <w:p>
+                  <w:pPr>
+                    <w:pStyle w:val="Compact"/>
+                    <w:jc w:val="left"/>
+                    <w:jc w:val="center"/>
+                  </w:pPr>
+                  <w:r>
+                    <w:t xml:space="preserve">0.01</w:t>
+                  </w:r>
+                </w:p>
+              </w:tc>
+              <w:tc>
+                <w:tcPr/>
+                <w:p>
+                  <w:pPr>
+                    <w:pStyle w:val="Compact"/>
+                    <w:jc w:val="left"/>
+                    <w:jc w:val="center"/>
+                  </w:pPr>
+                  <w:r>
+                    <w:t xml:space="preserve">0.99</w:t>
+                  </w:r>
+                </w:p>
+              </w:tc>
+              <w:tc>
+                <w:tcPr/>
+                <w:p>
+                  <w:pPr>
+                    <w:pStyle w:val="Compact"/>
+                    <w:jc w:val="left"/>
+                    <w:jc w:val="center"/>
+                  </w:pPr>
+                  <w:r>
+                    <w:t xml:space="preserve">0.29 (0.03, 0.64)</w:t>
+                  </w:r>
+                </w:p>
+              </w:tc>
+              <w:tc>
+                <w:tcPr/>
+                <w:p>
+                  <w:pPr>
+                    <w:pStyle w:val="Compact"/>
+                    <w:jc w:val="left"/>
+                    <w:jc w:val="center"/>
+                  </w:pPr>
+                  <w:r>
+                    <w:t xml:space="preserve">0.01 (0.01, 0.02)</w:t>
+                  </w:r>
+                </w:p>
+              </w:tc>
+            </w:tr>
+            <w:tr>
+              <w:tc>
+                <w:tcPr/>
+                <w:p>
+                  <w:pPr>
+                    <w:pStyle w:val="Compact"/>
+                    <w:jc w:val="left"/>
+                    <w:jc w:val="center"/>
+                  </w:pPr>
+                  <w:r>
+                    <w:t xml:space="preserve">Fe</w:t>
+                  </w:r>
+                </w:p>
+              </w:tc>
+              <w:tc>
+                <w:tcPr/>
+                <w:p>
+                  <w:pPr>
+                    <w:pStyle w:val="Compact"/>
+                    <w:jc w:val="left"/>
+                    <w:jc w:val="center"/>
+                  </w:pPr>
+                  <w:r>
+                    <w:t xml:space="preserve">34.4</w:t>
+                  </w:r>
+                </w:p>
+              </w:tc>
+              <w:tc>
+                <w:tcPr/>
+                <w:p>
+                  <w:pPr>
+                    <w:pStyle w:val="Compact"/>
+                    <w:jc w:val="left"/>
+                    <w:jc w:val="center"/>
+                  </w:pPr>
+                  <w:r>
+                    <w:t xml:space="preserve">0.01</w:t>
+                  </w:r>
+                </w:p>
+              </w:tc>
+              <w:tc>
+                <w:tcPr/>
+                <w:p>
+                  <w:pPr>
+                    <w:pStyle w:val="Compact"/>
+                    <w:jc w:val="left"/>
+                    <w:jc w:val="center"/>
+                  </w:pPr>
+                  <w:r>
+                    <w:t xml:space="preserve">0.99</w:t>
+                  </w:r>
+                </w:p>
+              </w:tc>
+              <w:tc>
+                <w:tcPr/>
+                <w:p>
+                  <w:pPr>
+                    <w:pStyle w:val="Compact"/>
+                    <w:jc w:val="left"/>
+                    <w:jc w:val="center"/>
+                  </w:pPr>
+                  <w:r>
+                    <w:t xml:space="preserve">0.01 (0, 0.43)</w:t>
+                  </w:r>
+                </w:p>
+              </w:tc>
+              <w:tc>
+                <w:tcPr/>
+                <w:p>
+                  <w:pPr>
+                    <w:pStyle w:val="Compact"/>
+                    <w:jc w:val="left"/>
+                    <w:jc w:val="center"/>
+                  </w:pPr>
+                  <w:r>
+                    <w:t xml:space="preserve">0.01 (0.01, 0.01)</w:t>
+                  </w:r>
+                </w:p>
+              </w:tc>
+            </w:tr>
+            <w:tr>
+              <w:tc>
+                <w:tcPr/>
+                <w:p>
+                  <w:pPr>
+                    <w:pStyle w:val="Compact"/>
+                    <w:jc w:val="left"/>
+                    <w:jc w:val="center"/>
+                  </w:pPr>
+                  <w:r>
+                    <w:t xml:space="preserve">Li</w:t>
+                  </w:r>
+                </w:p>
+              </w:tc>
+              <w:tc>
+                <w:tcPr/>
+                <w:p>
+                  <w:pPr>
+                    <w:pStyle w:val="Compact"/>
+                    <w:jc w:val="left"/>
+                    <w:jc w:val="center"/>
+                  </w:pPr>
+                  <w:r>
+                    <w:t xml:space="preserve">−14.9</w:t>
+                  </w:r>
+                </w:p>
+              </w:tc>
+              <w:tc>
+                <w:tcPr/>
+                <w:p>
+                  <w:pPr>
+                    <w:pStyle w:val="Compact"/>
+                    <w:jc w:val="left"/>
+                    <w:jc w:val="center"/>
+                  </w:pPr>
+                  <w:r>
+                    <w:t xml:space="preserve">1.86</w:t>
+                  </w:r>
+                </w:p>
+              </w:tc>
+              <w:tc>
+                <w:tcPr/>
+                <w:p>
+                  <w:pPr>
+                    <w:pStyle w:val="Compact"/>
+                    <w:jc w:val="left"/>
+                    <w:jc w:val="center"/>
+                  </w:pPr>
+                  <w:r>
+                    <w:t xml:space="preserve">0.85</w:t>
+                  </w:r>
+                </w:p>
+              </w:tc>
+              <w:tc>
+                <w:tcPr/>
+                <w:p>
+                  <w:pPr>
+                    <w:pStyle w:val="Compact"/>
+                    <w:jc w:val="left"/>
+                    <w:jc w:val="center"/>
+                  </w:pPr>
+                  <w:r>
+                    <w:t xml:space="preserve">0.43 (0.24, 0.71)</w:t>
+                  </w:r>
+                </w:p>
+              </w:tc>
+              <w:tc>
+                <w:tcPr/>
+                <w:p>
+                  <w:pPr>
+                    <w:pStyle w:val="Compact"/>
+                    <w:jc w:val="left"/>
+                    <w:jc w:val="center"/>
+                  </w:pPr>
+                  <w:r>
+                    <w:t xml:space="preserve">0.84 (0.35, 1.54)</w:t>
+                  </w:r>
+                </w:p>
+              </w:tc>
+            </w:tr>
+            <w:tr>
+              <w:tc>
+                <w:tcPr/>
+                <w:p>
+                  <w:pPr>
+                    <w:pStyle w:val="Compact"/>
+                    <w:jc w:val="left"/>
+                    <w:jc w:val="center"/>
+                  </w:pPr>
+                  <w:r>
+                    <w:t xml:space="preserve">La</w:t>
+                  </w:r>
+                </w:p>
+              </w:tc>
+              <w:tc>
+                <w:tcPr/>
+                <w:p>
+                  <w:pPr>
+                    <w:pStyle w:val="Compact"/>
+                    <w:jc w:val="left"/>
+                    <w:jc w:val="center"/>
+                  </w:pPr>
+                  <w:r>
+                    <w:t xml:space="preserve">37.4</w:t>
+                  </w:r>
+                </w:p>
+              </w:tc>
+              <w:tc>
+                <w:tcPr/>
+                <w:p>
+                  <w:pPr>
+                    <w:pStyle w:val="Compact"/>
+                    <w:jc w:val="left"/>
+                    <w:jc w:val="center"/>
+                  </w:pPr>
+                  <w:r>
+                    <w:t xml:space="preserve">0.39</w:t>
+                  </w:r>
+                </w:p>
+              </w:tc>
+              <w:tc>
+                <w:tcPr/>
+                <w:p>
+                  <w:pPr>
+                    <w:pStyle w:val="Compact"/>
+                    <w:jc w:val="left"/>
+                    <w:jc w:val="center"/>
+                  </w:pPr>
+                  <w:r>
+                    <w:t xml:space="preserve">0.99</w:t>
+                  </w:r>
+                </w:p>
+              </w:tc>
+              <w:tc>
+                <w:tcPr/>
+                <w:p>
+                  <w:pPr>
+                    <w:pStyle w:val="Compact"/>
+                    <w:jc w:val="left"/>
+                    <w:jc w:val="center"/>
+                  </w:pPr>
+                  <w:r>
+                    <w:t xml:space="preserve">0.81 (0.57, 0.92)</w:t>
+                  </w:r>
+                </w:p>
+              </w:tc>
+              <w:tc>
+                <w:tcPr/>
+                <w:p>
+                  <w:pPr>
+                    <w:pStyle w:val="Compact"/>
+                    <w:jc w:val="left"/>
+                    <w:jc w:val="center"/>
+                  </w:pPr>
+                  <w:r>
+                    <w:t xml:space="preserve">0.38 (0.22, 0.56)</w:t>
+                  </w:r>
+                </w:p>
+              </w:tc>
+            </w:tr>
+            <w:tr>
+              <w:tc>
+                <w:tcPr/>
+                <w:p>
+                  <w:pPr>
+                    <w:pStyle w:val="Compact"/>
+                    <w:jc w:val="left"/>
+                    <w:jc w:val="center"/>
+                  </w:pPr>
+                  <w:r>
+                    <w:t xml:space="preserve">Nb</w:t>
+                  </w:r>
+                </w:p>
+              </w:tc>
+              <w:tc>
+                <w:tcPr/>
+                <w:p>
+                  <w:pPr>
+                    <w:pStyle w:val="Compact"/>
+                    <w:jc w:val="left"/>
+                    <w:jc w:val="center"/>
+                  </w:pPr>
+                  <w:r>
+                    <w:t xml:space="preserve">17.2</w:t>
+                  </w:r>
+                </w:p>
+              </w:tc>
+              <w:tc>
+                <w:tcPr/>
+                <w:p>
+                  <w:pPr>
+                    <w:pStyle w:val="Compact"/>
+                    <w:jc w:val="left"/>
+                    <w:jc w:val="center"/>
+                  </w:pPr>
+                  <w:r>
+                    <w:t xml:space="preserve">0.00</w:t>
+                  </w:r>
+                </w:p>
+              </w:tc>
+              <w:tc>
+                <w:tcPr/>
+                <w:p>
+                  <w:pPr>
+                    <w:pStyle w:val="Compact"/>
+                    <w:jc w:val="left"/>
+                    <w:jc w:val="center"/>
+                  </w:pPr>
+                  <w:r>
+                    <w:t xml:space="preserve">0.95</w:t>
+                  </w:r>
+                </w:p>
+              </w:tc>
+              <w:tc>
+                <w:tcPr/>
+                <w:p>
+                  <w:pPr>
+                    <w:pStyle w:val="Compact"/>
+                    <w:jc w:val="left"/>
+                    <w:jc w:val="center"/>
+                  </w:pPr>
+                  <w:r>
+                    <w:t xml:space="preserve">0 (0, 0.31)</w:t>
+                  </w:r>
+                </w:p>
+              </w:tc>
+              <w:tc>
+                <w:tcPr/>
+                <w:p>
+                  <w:pPr>
+                    <w:pStyle w:val="Compact"/>
+                    <w:jc w:val="left"/>
+                    <w:jc w:val="center"/>
+                  </w:pPr>
+                  <w:r>
+                    <w:t xml:space="preserve">0 (0, 0.01)</w:t>
+                  </w:r>
+                </w:p>
+              </w:tc>
+            </w:tr>
+            <w:tr>
+              <w:tc>
+                <w:tcPr/>
+                <w:p>
+                  <w:pPr>
+                    <w:pStyle w:val="Compact"/>
+                    <w:jc w:val="left"/>
+                    <w:jc w:val="center"/>
+                  </w:pPr>
+                  <w:r>
+                    <w:t xml:space="preserve">Ni</w:t>
+                  </w:r>
+                </w:p>
+              </w:tc>
+              <w:tc>
+                <w:tcPr/>
+                <w:p>
+                  <w:pPr>
+                    <w:pStyle w:val="Compact"/>
+                    <w:jc w:val="left"/>
+                    <w:jc w:val="center"/>
+                  </w:pPr>
+                  <w:r>
+                    <w:t xml:space="preserve">65.1</w:t>
+                  </w:r>
+                </w:p>
+              </w:tc>
+              <w:tc>
+                <w:tcPr/>
+                <w:p>
+                  <w:pPr>
+                    <w:pStyle w:val="Compact"/>
+                    <w:jc w:val="left"/>
+                    <w:jc w:val="center"/>
+                  </w:pPr>
+                  <w:r>
+                    <w:t xml:space="preserve">1.89</w:t>
+                  </w:r>
+                </w:p>
+              </w:tc>
+              <w:tc>
+                <w:tcPr/>
+                <w:p>
+                  <w:pPr>
+                    <w:pStyle w:val="Compact"/>
+                    <w:jc w:val="left"/>
+                    <w:jc w:val="center"/>
+                  </w:pPr>
+                  <w:r>
+                    <w:t xml:space="preserve">0.99</w:t>
+                  </w:r>
+                </w:p>
+              </w:tc>
+              <w:tc>
+                <w:tcPr/>
+                <w:p>
+                  <w:pPr>
+                    <w:pStyle w:val="Compact"/>
+                    <w:jc w:val="left"/>
+                    <w:jc w:val="center"/>
+                  </w:pPr>
+                  <w:r>
+                    <w:t xml:space="preserve">0.7 (0.48, 0.88)</w:t>
+                  </w:r>
+                </w:p>
+              </w:tc>
+              <w:tc>
+                <w:tcPr/>
+                <w:p>
+                  <w:pPr>
+                    <w:pStyle w:val="Compact"/>
+                    <w:jc w:val="left"/>
+                    <w:jc w:val="center"/>
+                  </w:pPr>
+                  <w:r>
+                    <w:t xml:space="preserve">1.49 (0.62, 2.65)</w:t>
+                  </w:r>
+                </w:p>
+              </w:tc>
+            </w:tr>
+            <w:tr>
+              <w:tc>
+                <w:tcPr/>
+                <w:p>
+                  <w:pPr>
+                    <w:pStyle w:val="Compact"/>
+                    <w:jc w:val="left"/>
+                    <w:jc w:val="center"/>
+                  </w:pPr>
+                  <w:r>
+                    <w:t xml:space="preserve">Rb</w:t>
+                  </w:r>
+                </w:p>
+              </w:tc>
+              <w:tc>
+                <w:tcPr/>
+                <w:p>
+                  <w:pPr>
+                    <w:pStyle w:val="Compact"/>
+                    <w:jc w:val="left"/>
+                    <w:jc w:val="center"/>
+                  </w:pPr>
+                  <w:r>
+                    <w:t xml:space="preserve">76.1</w:t>
+                  </w:r>
+                </w:p>
+              </w:tc>
+              <w:tc>
+                <w:tcPr/>
+                <w:p>
+                  <w:pPr>
+                    <w:pStyle w:val="Compact"/>
+                    <w:jc w:val="left"/>
+                    <w:jc w:val="center"/>
+                  </w:pPr>
+                  <w:r>
+                    <w:t xml:space="preserve">3.75</w:t>
+                  </w:r>
+                </w:p>
+              </w:tc>
+              <w:tc>
+                <w:tcPr/>
+                <w:p>
+                  <w:pPr>
+                    <w:pStyle w:val="Compact"/>
+                    <w:jc w:val="left"/>
+                    <w:jc w:val="center"/>
+                  </w:pPr>
+                  <w:r>
+                    <w:t xml:space="preserve">1.00</w:t>
+                  </w:r>
+                </w:p>
+              </w:tc>
+              <w:tc>
+                <w:tcPr/>
+                <w:p>
+                  <w:pPr>
+                    <w:pStyle w:val="Compact"/>
+                    <w:jc w:val="left"/>
+                    <w:jc w:val="center"/>
+                  </w:pPr>
+                  <w:r>
+                    <w:t xml:space="preserve">0.85 (0.73, 0.95)</w:t>
+                  </w:r>
+                </w:p>
+              </w:tc>
+              <w:tc>
+                <w:tcPr/>
+                <w:p>
+                  <w:pPr>
+                    <w:pStyle w:val="Compact"/>
+                    <w:jc w:val="left"/>
+                    <w:jc w:val="center"/>
+                  </w:pPr>
+                  <w:r>
+                    <w:t xml:space="preserve">2.73 (1.19, 4.56)</w:t>
+                  </w:r>
+                </w:p>
+              </w:tc>
+            </w:tr>
+            <w:tr>
+              <w:tc>
+                <w:tcPr/>
+                <w:p>
+                  <w:pPr>
+                    <w:pStyle w:val="Compact"/>
+                    <w:jc w:val="left"/>
+                    <w:jc w:val="center"/>
+                  </w:pPr>
+                  <w:r>
+                    <w:t xml:space="preserve">Sr</w:t>
+                  </w:r>
+                </w:p>
+              </w:tc>
+              <w:tc>
+                <w:tcPr/>
+                <w:p>
+                  <w:pPr>
+                    <w:pStyle w:val="Compact"/>
+                    <w:jc w:val="left"/>
+                    <w:jc w:val="center"/>
+                  </w:pPr>
+                  <w:r>
+                    <w:t xml:space="preserve">64.4</w:t>
+                  </w:r>
+                </w:p>
+              </w:tc>
+              <w:tc>
+                <w:tcPr/>
+                <w:p>
+                  <w:pPr>
+                    <w:pStyle w:val="Compact"/>
+                    <w:jc w:val="left"/>
+                    <w:jc w:val="center"/>
+                  </w:pPr>
+                  <w:r>
+                    <w:t xml:space="preserve">441.33</w:t>
+                  </w:r>
+                </w:p>
+              </w:tc>
+              <w:tc>
+                <w:tcPr/>
+                <w:p>
+                  <w:pPr>
+                    <w:pStyle w:val="Compact"/>
+                    <w:jc w:val="left"/>
+                    <w:jc w:val="center"/>
+                  </w:pPr>
+                  <w:r>
+                    <w:t xml:space="preserve">1.00</w:t>
+                  </w:r>
+                </w:p>
+              </w:tc>
+              <w:tc>
+                <w:tcPr/>
+                <w:p>
+                  <w:pPr>
+                    <w:pStyle w:val="Compact"/>
+                    <w:jc w:val="left"/>
+                    <w:jc w:val="center"/>
+                  </w:pPr>
+                  <w:r>
+                    <w:t xml:space="preserve">0.85 (0.75, 0.94)</w:t>
+                  </w:r>
+                </w:p>
+              </w:tc>
+              <w:tc>
+                <w:tcPr/>
+                <w:p>
+                  <w:pPr>
+                    <w:pStyle w:val="Compact"/>
+                    <w:jc w:val="left"/>
+                    <w:jc w:val="center"/>
+                  </w:pPr>
+                  <w:r>
+                    <w:t xml:space="preserve">370.87 (131.19, 657.81)</w:t>
+                  </w:r>
+                </w:p>
+              </w:tc>
+            </w:tr>
+            <w:tr>
+              <w:tc>
+                <w:tcPr/>
+                <w:p>
+                  <w:pPr>
+                    <w:pStyle w:val="Compact"/>
+                    <w:jc w:val="left"/>
+                    <w:jc w:val="center"/>
+                  </w:pPr>
+                  <w:r>
+                    <w:t xml:space="preserve">a*</w:t>
+                  </w:r>
+                </w:p>
+              </w:tc>
+              <w:tc>
+                <w:tcPr/>
+                <w:p>
+                  <w:pPr>
+                    <w:pStyle w:val="Compact"/>
+                    <w:jc w:val="left"/>
+                    <w:jc w:val="center"/>
+                  </w:pPr>
+                  <w:r>
+                    <w:t xml:space="preserve">41.5</w:t>
+                  </w:r>
+                </w:p>
+              </w:tc>
+              <w:tc>
+                <w:tcPr/>
+                <w:p>
+                  <w:pPr>
+                    <w:pStyle w:val="Compact"/>
+                    <w:jc w:val="left"/>
+                    <w:jc w:val="center"/>
+                  </w:pPr>
+                  <w:r>
+                    <w:t xml:space="preserve">0.03</w:t>
+                  </w:r>
+                </w:p>
+              </w:tc>
+              <w:tc>
+                <w:tcPr/>
+                <w:p>
+                  <w:pPr>
+                    <w:pStyle w:val="Compact"/>
+                    <w:jc w:val="left"/>
+                    <w:jc w:val="center"/>
+                  </w:pPr>
+                  <w:r>
+                    <w:t xml:space="preserve">0.97</w:t>
+                  </w:r>
+                </w:p>
+              </w:tc>
+              <w:tc>
+                <w:tcPr/>
+                <w:p>
+                  <w:pPr>
+                    <w:pStyle w:val="Compact"/>
+                    <w:jc w:val="left"/>
+                    <w:jc w:val="center"/>
+                  </w:pPr>
+                  <w:r>
+                    <w:t xml:space="preserve">0.48 (0.22, 0.79)</w:t>
+                  </w:r>
+                </w:p>
+              </w:tc>
+              <w:tc>
+                <w:tcPr/>
+                <w:p>
+                  <w:pPr>
+                    <w:pStyle w:val="Compact"/>
+                    <w:jc w:val="left"/>
+                    <w:jc w:val="center"/>
+                  </w:pPr>
+                  <w:r>
+                    <w:t xml:space="preserve">0.02 (0.01, 0.04)</w:t>
+                  </w:r>
+                </w:p>
+              </w:tc>
+            </w:tr>
+            <w:tr>
+              <w:tc>
+                <w:tcPr/>
+                <w:p>
+                  <w:pPr>
+                    <w:pStyle w:val="Compact"/>
+                    <w:jc w:val="left"/>
+                    <w:jc w:val="center"/>
+                  </w:pPr>
+                  <w:r>
+                    <w:t xml:space="preserve">b*</w:t>
+                  </w:r>
+                </w:p>
+              </w:tc>
+              <w:tc>
+                <w:tcPr/>
+                <w:p>
+                  <w:pPr>
+                    <w:pStyle w:val="Compact"/>
+                    <w:jc w:val="left"/>
+                    <w:jc w:val="center"/>
+                  </w:pPr>
+                  <w:r>
+                    <w:t xml:space="preserve">31.8</w:t>
+                  </w:r>
+                </w:p>
+              </w:tc>
+              <w:tc>
+                <w:tcPr/>
+                <w:p>
+                  <w:pPr>
+                    <w:pStyle w:val="Compact"/>
+                    <w:jc w:val="left"/>
+                    <w:jc w:val="center"/>
+                  </w:pPr>
+                  <w:r>
+                    <w:t xml:space="preserve">0.53</w:t>
+                  </w:r>
+                </w:p>
+              </w:tc>
+              <w:tc>
+                <w:tcPr/>
+                <w:p>
+                  <w:pPr>
+                    <w:pStyle w:val="Compact"/>
+                    <w:jc w:val="left"/>
+                    <w:jc w:val="center"/>
+                  </w:pPr>
+                  <w:r>
+                    <w:t xml:space="preserve">0.90</w:t>
+                  </w:r>
+                </w:p>
+              </w:tc>
+              <w:tc>
+                <w:tcPr/>
+                <w:p>
+                  <w:pPr>
+                    <w:pStyle w:val="Compact"/>
+                    <w:jc w:val="left"/>
+                    <w:jc w:val="center"/>
+                  </w:pPr>
+                  <w:r>
+                    <w:t xml:space="preserve">0.09 (0, 0.5)</w:t>
+                  </w:r>
+                </w:p>
+              </w:tc>
+              <w:tc>
+                <w:tcPr/>
+                <w:p>
+                  <w:pPr>
+                    <w:pStyle w:val="Compact"/>
+                    <w:jc w:val="left"/>
+                    <w:jc w:val="center"/>
+                  </w:pPr>
+                  <w:r>
+                    <w:t xml:space="preserve">0.41 (0.12, 0.84)</w:t>
+                  </w:r>
+                </w:p>
+              </w:tc>
+            </w:tr>
+            <w:tr>
+              <w:tc>
+                <w:tcPr/>
+                <w:p>
+                  <w:pPr>
+                    <w:pStyle w:val="Compact"/>
+                    <w:jc w:val="left"/>
+                    <w:jc w:val="center"/>
+                  </w:pPr>
+                  <w:r>
+                    <w:t xml:space="preserve">c*</w:t>
+                  </w:r>
+                </w:p>
+              </w:tc>
+              <w:tc>
+                <w:tcPr/>
+                <w:p>
+                  <w:pPr>
+                    <w:pStyle w:val="Compact"/>
+                    <w:jc w:val="left"/>
+                    <w:jc w:val="center"/>
+                  </w:pPr>
+                  <w:r>
+                    <w:t xml:space="preserve">29.2</w:t>
+                  </w:r>
+                </w:p>
+              </w:tc>
+              <w:tc>
+                <w:tcPr/>
+                <w:p>
+                  <w:pPr>
+                    <w:pStyle w:val="Compact"/>
+                    <w:jc w:val="left"/>
+                    <w:jc w:val="center"/>
+                  </w:pPr>
+                  <w:r>
+                    <w:t xml:space="preserve">0.64</w:t>
+                  </w:r>
+                </w:p>
+              </w:tc>
+              <w:tc>
+                <w:tcPr/>
+                <w:p>
+                  <w:pPr>
+                    <w:pStyle w:val="Compact"/>
+                    <w:jc w:val="left"/>
+                    <w:jc w:val="center"/>
+                  </w:pPr>
+                  <w:r>
+                    <w:t xml:space="preserve">0.93</w:t>
+                  </w:r>
+                </w:p>
+              </w:tc>
+              <w:tc>
+                <w:tcPr/>
+                <w:p>
+                  <w:pPr>
+                    <w:pStyle w:val="Compact"/>
+                    <w:jc w:val="left"/>
+                    <w:jc w:val="center"/>
+                  </w:pPr>
+                  <w:r>
+                    <w:t xml:space="preserve">0.1 (0, 0.51)</w:t>
+                  </w:r>
+                </w:p>
+              </w:tc>
+              <w:tc>
+                <w:tcPr/>
+                <w:p>
+                  <w:pPr>
+                    <w:pStyle w:val="Compact"/>
+                    <w:jc w:val="left"/>
+                    <w:jc w:val="center"/>
+                  </w:pPr>
+                  <w:r>
+                    <w:t xml:space="preserve">0.5 (0.14, 1.03)</w:t>
+                  </w:r>
+                </w:p>
+              </w:tc>
+            </w:tr>
+            <w:tr>
+              <w:tc>
+                <w:tcPr/>
+                <w:p>
+                  <w:pPr>
+                    <w:pStyle w:val="Compact"/>
+                    <w:jc w:val="left"/>
+                    <w:jc w:val="center"/>
+                  </w:pPr>
+                  <w:r>
+                    <w:t xml:space="preserve">h*</w:t>
+                  </w:r>
+                </w:p>
+              </w:tc>
+              <w:tc>
+                <w:tcPr/>
+                <w:p>
+                  <w:pPr>
+                    <w:pStyle w:val="Compact"/>
+                    <w:jc w:val="left"/>
+                    <w:jc w:val="center"/>
+                  </w:pPr>
+                  <w:r>
+                    <w:t xml:space="preserve">20.2</w:t>
+                  </w:r>
+                </w:p>
+              </w:tc>
+              <w:tc>
+                <w:tcPr/>
+                <w:p>
+                  <w:pPr>
+                    <w:pStyle w:val="Compact"/>
+                    <w:jc w:val="left"/>
+                    <w:jc w:val="center"/>
+                  </w:pPr>
+                  <w:r>
+                    <w:t xml:space="preserve">0.00</w:t>
+                  </w:r>
+                </w:p>
+              </w:tc>
+              <w:tc>
+                <w:tcPr/>
+                <w:p>
+                  <w:pPr>
+                    <w:pStyle w:val="Compact"/>
+                    <w:jc w:val="left"/>
+                    <w:jc w:val="center"/>
+                  </w:pPr>
+                  <w:r>
+                    <w:t xml:space="preserve">0.94</w:t>
+                  </w:r>
+                </w:p>
+              </w:tc>
+              <w:tc>
+                <w:tcPr/>
+                <w:p>
+                  <w:pPr>
+                    <w:pStyle w:val="Compact"/>
+                    <w:jc w:val="left"/>
+                    <w:jc w:val="center"/>
+                  </w:pPr>
+                  <w:r>
+                    <w:t xml:space="preserve">0.03 (0, 0.42)</w:t>
+                  </w:r>
+                </w:p>
+              </w:tc>
+              <w:tc>
+                <w:tcPr/>
+                <w:p>
+                  <w:pPr>
+                    <w:pStyle w:val="Compact"/>
+                    <w:jc w:val="left"/>
+                    <w:jc w:val="center"/>
+                  </w:pPr>
+                  <w:r>
+                    <w:t xml:space="preserve">0 (0, 0)</w:t>
+                  </w:r>
+                </w:p>
+              </w:tc>
+            </w:tr>
+            <w:tr>
+              <w:tc>
+                <w:tcPr/>
+                <w:p>
+                  <w:pPr>
+                    <w:pStyle w:val="Compact"/>
+                    <w:jc w:val="left"/>
+                    <w:jc w:val="center"/>
+                  </w:pPr>
+                  <w:r>
+                    <w:t xml:space="preserve">x</w:t>
+                  </w:r>
+                </w:p>
+              </w:tc>
+              <w:tc>
+                <w:tcPr/>
+                <w:p>
+                  <w:pPr>
+                    <w:pStyle w:val="Compact"/>
+                    <w:jc w:val="left"/>
+                    <w:jc w:val="center"/>
+                  </w:pPr>
+                  <w:r>
+                    <w:t xml:space="preserve">34.5</w:t>
+                  </w:r>
+                </w:p>
+              </w:tc>
+              <w:tc>
+                <w:tcPr/>
+                <w:p>
+                  <w:pPr>
+                    <w:pStyle w:val="Compact"/>
+                    <w:jc w:val="left"/>
+                    <w:jc w:val="center"/>
+                  </w:pPr>
+                  <w:r>
+                    <w:t xml:space="preserve">0.00</w:t>
+                  </w:r>
+                </w:p>
+              </w:tc>
+              <w:tc>
+                <w:tcPr/>
+                <w:p>
+                  <w:pPr>
+                    <w:pStyle w:val="Compact"/>
+                    <w:jc w:val="left"/>
+                    <w:jc w:val="center"/>
+                  </w:pPr>
+                  <w:r>
+                    <w:t xml:space="preserve">0.96</w:t>
+                  </w:r>
+                </w:p>
+              </w:tc>
+              <w:tc>
+                <w:tcPr/>
+                <w:p>
+                  <w:pPr>
+                    <w:pStyle w:val="Compact"/>
+                    <w:jc w:val="left"/>
+                    <w:jc w:val="center"/>
+                  </w:pPr>
+                  <w:r>
+                    <w:t xml:space="preserve">0.31 (0.02, 0.67)</w:t>
+                  </w:r>
+                </w:p>
+              </w:tc>
+              <w:tc>
+                <w:tcPr/>
+                <w:p>
+                  <w:pPr>
+                    <w:pStyle w:val="Compact"/>
+                    <w:jc w:val="left"/>
+                    <w:jc w:val="center"/>
+                  </w:pPr>
+                  <w:r>
+                    <w:t xml:space="preserve">0 (0, 0)</w:t>
+                  </w:r>
+                </w:p>
+              </w:tc>
+            </w:tr>
+            <w:tr>
+              <w:tc>
+                <w:tcPr>
+                  <w:gridSpan w:val="6"/>
+                </w:tcPr>
+                <w:p>
+                  <w:pPr>
+                    <w:pStyle w:val="Compact"/>
+                    <w:jc w:val="center"/>
+                    <w:jc w:val="center"/>
+                  </w:pPr>
+                  <w:r>
+                    <w:t xml:space="preserve">Forest</w:t>
+                  </w:r>
+                </w:p>
+              </w:tc>
+            </w:tr>
+            <w:tr>
+              <w:tc>
+                <w:tcPr/>
+                <w:p>
+                  <w:pPr>
+                    <w:pStyle w:val="Compact"/>
+                    <w:jc w:val="left"/>
+                    <w:jc w:val="center"/>
+                  </w:pPr>
+                  <w:r>
+                    <w:t xml:space="preserve">Ca</w:t>
+                  </w:r>
+                </w:p>
+              </w:tc>
+              <w:tc>
+                <w:tcPr/>
+                <w:p>
+                  <w:pPr>
+                    <w:pStyle w:val="Compact"/>
+                    <w:jc w:val="left"/>
+                    <w:jc w:val="center"/>
+                  </w:pPr>
+                  <w:r>
+                    <w:t xml:space="preserve">41.5</w:t>
+                  </w:r>
+                </w:p>
+              </w:tc>
+              <w:tc>
+                <w:tcPr/>
+                <w:p>
+                  <w:pPr>
+                    <w:pStyle w:val="Compact"/>
+                    <w:jc w:val="left"/>
+                    <w:jc w:val="center"/>
+                  </w:pPr>
+                  <w:r>
+                    <w:t xml:space="preserve">0.32</w:t>
+                  </w:r>
+                </w:p>
+              </w:tc>
+              <w:tc>
+                <w:tcPr/>
+                <w:p>
+                  <w:pPr>
+                    <w:pStyle w:val="Compact"/>
+                    <w:jc w:val="left"/>
+                    <w:jc w:val="center"/>
+                  </w:pPr>
+                  <w:r>
+                    <w:t xml:space="preserve">0.98</w:t>
+                  </w:r>
+                </w:p>
+              </w:tc>
+              <w:tc>
+                <w:tcPr/>
+                <w:p>
+                  <w:pPr>
+                    <w:pStyle w:val="Compact"/>
+                    <w:jc w:val="left"/>
+                    <w:jc w:val="center"/>
+                  </w:pPr>
+                  <w:r>
+                    <w:t xml:space="preserve">0.25 (0.01, 0.65)</w:t>
+                  </w:r>
+                </w:p>
+              </w:tc>
+              <w:tc>
+                <w:tcPr/>
+                <w:p>
+                  <w:pPr>
+                    <w:pStyle w:val="Compact"/>
+                    <w:jc w:val="left"/>
+                    <w:jc w:val="center"/>
+                  </w:pPr>
+                  <w:r>
+                    <w:t xml:space="preserve">0.58 (0.37, 0.82)</w:t>
+                  </w:r>
+                </w:p>
+              </w:tc>
+            </w:tr>
+            <w:tr>
+              <w:tc>
+                <w:tcPr/>
+                <w:p>
+                  <w:pPr>
+                    <w:pStyle w:val="Compact"/>
+                    <w:jc w:val="left"/>
+                    <w:jc w:val="center"/>
+                  </w:pPr>
+                  <w:r>
+                    <w:t xml:space="preserve">Co</w:t>
+                  </w:r>
+                </w:p>
+              </w:tc>
+              <w:tc>
+                <w:tcPr/>
+                <w:p>
+                  <w:pPr>
+                    <w:pStyle w:val="Compact"/>
+                    <w:jc w:val="left"/>
+                    <w:jc w:val="center"/>
+                  </w:pPr>
+                  <w:r>
+                    <w:t xml:space="preserve">−17.3</w:t>
+                  </w:r>
+                </w:p>
+              </w:tc>
+              <w:tc>
+                <w:tcPr/>
+                <w:p>
+                  <w:pPr>
+                    <w:pStyle w:val="Compact"/>
+                    <w:jc w:val="left"/>
+                    <w:jc w:val="center"/>
+                  </w:pPr>
+                  <w:r>
+                    <w:t xml:space="preserve">0.97</w:t>
+                  </w:r>
+                </w:p>
+              </w:tc>
+              <w:tc>
+                <w:tcPr/>
+                <w:p>
+                  <w:pPr>
+                    <w:pStyle w:val="Compact"/>
+                    <w:jc w:val="left"/>
+                    <w:jc w:val="center"/>
+                  </w:pPr>
+                  <w:r>
+                    <w:t xml:space="preserve">0.93</w:t>
+                  </w:r>
+                </w:p>
+              </w:tc>
+              <w:tc>
+                <w:tcPr/>
+                <w:p>
+                  <w:pPr>
+                    <w:pStyle w:val="Compact"/>
+                    <w:jc w:val="left"/>
+                    <w:jc w:val="center"/>
+                  </w:pPr>
+                  <w:r>
+                    <w:t xml:space="preserve">0.01 (0, 0.26)</w:t>
+                  </w:r>
+                </w:p>
+              </w:tc>
+              <w:tc>
+                <w:tcPr/>
+                <w:p>
+                  <w:pPr>
+                    <w:pStyle w:val="Compact"/>
+                    <w:jc w:val="left"/>
+                    <w:jc w:val="center"/>
+                  </w:pPr>
+                  <w:r>
+                    <w:t xml:space="preserve">1.03 (0.62, 1.53)</w:t>
+                  </w:r>
+                </w:p>
+              </w:tc>
+            </w:tr>
+            <w:tr>
+              <w:tc>
+                <w:tcPr/>
+                <w:p>
+                  <w:pPr>
+                    <w:pStyle w:val="Compact"/>
+                    <w:jc w:val="left"/>
+                    <w:jc w:val="center"/>
+                  </w:pPr>
+                  <w:r>
+                    <w:t xml:space="preserve">Cs</w:t>
+                  </w:r>
+                </w:p>
+              </w:tc>
+              <w:tc>
+                <w:tcPr/>
+                <w:p>
+                  <w:pPr>
+                    <w:pStyle w:val="Compact"/>
+                    <w:jc w:val="left"/>
+                    <w:jc w:val="center"/>
+                  </w:pPr>
+                  <w:r>
+                    <w:t xml:space="preserve">−5.6</w:t>
+                  </w:r>
+                </w:p>
+              </w:tc>
+              <w:tc>
+                <w:tcPr/>
+                <w:p>
+                  <w:pPr>
+                    <w:pStyle w:val="Compact"/>
+                    <w:jc w:val="left"/>
+                    <w:jc w:val="center"/>
+                  </w:pPr>
+                  <w:r>
+                    <w:t xml:space="preserve">0.01</w:t>
+                  </w:r>
+                </w:p>
+              </w:tc>
+              <w:tc>
+                <w:tcPr/>
+                <w:p>
+                  <w:pPr>
+                    <w:pStyle w:val="Compact"/>
+                    <w:jc w:val="left"/>
+                    <w:jc w:val="center"/>
+                  </w:pPr>
+                  <w:r>
+                    <w:t xml:space="preserve">0.90</w:t>
+                  </w:r>
+                </w:p>
+              </w:tc>
+              <w:tc>
+                <w:tcPr/>
+                <w:p>
+                  <w:pPr>
+                    <w:pStyle w:val="Compact"/>
+                    <w:jc w:val="left"/>
+                    <w:jc w:val="center"/>
+                  </w:pPr>
+                  <w:r>
+                    <w:t xml:space="preserve">0.02 (0, 0.51)</w:t>
+                  </w:r>
+                </w:p>
+              </w:tc>
+              <w:tc>
+                <w:tcPr/>
+                <w:p>
+                  <w:pPr>
+                    <w:pStyle w:val="Compact"/>
+                    <w:jc w:val="left"/>
+                    <w:jc w:val="center"/>
+                  </w:pPr>
+                  <w:r>
+                    <w:t xml:space="preserve">0.01 (0, 0.01)</w:t>
+                  </w:r>
+                </w:p>
+              </w:tc>
+            </w:tr>
+            <w:tr>
+              <w:tc>
+                <w:tcPr/>
+                <w:p>
+                  <w:pPr>
+                    <w:pStyle w:val="Compact"/>
+                    <w:jc w:val="left"/>
+                    <w:jc w:val="center"/>
+                  </w:pPr>
+                  <w:r>
+                    <w:t xml:space="preserve">Li</w:t>
+                  </w:r>
+                </w:p>
+              </w:tc>
+              <w:tc>
+                <w:tcPr/>
+                <w:p>
+                  <w:pPr>
+                    <w:pStyle w:val="Compact"/>
+                    <w:jc w:val="left"/>
+                    <w:jc w:val="center"/>
+                  </w:pPr>
+                  <w:r>
+                    <w:t xml:space="preserve">−8.1</w:t>
+                  </w:r>
+                </w:p>
+              </w:tc>
+              <w:tc>
+                <w:tcPr/>
+                <w:p>
+                  <w:pPr>
+                    <w:pStyle w:val="Compact"/>
+                    <w:jc w:val="left"/>
+                    <w:jc w:val="center"/>
+                  </w:pPr>
+                  <w:r>
+                    <w:t xml:space="preserve">0.55</w:t>
+                  </w:r>
+                </w:p>
+              </w:tc>
+              <w:tc>
+                <w:tcPr/>
+                <w:p>
+                  <w:pPr>
+                    <w:pStyle w:val="Compact"/>
+                    <w:jc w:val="left"/>
+                    <w:jc w:val="center"/>
+                  </w:pPr>
+                  <w:r>
+                    <w:t xml:space="preserve">0.61</w:t>
+                  </w:r>
+                </w:p>
+              </w:tc>
+              <w:tc>
+                <w:tcPr/>
+                <w:p>
+                  <w:pPr>
+                    <w:pStyle w:val="Compact"/>
+                    <w:jc w:val="left"/>
+                    <w:jc w:val="center"/>
+                  </w:pPr>
+                  <w:r>
+                    <w:t xml:space="preserve">0.05 (0, 0.39)</w:t>
+                  </w:r>
+                </w:p>
+              </w:tc>
+              <w:tc>
+                <w:tcPr/>
+                <w:p>
+                  <w:pPr>
+                    <w:pStyle w:val="Compact"/>
+                    <w:jc w:val="left"/>
+                    <w:jc w:val="center"/>
+                  </w:pPr>
+                  <w:r>
+                    <w:t xml:space="preserve">1.33 (0.66, 2.28)</w:t>
+                  </w:r>
+                </w:p>
+              </w:tc>
+            </w:tr>
+            <w:tr>
+              <w:tc>
+                <w:tcPr/>
+                <w:p>
+                  <w:pPr>
+                    <w:pStyle w:val="Compact"/>
+                    <w:jc w:val="left"/>
+                    <w:jc w:val="center"/>
+                  </w:pPr>
+                  <w:r>
+                    <w:t xml:space="preserve">La</w:t>
+                  </w:r>
+                </w:p>
+              </w:tc>
+              <w:tc>
+                <w:tcPr/>
+                <w:p>
+                  <w:pPr>
+                    <w:pStyle w:val="Compact"/>
+                    <w:jc w:val="left"/>
+                    <w:jc w:val="center"/>
+                  </w:pPr>
+                  <w:r>
+                    <w:t xml:space="preserve">−31.2</w:t>
+                  </w:r>
+                </w:p>
+              </w:tc>
+              <w:tc>
+                <w:tcPr/>
+                <w:p>
+                  <w:pPr>
+                    <w:pStyle w:val="Compact"/>
+                    <w:jc w:val="left"/>
+                    <w:jc w:val="center"/>
+                  </w:pPr>
+                  <w:r>
+                    <w:t xml:space="preserve">2.49</w:t>
+                  </w:r>
+                </w:p>
+              </w:tc>
+              <w:tc>
+                <w:tcPr/>
+                <w:p>
+                  <w:pPr>
+                    <w:pStyle w:val="Compact"/>
+                    <w:jc w:val="left"/>
+                    <w:jc w:val="center"/>
+                  </w:pPr>
+                  <w:r>
+                    <w:t xml:space="preserve">0.88</w:t>
+                  </w:r>
+                </w:p>
+              </w:tc>
+              <w:tc>
+                <w:tcPr/>
+                <w:p>
+                  <w:pPr>
+                    <w:pStyle w:val="Compact"/>
+                    <w:jc w:val="left"/>
+                    <w:jc w:val="center"/>
+                  </w:pPr>
+                  <w:r>
+                    <w:t xml:space="preserve">0.02 (0, 0.34)</w:t>
+                  </w:r>
+                </w:p>
+              </w:tc>
+              <w:tc>
+                <w:tcPr/>
+                <w:p>
+                  <w:pPr>
+                    <w:pStyle w:val="Compact"/>
+                    <w:jc w:val="left"/>
+                    <w:jc w:val="center"/>
+                  </w:pPr>
+                  <w:r>
+                    <w:t xml:space="preserve">3.76 (1.78, 5.86)</w:t>
+                  </w:r>
+                </w:p>
+              </w:tc>
+            </w:tr>
+            <w:tr>
+              <w:tc>
+                <w:tcPr/>
+                <w:p>
+                  <w:pPr>
+                    <w:pStyle w:val="Compact"/>
+                    <w:jc w:val="left"/>
+                    <w:jc w:val="center"/>
+                  </w:pPr>
+                  <w:r>
+                    <w:t xml:space="preserve">Nb</w:t>
+                  </w:r>
+                </w:p>
+              </w:tc>
+              <w:tc>
+                <w:tcPr/>
+                <w:p>
+                  <w:pPr>
+                    <w:pStyle w:val="Compact"/>
+                    <w:jc w:val="left"/>
+                    <w:jc w:val="center"/>
+                  </w:pPr>
+                  <w:r>
+                    <w:t xml:space="preserve">36.1</w:t>
+                  </w:r>
+                </w:p>
+              </w:tc>
+              <w:tc>
+                <w:tcPr/>
+                <w:p>
+                  <w:pPr>
+                    <w:pStyle w:val="Compact"/>
+                    <w:jc w:val="left"/>
+                    <w:jc w:val="center"/>
+                  </w:pPr>
+                  <w:r>
+                    <w:t xml:space="preserve">0.00</w:t>
+                  </w:r>
+                </w:p>
+              </w:tc>
+              <w:tc>
+                <w:tcPr/>
+                <w:p>
+                  <w:pPr>
+                    <w:pStyle w:val="Compact"/>
+                    <w:jc w:val="left"/>
+                    <w:jc w:val="center"/>
+                  </w:pPr>
+                  <w:r>
+                    <w:t xml:space="preserve">0.89</w:t>
+                  </w:r>
+                </w:p>
+              </w:tc>
+              <w:tc>
+                <w:tcPr/>
+                <w:p>
+                  <w:pPr>
+                    <w:pStyle w:val="Compact"/>
+                    <w:jc w:val="left"/>
+                    <w:jc w:val="center"/>
+                  </w:pPr>
+                  <w:r>
+                    <w:t xml:space="preserve">0.16 (0, 0.49)</w:t>
+                  </w:r>
+                </w:p>
+              </w:tc>
+              <w:tc>
+                <w:tcPr/>
+                <w:p>
+                  <w:pPr>
+                    <w:pStyle w:val="Compact"/>
+                    <w:jc w:val="left"/>
+                    <w:jc w:val="center"/>
+                  </w:pPr>
+                  <w:r>
+                    <w:t xml:space="preserve">0 (0, 0)</w:t>
+                  </w:r>
+                </w:p>
+              </w:tc>
+            </w:tr>
+            <w:tr>
+              <w:tc>
+                <w:tcPr/>
+                <w:p>
+                  <w:pPr>
+                    <w:pStyle w:val="Compact"/>
+                    <w:jc w:val="left"/>
+                    <w:jc w:val="center"/>
+                  </w:pPr>
+                  <w:r>
+                    <w:t xml:space="preserve">Ni</w:t>
+                  </w:r>
+                </w:p>
+              </w:tc>
+              <w:tc>
+                <w:tcPr/>
+                <w:p>
+                  <w:pPr>
+                    <w:pStyle w:val="Compact"/>
+                    <w:jc w:val="left"/>
+                    <w:jc w:val="center"/>
+                  </w:pPr>
+                  <w:r>
+                    <w:t xml:space="preserve">−43.7</w:t>
+                  </w:r>
+                </w:p>
+              </w:tc>
+              <w:tc>
+                <w:tcPr/>
+                <w:p>
+                  <w:pPr>
+                    <w:pStyle w:val="Compact"/>
+                    <w:jc w:val="left"/>
+                    <w:jc w:val="center"/>
+                  </w:pPr>
+                  <w:r>
+                    <w:t xml:space="preserve">7.78</w:t>
+                  </w:r>
+                </w:p>
+              </w:tc>
+              <w:tc>
+                <w:tcPr/>
+                <w:p>
+                  <w:pPr>
+                    <w:pStyle w:val="Compact"/>
+                    <w:jc w:val="left"/>
+                    <w:jc w:val="center"/>
+                  </w:pPr>
+                  <w:r>
+                    <w:t xml:space="preserve">0.76</w:t>
+                  </w:r>
+                </w:p>
+              </w:tc>
+              <w:tc>
+                <w:tcPr/>
+                <w:p>
+                  <w:pPr>
+                    <w:pStyle w:val="Compact"/>
+                    <w:jc w:val="left"/>
+                    <w:jc w:val="center"/>
+                  </w:pPr>
+                  <w:r>
+                    <w:t xml:space="preserve">0.02 (0, 0.4)</w:t>
+                  </w:r>
+                </w:p>
+              </w:tc>
+              <w:tc>
+                <w:tcPr/>
+                <w:p>
+                  <w:pPr>
+                    <w:pStyle w:val="Compact"/>
+                    <w:jc w:val="left"/>
+                    <w:jc w:val="center"/>
+                  </w:pPr>
+                  <w:r>
+                    <w:t xml:space="preserve">6.93 (3.83, 10.83)</w:t>
+                  </w:r>
+                </w:p>
+              </w:tc>
+            </w:tr>
+            <w:tr>
+              <w:tc>
+                <w:tcPr/>
+                <w:p>
+                  <w:pPr>
+                    <w:pStyle w:val="Compact"/>
+                    <w:jc w:val="left"/>
+                    <w:jc w:val="center"/>
+                  </w:pPr>
+                  <w:r>
+                    <w:t xml:space="preserve">Sr</w:t>
+                  </w:r>
+                </w:p>
+              </w:tc>
+              <w:tc>
+                <w:tcPr/>
+                <w:p>
+                  <w:pPr>
+                    <w:pStyle w:val="Compact"/>
+                    <w:jc w:val="left"/>
+                    <w:jc w:val="center"/>
+                  </w:pPr>
+                  <w:r>
+                    <w:t xml:space="preserve">40.1</w:t>
+                  </w:r>
+                </w:p>
+              </w:tc>
+              <w:tc>
+                <w:tcPr/>
+                <w:p>
+                  <w:pPr>
+                    <w:pStyle w:val="Compact"/>
+                    <w:jc w:val="left"/>
+                    <w:jc w:val="center"/>
+                  </w:pPr>
+                  <w:r>
+                    <w:t xml:space="preserve">44.47</w:t>
+                  </w:r>
+                </w:p>
+              </w:tc>
+              <w:tc>
+                <w:tcPr/>
+                <w:p>
+                  <w:pPr>
+                    <w:pStyle w:val="Compact"/>
+                    <w:jc w:val="left"/>
+                    <w:jc w:val="center"/>
+                  </w:pPr>
+                  <w:r>
+                    <w:t xml:space="preserve">0.98</w:t>
+                  </w:r>
+                </w:p>
+              </w:tc>
+              <w:tc>
+                <w:tcPr/>
+                <w:p>
+                  <w:pPr>
+                    <w:pStyle w:val="Compact"/>
+                    <w:jc w:val="left"/>
+                    <w:jc w:val="center"/>
+                  </w:pPr>
+                  <w:r>
+                    <w:t xml:space="preserve">0.17 (0, 0.6)</w:t>
+                  </w:r>
+                </w:p>
+              </w:tc>
+              <w:tc>
+                <w:tcPr/>
+                <w:p>
+                  <w:pPr>
+                    <w:pStyle w:val="Compact"/>
+                    <w:jc w:val="left"/>
+                    <w:jc w:val="center"/>
+                  </w:pPr>
+                  <w:r>
+                    <w:t xml:space="preserve">58.2 (31.76, 92.06)</w:t>
+                  </w:r>
+                </w:p>
+              </w:tc>
+            </w:tr>
+            <w:tr>
+              <w:tc>
+                <w:tcPr/>
+                <w:p>
+                  <w:pPr>
+                    <w:pStyle w:val="Compact"/>
+                    <w:jc w:val="left"/>
+                    <w:jc w:val="center"/>
+                  </w:pPr>
+                  <w:r>
+                    <w:t xml:space="preserve">h*</w:t>
+                  </w:r>
+                </w:p>
+              </w:tc>
+              <w:tc>
+                <w:tcPr/>
+                <w:p>
+                  <w:pPr>
+                    <w:pStyle w:val="Compact"/>
+                    <w:jc w:val="left"/>
+                    <w:jc w:val="center"/>
+                  </w:pPr>
+                  <w:r>
+                    <w:t xml:space="preserve">−13.7</w:t>
+                  </w:r>
+                </w:p>
+              </w:tc>
+              <w:tc>
+                <w:tcPr/>
+                <w:p>
+                  <w:pPr>
+                    <w:pStyle w:val="Compact"/>
+                    <w:jc w:val="left"/>
+                    <w:jc w:val="center"/>
+                  </w:pPr>
+                  <w:r>
+                    <w:t xml:space="preserve">0.00</w:t>
+                  </w:r>
+                </w:p>
+              </w:tc>
+              <w:tc>
+                <w:tcPr/>
+                <w:p>
+                  <w:pPr>
+                    <w:pStyle w:val="Compact"/>
+                    <w:jc w:val="left"/>
+                    <w:jc w:val="center"/>
+                  </w:pPr>
+                  <w:r>
+                    <w:t xml:space="preserve">0.75</w:t>
+                  </w:r>
+                </w:p>
+              </w:tc>
+              <w:tc>
+                <w:tcPr/>
+                <w:p>
+                  <w:pPr>
+                    <w:pStyle w:val="Compact"/>
+                    <w:jc w:val="left"/>
+                    <w:jc w:val="center"/>
+                  </w:pPr>
+                  <w:r>
+                    <w:t xml:space="preserve">0.01 (0, 0.47)</w:t>
+                  </w:r>
+                </w:p>
+              </w:tc>
+              <w:tc>
+                <w:tcPr/>
+                <w:p>
+                  <w:pPr>
+                    <w:pStyle w:val="Compact"/>
+                    <w:jc w:val="left"/>
+                    <w:jc w:val="center"/>
+                  </w:pPr>
+                  <w:r>
+                    <w:t xml:space="preserve">0 (0, 0)</w:t>
+                  </w:r>
+                </w:p>
+              </w:tc>
+            </w:tr>
+            <w:tr>
+              <w:tc>
+                <w:tcPr>
+                  <w:gridSpan w:val="6"/>
+                </w:tcPr>
+                <w:p>
+                  <w:pPr>
+                    <w:pStyle w:val="Compact"/>
+                    <w:jc w:val="center"/>
+                    <w:jc w:val="center"/>
+                  </w:pPr>
+                  <w:r>
+                    <w:rPr>
+                      <w:vertAlign w:val="superscript"/>
+                    </w:rPr>
+                    <w:t xml:space="preserve">*</w:t>
+                  </w:r>
+                  <w:r>
+                    <w:t xml:space="preserve"> </w:t>
+                  </w:r>
+                  <w:r>
+                    <w:t xml:space="preserve">Percent variance explained</w:t>
+                  </w:r>
+                </w:p>
+              </w:tc>
+            </w:tr>
+            <w:tr>
+              <w:tc>
+                <w:tcPr>
+                  <w:gridSpan w:val="6"/>
+                </w:tcPr>
+                <w:p>
+                  <w:pPr>
+                    <w:pStyle w:val="Compact"/>
+                    <w:jc w:val="center"/>
+                    <w:jc w:val="center"/>
+                  </w:pPr>
+                  <w:r>
+                    <w:rPr>
+                      <w:vertAlign w:val="superscript"/>
+                    </w:rPr>
+                    <w:t xml:space="preserve">†</w:t>
+                  </w:r>
+                  <w:r>
+                    <w:t xml:space="preserve"> </w:t>
+                  </w:r>
+                  <w:r>
+                    <w:t xml:space="preserve">Mean square error</w:t>
+                  </w:r>
+                </w:p>
+              </w:tc>
+            </w:tr>
+            <w:tr>
+              <w:tc>
+                <w:tcPr>
+                  <w:gridSpan w:val="6"/>
+                </w:tcPr>
+                <w:p>
+                  <w:pPr>
+                    <w:pStyle w:val="Compact"/>
+                    <w:jc w:val="center"/>
+                    <w:jc w:val="center"/>
+                  </w:pPr>
+                  <w:r>
+                    <w:rPr>
+                      <w:vertAlign w:val="superscript"/>
+                    </w:rPr>
+                    <w:t xml:space="preserve">‡</w:t>
+                  </w:r>
+                  <w:r>
+                    <w:t xml:space="preserve"> </w:t>
+                  </w:r>
+                  <w:r>
+                    <w:t xml:space="preserve">Varible Importance Stability</w:t>
+                  </w:r>
+                </w:p>
+              </w:tc>
+            </w:tr>
+            <w:tr>
+              <w:tc>
+                <w:tcPr>
+                  <w:gridSpan w:val="6"/>
+                </w:tcPr>
+                <w:p>
+                  <w:pPr>
+                    <w:pStyle w:val="Compact"/>
+                    <w:jc w:val="center"/>
+                    <w:jc w:val="center"/>
+                  </w:pPr>
+                  <w:r>
+                    <w:rPr>
+                      <w:vertAlign w:val="superscript"/>
+                    </w:rPr>
+                    <w:t xml:space="preserve">§</w:t>
+                  </w:r>
+                  <w:r>
+                    <w:t xml:space="preserve"> </w:t>
+                  </w:r>
                   <w:r>
                     <w:t xml:space="preserve">r</w:t>
                   </w:r>
@@ -13073,1651 +15244,37 @@
                     </w:rPr>
                     <w:t xml:space="preserve">2</w:t>
                   </w:r>
-                </w:p>
-              </w:tc>
-              <w:tc>
-                <w:tcPr/>
-                <w:p>
-                  <w:pPr>
-                    <w:pStyle w:val="Compact"/>
-                    <w:jc w:val="left"/>
-                    <w:jc w:val="center"/>
-                  </w:pPr>
-                  <w:r>
-                    <w:t xml:space="preserve">MSE</w:t>
-                  </w:r>
+                  <w:r>
+                    <w:t xml:space="preserve"> </w:t>
+                  </w:r>
+                  <w:r>
+                    <w:t xml:space="preserve">and 95% Confidence Intervals</w:t>
+                  </w:r>
+                </w:p>
+              </w:tc>
+            </w:tr>
+            <w:tr>
+              <w:tc>
+                <w:tcPr>
+                  <w:gridSpan w:val="6"/>
+                </w:tcPr>
+                <w:p>
+                  <w:pPr>
+                    <w:pStyle w:val="Compact"/>
+                    <w:jc w:val="center"/>
+                    <w:jc w:val="center"/>
+                  </w:pPr>
                   <w:r>
                     <w:rPr>
                       <w:vertAlign w:val="superscript"/>
                     </w:rPr>
-                    <w:t xml:space="preserve">2</w:t>
-                  </w:r>
-                </w:p>
-              </w:tc>
-            </w:tr>
-            <w:tr>
-              <w:tc>
-                <w:tcPr>
-                  <w:gridSpan w:val="5"/>
-                </w:tcPr>
-                <w:p>
-                  <w:pPr>
-                    <w:pStyle w:val="Compact"/>
-                    <w:jc w:val="center"/>
-                    <w:jc w:val="center"/>
-                  </w:pPr>
-                  <w:r>
-                    <w:t xml:space="preserve">Agriculture</w:t>
-                  </w:r>
-                </w:p>
-              </w:tc>
-            </w:tr>
-            <w:tr>
-              <w:tc>
-                <w:tcPr/>
-                <w:p>
-                  <w:pPr>
-                    <w:pStyle w:val="Compact"/>
-                    <w:jc w:val="left"/>
-                    <w:jc w:val="center"/>
-                  </w:pPr>
-                  <w:r>
-                    <w:t xml:space="preserve">Co</w:t>
-                  </w:r>
-                </w:p>
-              </w:tc>
-              <w:tc>
-                <w:tcPr/>
-                <w:p>
-                  <w:pPr>
-                    <w:pStyle w:val="Compact"/>
-                    <w:jc w:val="left"/>
-                    <w:jc w:val="center"/>
-                  </w:pPr>
-                  <w:r>
-                    <w:t xml:space="preserve">33.2</w:t>
-                  </w:r>
-                </w:p>
-              </w:tc>
-              <w:tc>
-                <w:tcPr/>
-                <w:p>
-                  <w:pPr>
-                    <w:pStyle w:val="Compact"/>
-                    <w:jc w:val="left"/>
-                    <w:jc w:val="center"/>
-                  </w:pPr>
-                  <w:r>
-                    <w:t xml:space="preserve">0.43</w:t>
-                  </w:r>
-                </w:p>
-              </w:tc>
-              <w:tc>
-                <w:tcPr/>
-                <w:p>
-                  <w:pPr>
-                    <w:pStyle w:val="Compact"/>
-                    <w:jc w:val="left"/>
-                    <w:jc w:val="center"/>
-                  </w:pPr>
-                  <w:r>
-                    <w:t xml:space="preserve">0.11</w:t>
-                  </w:r>
-                </w:p>
-              </w:tc>
-              <w:tc>
-                <w:tcPr/>
-                <w:p>
-                  <w:pPr>
-                    <w:pStyle w:val="Compact"/>
-                    <w:jc w:val="left"/>
-                    <w:jc w:val="center"/>
-                  </w:pPr>
-                  <w:r>
-                    <w:t xml:space="preserve">0.51</w:t>
-                  </w:r>
-                </w:p>
-              </w:tc>
-            </w:tr>
-            <w:tr>
-              <w:tc>
-                <w:tcPr/>
-                <w:p>
-                  <w:pPr>
-                    <w:pStyle w:val="Compact"/>
-                    <w:jc w:val="left"/>
-                    <w:jc w:val="center"/>
-                  </w:pPr>
-                  <w:r>
-                    <w:t xml:space="preserve">Cs</w:t>
-                  </w:r>
-                </w:p>
-              </w:tc>
-              <w:tc>
-                <w:tcPr/>
-                <w:p>
-                  <w:pPr>
-                    <w:pStyle w:val="Compact"/>
-                    <w:jc w:val="left"/>
-                    <w:jc w:val="center"/>
-                  </w:pPr>
-                  <w:r>
-                    <w:t xml:space="preserve">57.4</w:t>
-                  </w:r>
-                </w:p>
-              </w:tc>
-              <w:tc>
-                <w:tcPr/>
-                <w:p>
-                  <w:pPr>
-                    <w:pStyle w:val="Compact"/>
-                    <w:jc w:val="left"/>
-                    <w:jc w:val="center"/>
-                  </w:pPr>
-                  <w:r>
-                    <w:t xml:space="preserve">0.01</w:t>
-                  </w:r>
-                </w:p>
-              </w:tc>
-              <w:tc>
-                <w:tcPr/>
-                <w:p>
-                  <w:pPr>
-                    <w:pStyle w:val="Compact"/>
-                    <w:jc w:val="left"/>
-                    <w:jc w:val="center"/>
-                  </w:pPr>
-                  <w:r>
-                    <w:t xml:space="preserve">0.29</w:t>
-                  </w:r>
-                </w:p>
-              </w:tc>
-              <w:tc>
-                <w:tcPr/>
-                <w:p>
-                  <w:pPr>
-                    <w:pStyle w:val="Compact"/>
-                    <w:jc w:val="left"/>
-                    <w:jc w:val="center"/>
-                  </w:pPr>
-                  <w:r>
-                    <w:t xml:space="preserve">0.01</w:t>
-                  </w:r>
-                </w:p>
-              </w:tc>
-            </w:tr>
-            <w:tr>
-              <w:tc>
-                <w:tcPr/>
-                <w:p>
-                  <w:pPr>
-                    <w:pStyle w:val="Compact"/>
-                    <w:jc w:val="left"/>
-                    <w:jc w:val="center"/>
-                  </w:pPr>
-                  <w:r>
-                    <w:t xml:space="preserve">Fe</w:t>
-                  </w:r>
-                </w:p>
-              </w:tc>
-              <w:tc>
-                <w:tcPr/>
-                <w:p>
-                  <w:pPr>
-                    <w:pStyle w:val="Compact"/>
-                    <w:jc w:val="left"/>
-                    <w:jc w:val="center"/>
-                  </w:pPr>
-                  <w:r>
-                    <w:t xml:space="preserve">34.4</w:t>
-                  </w:r>
-                </w:p>
-              </w:tc>
-              <w:tc>
-                <w:tcPr/>
-                <w:p>
-                  <w:pPr>
-                    <w:pStyle w:val="Compact"/>
-                    <w:jc w:val="left"/>
-                    <w:jc w:val="center"/>
-                  </w:pPr>
-                  <w:r>
-                    <w:t xml:space="preserve">0.01</w:t>
-                  </w:r>
-                </w:p>
-              </w:tc>
-              <w:tc>
-                <w:tcPr/>
-                <w:p>
-                  <w:pPr>
-                    <w:pStyle w:val="Compact"/>
-                    <w:jc w:val="left"/>
-                    <w:jc w:val="center"/>
-                  </w:pPr>
-                  <w:r>
-                    <w:t xml:space="preserve">0.01</w:t>
-                  </w:r>
-                </w:p>
-              </w:tc>
-              <w:tc>
-                <w:tcPr/>
-                <w:p>
-                  <w:pPr>
-                    <w:pStyle w:val="Compact"/>
-                    <w:jc w:val="left"/>
-                    <w:jc w:val="center"/>
-                  </w:pPr>
-                  <w:r>
-                    <w:t xml:space="preserve">0.01</w:t>
-                  </w:r>
-                </w:p>
-              </w:tc>
-            </w:tr>
-            <w:tr>
-              <w:tc>
-                <w:tcPr/>
-                <w:p>
-                  <w:pPr>
-                    <w:pStyle w:val="Compact"/>
-                    <w:jc w:val="left"/>
-                    <w:jc w:val="center"/>
-                  </w:pPr>
-                  <w:r>
-                    <w:t xml:space="preserve">Li</w:t>
-                  </w:r>
-                </w:p>
-              </w:tc>
-              <w:tc>
-                <w:tcPr/>
-                <w:p>
-                  <w:pPr>
-                    <w:pStyle w:val="Compact"/>
-                    <w:jc w:val="left"/>
-                    <w:jc w:val="center"/>
-                  </w:pPr>
-                  <w:r>
-                    <w:t xml:space="preserve">−14.9</w:t>
-                  </w:r>
-                </w:p>
-              </w:tc>
-              <w:tc>
-                <w:tcPr/>
-                <w:p>
-                  <w:pPr>
-                    <w:pStyle w:val="Compact"/>
-                    <w:jc w:val="left"/>
-                    <w:jc w:val="center"/>
-                  </w:pPr>
-                  <w:r>
-                    <w:t xml:space="preserve">1.86</w:t>
-                  </w:r>
-                </w:p>
-              </w:tc>
-              <w:tc>
-                <w:tcPr/>
-                <w:p>
-                  <w:pPr>
-                    <w:pStyle w:val="Compact"/>
-                    <w:jc w:val="left"/>
-                    <w:jc w:val="center"/>
-                  </w:pPr>
-                  <w:r>
-                    <w:t xml:space="preserve">0.43</w:t>
-                  </w:r>
-                </w:p>
-              </w:tc>
-              <w:tc>
-                <w:tcPr/>
-                <w:p>
-                  <w:pPr>
-                    <w:pStyle w:val="Compact"/>
-                    <w:jc w:val="left"/>
-                    <w:jc w:val="center"/>
-                  </w:pPr>
-                  <w:r>
-                    <w:t xml:space="preserve">0.84</w:t>
-                  </w:r>
-                </w:p>
-              </w:tc>
-            </w:tr>
-            <w:tr>
-              <w:tc>
-                <w:tcPr/>
-                <w:p>
-                  <w:pPr>
-                    <w:pStyle w:val="Compact"/>
-                    <w:jc w:val="left"/>
-                    <w:jc w:val="center"/>
-                  </w:pPr>
-                  <w:r>
-                    <w:t xml:space="preserve">La</w:t>
-                  </w:r>
-                </w:p>
-              </w:tc>
-              <w:tc>
-                <w:tcPr/>
-                <w:p>
-                  <w:pPr>
-                    <w:pStyle w:val="Compact"/>
-                    <w:jc w:val="left"/>
-                    <w:jc w:val="center"/>
-                  </w:pPr>
-                  <w:r>
-                    <w:t xml:space="preserve">37.4</w:t>
-                  </w:r>
-                </w:p>
-              </w:tc>
-              <w:tc>
-                <w:tcPr/>
-                <w:p>
-                  <w:pPr>
-                    <w:pStyle w:val="Compact"/>
-                    <w:jc w:val="left"/>
-                    <w:jc w:val="center"/>
-                  </w:pPr>
-                  <w:r>
-                    <w:t xml:space="preserve">0.39</w:t>
-                  </w:r>
-                </w:p>
-              </w:tc>
-              <w:tc>
-                <w:tcPr/>
-                <w:p>
-                  <w:pPr>
-                    <w:pStyle w:val="Compact"/>
-                    <w:jc w:val="left"/>
-                    <w:jc w:val="center"/>
-                  </w:pPr>
-                  <w:r>
-                    <w:t xml:space="preserve">0.81</w:t>
-                  </w:r>
-                </w:p>
-              </w:tc>
-              <w:tc>
-                <w:tcPr/>
-                <w:p>
-                  <w:pPr>
-                    <w:pStyle w:val="Compact"/>
-                    <w:jc w:val="left"/>
-                    <w:jc w:val="center"/>
-                  </w:pPr>
-                  <w:r>
-                    <w:t xml:space="preserve">0.38</w:t>
-                  </w:r>
-                </w:p>
-              </w:tc>
-            </w:tr>
-            <w:tr>
-              <w:tc>
-                <w:tcPr/>
-                <w:p>
-                  <w:pPr>
-                    <w:pStyle w:val="Compact"/>
-                    <w:jc w:val="left"/>
-                    <w:jc w:val="center"/>
-                  </w:pPr>
-                  <w:r>
-                    <w:t xml:space="preserve">Nb</w:t>
-                  </w:r>
-                </w:p>
-              </w:tc>
-              <w:tc>
-                <w:tcPr/>
-                <w:p>
-                  <w:pPr>
-                    <w:pStyle w:val="Compact"/>
-                    <w:jc w:val="left"/>
-                    <w:jc w:val="center"/>
-                  </w:pPr>
-                  <w:r>
-                    <w:t xml:space="preserve">17.2</w:t>
-                  </w:r>
-                </w:p>
-              </w:tc>
-              <w:tc>
-                <w:tcPr/>
-                <w:p>
-                  <w:pPr>
-                    <w:pStyle w:val="Compact"/>
-                    <w:jc w:val="left"/>
-                    <w:jc w:val="center"/>
-                  </w:pPr>
-                  <w:r>
-                    <w:t xml:space="preserve">0.00</w:t>
-                  </w:r>
-                </w:p>
-              </w:tc>
-              <w:tc>
-                <w:tcPr/>
-                <w:p>
-                  <w:pPr>
-                    <w:pStyle w:val="Compact"/>
-                    <w:jc w:val="left"/>
-                    <w:jc w:val="center"/>
-                  </w:pPr>
-                  <w:r>
-                    <w:t xml:space="preserve">0.00</w:t>
-                  </w:r>
-                </w:p>
-              </w:tc>
-              <w:tc>
-                <w:tcPr/>
-                <w:p>
-                  <w:pPr>
-                    <w:pStyle w:val="Compact"/>
-                    <w:jc w:val="left"/>
-                    <w:jc w:val="center"/>
-                  </w:pPr>
-                  <w:r>
-                    <w:t xml:space="preserve">0.00</w:t>
-                  </w:r>
-                </w:p>
-              </w:tc>
-            </w:tr>
-            <w:tr>
-              <w:tc>
-                <w:tcPr/>
-                <w:p>
-                  <w:pPr>
-                    <w:pStyle w:val="Compact"/>
-                    <w:jc w:val="left"/>
-                    <w:jc w:val="center"/>
-                  </w:pPr>
-                  <w:r>
-                    <w:t xml:space="preserve">Ni</w:t>
-                  </w:r>
-                </w:p>
-              </w:tc>
-              <w:tc>
-                <w:tcPr/>
-                <w:p>
-                  <w:pPr>
-                    <w:pStyle w:val="Compact"/>
-                    <w:jc w:val="left"/>
-                    <w:jc w:val="center"/>
-                  </w:pPr>
-                  <w:r>
-                    <w:t xml:space="preserve">65.1</w:t>
-                  </w:r>
-                </w:p>
-              </w:tc>
-              <w:tc>
-                <w:tcPr/>
-                <w:p>
-                  <w:pPr>
-                    <w:pStyle w:val="Compact"/>
-                    <w:jc w:val="left"/>
-                    <w:jc w:val="center"/>
-                  </w:pPr>
-                  <w:r>
-                    <w:t xml:space="preserve">1.89</w:t>
-                  </w:r>
-                </w:p>
-              </w:tc>
-              <w:tc>
-                <w:tcPr/>
-                <w:p>
-                  <w:pPr>
-                    <w:pStyle w:val="Compact"/>
-                    <w:jc w:val="left"/>
-                    <w:jc w:val="center"/>
-                  </w:pPr>
-                  <w:r>
-                    <w:t xml:space="preserve">0.70</w:t>
-                  </w:r>
-                </w:p>
-              </w:tc>
-              <w:tc>
-                <w:tcPr/>
-                <w:p>
-                  <w:pPr>
-                    <w:pStyle w:val="Compact"/>
-                    <w:jc w:val="left"/>
-                    <w:jc w:val="center"/>
-                  </w:pPr>
-                  <w:r>
-                    <w:t xml:space="preserve">1.46</w:t>
-                  </w:r>
-                </w:p>
-              </w:tc>
-            </w:tr>
-            <w:tr>
-              <w:tc>
-                <w:tcPr/>
-                <w:p>
-                  <w:pPr>
-                    <w:pStyle w:val="Compact"/>
-                    <w:jc w:val="left"/>
-                    <w:jc w:val="center"/>
-                  </w:pPr>
-                  <w:r>
-                    <w:t xml:space="preserve">Rb</w:t>
-                  </w:r>
-                </w:p>
-              </w:tc>
-              <w:tc>
-                <w:tcPr/>
-                <w:p>
-                  <w:pPr>
-                    <w:pStyle w:val="Compact"/>
-                    <w:jc w:val="left"/>
-                    <w:jc w:val="center"/>
-                  </w:pPr>
-                  <w:r>
-                    <w:t xml:space="preserve">76.1</w:t>
-                  </w:r>
-                </w:p>
-              </w:tc>
-              <w:tc>
-                <w:tcPr/>
-                <w:p>
-                  <w:pPr>
-                    <w:pStyle w:val="Compact"/>
-                    <w:jc w:val="left"/>
-                    <w:jc w:val="center"/>
-                  </w:pPr>
-                  <w:r>
-                    <w:t xml:space="preserve">3.75</w:t>
-                  </w:r>
-                </w:p>
-              </w:tc>
-              <w:tc>
-                <w:tcPr/>
-                <w:p>
-                  <w:pPr>
-                    <w:pStyle w:val="Compact"/>
-                    <w:jc w:val="left"/>
-                    <w:jc w:val="center"/>
-                  </w:pPr>
-                  <w:r>
-                    <w:t xml:space="preserve">0.85</w:t>
-                  </w:r>
-                </w:p>
-              </w:tc>
-              <w:tc>
-                <w:tcPr/>
-                <w:p>
-                  <w:pPr>
-                    <w:pStyle w:val="Compact"/>
-                    <w:jc w:val="left"/>
-                    <w:jc w:val="center"/>
-                  </w:pPr>
-                  <w:r>
-                    <w:t xml:space="preserve">2.71</w:t>
-                  </w:r>
-                </w:p>
-              </w:tc>
-            </w:tr>
-            <w:tr>
-              <w:tc>
-                <w:tcPr/>
-                <w:p>
-                  <w:pPr>
-                    <w:pStyle w:val="Compact"/>
-                    <w:jc w:val="left"/>
-                    <w:jc w:val="center"/>
-                  </w:pPr>
-                  <w:r>
-                    <w:t xml:space="preserve">Sr</w:t>
-                  </w:r>
-                </w:p>
-              </w:tc>
-              <w:tc>
-                <w:tcPr/>
-                <w:p>
-                  <w:pPr>
-                    <w:pStyle w:val="Compact"/>
-                    <w:jc w:val="left"/>
-                    <w:jc w:val="center"/>
-                  </w:pPr>
-                  <w:r>
-                    <w:t xml:space="preserve">64.4</w:t>
-                  </w:r>
-                </w:p>
-              </w:tc>
-              <w:tc>
-                <w:tcPr/>
-                <w:p>
-                  <w:pPr>
-                    <w:pStyle w:val="Compact"/>
-                    <w:jc w:val="left"/>
-                    <w:jc w:val="center"/>
-                  </w:pPr>
-                  <w:r>
-                    <w:t xml:space="preserve">441.33</w:t>
-                  </w:r>
-                </w:p>
-              </w:tc>
-              <w:tc>
-                <w:tcPr/>
-                <w:p>
-                  <w:pPr>
-                    <w:pStyle w:val="Compact"/>
-                    <w:jc w:val="left"/>
-                    <w:jc w:val="center"/>
-                  </w:pPr>
-                  <w:r>
-                    <w:t xml:space="preserve">0.85</w:t>
-                  </w:r>
-                </w:p>
-              </w:tc>
-              <w:tc>
-                <w:tcPr/>
-                <w:p>
-                  <w:pPr>
-                    <w:pStyle w:val="Compact"/>
-                    <w:jc w:val="left"/>
-                    <w:jc w:val="center"/>
-                  </w:pPr>
-                  <w:r>
-                    <w:t xml:space="preserve">365.51</w:t>
-                  </w:r>
-                </w:p>
-              </w:tc>
-            </w:tr>
-            <w:tr>
-              <w:tc>
-                <w:tcPr/>
-                <w:p>
-                  <w:pPr>
-                    <w:pStyle w:val="Compact"/>
-                    <w:jc w:val="left"/>
-                    <w:jc w:val="center"/>
-                  </w:pPr>
-                  <w:r>
-                    <w:t xml:space="preserve">a*</w:t>
-                  </w:r>
-                </w:p>
-              </w:tc>
-              <w:tc>
-                <w:tcPr/>
-                <w:p>
-                  <w:pPr>
-                    <w:pStyle w:val="Compact"/>
-                    <w:jc w:val="left"/>
-                    <w:jc w:val="center"/>
-                  </w:pPr>
-                  <w:r>
-                    <w:t xml:space="preserve">41.5</w:t>
-                  </w:r>
-                </w:p>
-              </w:tc>
-              <w:tc>
-                <w:tcPr/>
-                <w:p>
-                  <w:pPr>
-                    <w:pStyle w:val="Compact"/>
-                    <w:jc w:val="left"/>
-                    <w:jc w:val="center"/>
-                  </w:pPr>
-                  <w:r>
-                    <w:t xml:space="preserve">0.03</w:t>
-                  </w:r>
-                </w:p>
-              </w:tc>
-              <w:tc>
-                <w:tcPr/>
-                <w:p>
-                  <w:pPr>
-                    <w:pStyle w:val="Compact"/>
-                    <w:jc w:val="left"/>
-                    <w:jc w:val="center"/>
-                  </w:pPr>
-                  <w:r>
-                    <w:t xml:space="preserve">0.48</w:t>
-                  </w:r>
-                </w:p>
-              </w:tc>
-              <w:tc>
-                <w:tcPr/>
-                <w:p>
-                  <w:pPr>
-                    <w:pStyle w:val="Compact"/>
-                    <w:jc w:val="left"/>
-                    <w:jc w:val="center"/>
-                  </w:pPr>
-                  <w:r>
-                    <w:t xml:space="preserve">0.02</w:t>
-                  </w:r>
-                </w:p>
-              </w:tc>
-            </w:tr>
-            <w:tr>
-              <w:tc>
-                <w:tcPr/>
-                <w:p>
-                  <w:pPr>
-                    <w:pStyle w:val="Compact"/>
-                    <w:jc w:val="left"/>
-                    <w:jc w:val="center"/>
-                  </w:pPr>
-                  <w:r>
-                    <w:t xml:space="preserve">b*</w:t>
-                  </w:r>
-                </w:p>
-              </w:tc>
-              <w:tc>
-                <w:tcPr/>
-                <w:p>
-                  <w:pPr>
-                    <w:pStyle w:val="Compact"/>
-                    <w:jc w:val="left"/>
-                    <w:jc w:val="center"/>
-                  </w:pPr>
-                  <w:r>
-                    <w:t xml:space="preserve">31.8</w:t>
-                  </w:r>
-                </w:p>
-              </w:tc>
-              <w:tc>
-                <w:tcPr/>
-                <w:p>
-                  <w:pPr>
-                    <w:pStyle w:val="Compact"/>
-                    <w:jc w:val="left"/>
-                    <w:jc w:val="center"/>
-                  </w:pPr>
-                  <w:r>
-                    <w:t xml:space="preserve">0.53</w:t>
-                  </w:r>
-                </w:p>
-              </w:tc>
-              <w:tc>
-                <w:tcPr/>
-                <w:p>
-                  <w:pPr>
-                    <w:pStyle w:val="Compact"/>
-                    <w:jc w:val="left"/>
-                    <w:jc w:val="center"/>
-                  </w:pPr>
-                  <w:r>
-                    <w:t xml:space="preserve">0.09</w:t>
-                  </w:r>
-                </w:p>
-              </w:tc>
-              <w:tc>
-                <w:tcPr/>
-                <w:p>
-                  <w:pPr>
-                    <w:pStyle w:val="Compact"/>
-                    <w:jc w:val="left"/>
-                    <w:jc w:val="center"/>
-                  </w:pPr>
-                  <w:r>
-                    <w:t xml:space="preserve">0.40</w:t>
-                  </w:r>
-                </w:p>
-              </w:tc>
-            </w:tr>
-            <w:tr>
-              <w:tc>
-                <w:tcPr/>
-                <w:p>
-                  <w:pPr>
-                    <w:pStyle w:val="Compact"/>
-                    <w:jc w:val="left"/>
-                    <w:jc w:val="center"/>
-                  </w:pPr>
-                  <w:r>
-                    <w:t xml:space="preserve">c*</w:t>
-                  </w:r>
-                </w:p>
-              </w:tc>
-              <w:tc>
-                <w:tcPr/>
-                <w:p>
-                  <w:pPr>
-                    <w:pStyle w:val="Compact"/>
-                    <w:jc w:val="left"/>
-                    <w:jc w:val="center"/>
-                  </w:pPr>
-                  <w:r>
-                    <w:t xml:space="preserve">29.2</w:t>
-                  </w:r>
-                </w:p>
-              </w:tc>
-              <w:tc>
-                <w:tcPr/>
-                <w:p>
-                  <w:pPr>
-                    <w:pStyle w:val="Compact"/>
-                    <w:jc w:val="left"/>
-                    <w:jc w:val="center"/>
-                  </w:pPr>
-                  <w:r>
-                    <w:t xml:space="preserve">0.64</w:t>
-                  </w:r>
-                </w:p>
-              </w:tc>
-              <w:tc>
-                <w:tcPr/>
-                <w:p>
-                  <w:pPr>
-                    <w:pStyle w:val="Compact"/>
-                    <w:jc w:val="left"/>
-                    <w:jc w:val="center"/>
-                  </w:pPr>
-                  <w:r>
-                    <w:t xml:space="preserve">0.10</w:t>
-                  </w:r>
-                </w:p>
-              </w:tc>
-              <w:tc>
-                <w:tcPr/>
-                <w:p>
-                  <w:pPr>
-                    <w:pStyle w:val="Compact"/>
-                    <w:jc w:val="left"/>
-                    <w:jc w:val="center"/>
-                  </w:pPr>
-                  <w:r>
-                    <w:t xml:space="preserve">0.49</w:t>
-                  </w:r>
-                </w:p>
-              </w:tc>
-            </w:tr>
-            <w:tr>
-              <w:tc>
-                <w:tcPr/>
-                <w:p>
-                  <w:pPr>
-                    <w:pStyle w:val="Compact"/>
-                    <w:jc w:val="left"/>
-                    <w:jc w:val="center"/>
-                  </w:pPr>
-                  <w:r>
-                    <w:t xml:space="preserve">h*</w:t>
-                  </w:r>
-                </w:p>
-              </w:tc>
-              <w:tc>
-                <w:tcPr/>
-                <w:p>
-                  <w:pPr>
-                    <w:pStyle w:val="Compact"/>
-                    <w:jc w:val="left"/>
-                    <w:jc w:val="center"/>
-                  </w:pPr>
-                  <w:r>
-                    <w:t xml:space="preserve">20.2</w:t>
-                  </w:r>
-                </w:p>
-              </w:tc>
-              <w:tc>
-                <w:tcPr/>
-                <w:p>
-                  <w:pPr>
-                    <w:pStyle w:val="Compact"/>
-                    <w:jc w:val="left"/>
-                    <w:jc w:val="center"/>
-                  </w:pPr>
-                  <w:r>
-                    <w:t xml:space="preserve">0.00</w:t>
-                  </w:r>
-                </w:p>
-              </w:tc>
-              <w:tc>
-                <w:tcPr/>
-                <w:p>
-                  <w:pPr>
-                    <w:pStyle w:val="Compact"/>
-                    <w:jc w:val="left"/>
-                    <w:jc w:val="center"/>
-                  </w:pPr>
-                  <w:r>
-                    <w:t xml:space="preserve">0.03</w:t>
-                  </w:r>
-                </w:p>
-              </w:tc>
-              <w:tc>
-                <w:tcPr/>
-                <w:p>
-                  <w:pPr>
-                    <w:pStyle w:val="Compact"/>
-                    <w:jc w:val="left"/>
-                    <w:jc w:val="center"/>
-                  </w:pPr>
-                  <w:r>
-                    <w:t xml:space="preserve">0.00</w:t>
-                  </w:r>
-                </w:p>
-              </w:tc>
-            </w:tr>
-            <w:tr>
-              <w:tc>
-                <w:tcPr/>
-                <w:p>
-                  <w:pPr>
-                    <w:pStyle w:val="Compact"/>
-                    <w:jc w:val="left"/>
-                    <w:jc w:val="center"/>
-                  </w:pPr>
-                  <w:r>
-                    <w:t xml:space="preserve">x</w:t>
-                  </w:r>
-                </w:p>
-              </w:tc>
-              <w:tc>
-                <w:tcPr/>
-                <w:p>
-                  <w:pPr>
-                    <w:pStyle w:val="Compact"/>
-                    <w:jc w:val="left"/>
-                    <w:jc w:val="center"/>
-                  </w:pPr>
-                  <w:r>
-                    <w:t xml:space="preserve">34.5</w:t>
-                  </w:r>
-                </w:p>
-              </w:tc>
-              <w:tc>
-                <w:tcPr/>
-                <w:p>
-                  <w:pPr>
-                    <w:pStyle w:val="Compact"/>
-                    <w:jc w:val="left"/>
-                    <w:jc w:val="center"/>
-                  </w:pPr>
-                  <w:r>
-                    <w:t xml:space="preserve">0.00</w:t>
-                  </w:r>
-                </w:p>
-              </w:tc>
-              <w:tc>
-                <w:tcPr/>
-                <w:p>
-                  <w:pPr>
-                    <w:pStyle w:val="Compact"/>
-                    <w:jc w:val="left"/>
-                    <w:jc w:val="center"/>
-                  </w:pPr>
-                  <w:r>
-                    <w:t xml:space="preserve">0.31</w:t>
-                  </w:r>
-                </w:p>
-              </w:tc>
-              <w:tc>
-                <w:tcPr/>
-                <w:p>
-                  <w:pPr>
-                    <w:pStyle w:val="Compact"/>
-                    <w:jc w:val="left"/>
-                    <w:jc w:val="center"/>
-                  </w:pPr>
-                  <w:r>
-                    <w:t xml:space="preserve">0.00</w:t>
-                  </w:r>
-                </w:p>
-              </w:tc>
-            </w:tr>
-            <w:tr>
-              <w:tc>
-                <w:tcPr>
-                  <w:gridSpan w:val="5"/>
-                </w:tcPr>
-                <w:p>
-                  <w:pPr>
-                    <w:pStyle w:val="Compact"/>
-                    <w:jc w:val="center"/>
-                    <w:jc w:val="center"/>
-                  </w:pPr>
-                  <w:r>
-                    <w:t xml:space="preserve">Forest</w:t>
-                  </w:r>
-                </w:p>
-              </w:tc>
-            </w:tr>
-            <w:tr>
-              <w:tc>
-                <w:tcPr/>
-                <w:p>
-                  <w:pPr>
-                    <w:pStyle w:val="Compact"/>
-                    <w:jc w:val="left"/>
-                    <w:jc w:val="center"/>
-                  </w:pPr>
-                  <w:r>
-                    <w:t xml:space="preserve">Ca</w:t>
-                  </w:r>
-                </w:p>
-              </w:tc>
-              <w:tc>
-                <w:tcPr/>
-                <w:p>
-                  <w:pPr>
-                    <w:pStyle w:val="Compact"/>
-                    <w:jc w:val="left"/>
-                    <w:jc w:val="center"/>
-                  </w:pPr>
-                  <w:r>
-                    <w:t xml:space="preserve">41.5</w:t>
-                  </w:r>
-                </w:p>
-              </w:tc>
-              <w:tc>
-                <w:tcPr/>
-                <w:p>
-                  <w:pPr>
-                    <w:pStyle w:val="Compact"/>
-                    <w:jc w:val="left"/>
-                    <w:jc w:val="center"/>
-                  </w:pPr>
-                  <w:r>
-                    <w:t xml:space="preserve">0.32</w:t>
-                  </w:r>
-                </w:p>
-              </w:tc>
-              <w:tc>
-                <w:tcPr/>
-                <w:p>
-                  <w:pPr>
-                    <w:pStyle w:val="Compact"/>
-                    <w:jc w:val="left"/>
-                    <w:jc w:val="center"/>
-                  </w:pPr>
-                  <w:r>
-                    <w:t xml:space="preserve">0.25</w:t>
-                  </w:r>
-                </w:p>
-              </w:tc>
-              <w:tc>
-                <w:tcPr/>
-                <w:p>
-                  <w:pPr>
-                    <w:pStyle w:val="Compact"/>
-                    <w:jc w:val="left"/>
-                    <w:jc w:val="center"/>
-                  </w:pPr>
-                  <w:r>
-                    <w:t xml:space="preserve">0.58</w:t>
-                  </w:r>
-                </w:p>
-              </w:tc>
-            </w:tr>
-            <w:tr>
-              <w:tc>
-                <w:tcPr/>
-                <w:p>
-                  <w:pPr>
-                    <w:pStyle w:val="Compact"/>
-                    <w:jc w:val="left"/>
-                    <w:jc w:val="center"/>
-                  </w:pPr>
-                  <w:r>
-                    <w:t xml:space="preserve">Co</w:t>
-                  </w:r>
-                </w:p>
-              </w:tc>
-              <w:tc>
-                <w:tcPr/>
-                <w:p>
-                  <w:pPr>
-                    <w:pStyle w:val="Compact"/>
-                    <w:jc w:val="left"/>
-                    <w:jc w:val="center"/>
-                  </w:pPr>
-                  <w:r>
-                    <w:t xml:space="preserve">−17.3</w:t>
-                  </w:r>
-                </w:p>
-              </w:tc>
-              <w:tc>
-                <w:tcPr/>
-                <w:p>
-                  <w:pPr>
-                    <w:pStyle w:val="Compact"/>
-                    <w:jc w:val="left"/>
-                    <w:jc w:val="center"/>
-                  </w:pPr>
-                  <w:r>
-                    <w:t xml:space="preserve">0.97</w:t>
-                  </w:r>
-                </w:p>
-              </w:tc>
-              <w:tc>
-                <w:tcPr/>
-                <w:p>
-                  <w:pPr>
-                    <w:pStyle w:val="Compact"/>
-                    <w:jc w:val="left"/>
-                    <w:jc w:val="center"/>
-                  </w:pPr>
-                  <w:r>
-                    <w:t xml:space="preserve">0.01</w:t>
-                  </w:r>
-                </w:p>
-              </w:tc>
-              <w:tc>
-                <w:tcPr/>
-                <w:p>
-                  <w:pPr>
-                    <w:pStyle w:val="Compact"/>
-                    <w:jc w:val="left"/>
-                    <w:jc w:val="center"/>
-                  </w:pPr>
-                  <w:r>
-                    <w:t xml:space="preserve">1.03</w:t>
-                  </w:r>
-                </w:p>
-              </w:tc>
-            </w:tr>
-            <w:tr>
-              <w:tc>
-                <w:tcPr/>
-                <w:p>
-                  <w:pPr>
-                    <w:pStyle w:val="Compact"/>
-                    <w:jc w:val="left"/>
-                    <w:jc w:val="center"/>
-                  </w:pPr>
-                  <w:r>
-                    <w:t xml:space="preserve">Cs</w:t>
-                  </w:r>
-                </w:p>
-              </w:tc>
-              <w:tc>
-                <w:tcPr/>
-                <w:p>
-                  <w:pPr>
-                    <w:pStyle w:val="Compact"/>
-                    <w:jc w:val="left"/>
-                    <w:jc w:val="center"/>
-                  </w:pPr>
-                  <w:r>
-                    <w:t xml:space="preserve">−5.6</w:t>
-                  </w:r>
-                </w:p>
-              </w:tc>
-              <w:tc>
-                <w:tcPr/>
-                <w:p>
-                  <w:pPr>
-                    <w:pStyle w:val="Compact"/>
-                    <w:jc w:val="left"/>
-                    <w:jc w:val="center"/>
-                  </w:pPr>
-                  <w:r>
-                    <w:t xml:space="preserve">0.01</w:t>
-                  </w:r>
-                </w:p>
-              </w:tc>
-              <w:tc>
-                <w:tcPr/>
-                <w:p>
-                  <w:pPr>
-                    <w:pStyle w:val="Compact"/>
-                    <w:jc w:val="left"/>
-                    <w:jc w:val="center"/>
-                  </w:pPr>
-                  <w:r>
-                    <w:t xml:space="preserve">0.02</w:t>
-                  </w:r>
-                </w:p>
-              </w:tc>
-              <w:tc>
-                <w:tcPr/>
-                <w:p>
-                  <w:pPr>
-                    <w:pStyle w:val="Compact"/>
-                    <w:jc w:val="left"/>
-                    <w:jc w:val="center"/>
-                  </w:pPr>
-                  <w:r>
-                    <w:t xml:space="preserve">0.01</w:t>
-                  </w:r>
-                </w:p>
-              </w:tc>
-            </w:tr>
-            <w:tr>
-              <w:tc>
-                <w:tcPr/>
-                <w:p>
-                  <w:pPr>
-                    <w:pStyle w:val="Compact"/>
-                    <w:jc w:val="left"/>
-                    <w:jc w:val="center"/>
-                  </w:pPr>
-                  <w:r>
-                    <w:t xml:space="preserve">Li</w:t>
-                  </w:r>
-                </w:p>
-              </w:tc>
-              <w:tc>
-                <w:tcPr/>
-                <w:p>
-                  <w:pPr>
-                    <w:pStyle w:val="Compact"/>
-                    <w:jc w:val="left"/>
-                    <w:jc w:val="center"/>
-                  </w:pPr>
-                  <w:r>
-                    <w:t xml:space="preserve">−8.1</w:t>
-                  </w:r>
-                </w:p>
-              </w:tc>
-              <w:tc>
-                <w:tcPr/>
-                <w:p>
-                  <w:pPr>
-                    <w:pStyle w:val="Compact"/>
-                    <w:jc w:val="left"/>
-                    <w:jc w:val="center"/>
-                  </w:pPr>
-                  <w:r>
-                    <w:t xml:space="preserve">0.55</w:t>
-                  </w:r>
-                </w:p>
-              </w:tc>
-              <w:tc>
-                <w:tcPr/>
-                <w:p>
-                  <w:pPr>
-                    <w:pStyle w:val="Compact"/>
-                    <w:jc w:val="left"/>
-                    <w:jc w:val="center"/>
-                  </w:pPr>
-                  <w:r>
-                    <w:t xml:space="preserve">0.05</w:t>
-                  </w:r>
-                </w:p>
-              </w:tc>
-              <w:tc>
-                <w:tcPr/>
-                <w:p>
-                  <w:pPr>
-                    <w:pStyle w:val="Compact"/>
-                    <w:jc w:val="left"/>
-                    <w:jc w:val="center"/>
-                  </w:pPr>
-                  <w:r>
-                    <w:t xml:space="preserve">1.33</w:t>
-                  </w:r>
-                </w:p>
-              </w:tc>
-            </w:tr>
-            <w:tr>
-              <w:tc>
-                <w:tcPr/>
-                <w:p>
-                  <w:pPr>
-                    <w:pStyle w:val="Compact"/>
-                    <w:jc w:val="left"/>
-                    <w:jc w:val="center"/>
-                  </w:pPr>
-                  <w:r>
-                    <w:t xml:space="preserve">La</w:t>
-                  </w:r>
-                </w:p>
-              </w:tc>
-              <w:tc>
-                <w:tcPr/>
-                <w:p>
-                  <w:pPr>
-                    <w:pStyle w:val="Compact"/>
-                    <w:jc w:val="left"/>
-                    <w:jc w:val="center"/>
-                  </w:pPr>
-                  <w:r>
-                    <w:t xml:space="preserve">−31.2</w:t>
-                  </w:r>
-                </w:p>
-              </w:tc>
-              <w:tc>
-                <w:tcPr/>
-                <w:p>
-                  <w:pPr>
-                    <w:pStyle w:val="Compact"/>
-                    <w:jc w:val="left"/>
-                    <w:jc w:val="center"/>
-                  </w:pPr>
-                  <w:r>
-                    <w:t xml:space="preserve">2.49</w:t>
-                  </w:r>
-                </w:p>
-              </w:tc>
-              <w:tc>
-                <w:tcPr/>
-                <w:p>
-                  <w:pPr>
-                    <w:pStyle w:val="Compact"/>
-                    <w:jc w:val="left"/>
-                    <w:jc w:val="center"/>
-                  </w:pPr>
-                  <w:r>
-                    <w:t xml:space="preserve">0.02</w:t>
-                  </w:r>
-                </w:p>
-              </w:tc>
-              <w:tc>
-                <w:tcPr/>
-                <w:p>
-                  <w:pPr>
-                    <w:pStyle w:val="Compact"/>
-                    <w:jc w:val="left"/>
-                    <w:jc w:val="center"/>
-                  </w:pPr>
-                  <w:r>
-                    <w:t xml:space="preserve">3.77</w:t>
-                  </w:r>
-                </w:p>
-              </w:tc>
-            </w:tr>
-            <w:tr>
-              <w:tc>
-                <w:tcPr/>
-                <w:p>
-                  <w:pPr>
-                    <w:pStyle w:val="Compact"/>
-                    <w:jc w:val="left"/>
-                    <w:jc w:val="center"/>
-                  </w:pPr>
-                  <w:r>
-                    <w:t xml:space="preserve">Nb</w:t>
-                  </w:r>
-                </w:p>
-              </w:tc>
-              <w:tc>
-                <w:tcPr/>
-                <w:p>
-                  <w:pPr>
-                    <w:pStyle w:val="Compact"/>
-                    <w:jc w:val="left"/>
-                    <w:jc w:val="center"/>
-                  </w:pPr>
-                  <w:r>
-                    <w:t xml:space="preserve">36.1</w:t>
-                  </w:r>
-                </w:p>
-              </w:tc>
-              <w:tc>
-                <w:tcPr/>
-                <w:p>
-                  <w:pPr>
-                    <w:pStyle w:val="Compact"/>
-                    <w:jc w:val="left"/>
-                    <w:jc w:val="center"/>
-                  </w:pPr>
-                  <w:r>
-                    <w:t xml:space="preserve">0.00</w:t>
-                  </w:r>
-                </w:p>
-              </w:tc>
-              <w:tc>
-                <w:tcPr/>
-                <w:p>
-                  <w:pPr>
-                    <w:pStyle w:val="Compact"/>
-                    <w:jc w:val="left"/>
-                    <w:jc w:val="center"/>
-                  </w:pPr>
-                  <w:r>
-                    <w:t xml:space="preserve">0.16</w:t>
-                  </w:r>
-                </w:p>
-              </w:tc>
-              <w:tc>
-                <w:tcPr/>
-                <w:p>
-                  <w:pPr>
-                    <w:pStyle w:val="Compact"/>
-                    <w:jc w:val="left"/>
-                    <w:jc w:val="center"/>
-                  </w:pPr>
-                  <w:r>
-                    <w:t xml:space="preserve">0.00</w:t>
-                  </w:r>
-                </w:p>
-              </w:tc>
-            </w:tr>
-            <w:tr>
-              <w:tc>
-                <w:tcPr/>
-                <w:p>
-                  <w:pPr>
-                    <w:pStyle w:val="Compact"/>
-                    <w:jc w:val="left"/>
-                    <w:jc w:val="center"/>
-                  </w:pPr>
-                  <w:r>
-                    <w:t xml:space="preserve">Ni</w:t>
-                  </w:r>
-                </w:p>
-              </w:tc>
-              <w:tc>
-                <w:tcPr/>
-                <w:p>
-                  <w:pPr>
-                    <w:pStyle w:val="Compact"/>
-                    <w:jc w:val="left"/>
-                    <w:jc w:val="center"/>
-                  </w:pPr>
-                  <w:r>
-                    <w:t xml:space="preserve">−43.7</w:t>
-                  </w:r>
-                </w:p>
-              </w:tc>
-              <w:tc>
-                <w:tcPr/>
-                <w:p>
-                  <w:pPr>
-                    <w:pStyle w:val="Compact"/>
-                    <w:jc w:val="left"/>
-                    <w:jc w:val="center"/>
-                  </w:pPr>
-                  <w:r>
-                    <w:t xml:space="preserve">7.78</w:t>
-                  </w:r>
-                </w:p>
-              </w:tc>
-              <w:tc>
-                <w:tcPr/>
-                <w:p>
-                  <w:pPr>
-                    <w:pStyle w:val="Compact"/>
-                    <w:jc w:val="left"/>
-                    <w:jc w:val="center"/>
-                  </w:pPr>
-                  <w:r>
-                    <w:t xml:space="preserve">0.02</w:t>
-                  </w:r>
-                </w:p>
-              </w:tc>
-              <w:tc>
-                <w:tcPr/>
-                <w:p>
-                  <w:pPr>
-                    <w:pStyle w:val="Compact"/>
-                    <w:jc w:val="left"/>
-                    <w:jc w:val="center"/>
-                  </w:pPr>
-                  <w:r>
-                    <w:t xml:space="preserve">6.98</w:t>
-                  </w:r>
-                </w:p>
-              </w:tc>
-            </w:tr>
-            <w:tr>
-              <w:tc>
-                <w:tcPr/>
-                <w:p>
-                  <w:pPr>
-                    <w:pStyle w:val="Compact"/>
-                    <w:jc w:val="left"/>
-                    <w:jc w:val="center"/>
-                  </w:pPr>
-                  <w:r>
-                    <w:t xml:space="preserve">Sr</w:t>
-                  </w:r>
-                </w:p>
-              </w:tc>
-              <w:tc>
-                <w:tcPr/>
-                <w:p>
-                  <w:pPr>
-                    <w:pStyle w:val="Compact"/>
-                    <w:jc w:val="left"/>
-                    <w:jc w:val="center"/>
-                  </w:pPr>
-                  <w:r>
-                    <w:t xml:space="preserve">40.1</w:t>
-                  </w:r>
-                </w:p>
-              </w:tc>
-              <w:tc>
-                <w:tcPr/>
-                <w:p>
-                  <w:pPr>
-                    <w:pStyle w:val="Compact"/>
-                    <w:jc w:val="left"/>
-                    <w:jc w:val="center"/>
-                  </w:pPr>
-                  <w:r>
-                    <w:t xml:space="preserve">44.47</w:t>
-                  </w:r>
-                </w:p>
-              </w:tc>
-              <w:tc>
-                <w:tcPr/>
-                <w:p>
-                  <w:pPr>
-                    <w:pStyle w:val="Compact"/>
-                    <w:jc w:val="left"/>
-                    <w:jc w:val="center"/>
-                  </w:pPr>
-                  <w:r>
-                    <w:t xml:space="preserve">0.17</w:t>
-                  </w:r>
-                </w:p>
-              </w:tc>
-              <w:tc>
-                <w:tcPr/>
-                <w:p>
-                  <w:pPr>
-                    <w:pStyle w:val="Compact"/>
-                    <w:jc w:val="left"/>
-                    <w:jc w:val="center"/>
-                  </w:pPr>
-                  <w:r>
-                    <w:t xml:space="preserve">58.18</w:t>
-                  </w:r>
-                </w:p>
-              </w:tc>
-            </w:tr>
-            <w:tr>
-              <w:tc>
-                <w:tcPr/>
-                <w:p>
-                  <w:pPr>
-                    <w:pStyle w:val="Compact"/>
-                    <w:jc w:val="left"/>
-                    <w:jc w:val="center"/>
-                  </w:pPr>
-                  <w:r>
-                    <w:t xml:space="preserve">h*</w:t>
-                  </w:r>
-                </w:p>
-              </w:tc>
-              <w:tc>
-                <w:tcPr/>
-                <w:p>
-                  <w:pPr>
-                    <w:pStyle w:val="Compact"/>
-                    <w:jc w:val="left"/>
-                    <w:jc w:val="center"/>
-                  </w:pPr>
-                  <w:r>
-                    <w:t xml:space="preserve">−13.7</w:t>
-                  </w:r>
-                </w:p>
-              </w:tc>
-              <w:tc>
-                <w:tcPr/>
-                <w:p>
-                  <w:pPr>
-                    <w:pStyle w:val="Compact"/>
-                    <w:jc w:val="left"/>
-                    <w:jc w:val="center"/>
-                  </w:pPr>
-                  <w:r>
-                    <w:t xml:space="preserve">0.00</w:t>
-                  </w:r>
-                </w:p>
-              </w:tc>
-              <w:tc>
-                <w:tcPr/>
-                <w:p>
-                  <w:pPr>
-                    <w:pStyle w:val="Compact"/>
-                    <w:jc w:val="left"/>
-                    <w:jc w:val="center"/>
-                  </w:pPr>
-                  <w:r>
-                    <w:t xml:space="preserve">0.01</w:t>
-                  </w:r>
-                </w:p>
-              </w:tc>
-              <w:tc>
-                <w:tcPr/>
-                <w:p>
-                  <w:pPr>
-                    <w:pStyle w:val="Compact"/>
-                    <w:jc w:val="left"/>
-                    <w:jc w:val="center"/>
-                  </w:pPr>
-                  <w:r>
-                    <w:t xml:space="preserve">0.00</w:t>
-                  </w:r>
-                </w:p>
-              </w:tc>
-            </w:tr>
-            <w:tr>
-              <w:tc>
-                <w:tcPr>
-                  <w:gridSpan w:val="5"/>
-                </w:tcPr>
-                <w:p>
-                  <w:pPr>
-                    <w:pStyle w:val="Compact"/>
-                    <w:jc w:val="center"/>
-                    <w:jc w:val="center"/>
-                  </w:pPr>
-                  <w:r>
-                    <w:rPr>
-                      <w:vertAlign w:val="superscript"/>
-                    </w:rPr>
-                    <w:t xml:space="preserve">1</w:t>
+                    <w:t xml:space="preserve">**</w:t>
                   </w:r>
                   <w:r>
                     <w:t xml:space="preserve"> </w:t>
                   </w:r>
                   <w:r>
-                    <w:t xml:space="preserve">Percent variance explained</w:t>
-                  </w:r>
-                </w:p>
-              </w:tc>
-            </w:tr>
-            <w:tr>
-              <w:tc>
-                <w:tcPr>
-                  <w:gridSpan w:val="5"/>
-                </w:tcPr>
-                <w:p>
-                  <w:pPr>
-                    <w:pStyle w:val="Compact"/>
-                    <w:jc w:val="center"/>
-                    <w:jc w:val="center"/>
-                  </w:pPr>
-                  <w:r>
-                    <w:rPr>
-                      <w:vertAlign w:val="superscript"/>
-                    </w:rPr>
-                    <w:t xml:space="preserve">2</w:t>
-                  </w:r>
-                  <w:r>
-                    <w:t xml:space="preserve"> </w:t>
-                  </w:r>
-                  <w:r>
-                    <w:t xml:space="preserve">Mean square error</w:t>
+                    <w:t xml:space="preserve">Mean square error and 95% Confidence Intervals</w:t>
                   </w:r>
                 </w:p>
               </w:tc>
@@ -14826,7 +15383,7 @@
               <w:pStyle w:val="ImageCaption"/>
             </w:pPr>
             <w:r>
-              <w:t xml:space="preserve">Figure 4: Heat map of the Random Forest regression results showing the ranking of the importance of terrain attributes (based on % increase in Mean Squared Error) in explaining the spatial variabilty of selected colour and geochemical properties within the agricultural and forested sites. Top panel shows an average ranking for each site and across both sites.</w:t>
+              <w:t xml:space="preserve">Figure 4: Heat map of the Random Forest regression results showing the ranking of the importance of terrain attributes (based on % increase in Mean Squared Error) in explaining the spatial variability of colour and geochemical properties within the agricultural and forested sites. Top panel shows an average ranking for each site and across both sites.</w:t>
             </w:r>
           </w:p>
           <w:bookmarkEnd w:id="45"/>
@@ -14911,6 +15468,23 @@
         <w:t xml:space="preserve"> </w:t>
       </w:r>
       <w:r>
+        <w:t xml:space="preserve">The variable importance stability for the top three predictors was moderate (</w:t>
+      </w:r>
+      <w:hyperlink w:anchor="tbl-rf-summary">
+        <w:r>
+          <w:rPr>
+            <w:rStyle w:val="InternetLink"/>
+          </w:rPr>
+          <w:t xml:space="preserve">Table 5</w:t>
+        </w:r>
+      </w:hyperlink>
+      <w:r>
+        <w:t xml:space="preserve">), indicating a reasonable consistent ranking across model runs.</w:t>
+      </w:r>
+      <w:r>
+        <w:t xml:space="preserve"> </w:t>
+      </w:r>
+      <w:r>
         <w:t xml:space="preserve">The importance ranking varied considerably between soil properties; however, the vertical distance to channel and elevations were generally the most important terrain attributes in the model (</w:t>
       </w:r>
       <w:hyperlink w:anchor="fig-rf-results">
@@ -14924,2724 +15498,54 @@
       <w:r>
         <w:t xml:space="preserve">).</w:t>
       </w:r>
-      <w:r>
-        <w:t xml:space="preserve"> </w:t>
-      </w:r>
-      <w:r>
-        <w:t xml:space="preserve"> </w:t>
-      </w:r>
-      <w:r>
-        <w:t xml:space="preserve"> </w:t>
-      </w:r>
-    </w:p>
-    <w:bookmarkEnd w:id="47"/>
-    <w:bookmarkEnd w:id="48"/>
-    <w:bookmarkStart w:id="53" w:name="discussion"/>
-    <w:p>
-      <w:pPr>
-        <w:pStyle w:val="Heading2"/>
-      </w:pPr>
-      <w:r>
-        <w:t xml:space="preserve">4 Discussion</w:t>
-      </w:r>
-    </w:p>
-    <w:bookmarkStart w:id="49" w:name="variability-of-soil-properties"/>
-    <w:p>
-      <w:pPr>
-        <w:pStyle w:val="Heading3"/>
-      </w:pPr>
-      <w:r>
-        <w:t xml:space="preserve">4.1 Variability of soil properties</w:t>
-      </w:r>
-    </w:p>
-    <w:p>
-      <w:pPr>
-        <w:pStyle w:val="FirstParagraph"/>
-      </w:pPr>
-      <w:r>
-        <w:t xml:space="preserve">Variability in soil geochemical properties has been studied at a range of scales including continental</w:t>
-      </w:r>
-      <w:r>
-        <w:t xml:space="preserve"> </w:t>
-      </w:r>
-      <w:r>
-        <w:t xml:space="preserve">(</w:t>
-      </w:r>
-      <w:hyperlink w:anchor="ref-drew2010">
-        <w:r>
-          <w:rPr>
-            <w:rStyle w:val="InternetLink"/>
-          </w:rPr>
-          <w:t xml:space="preserve">Drew et al., 2010</w:t>
-        </w:r>
-      </w:hyperlink>
-      <w:r>
-        <w:t xml:space="preserve">)</w:t>
-      </w:r>
-      <w:r>
-        <w:t xml:space="preserve">, regional</w:t>
-      </w:r>
-      <w:r>
-        <w:t xml:space="preserve"> </w:t>
-      </w:r>
-      <w:r>
-        <w:t xml:space="preserve">(</w:t>
-      </w:r>
-      <w:hyperlink w:anchor="ref-rattenbury2018">
-        <w:r>
-          <w:rPr>
-            <w:rStyle w:val="InternetLink"/>
-          </w:rPr>
-          <w:t xml:space="preserve">Rattenbury et al., 2018</w:t>
-        </w:r>
-      </w:hyperlink>
-      <w:r>
-        <w:t xml:space="preserve">)</w:t>
-      </w:r>
-      <w:r>
-        <w:t xml:space="preserve">, watershed</w:t>
-      </w:r>
-      <w:r>
-        <w:t xml:space="preserve"> </w:t>
-      </w:r>
-      <w:r>
-        <w:t xml:space="preserve">(</w:t>
-      </w:r>
-      <w:hyperlink w:anchor="ref-nanos2012">
-        <w:r>
-          <w:rPr>
-            <w:rStyle w:val="InternetLink"/>
-          </w:rPr>
-          <w:t xml:space="preserve">Nanos and Rodríguez Martín, 2012</w:t>
-        </w:r>
-      </w:hyperlink>
-      <w:r>
-        <w:t xml:space="preserve">)</w:t>
-      </w:r>
-      <w:r>
-        <w:t xml:space="preserve">, hillslope/catena, and farm field</w:t>
-      </w:r>
-      <w:r>
-        <w:t xml:space="preserve"> </w:t>
-      </w:r>
-      <w:r>
-        <w:t xml:space="preserve">(</w:t>
-      </w:r>
-      <w:hyperlink w:anchor="ref-sun2021a">
-        <w:r>
-          <w:rPr>
-            <w:rStyle w:val="InternetLink"/>
-          </w:rPr>
-          <w:t xml:space="preserve">Sun et al., 2021b</w:t>
-        </w:r>
-      </w:hyperlink>
-      <w:r>
-        <w:t xml:space="preserve">)</w:t>
-      </w:r>
-      <w:r>
-        <w:t xml:space="preserve">.</w:t>
-      </w:r>
-      <w:r>
-        <w:t xml:space="preserve"> </w:t>
-      </w:r>
-      <w:r>
-        <w:t xml:space="preserve">The objectives of these studies included addressing issues of pollution/contamination, providing benchmark/baseline information, investigating pedological and weathering properties and processes, and soil surveying and mapping</w:t>
-      </w:r>
-      <w:r>
-        <w:t xml:space="preserve"> </w:t>
-      </w:r>
-      <w:r>
-        <w:t xml:space="preserve">(</w:t>
-      </w:r>
-      <w:hyperlink w:anchor="ref-wilson2008">
-        <w:r>
-          <w:rPr>
-            <w:rStyle w:val="InternetLink"/>
-          </w:rPr>
-          <w:t xml:space="preserve">Wilson et al., 2008</w:t>
-        </w:r>
-      </w:hyperlink>
-      <w:r>
-        <w:t xml:space="preserve">)</w:t>
-      </w:r>
-      <w:r>
-        <w:t xml:space="preserve">.</w:t>
-      </w:r>
-      <w:r>
-        <w:t xml:space="preserve"> </w:t>
-      </w:r>
-      <w:r>
-        <w:t xml:space="preserve">Variability in soil colour, typically using the Munsell colour system, is a commonly reported diagnostic feature used in soil classification and ranges in spatial scales from reconnaissance to detailed soil surveys and maps.</w:t>
-      </w:r>
-      <w:r>
-        <w:t xml:space="preserve"> </w:t>
-      </w:r>
-      <w:r>
-        <w:t xml:space="preserve">For sediment fingerprinting studies, these types of studies are often too site-specific or focus on a smaller subset of soil properties to effectively guide sample design to ensure the desired confidence is met characterizing sources of sediment.</w:t>
-      </w:r>
-      <w:r>
-        <w:t xml:space="preserve"> </w:t>
-      </w:r>
-      <w:r>
-        <w:t xml:space="preserve">Data distributions in soil science commonly exhibit a positively skewed distribution.</w:t>
-      </w:r>
-      <w:r>
-        <w:t xml:space="preserve"> </w:t>
-      </w:r>
-      <w:r>
-        <w:t xml:space="preserve">This is likely due to several factors including that data of this nature are a semi-bounded distribution, with a lower bound of zero and no upper bound.</w:t>
-      </w:r>
-      <w:r>
-        <w:t xml:space="preserve"> </w:t>
-      </w:r>
-      <w:r>
-        <w:t xml:space="preserve">Hot spots of soil processes, local variations in soil forming factors, and soil/land management practices can also lead to more extreme values</w:t>
-      </w:r>
-      <w:r>
-        <w:t xml:space="preserve"> </w:t>
-      </w:r>
-      <w:r>
-        <w:t xml:space="preserve">(e.g.,</w:t>
-      </w:r>
-      <w:r>
-        <w:t xml:space="preserve"> </w:t>
-      </w:r>
-      <w:hyperlink w:anchor="ref-vidon2010">
-        <w:r>
-          <w:rPr>
-            <w:rStyle w:val="InternetLink"/>
-          </w:rPr>
-          <w:t xml:space="preserve">Vidon et al., 2010</w:t>
-        </w:r>
-      </w:hyperlink>
-      <w:r>
-        <w:t xml:space="preserve">)</w:t>
-      </w:r>
-      <w:r>
-        <w:t xml:space="preserve">.</w:t>
-      </w:r>
-      <w:r>
-        <w:t xml:space="preserve"> </w:t>
-      </w:r>
-      <w:r>
-        <w:t xml:space="preserve">In many cases the cumulative effects of these processes, factors, and practices are multiplicative (i.e., interact) and not linearly additive, resulting in a skewed data distribution.</w:t>
-      </w:r>
-      <w:r>
-        <w:t xml:space="preserve"> </w:t>
-      </w:r>
-      <w:r>
-        <w:t xml:space="preserve">Lastly, the distribution of data will also be a product of the scale of observation, number of samples, and sampling design.</w:t>
-      </w:r>
-      <w:r>
-        <w:t xml:space="preserve"> </w:t>
-      </w:r>
-      <w:r>
-        <w:t xml:space="preserve">Soil colour properties exhibited a near-normal distribution with a low CV which is consistent with claims that soil hue and value (Munsell colour system) have a low CV</w:t>
-      </w:r>
-      <w:r>
-        <w:t xml:space="preserve"> </w:t>
-      </w:r>
-      <w:r>
-        <w:t xml:space="preserve">(</w:t>
-      </w:r>
-      <w:hyperlink w:anchor="ref-pennock2008">
-        <w:r>
-          <w:rPr>
-            <w:rStyle w:val="InternetLink"/>
-          </w:rPr>
-          <w:t xml:space="preserve">Pennock et al., 2008</w:t>
-        </w:r>
-      </w:hyperlink>
-      <w:r>
-        <w:t xml:space="preserve">)</w:t>
-      </w:r>
-      <w:r>
-        <w:t xml:space="preserve">.</w:t>
-      </w:r>
-      <w:r>
-        <w:t xml:space="preserve"> </w:t>
-      </w:r>
-      <w:r>
-        <w:t xml:space="preserve">These data distribution properties are ideal for statistical and environmental modeling as it typically meets the model assumptions with out requiring transformations.</w:t>
-      </w:r>
-      <w:r>
-        <w:t xml:space="preserve"> </w:t>
-      </w:r>
-      <w:r>
-        <w:t xml:space="preserve">Soil colour coefficients (</w:t>
-      </w:r>
-      <w:r>
-        <w:rPr>
-          <w:i/>
-          <w:iCs/>
-        </w:rPr>
-        <w:t xml:space="preserve">a*</w:t>
-      </w:r>
-      <w:r>
-        <w:t xml:space="preserve">,</w:t>
-      </w:r>
-      <w:r>
-        <w:t xml:space="preserve"> </w:t>
-      </w:r>
-      <w:r>
-        <w:rPr>
-          <w:i/>
-          <w:iCs/>
-        </w:rPr>
-        <w:t xml:space="preserve">b*</w:t>
-      </w:r>
-      <w:r>
-        <w:t xml:space="preserve">,</w:t>
-      </w:r>
-      <w:r>
-        <w:t xml:space="preserve"> </w:t>
-      </w:r>
-      <w:r>
-        <w:rPr>
-          <w:i/>
-          <w:iCs/>
-        </w:rPr>
-        <w:t xml:space="preserve">c*</w:t>
-      </w:r>
-      <w:r>
-        <w:t xml:space="preserve">,</w:t>
-      </w:r>
-      <w:r>
-        <w:t xml:space="preserve"> </w:t>
-      </w:r>
-      <w:r>
-        <w:rPr>
-          <w:i/>
-          <w:iCs/>
-        </w:rPr>
-        <w:t xml:space="preserve">h*</w:t>
-      </w:r>
-      <w:r>
-        <w:t xml:space="preserve">,</w:t>
-      </w:r>
-      <w:r>
-        <w:t xml:space="preserve"> </w:t>
-      </w:r>
-      <w:r>
-        <w:rPr>
-          <w:i/>
-          <w:iCs/>
-        </w:rPr>
-        <w:t xml:space="preserve">x</w:t>
-      </w:r>
-      <w:r>
-        <w:t xml:space="preserve">) showed near-normal distributions and low CVs (</w:t>
-      </w:r>
-      <w:hyperlink w:anchor="tbl-univariate-summary">
-        <w:r>
-          <w:rPr>
-            <w:rStyle w:val="InternetLink"/>
-          </w:rPr>
-          <w:t xml:space="preserve">Table 1</w:t>
-        </w:r>
-      </w:hyperlink>
-      <w:r>
-        <w:t xml:space="preserve">), supporting their suitability for mixing models that assume normality and require low within-source variability.</w:t>
-      </w:r>
     </w:p>
     <w:p>
       <w:pPr>
         <w:pStyle w:val="TextBody"/>
       </w:pPr>
       <w:r>
-        <w:t xml:space="preserve">The geochemical properties exhibited greater variability and skewness despite removing coarse fraction, reflecting site-specific pedogenic and geomorphic processes and organic matter differences.</w:t>
-      </w:r>
-      <w:r>
-        <w:t xml:space="preserve"> </w:t>
-      </w:r>
-      <w:r>
-        <w:t xml:space="preserve">Trace elements correlate strongly with fine material (&lt;2 μm) due to its high surface area and reactivity</w:t>
-      </w:r>
-      <w:r>
-        <w:t xml:space="preserve"> </w:t>
-      </w:r>
-      <w:r>
-        <w:t xml:space="preserve">(</w:t>
-      </w:r>
-      <w:hyperlink w:anchor="ref-horowitz1991">
+        <w:t xml:space="preserve">Unsupervised random forest regression and hierarchical clustering were used to classify sites.</w:t>
+      </w:r>
+      <w:r>
+        <w:t xml:space="preserve"> </w:t>
+      </w:r>
+      <w:r>
+        <w:t xml:space="preserve">At the agricultural site, two clusters were identified using Ward’s method.</w:t>
+      </w:r>
+      <w:r>
+        <w:t xml:space="preserve"> </w:t>
+      </w:r>
+      <w:r>
+        <w:t xml:space="preserve">At the forested site, three clusters were identified using the unweighted pair group method with arithmetic mean (UPGMA).</w:t>
+      </w:r>
+      <w:r>
+        <w:t xml:space="preserve"> </w:t>
+      </w:r>
+      <w:r>
+        <w:t xml:space="preserve">Although the principal Component Analysis plots showed considerable overlap among clusters at both sites, the resulting maps show some interesting patterns (</w:t>
+      </w:r>
+      <w:hyperlink w:anchor="fig-cluster">
         <w:r>
           <w:rPr>
             <w:rStyle w:val="InternetLink"/>
           </w:rPr>
-          <w:t xml:space="preserve">Horowitz, 1991</w:t>
+          <w:t xml:space="preserve">Figure 5</w:t>
         </w:r>
       </w:hyperlink>
       <w:r>
-        <w:t xml:space="preserve">)</w:t>
-      </w:r>
-      <w:r>
-        <w:t xml:space="preserve">.</w:t>
-      </w:r>
-      <w:r>
-        <w:t xml:space="preserve"> </w:t>
-      </w:r>
-      <w:r>
-        <w:t xml:space="preserve">Removing sand-sized material reduced grain-size effects, likely resulting in lower variability than in bulk soil studies (&lt;2 mm).</w:t>
-      </w:r>
-      <w:r>
-        <w:t xml:space="preserve"> </w:t>
-      </w:r>
-      <w:r>
-        <w:t xml:space="preserve">In particular, the forest site exhibited a greater amount of variability which is likely due to the more complex topography and geomorphic setting.</w:t>
-      </w:r>
-      <w:r>
-        <w:t xml:space="preserve"> </w:t>
-      </w:r>
-      <w:r>
-        <w:t xml:space="preserve">The floodplain within the forested site is likely accumulating shale-rich material derived from the Manitoba Escarpment which is enriched in trace metals</w:t>
-      </w:r>
-      <w:r>
-        <w:t xml:space="preserve"> </w:t>
-      </w:r>
-      <w:r>
-        <w:t xml:space="preserve">(</w:t>
-      </w:r>
-      <w:hyperlink w:anchor="ref-nicolas2011">
-        <w:r>
-          <w:rPr>
-            <w:rStyle w:val="InternetLink"/>
-          </w:rPr>
-          <w:t xml:space="preserve">Nicolas and Bamburak, 2011</w:t>
-        </w:r>
-      </w:hyperlink>
-      <w:r>
-        <w:t xml:space="preserve">)</w:t>
-      </w:r>
-      <w:r>
-        <w:t xml:space="preserve">.</w:t>
-      </w:r>
-      <w:r>
-        <w:t xml:space="preserve"> </w:t>
-      </w:r>
-      <w:r>
-        <w:t xml:space="preserve">This creates a zone of high concentrations relative to upland areas (</w:t>
-      </w:r>
-      <w:hyperlink w:anchor="fig-forest_map">
-        <w:r>
-          <w:rPr>
-            <w:rStyle w:val="InternetLink"/>
-          </w:rPr>
-          <w:t xml:space="preserve">Figure 3</w:t>
-        </w:r>
-      </w:hyperlink>
-      <w:r>
         <w:t xml:space="preserve">).</w:t>
       </w:r>
       <w:r>
         <w:t xml:space="preserve"> </w:t>
       </w:r>
       <w:r>
-        <w:t xml:space="preserve">The forested site also had a higher and much more variable soil organic matter content (x̄ = 8.5 %, CV = 51.9 %) as compared to the agricultural site (x̄ = 11.6 %, CV = 16.1 %), which similarly to the grain size distribution, can influence the concentration of many major and trace elements</w:t>
-      </w:r>
-      <w:r>
-        <w:t xml:space="preserve"> </w:t>
-      </w:r>
-      <w:r>
-        <w:t xml:space="preserve">(</w:t>
-      </w:r>
-      <w:hyperlink w:anchor="ref-horowitz1991">
-        <w:r>
-          <w:rPr>
-            <w:rStyle w:val="InternetLink"/>
-          </w:rPr>
-          <w:t xml:space="preserve">Horowitz, 1991</w:t>
-        </w:r>
-      </w:hyperlink>
-      <w:r>
-        <w:t xml:space="preserve">)</w:t>
-      </w:r>
-      <w:r>
-        <w:t xml:space="preserve">.</w:t>
-      </w:r>
-      <w:r>
-        <w:t xml:space="preserve"> </w:t>
-      </w:r>
-      <w:r>
-        <w:t xml:space="preserve">These results provide evidence that land use and landscape complexity play a role in driving soil property variability that can be considered when developing a strategic sampling design.</w:t>
-      </w:r>
-    </w:p>
-    <w:bookmarkEnd w:id="49"/>
-    <w:bookmarkStart w:id="50" w:name="spatial-distribution"/>
-    <w:p>
-      <w:pPr>
-        <w:pStyle w:val="Heading3"/>
-      </w:pPr>
-      <w:r>
-        <w:t xml:space="preserve">4.2 Spatial distribution</w:t>
-      </w:r>
-    </w:p>
-    <w:p>
-      <w:pPr>
-        <w:pStyle w:val="FirstParagraph"/>
-      </w:pPr>
-      <w:r>
-        <w:t xml:space="preserve">The difference in the number of soil properties and the magnitude of the spatial auto correlation between the two sites can be used in designing an effect sampling campaign.</w:t>
-      </w:r>
-      <w:r>
-        <w:t xml:space="preserve"> </w:t>
-      </w:r>
-      <w:r>
-        <w:t xml:space="preserve">The agricultural site, which has a simpler topography and a higher degree of spatial autocorrelation, grid sampling with spacing on the order of the semivariogram range (∼200–220 m) is adequate for mapping.</w:t>
-      </w:r>
-      <w:r>
-        <w:t xml:space="preserve"> </w:t>
-      </w:r>
-      <w:r>
-        <w:t xml:space="preserve">In contrast, the forested site, which has a more complex geomorphic setting and a lower degree of spatial autocorrelation, a stratified sampling design is recommended.</w:t>
-      </w:r>
-      <w:r>
-        <w:t xml:space="preserve"> </w:t>
-      </w:r>
-      <w:r>
-        <w:t xml:space="preserve">At the forested site the stratas could include near-stream and hillslope environments.</w:t>
-      </w:r>
-      <w:r>
-        <w:t xml:space="preserve"> </w:t>
-      </w:r>
-      <w:r>
-        <w:t xml:space="preserve">When the spatial distribution of soil properties are unknown, often the case in fingerprinting studies, it is recommended that sampling include irregularly spaced points (including &lt;100 m) to better resolve short-range structure.</w:t>
-      </w:r>
-      <w:r>
-        <w:t xml:space="preserve"> </w:t>
-      </w:r>
-      <w:r>
-        <w:t xml:space="preserve">This is important for improving variogram modeling and kriging interpolation</w:t>
-      </w:r>
-      <w:r>
-        <w:t xml:space="preserve"> </w:t>
-      </w:r>
-      <w:r>
-        <w:t xml:space="preserve">(</w:t>
-      </w:r>
-      <w:hyperlink w:anchor="ref-lark2018">
-        <w:r>
-          <w:rPr>
-            <w:rStyle w:val="InternetLink"/>
-          </w:rPr>
-          <w:t xml:space="preserve">Lark and Marchant, 2018</w:t>
-        </w:r>
-      </w:hyperlink>
-      <w:r>
-        <w:t xml:space="preserve">)</w:t>
-      </w:r>
-      <w:r>
-        <w:t xml:space="preserve">.</w:t>
-      </w:r>
-      <w:r>
-        <w:t xml:space="preserve"> </w:t>
-      </w:r>
-      <w:r>
-        <w:t xml:space="preserve">Properties lacking spatial autocorrelation at the forest site (Fe, Rb,</w:t>
-      </w:r>
-      <w:r>
-        <w:t xml:space="preserve"> </w:t>
-      </w:r>
-      <w:r>
-        <w:rPr>
-          <w:i/>
-          <w:iCs/>
-        </w:rPr>
-        <w:t xml:space="preserve">a*</w:t>
-      </w:r>
-      <w:r>
-        <w:t xml:space="preserve">,</w:t>
-      </w:r>
-      <w:r>
-        <w:t xml:space="preserve"> </w:t>
-      </w:r>
-      <w:r>
-        <w:rPr>
-          <w:i/>
-          <w:iCs/>
-        </w:rPr>
-        <w:t xml:space="preserve">b*</w:t>
-      </w:r>
-      <w:r>
-        <w:t xml:space="preserve">,</w:t>
-      </w:r>
-      <w:r>
-        <w:t xml:space="preserve"> </w:t>
-      </w:r>
-      <w:r>
-        <w:rPr>
-          <w:i/>
-          <w:iCs/>
-        </w:rPr>
-        <w:t xml:space="preserve">c*</w:t>
-      </w:r>
-      <w:r>
-        <w:t xml:space="preserve">,</w:t>
-      </w:r>
-      <w:r>
-        <w:t xml:space="preserve"> </w:t>
-      </w:r>
-      <w:r>
-        <w:rPr>
-          <w:i/>
-          <w:iCs/>
-        </w:rPr>
-        <w:t xml:space="preserve">x</w:t>
-      </w:r>
-      <w:r>
-        <w:t xml:space="preserve">) likely reflect mixed depositional environments and fine-scale heterogeneity that exceed the sampling resolution; acknowledging their behavior is critical when selecting fingerprints.</w:t>
-      </w:r>
-    </w:p>
-    <w:p>
-      <w:pPr>
-        <w:pStyle w:val="TextBody"/>
-      </w:pPr>
-      <w:r>
-        <w:t xml:space="preserve">Mapping the soil properties that have a moderate to high spatial dependence can provide information on underlying soil forming processes and properties.</w:t>
-      </w:r>
-      <w:r>
-        <w:t xml:space="preserve"> </w:t>
-      </w:r>
-      <w:r>
-        <w:t xml:space="preserve">At both sites, to some extent, the patterns appear to reflect the topography of the sites suggesting that geomorphic and hydrologic processes and properties are likely driving the observed patterns.</w:t>
-      </w:r>
-      <w:r>
-        <w:t xml:space="preserve"> </w:t>
-      </w:r>
-      <w:r>
-        <w:t xml:space="preserve">Koiter et al.</w:t>
-      </w:r>
-      <w:r>
-        <w:t xml:space="preserve"> </w:t>
-      </w:r>
-      <w:r>
-        <w:t xml:space="preserve">(</w:t>
-      </w:r>
-      <w:hyperlink w:anchor="ref-koiter2013">
-        <w:r>
-          <w:rPr>
-            <w:rStyle w:val="InternetLink"/>
-          </w:rPr>
-          <w:t xml:space="preserve">2013</w:t>
-        </w:r>
-      </w:hyperlink>
-      <w:r>
-        <w:t xml:space="preserve">)</w:t>
-      </w:r>
-      <w:r>
-        <w:t xml:space="preserve"> </w:t>
-      </w:r>
-      <w:r>
-        <w:t xml:space="preserve">discussed the issues surrounding the use of a statistical only approach to selecting fingerprints and that consideration of how fingerprints have developed improves the robustness of the sediment fingerprinting approach.</w:t>
-      </w:r>
-      <w:r>
-        <w:t xml:space="preserve"> </w:t>
-      </w:r>
-      <w:r>
-        <w:t xml:space="preserve">However, local information on the spatial distribution of geochemical and colour properties at field scales (&lt; 1 km²) is often unavailable, and the processes driving these patterns are also not well documented or studied.</w:t>
-      </w:r>
-      <w:r>
-        <w:t xml:space="preserve"> </w:t>
-      </w:r>
-      <w:r>
-        <w:t xml:space="preserve">When such information does exist, it typically focuses on agronomically important properties</w:t>
-      </w:r>
-      <w:r>
-        <w:t xml:space="preserve"> </w:t>
-      </w:r>
-      <w:r>
-        <w:t xml:space="preserve">(e.g.,</w:t>
-      </w:r>
-      <w:r>
-        <w:t xml:space="preserve"> </w:t>
-      </w:r>
-      <w:hyperlink w:anchor="ref-mzuku2005">
-        <w:r>
-          <w:rPr>
-            <w:rStyle w:val="InternetLink"/>
-          </w:rPr>
-          <w:t xml:space="preserve">Mzuku et al., 2005</w:t>
-        </w:r>
-      </w:hyperlink>
-      <w:r>
-        <w:t xml:space="preserve">)</w:t>
-      </w:r>
-      <w:r>
-        <w:t xml:space="preserve"> </w:t>
-      </w:r>
-      <w:r>
-        <w:t xml:space="preserve">or is used for soil classification</w:t>
-      </w:r>
-      <w:r>
-        <w:t xml:space="preserve"> </w:t>
-      </w:r>
-      <w:r>
-        <w:t xml:space="preserve">(e.g.,</w:t>
-      </w:r>
-      <w:r>
-        <w:t xml:space="preserve"> </w:t>
-      </w:r>
-      <w:hyperlink w:anchor="ref-soilclassificationworkinggroup1998">
-        <w:r>
-          <w:rPr>
-            <w:rStyle w:val="InternetLink"/>
-          </w:rPr>
-          <w:t xml:space="preserve">Group, 1998</w:t>
-        </w:r>
-      </w:hyperlink>
-      <w:r>
-        <w:t xml:space="preserve">)</w:t>
-      </w:r>
-      <w:r>
-        <w:t xml:space="preserve">.</w:t>
-      </w:r>
-      <w:r>
-        <w:t xml:space="preserve"> </w:t>
-      </w:r>
-      <w:r>
-        <w:t xml:space="preserve">These datasets usually include geochemical properties such as N, P, K, S, Ca, Mg, Na, Fe, and Al.</w:t>
-      </w:r>
-      <w:r>
-        <w:t xml:space="preserve"> </w:t>
-      </w:r>
-      <w:r>
-        <w:t xml:space="preserve">They may also include colour characteristics, such as Munsell hue, value, and chroma, as well as other soil properties like texture, organic matter content, and pH. The lack of information on the wide range of soil properties used in fingerprinting studies means the researchers are relying on other data, most often elevation and geomorphic/topographic features, for informing sampling designs.</w:t>
-      </w:r>
-      <w:r>
-        <w:t xml:space="preserve"> </w:t>
-      </w:r>
-      <w:r>
-        <w:t xml:space="preserve">The results from this study support this approach.</w:t>
-      </w:r>
-    </w:p>
-    <w:bookmarkEnd w:id="50"/>
-    <w:bookmarkStart w:id="51" w:name="terrain-attributes-and-soil-properties"/>
-    <w:p>
-      <w:pPr>
-        <w:pStyle w:val="Heading3"/>
-      </w:pPr>
-      <w:r>
-        <w:t xml:space="preserve">4.3 Terrain attributes and soil properties</w:t>
-      </w:r>
-    </w:p>
-    <w:p>
-      <w:pPr>
-        <w:pStyle w:val="FirstParagraph"/>
-      </w:pPr>
-      <w:r>
-        <w:t xml:space="preserve">The correlation analysis identified elevation and wetness as being significantly correlated to most of the fingerprint properties at the agricultural site.</w:t>
-      </w:r>
-      <w:r>
-        <w:t xml:space="preserve"> </w:t>
-      </w:r>
-      <w:r>
-        <w:t xml:space="preserve">Similarly, the RF regression identified elevation, wetness, and relative slope position as important attributes in explaining most of the observed variation in soil geochemical and colour properties.</w:t>
-      </w:r>
-      <w:r>
-        <w:t xml:space="preserve"> </w:t>
-      </w:r>
-      <w:r>
-        <w:t xml:space="preserve">These terrain attributes align with established pedogenic and geomorphic processes, including eluviation–illuviation of Fe and clay, carbonate dissolution and transport, and organic matter accumulation in lower positions, and thereby indirectly influence soil geochemistry and colour.</w:t>
-      </w:r>
-      <w:r>
-        <w:t xml:space="preserve"> </w:t>
-      </w:r>
-      <w:r>
-        <w:t xml:space="preserve">The results of this study are consistent with the findings of Mashalaba et al.</w:t>
-      </w:r>
-      <w:r>
-        <w:t xml:space="preserve"> </w:t>
-      </w:r>
-      <w:r>
-        <w:t xml:space="preserve">(</w:t>
-      </w:r>
-      <w:hyperlink w:anchor="ref-mashalaba2020">
-        <w:r>
-          <w:rPr>
-            <w:rStyle w:val="InternetLink"/>
-          </w:rPr>
-          <w:t xml:space="preserve">2020</w:t>
-        </w:r>
-      </w:hyperlink>
-      <w:r>
-        <w:t xml:space="preserve">)</w:t>
-      </w:r>
-      <w:r>
-        <w:t xml:space="preserve"> </w:t>
-      </w:r>
-      <w:r>
-        <w:t xml:space="preserve">who also found that similar terrain attributes were important in predicting a range of other soil properties including texture, bulk density, and hydaulic conductivity.</w:t>
-      </w:r>
-      <w:r>
-        <w:t xml:space="preserve"> </w:t>
-      </w:r>
-      <w:r>
-        <w:t xml:space="preserve">These attributes likely emerged as the most important factor in explaining the observed variability as they are strongly linked to a range of geomorphic and hydrologic process and conditions</w:t>
-      </w:r>
-      <w:r>
-        <w:t xml:space="preserve"> </w:t>
-      </w:r>
-      <w:r>
-        <w:t xml:space="preserve">(</w:t>
-      </w:r>
-      <w:hyperlink w:anchor="ref-libohova2024">
-        <w:r>
-          <w:rPr>
-            <w:rStyle w:val="InternetLink"/>
-          </w:rPr>
-          <w:t xml:space="preserve">Libohova et al., 2024</w:t>
-        </w:r>
-      </w:hyperlink>
-      <w:r>
-        <w:t xml:space="preserve">;</w:t>
-      </w:r>
-      <w:r>
-        <w:t xml:space="preserve"> </w:t>
-      </w:r>
-      <w:hyperlink w:anchor="ref-mello2022">
-        <w:r>
-          <w:rPr>
-            <w:rStyle w:val="InternetLink"/>
-          </w:rPr>
-          <w:t xml:space="preserve">Mello et al., 2022</w:t>
-        </w:r>
-      </w:hyperlink>
-      <w:r>
-        <w:t xml:space="preserve">)</w:t>
-      </w:r>
-      <w:r>
-        <w:t xml:space="preserve">.</w:t>
-      </w:r>
-      <w:r>
-        <w:t xml:space="preserve"> </w:t>
-      </w:r>
-      <w:r>
-        <w:t xml:space="preserve">For example, in eroded landscapes in the Prairie region of Canada, Ca concentrations have been found to be higher in upper slope positions from erosion and subsequent exposure of high-carbonate subsoil</w:t>
-      </w:r>
-      <w:r>
-        <w:t xml:space="preserve"> </w:t>
-      </w:r>
-      <w:r>
-        <w:t xml:space="preserve">(</w:t>
-      </w:r>
-      <w:hyperlink w:anchor="ref-papiernik2005">
-        <w:r>
-          <w:rPr>
-            <w:rStyle w:val="InternetLink"/>
-          </w:rPr>
-          <w:t xml:space="preserve">Papiernik et al., 2005</w:t>
-        </w:r>
-      </w:hyperlink>
-      <w:r>
-        <w:t xml:space="preserve">)</w:t>
-      </w:r>
-      <w:r>
-        <w:t xml:space="preserve">.</w:t>
-      </w:r>
-      <w:r>
-        <w:t xml:space="preserve"> </w:t>
-      </w:r>
-      <w:r>
-        <w:t xml:space="preserve">In contrast, higher Ca concentrations have been noted in lower slope and depressional areas due to higher solubility of many Ca-minerals (e.g., CaCO3) and the subsequent downslope transport in solution and reduced leaching losses in these accumulation zones.</w:t>
-      </w:r>
-      <w:r>
-        <w:t xml:space="preserve"> </w:t>
-      </w:r>
-      <w:r>
-        <w:t xml:space="preserve">Landscape position can also have a strong influence on pedogenic process; for example, the translocation of Fe and clay down the soil profile is a diagnostic criteria used in classifying soils</w:t>
-      </w:r>
-      <w:r>
-        <w:t xml:space="preserve"> </w:t>
-      </w:r>
-      <w:r>
-        <w:t xml:space="preserve">(</w:t>
-      </w:r>
-      <w:hyperlink w:anchor="ref-stonehouse1971">
-        <w:r>
-          <w:rPr>
-            <w:rStyle w:val="InternetLink"/>
-          </w:rPr>
-          <w:t xml:space="preserve">Stonehouse and St. Arnaud, 1971</w:t>
-        </w:r>
-      </w:hyperlink>
-      <w:r>
-        <w:t xml:space="preserve">)</w:t>
-      </w:r>
-      <w:r>
-        <w:t xml:space="preserve">.</w:t>
-      </w:r>
-      <w:r>
-        <w:t xml:space="preserve"> </w:t>
-      </w:r>
-      <w:r>
-        <w:t xml:space="preserve">Soil colour also tends to change in a predictable manner in relation to local relief.</w:t>
-      </w:r>
-      <w:r>
-        <w:t xml:space="preserve"> </w:t>
-      </w:r>
-      <w:r>
-        <w:t xml:space="preserve">Tillage and water erosion results in the net loss of darker organic-rich topsoil from upper slope positions resulting in the exposure of the lighter subsoil</w:t>
-      </w:r>
-      <w:r>
-        <w:t xml:space="preserve"> </w:t>
-      </w:r>
-      <w:r>
-        <w:t xml:space="preserve">(</w:t>
-      </w:r>
-      <w:hyperlink w:anchor="ref-papiernik2005">
-        <w:r>
-          <w:rPr>
-            <w:rStyle w:val="InternetLink"/>
-          </w:rPr>
-          <w:t xml:space="preserve">Papiernik et al., 2005</w:t>
-        </w:r>
-      </w:hyperlink>
-      <w:r>
-        <w:t xml:space="preserve">)</w:t>
-      </w:r>
-      <w:r>
-        <w:t xml:space="preserve">.</w:t>
-      </w:r>
-      <w:r>
-        <w:t xml:space="preserve"> </w:t>
-      </w:r>
-      <w:r>
-        <w:t xml:space="preserve">Moisture availability is also greater in the lower slope and depressional areas resulting in increased organic matter production resulting in darker organic-rich topsoil as compared to the upper slope positions.</w:t>
-      </w:r>
-      <w:r>
-        <w:t xml:space="preserve"> </w:t>
-      </w:r>
-      <w:r>
-        <w:t xml:space="preserve">There is also evidence that suggests that soil texture varies with elevation and slope position, with coarser material on upper slopes and finer material accumulating in lower positions</w:t>
-      </w:r>
-      <w:r>
-        <w:t xml:space="preserve"> </w:t>
-      </w:r>
-      <w:r>
-        <w:t xml:space="preserve">(</w:t>
-      </w:r>
-      <w:hyperlink w:anchor="ref-cox2003">
-        <w:r>
-          <w:rPr>
-            <w:rStyle w:val="InternetLink"/>
-          </w:rPr>
-          <w:t xml:space="preserve">Cox et al., 2003</w:t>
-        </w:r>
-      </w:hyperlink>
-      <w:r>
-        <w:t xml:space="preserve">;</w:t>
-      </w:r>
-      <w:r>
-        <w:t xml:space="preserve"> </w:t>
-      </w:r>
-      <w:hyperlink w:anchor="ref-kokulan2018">
-        <w:r>
-          <w:rPr>
-            <w:rStyle w:val="InternetLink"/>
-          </w:rPr>
-          <w:t xml:space="preserve">Kokulan et al., 2018</w:t>
-        </w:r>
-      </w:hyperlink>
-      <w:r>
-        <w:t xml:space="preserve">)</w:t>
-      </w:r>
-      <w:r>
-        <w:t xml:space="preserve">.</w:t>
-      </w:r>
-      <w:r>
-        <w:t xml:space="preserve"> </w:t>
-      </w:r>
-      <w:r>
-        <w:t xml:space="preserve">Given the strong correlation of organic matter and texture with soil geochemistry</w:t>
-      </w:r>
-      <w:r>
-        <w:t xml:space="preserve"> </w:t>
-      </w:r>
-      <w:r>
-        <w:t xml:space="preserve">(</w:t>
-      </w:r>
-      <w:hyperlink w:anchor="ref-horowitz1991">
-        <w:r>
-          <w:rPr>
-            <w:rStyle w:val="InternetLink"/>
-          </w:rPr>
-          <w:t xml:space="preserve">Horowitz, 1991</w:t>
-        </w:r>
-      </w:hyperlink>
-      <w:r>
-        <w:t xml:space="preserve">)</w:t>
-      </w:r>
-      <w:r>
-        <w:t xml:space="preserve"> </w:t>
-      </w:r>
-      <w:r>
-        <w:t xml:space="preserve">and colour</w:t>
-      </w:r>
-      <w:r>
-        <w:t xml:space="preserve"> </w:t>
-      </w:r>
-      <w:r>
-        <w:t xml:space="preserve">(</w:t>
-      </w:r>
-      <w:hyperlink w:anchor="ref-viscarrarossel2009">
-        <w:r>
-          <w:rPr>
-            <w:rStyle w:val="InternetLink"/>
-          </w:rPr>
-          <w:t xml:space="preserve">Viscarra Rossel et al., 2009</w:t>
-        </w:r>
-      </w:hyperlink>
-      <w:r>
-        <w:t xml:space="preserve">)</w:t>
-      </w:r>
-      <w:r>
-        <w:t xml:space="preserve">, these properties may also help explain the observed spatial patterns .</w:t>
-      </w:r>
-      <w:r>
-        <w:t xml:space="preserve"> </w:t>
-      </w:r>
-      <w:r>
-        <w:t xml:space="preserve">Compared to the forest site, the RF regression model showed greater explanatory power and predictive performance for the agricultural site, likely due to its simpler topography.</w:t>
-      </w:r>
-      <w:r>
-        <w:t xml:space="preserve"> </w:t>
-      </w:r>
-      <w:r>
-        <w:t xml:space="preserve">In these settings, terrain attributes can serve as an initial step in developing efficient and effective sampling designs</w:t>
-      </w:r>
-      <w:r>
-        <w:t xml:space="preserve"> </w:t>
-      </w:r>
-      <w:r>
-        <w:t xml:space="preserve">(</w:t>
-      </w:r>
-      <w:hyperlink w:anchor="ref-pham2025">
-        <w:r>
-          <w:rPr>
-            <w:rStyle w:val="InternetLink"/>
-          </w:rPr>
-          <w:t xml:space="preserve">Pham et al., 2025</w:t>
-        </w:r>
-      </w:hyperlink>
-      <w:r>
-        <w:t xml:space="preserve">)</w:t>
-      </w:r>
-      <w:r>
-        <w:t xml:space="preserve">.</w:t>
-      </w:r>
-      <w:r>
-        <w:t xml:space="preserve"> </w:t>
-      </w:r>
-      <w:r>
-        <w:t xml:space="preserve">As high-quality LiDAR data and digital elevation models (DEMs) become increasingly available in many regions, researchers have the opportunity to integrate terrain attributes into their sampling frameworks.</w:t>
-      </w:r>
-      <w:r>
-        <w:t xml:space="preserve"> </w:t>
-      </w:r>
-      <w:r>
-        <w:t xml:space="preserve">This integration ensures adequate representation of key geomorphic and topographic features.</w:t>
-      </w:r>
-      <w:r>
-        <w:t xml:space="preserve"> </w:t>
-      </w:r>
-      <w:r>
-        <w:t xml:space="preserve">However, at the forested site, the RF model showed poor fit, and terrain variables were largely uninformative; this likely reflects the increased geomorphic complexity of the site and the limitations of sparse sampling.</w:t>
-      </w:r>
-      <w:r>
-        <w:t xml:space="preserve"> </w:t>
-      </w:r>
-      <w:r>
-        <w:t xml:space="preserve">Additional work is needed to fully assess the utility of terrain mapping in predicting and mapping fingerprint properties, particularly in complex terrains.</w:t>
-      </w:r>
-    </w:p>
-    <w:bookmarkEnd w:id="51"/>
-    <w:bookmarkStart w:id="52" w:name="limitations-and-future-work"/>
-    <w:p>
-      <w:pPr>
-        <w:pStyle w:val="Heading3"/>
-      </w:pPr>
-      <w:r>
-        <w:t xml:space="preserve">4.4 Limitations and Future Work</w:t>
-      </w:r>
-    </w:p>
-    <w:p>
-      <w:pPr>
-        <w:pStyle w:val="FirstParagraph"/>
-      </w:pPr>
-      <w:r>
-        <w:t xml:space="preserve">The impact of sampling design the characterization of fingerprints can be substantial</w:t>
-      </w:r>
-      <w:r>
-        <w:t xml:space="preserve"> </w:t>
-      </w:r>
-      <w:r>
-        <w:t xml:space="preserve">(</w:t>
-      </w:r>
-      <w:hyperlink w:anchor="ref-lunamiño2024">
-        <w:r>
-          <w:rPr>
-            <w:rStyle w:val="InternetLink"/>
-          </w:rPr>
-          <w:t xml:space="preserve">Luna Miño et al., 2024</w:t>
-        </w:r>
-      </w:hyperlink>
-      <w:r>
-        <w:t xml:space="preserve">)</w:t>
-      </w:r>
-      <w:r>
-        <w:t xml:space="preserve">, which in turn can affect the apportionment results, and the conclusion and recommendations drawn from them.</w:t>
-      </w:r>
-      <w:r>
-        <w:t xml:space="preserve"> </w:t>
-      </w:r>
-      <w:r>
-        <w:t xml:space="preserve">However, due to the high cost of sample collection, preparation, and analysis, small sample sizes collected across a single season are commonplace and a source of uncertainty in sediment fingerprinting studies</w:t>
-      </w:r>
-      <w:r>
-        <w:t xml:space="preserve"> </w:t>
-      </w:r>
-      <w:r>
-        <w:t xml:space="preserve">(</w:t>
-      </w:r>
-      <w:hyperlink w:anchor="ref-evrard2022">
-        <w:r>
-          <w:rPr>
-            <w:rStyle w:val="InternetLink"/>
-          </w:rPr>
-          <w:t xml:space="preserve">Evrard et al., 2022</w:t>
-        </w:r>
-      </w:hyperlink>
-      <w:r>
-        <w:t xml:space="preserve">)</w:t>
-      </w:r>
-      <w:r>
-        <w:t xml:space="preserve">.</w:t>
-      </w:r>
-      <w:r>
-        <w:t xml:space="preserve"> </w:t>
-      </w:r>
-      <w:r>
-        <w:t xml:space="preserve">Therefore, the development of low-cost, easy, and accurate mapping of fingerprinting properties would be advantageous.</w:t>
-      </w:r>
-      <w:r>
-        <w:t xml:space="preserve"> </w:t>
-      </w:r>
-      <w:r>
-        <w:t xml:space="preserve">Terrain attributes have been successfully used in digital soil mapping exercises, demonstrating their value in spatially characterizing soil properties</w:t>
-      </w:r>
-      <w:r>
-        <w:t xml:space="preserve"> </w:t>
-      </w:r>
-      <w:r>
-        <w:t xml:space="preserve">(</w:t>
-      </w:r>
-      <w:hyperlink w:anchor="ref-rizzo2016">
-        <w:r>
-          <w:rPr>
-            <w:rStyle w:val="InternetLink"/>
-          </w:rPr>
-          <w:t xml:space="preserve">Rizzo et al., 2016</w:t>
-        </w:r>
-      </w:hyperlink>
-      <w:r>
-        <w:t xml:space="preserve">)</w:t>
-      </w:r>
-      <w:r>
-        <w:t xml:space="preserve">.</w:t>
-      </w:r>
-      <w:r>
-        <w:t xml:space="preserve"> </w:t>
-      </w:r>
-      <w:r>
-        <w:t xml:space="preserve">Building on this success, integrating terrain analysis into sediment source fingerprinting is promising, not only as a mechanism to improve the quality of source characterization, but to also better link source material to downstream sediment.</w:t>
-      </w:r>
-      <w:r>
-        <w:t xml:space="preserve"> </w:t>
-      </w:r>
-      <w:r>
-        <w:t xml:space="preserve">However, the inclusion of only two sites within in this study limits the generalizability of the findings to geomorphic settings with similar characteristics, highlighting the need for future research across a broader range of environments.</w:t>
-      </w:r>
-    </w:p>
-    <w:p>
-      <w:pPr>
-        <w:pStyle w:val="TextBody"/>
-      </w:pPr>
-      <w:r>
-        <w:t xml:space="preserve">The relatively small sample size (n=49 per site) in this study compromises the stability of the RF-derived importance metrics.</w:t>
-      </w:r>
-      <w:r>
-        <w:t xml:space="preserve"> </w:t>
-      </w:r>
-      <w:r>
-        <w:t xml:space="preserve">Similarly, the 100 m sample spacing likely misses fine-scale heterogeneity limiting the semivariogram models ability to capture short-range spatial variability.</w:t>
-      </w:r>
-      <w:r>
-        <w:t xml:space="preserve"> </w:t>
-      </w:r>
-      <w:r>
-        <w:t xml:space="preserve">As a result, additional sampling at irregular spacing is highly recommended.</w:t>
-      </w:r>
-      <w:r>
-        <w:t xml:space="preserve"> </w:t>
-      </w:r>
-      <w:r>
-        <w:t xml:space="preserve">Because this study relies on single season of sampling there is no information on the stability of soil properties over time.</w:t>
-      </w:r>
-      <w:r>
-        <w:t xml:space="preserve"> </w:t>
-      </w:r>
-      <w:r>
-        <w:t xml:space="preserve">While sediment fingerprinting assumes consistent source signatures over time, few studies validate this due to the challenges associated with repeated sample collection</w:t>
-      </w:r>
-      <w:r>
-        <w:t xml:space="preserve"> </w:t>
-      </w:r>
-      <w:r>
-        <w:t xml:space="preserve">(</w:t>
-      </w:r>
-      <w:hyperlink w:anchor="ref-evrard2022">
-        <w:r>
-          <w:rPr>
-            <w:rStyle w:val="InternetLink"/>
-          </w:rPr>
-          <w:t xml:space="preserve">Evrard et al., 2022</w:t>
-        </w:r>
-      </w:hyperlink>
-      <w:r>
-        <w:t xml:space="preserve">)</w:t>
-      </w:r>
-      <w:r>
-        <w:t xml:space="preserve">.</w:t>
-      </w:r>
-    </w:p>
-    <w:p>
-      <w:pPr>
-        <w:pStyle w:val="TextBody"/>
-      </w:pPr>
-      <w:r>
-        <w:t xml:space="preserve">The continued integration of DEM-based sampling strategies and fingerprint mapping into sediment source fingerprinting approach will benefit from the development of a standardized framework, workflow, and set of best practices to ensure both robust and reliable results.</w:t>
-      </w:r>
-      <w:r>
-        <w:t xml:space="preserve"> </w:t>
-      </w:r>
-      <w:r>
-        <w:t xml:space="preserve">For example, differences in DEM resolution between sites in this study could influence curvature-based terrain attributes, introducing potential bias.</w:t>
-      </w:r>
-      <w:r>
-        <w:t xml:space="preserve"> </w:t>
-      </w:r>
-      <w:r>
-        <w:t xml:space="preserve">Furthermore, the use of isotropic variogram models may not adequately represent spatial autocorrelation in channelized landscapes, where directional variability is expected.</w:t>
-      </w:r>
-      <w:r>
-        <w:t xml:space="preserve"> </w:t>
-      </w:r>
-      <w:r>
-        <w:t xml:space="preserve">Additional work is needed to establish standardized protocols for DEM processing, terrain attribute calculation, and variogram modeling to ensure that methods work across a range of landscapes. Lastly, coupling machine-learning approaches, such as RF regression, with process-based soil landscape models, geophysical surveys would further clarify fundamental mechanisms underlying observed patterns.</w:t>
-      </w:r>
-    </w:p>
-    <w:bookmarkEnd w:id="52"/>
-    <w:bookmarkEnd w:id="53"/>
-    <w:bookmarkStart w:id="54" w:name="conclusions"/>
-    <w:p>
-      <w:pPr>
-        <w:pStyle w:val="Heading2"/>
-      </w:pPr>
-      <w:r>
-        <w:t xml:space="preserve">5 Conclusions</w:t>
-      </w:r>
-    </w:p>
-    <w:p>
-      <w:pPr>
-        <w:pStyle w:val="FirstParagraph"/>
-      </w:pPr>
-      <w:r>
-        <w:t xml:space="preserve">Understanding the spatial variability and distribution of soil geochemical and colour properties at a field-scale is an important part of sediment source fingerprinting.</w:t>
-      </w:r>
-      <w:r>
-        <w:t xml:space="preserve"> </w:t>
-      </w:r>
-      <w:r>
-        <w:t xml:space="preserve">This study conducted both univariate and spatial analyses of a suite of soil geochemical and colour properties at two sites with contrasting land uses.</w:t>
-      </w:r>
-      <w:r>
-        <w:t xml:space="preserve"> </w:t>
-      </w:r>
-      <w:r>
-        <w:t xml:space="preserve">The agricultural site, characterized by a simple topography, exhibited lower coefficients of variation, approximately normal data distributions, and moderate to strong spatial autocorrelation across most measured properties.</w:t>
-      </w:r>
-      <w:r>
-        <w:t xml:space="preserve"> </w:t>
-      </w:r>
-      <w:r>
-        <w:t xml:space="preserve">In contrast, the forested site featured more geomorphologically complex terrain, with greater variability in soil properties, data distributions that more frequently deviated from normality, and fewer properties exhibiting spatial autocorrelation.</w:t>
-      </w:r>
-      <w:r>
-        <w:t xml:space="preserve"> </w:t>
-      </w:r>
-      <w:r>
-        <w:t xml:space="preserve">Random forest regression demonstrated that many fingerprint-relevant properties exhibit usable spatial dependence at the field scale and are structured by terrain attributes.</w:t>
-      </w:r>
-      <w:r>
-        <w:t xml:space="preserve"> </w:t>
-      </w:r>
-      <w:r>
-        <w:t xml:space="preserve">Elevation, wetness, and slope position explained a substantial portion of the observed variability, ssupporting the use of DEM-guided sampling strategies.</w:t>
-      </w:r>
-      <w:r>
-        <w:t xml:space="preserve"> </w:t>
-      </w:r>
-      <w:r>
-        <w:t xml:space="preserve">For effective mapping of sediment fingerprinting properties at the field scale, a grid spacing approximately equal to the site-specific semivariogram range (~200–230 m) is recommended.</w:t>
-      </w:r>
-      <w:r>
-        <w:t xml:space="preserve"> </w:t>
-      </w:r>
-      <w:r>
-        <w:t xml:space="preserve">In areas with complex terrain, stratified sampling should be implemented to capture spatial variability and improve representativeness.</w:t>
-      </w:r>
-      <w:r>
-        <w:t xml:space="preserve"> </w:t>
-      </w:r>
-      <w:r>
-        <w:t xml:space="preserve">Furthermore, colour coefficients such as</w:t>
-      </w:r>
-      <w:r>
-        <w:t xml:space="preserve"> </w:t>
-      </w:r>
-      <w:r>
-        <w:rPr>
-          <w:i/>
-          <w:iCs/>
-        </w:rPr>
-        <w:t xml:space="preserve">a*, b*, c*, h*</w:t>
-      </w:r>
-      <w:r>
-        <w:t xml:space="preserve">, and</w:t>
-      </w:r>
-      <w:r>
-        <w:t xml:space="preserve"> </w:t>
-      </w:r>
-      <w:r>
-        <w:rPr>
-          <w:i/>
-          <w:iCs/>
-        </w:rPr>
-        <w:t xml:space="preserve">x</w:t>
-      </w:r>
-      <w:r>
-        <w:t xml:space="preserve"> </w:t>
-      </w:r>
-      <w:r>
-        <w:t xml:space="preserve">are ideal for inclusion in sediment mixing models when low coefficients of variation and near-normal data distributions are assumed.</w:t>
-      </w:r>
-    </w:p>
-    <w:bookmarkEnd w:id="54"/>
-    <w:bookmarkStart w:id="55" w:name="acknowledgments"/>
-    <w:p>
-      <w:pPr>
-        <w:pStyle w:val="Heading2"/>
-      </w:pPr>
-      <w:r>
-        <w:t xml:space="preserve">Acknowledgments</w:t>
-      </w:r>
-    </w:p>
-    <w:p>
-      <w:pPr>
-        <w:pStyle w:val="FirstParagraph"/>
-      </w:pPr>
-      <w:r>
-        <w:t xml:space="preserve">Special thanks and recognition for the field and technical support from A.</w:t>
-      </w:r>
-      <w:r>
-        <w:t xml:space="preserve"> </w:t>
-      </w:r>
-      <w:r>
-        <w:t xml:space="preserve">Avila and the Riding Mountain National Park personnel.</w:t>
-      </w:r>
-    </w:p>
-    <w:bookmarkEnd w:id="55"/>
-    <w:bookmarkStart w:id="62" w:name="statements-and-declarations"/>
-    <w:p>
-      <w:pPr>
-        <w:pStyle w:val="Heading2"/>
-      </w:pPr>
-      <w:r>
-        <w:t xml:space="preserve">Statements and declarations</w:t>
-      </w:r>
-    </w:p>
-    <w:bookmarkStart w:id="56" w:name="funding"/>
-    <w:p>
-      <w:pPr>
-        <w:pStyle w:val="Heading3"/>
-      </w:pPr>
-      <w:r>
-        <w:t xml:space="preserve">Funding</w:t>
-      </w:r>
-    </w:p>
-    <w:p>
-      <w:pPr>
-        <w:pStyle w:val="FirstParagraph"/>
-      </w:pPr>
-      <w:r>
-        <w:t xml:space="preserve">This research was supported by the Natural Sciences and Engineering Research Council of Canada Discovery Grant - From source to sink: Investigating the linkages between sources of sediment and downstream water quality in Canadian watersheds - awarded to AJK (RGPIN-2019-05273).</w:t>
-      </w:r>
-    </w:p>
-    <w:bookmarkEnd w:id="56"/>
-    <w:bookmarkStart w:id="57" w:name="competing-interests"/>
-    <w:p>
-      <w:pPr>
-        <w:pStyle w:val="Heading3"/>
-      </w:pPr>
-      <w:r>
-        <w:t xml:space="preserve">Competing interests</w:t>
-      </w:r>
-    </w:p>
-    <w:p>
-      <w:pPr>
-        <w:pStyle w:val="FirstParagraph"/>
-      </w:pPr>
-      <w:r>
-        <w:t xml:space="preserve">The authors have no competing interests to declare that are relevant to the content of this article.</w:t>
-      </w:r>
-    </w:p>
-    <w:bookmarkEnd w:id="57"/>
-    <w:bookmarkStart w:id="60" w:name="data-and-code-availability"/>
-    <w:p>
-      <w:pPr>
-        <w:pStyle w:val="Heading3"/>
-      </w:pPr>
-      <w:r>
-        <w:t xml:space="preserve">Data and code availability</w:t>
-      </w:r>
-    </w:p>
-    <w:p>
-      <w:pPr>
-        <w:pStyle w:val="FirstParagraph"/>
-      </w:pPr>
-      <w:r>
-        <w:t xml:space="preserve">Data and source code for analysis and manuscript available on GitHub:</w:t>
-      </w:r>
-      <w:r>
-        <w:t xml:space="preserve"> </w:t>
-      </w:r>
-      <w:hyperlink r:id="rId58">
-        <w:r>
-          <w:rPr>
-            <w:rStyle w:val="InternetLink"/>
-          </w:rPr>
-          <w:t xml:space="preserve">https://github.com/alex-koiter/terrain-attributes</w:t>
-        </w:r>
-      </w:hyperlink>
-    </w:p>
-    <w:p>
-      <w:pPr>
-        <w:pStyle w:val="TextBody"/>
-      </w:pPr>
-      <w:r>
-        <w:t xml:space="preserve">Additional information, including analytical notebooks with details of the analysis and intermediate steps, is available online:</w:t>
-      </w:r>
-      <w:r>
-        <w:t xml:space="preserve"> </w:t>
-      </w:r>
-      <w:hyperlink r:id="rId59">
-        <w:r>
-          <w:rPr>
-            <w:rStyle w:val="InternetLink"/>
-          </w:rPr>
-          <w:t xml:space="preserve">https://alexkoiter.ca/terrain-attributes/</w:t>
-        </w:r>
-      </w:hyperlink>
-    </w:p>
-    <w:bookmarkEnd w:id="60"/>
-    <w:bookmarkStart w:id="61" w:name="author-contributions"/>
-    <w:p>
-      <w:pPr>
-        <w:pStyle w:val="Heading3"/>
-      </w:pPr>
-      <w:r>
-        <w:t xml:space="preserve">Author contributions</w:t>
-      </w:r>
-    </w:p>
-    <w:p>
-      <w:pPr>
-        <w:pStyle w:val="FirstParagraph"/>
-      </w:pPr>
-      <w:r>
-        <w:rPr>
-          <w:b/>
-          <w:bCs/>
-        </w:rPr>
-        <w:t xml:space="preserve">M Luna Miño</w:t>
-      </w:r>
-      <w:r>
-        <w:t xml:space="preserve"> </w:t>
-      </w:r>
-      <w:r>
-        <w:t xml:space="preserve">Methodology; Investigation; Data curation; Formal analysis; Writing - Original Draft; Writing - Review &amp; Editing</w:t>
-      </w:r>
-    </w:p>
-    <w:p>
-      <w:pPr>
-        <w:pStyle w:val="TextBody"/>
-      </w:pPr>
-      <w:r>
-        <w:rPr>
-          <w:b/>
-          <w:bCs/>
-        </w:rPr>
-        <w:t xml:space="preserve">A Koiter</w:t>
-      </w:r>
-      <w:r>
-        <w:t xml:space="preserve">: Conceptualization; Funding acquisition; Methodology; Investigation; Data curation; Formal analysis; Visualization; Writing - Original Draft; Writing – review and editing; Software; Project administration</w:t>
-      </w:r>
-    </w:p>
-    <w:p>
-      <w:pPr>
-        <w:pStyle w:val="TextBody"/>
-      </w:pPr>
-      <w:r>
-        <w:rPr>
-          <w:b/>
-          <w:bCs/>
-        </w:rPr>
-        <w:t xml:space="preserve">T Lychuk</w:t>
-      </w:r>
-      <w:r>
-        <w:t xml:space="preserve">: Methodology; Formal analysis; Writing - Review &amp; Editing</w:t>
-      </w:r>
-    </w:p>
-    <w:p>
-      <w:pPr>
-        <w:pStyle w:val="TextBody"/>
-      </w:pPr>
-      <w:r>
-        <w:rPr>
-          <w:b/>
-          <w:bCs/>
-        </w:rPr>
-        <w:t xml:space="preserve">A Waddel</w:t>
-      </w:r>
-      <w:r>
-        <w:t xml:space="preserve"> </w:t>
-      </w:r>
-      <w:r>
-        <w:t xml:space="preserve">Methodology; Formal analysis; Writing - Review &amp; Editing</w:t>
-      </w:r>
-    </w:p>
-    <w:p>
-      <w:pPr>
-        <w:pStyle w:val="TextBody"/>
-      </w:pPr>
-      <w:r>
-        <w:rPr>
-          <w:b/>
-          <w:bCs/>
-        </w:rPr>
-        <w:t xml:space="preserve">A Moulin</w:t>
-      </w:r>
-      <w:r>
-        <w:t xml:space="preserve"> </w:t>
-      </w:r>
-      <w:r>
-        <w:t xml:space="preserve">Methodology; Formal analysis; Writing - Review &amp; Editing</w:t>
-      </w:r>
-    </w:p>
-    <w:bookmarkEnd w:id="61"/>
-    <w:bookmarkEnd w:id="62"/>
-    <w:bookmarkStart w:id="173" w:name="references"/>
-    <w:p>
-      <w:pPr>
-        <w:pStyle w:val="Heading2"/>
-      </w:pPr>
-      <w:r>
-        <w:t xml:space="preserve">References</w:t>
-      </w:r>
-    </w:p>
-    <w:bookmarkStart w:id="172" w:name="refs"/>
-    <w:bookmarkStart w:id="64" w:name="ref-agisoft2021"/>
-    <w:p>
-      <w:pPr>
-        <w:pStyle w:val="Bibliography"/>
-      </w:pPr>
-      <w:r>
-        <w:t xml:space="preserve">Agisoft, 2021.</w:t>
-      </w:r>
-      <w:r>
-        <w:t xml:space="preserve"> </w:t>
-      </w:r>
-      <w:hyperlink r:id="rId63">
-        <w:r>
-          <w:rPr>
-            <w:rStyle w:val="InternetLink"/>
-          </w:rPr>
-          <w:t xml:space="preserve">Agisoft metashape: installer</w:t>
-        </w:r>
-      </w:hyperlink>
-      <w:r>
-        <w:t xml:space="preserve">.</w:t>
-      </w:r>
-    </w:p>
-    <w:bookmarkEnd w:id="64"/>
-    <w:bookmarkStart w:id="66" w:name="ref-beaudette2013"/>
-    <w:p>
-      <w:pPr>
-        <w:pStyle w:val="Bibliography"/>
-      </w:pPr>
-      <w:r>
-        <w:t xml:space="preserve">Beaudette, D.E., Dahlgren, R.A., O’Geen, A.T., 2013. Terrain-shape indices for modeling soil moisture dynamics. Soil Science Society of America Journal 77, 1696–1710.</w:t>
-      </w:r>
-      <w:r>
-        <w:t xml:space="preserve"> </w:t>
-      </w:r>
-      <w:hyperlink r:id="rId65">
-        <w:r>
-          <w:rPr>
-            <w:rStyle w:val="InternetLink"/>
-          </w:rPr>
-          <w:t xml:space="preserve">https://doi.org/10.2136/sssaj2013.02.0048</w:t>
-        </w:r>
-      </w:hyperlink>
-    </w:p>
-    <w:bookmarkEnd w:id="66"/>
-    <w:bookmarkStart w:id="68" w:name="ref-beck2018"/>
-    <w:p>
-      <w:pPr>
-        <w:pStyle w:val="Bibliography"/>
-      </w:pPr>
-      <w:r>
-        <w:t xml:space="preserve">Beck, H.E., Zimmermann, N.E., McVicar, T.R., Vergopolan, N., Berg, A., Wood, E.F., 2018. Present and future köppen-geiger climate classification maps at 1-km resolution. Scientific Data 5, 180214.</w:t>
-      </w:r>
-      <w:r>
-        <w:t xml:space="preserve"> </w:t>
-      </w:r>
-      <w:hyperlink r:id="rId67">
-        <w:r>
-          <w:rPr>
-            <w:rStyle w:val="InternetLink"/>
-          </w:rPr>
-          <w:t xml:space="preserve">https://doi.org/10.1038/sdata.2018.214</w:t>
-        </w:r>
-      </w:hyperlink>
-    </w:p>
-    <w:bookmarkEnd w:id="68"/>
-    <w:bookmarkStart w:id="70" w:name="ref-boudreault2018"/>
-    <w:p>
-      <w:pPr>
-        <w:pStyle w:val="Bibliography"/>
-      </w:pPr>
-      <w:r>
-        <w:t xml:space="preserve">Boudreault, M., Koiter, A.J., Lobb, D.A., Owens, P.N., Liu, K., Benoy, G., Danielescu, S., Li, S., 2018. Using colour, shape and radionuclide sediment fingerprints to identify sources of sediment in an agricultural watershed in atlantic canada. Canadian Water Resources Journal 43, 347–365. https://doi.org/</w:t>
-      </w:r>
-      <w:hyperlink r:id="rId69">
-        <w:r>
-          <w:rPr>
-            <w:rStyle w:val="InternetLink"/>
-          </w:rPr>
-          <w:t xml:space="preserve">https://doi.org/10.1080/07011784.2018.1451781</w:t>
-        </w:r>
-      </w:hyperlink>
-    </w:p>
-    <w:bookmarkEnd w:id="70"/>
-    <w:bookmarkStart w:id="72" w:name="ref-brown2004"/>
-    <w:p>
-      <w:pPr>
-        <w:pStyle w:val="Bibliography"/>
-      </w:pPr>
-      <w:r>
-        <w:t xml:space="preserve">Brown, D.J., Clayton, M.K., McSweeney, K., 2004. Potential terrain controls on soil color, texture contrast and grain-size deposition for the original catena landscape in uganda. Geoderma 122, 51–72.</w:t>
-      </w:r>
-      <w:r>
-        <w:t xml:space="preserve"> </w:t>
-      </w:r>
-      <w:hyperlink r:id="rId71">
-        <w:r>
-          <w:rPr>
-            <w:rStyle w:val="InternetLink"/>
-          </w:rPr>
-          <w:t xml:space="preserve">https://doi.org/10.1016/j.geoderma.2003.12.004</w:t>
-        </w:r>
-      </w:hyperlink>
-    </w:p>
-    <w:bookmarkEnd w:id="72"/>
-    <w:bookmarkStart w:id="74" w:name="ref-naturalresourcescanada2024"/>
-    <w:p>
-      <w:pPr>
-        <w:pStyle w:val="Bibliography"/>
-      </w:pPr>
-      <w:r>
-        <w:t xml:space="preserve">Canada, N.R., 2024.</w:t>
-      </w:r>
-      <w:r>
-        <w:t xml:space="preserve"> </w:t>
-      </w:r>
-      <w:hyperlink r:id="rId73">
-        <w:r>
-          <w:rPr>
-            <w:rStyle w:val="InternetLink"/>
-          </w:rPr>
-          <w:t xml:space="preserve">High Resolution Digital Elevation Model Mosaic (HRDEM Mosaic) - CanElevation Series</w:t>
-        </w:r>
-      </w:hyperlink>
-      <w:r>
-        <w:t xml:space="preserve">.</w:t>
-      </w:r>
-    </w:p>
-    <w:bookmarkEnd w:id="74"/>
-    <w:bookmarkStart w:id="76" w:name="ref-collins2020"/>
-    <w:p>
-      <w:pPr>
-        <w:pStyle w:val="Bibliography"/>
-      </w:pPr>
-      <w:r>
-        <w:t xml:space="preserve">Collins, A.L., Blackwell, M., Boeckx, P., Chivers, C.-A., Emelko, M., Evrard, O., Foster, I., Gellis, A., Gholami, H., Granger, S., Harris, P., Horowitz, A.J., Laceby, J.P., Martinez-Carreras, N., Minella, J., Mol, L., Nosrati, K., Pulley, S., Silins, U., Silva, Y.J. da, Stone, M., Tiecher, T., Upadhayay, H.R., Zhang, Y., 2020. Sediment source fingerprinting: Benchmarking recent outputs, remaining challenges and emerging themes. Journal of Soils and Sediments 20, 4160–4193.</w:t>
-      </w:r>
-      <w:r>
-        <w:t xml:space="preserve"> </w:t>
-      </w:r>
-      <w:hyperlink r:id="rId75">
-        <w:r>
-          <w:rPr>
-            <w:rStyle w:val="InternetLink"/>
-          </w:rPr>
-          <w:t xml:space="preserve">https://doi.org/10.1007/s11368-020-02755-4</w:t>
-        </w:r>
-      </w:hyperlink>
-    </w:p>
-    <w:bookmarkEnd w:id="76"/>
-    <w:bookmarkStart w:id="78" w:name="ref-collins2019"/>
-    <w:p>
-      <w:pPr>
-        <w:pStyle w:val="Bibliography"/>
-      </w:pPr>
-      <w:r>
-        <w:t xml:space="preserve">Collins, A.L., Burak, E., Harris, P., Pulley, S., Cardenas, L., Tang, Q., 2019. Field scale temporal and spatial variability of δ13C, δ15N, TC and TN soil properties: Implications for sediment source tracing. Geoderma 333, 108–122.</w:t>
-      </w:r>
-      <w:r>
-        <w:t xml:space="preserve"> </w:t>
-      </w:r>
-      <w:hyperlink r:id="rId77">
-        <w:r>
-          <w:rPr>
-            <w:rStyle w:val="InternetLink"/>
-          </w:rPr>
-          <w:t xml:space="preserve">https://doi.org/10.1016/j.geoderma.2018.07.019</w:t>
-        </w:r>
-      </w:hyperlink>
-    </w:p>
-    <w:bookmarkEnd w:id="78"/>
-    <w:bookmarkStart w:id="80" w:name="ref-collins1997"/>
-    <w:p>
-      <w:pPr>
-        <w:pStyle w:val="Bibliography"/>
-      </w:pPr>
-      <w:r>
-        <w:t xml:space="preserve">Collins, A.L., Walling, D.E., Leeks, G.J.L., 1997. Source type ascription for fluvial suspended sediment based on a quantitative composite fingerprinting technique. Catena 29, 1–27. https://doi.org/</w:t>
-      </w:r>
-      <w:hyperlink r:id="rId79">
-        <w:r>
-          <w:rPr>
-            <w:rStyle w:val="InternetLink"/>
-          </w:rPr>
-          <w:t xml:space="preserve">https://doi.org/10.1016/S0341-8162(96)00064-1</w:t>
-        </w:r>
-      </w:hyperlink>
-    </w:p>
-    <w:bookmarkEnd w:id="80"/>
-    <w:bookmarkStart w:id="82" w:name="ref-conrad2015"/>
-    <w:p>
-      <w:pPr>
-        <w:pStyle w:val="Bibliography"/>
-      </w:pPr>
-      <w:r>
-        <w:t xml:space="preserve">Conrad, O., Bechtel, B., Bock, M., Dietrich, H., Fischer, E., Gerlitz, L., Wehberg, J., Wichmann, V., Böhner, J., 2015. System for automated geoscientific analyses (SAGA) v. 2.1.4. Geoscientific Model Development 8, 1991–2007.</w:t>
-      </w:r>
-      <w:r>
-        <w:t xml:space="preserve"> </w:t>
-      </w:r>
-      <w:hyperlink r:id="rId81">
-        <w:r>
-          <w:rPr>
-            <w:rStyle w:val="InternetLink"/>
-          </w:rPr>
-          <w:t xml:space="preserve">https://doi.org/10.5194/gmd-8-1991-2015</w:t>
-        </w:r>
-      </w:hyperlink>
-    </w:p>
-    <w:bookmarkEnd w:id="82"/>
-    <w:bookmarkStart w:id="84" w:name="ref-cox2003"/>
-    <w:p>
-      <w:pPr>
-        <w:pStyle w:val="Bibliography"/>
-      </w:pPr>
-      <w:r>
-        <w:t xml:space="preserve">Cox, M.S., Gerard, P.D., Wardlaw, M.C., Abshire, M.J., 2003. Variability of selected soil properties and their relationships with soybean yield. Soil Science Society of America Journal 67, 1296–1302.</w:t>
-      </w:r>
-      <w:r>
-        <w:t xml:space="preserve"> </w:t>
-      </w:r>
-      <w:hyperlink r:id="rId83">
-        <w:r>
-          <w:rPr>
-            <w:rStyle w:val="InternetLink"/>
-          </w:rPr>
-          <w:t xml:space="preserve">https://doi.org/10.2136/sssaj2003.1296</w:t>
-        </w:r>
-      </w:hyperlink>
-    </w:p>
-    <w:bookmarkEnd w:id="84"/>
-    <w:bookmarkStart w:id="86" w:name="ref-drew2010"/>
-    <w:p>
-      <w:pPr>
-        <w:pStyle w:val="Bibliography"/>
-      </w:pPr>
-      <w:r>
-        <w:t xml:space="preserve">Drew, L.J., Grunsky, E.C., Sutphin, D.M., Woodruff, L.G., 2010. Multivariate analysis of the geochemistry and mineralogy of soils along two continental-scale transects in north america. Science of The Total Environment 409, 218–227.</w:t>
-      </w:r>
-      <w:r>
-        <w:t xml:space="preserve"> </w:t>
-      </w:r>
-      <w:hyperlink r:id="rId85">
-        <w:r>
-          <w:rPr>
-            <w:rStyle w:val="InternetLink"/>
-          </w:rPr>
-          <w:t xml:space="preserve">https://doi.org/10.1016/j.scitotenv.2010.08.004</w:t>
-        </w:r>
-      </w:hyperlink>
-    </w:p>
-    <w:bookmarkEnd w:id="86"/>
-    <w:bookmarkStart w:id="88" w:name="ref-du2017"/>
-    <w:p>
-      <w:pPr>
-        <w:pStyle w:val="Bibliography"/>
-      </w:pPr>
-      <w:r>
-        <w:t xml:space="preserve">Du, P., Walling, D.E., 2017. Fingerprinting surficial sediment sources: Exploring some potential problems associated with the spatial variability of source material properties. Journal of Environmental Management 194, 4–15. https://doi.org/</w:t>
-      </w:r>
-      <w:hyperlink r:id="rId87">
-        <w:r>
-          <w:rPr>
-            <w:rStyle w:val="InternetLink"/>
-          </w:rPr>
-          <w:t xml:space="preserve">https://doi.org/10.1016/j.jenvman.2016.05.066</w:t>
-        </w:r>
-      </w:hyperlink>
-    </w:p>
-    <w:bookmarkEnd w:id="88"/>
-    <w:bookmarkStart w:id="89" w:name="ref-ehrlich1958"/>
-    <w:p>
-      <w:pPr>
-        <w:pStyle w:val="Bibliography"/>
-      </w:pPr>
-      <w:r>
-        <w:t xml:space="preserve">Ehrlich, W.A., Pratt, L.E., Leclaire, F.P., 1958. Reconnaissance soil survey of west-lake map sheet area.</w:t>
-      </w:r>
-    </w:p>
-    <w:bookmarkEnd w:id="89"/>
-    <w:bookmarkStart w:id="91" w:name="ref-esri2024"/>
-    <w:p>
-      <w:pPr>
-        <w:pStyle w:val="Bibliography"/>
-      </w:pPr>
-      <w:r>
-        <w:t xml:space="preserve">Esri, 2024.</w:t>
-      </w:r>
-      <w:r>
-        <w:t xml:space="preserve"> </w:t>
-      </w:r>
-      <w:hyperlink r:id="rId90">
-        <w:r>
-          <w:rPr>
-            <w:rStyle w:val="InternetLink"/>
-          </w:rPr>
-          <w:t xml:space="preserve">ArcGIS pro</w:t>
-        </w:r>
-      </w:hyperlink>
-      <w:r>
-        <w:t xml:space="preserve">. Esri.</w:t>
-      </w:r>
-    </w:p>
-    <w:bookmarkEnd w:id="91"/>
-    <w:bookmarkStart w:id="93" w:name="ref-evrard2022"/>
-    <w:p>
-      <w:pPr>
-        <w:pStyle w:val="Bibliography"/>
-      </w:pPr>
-      <w:r>
-        <w:t xml:space="preserve">Evrard, O., Batista, P.V.G., Company, J., Dabrin, A., Foucher, A., Frankl, A., García-Comendador, J., Huguet, A., Lake, N., Lizaga, I., Martínez-Carreras, N., Navratil, O., Pignol, C., Sellier, V., 2022. Improving the design and implementation of sediment fingerprinting studies: Summary and outcomes of the TRACING 2021 scientific school. Journal of Soils and Sediments 22, 1648–1661.</w:t>
-      </w:r>
-      <w:r>
-        <w:t xml:space="preserve"> </w:t>
-      </w:r>
-      <w:hyperlink r:id="rId92">
-        <w:r>
-          <w:rPr>
-            <w:rStyle w:val="InternetLink"/>
-          </w:rPr>
-          <w:t xml:space="preserve">https://doi.org/10.1007/s11368-022-03203-1</w:t>
-        </w:r>
-      </w:hyperlink>
-    </w:p>
-    <w:bookmarkEnd w:id="93"/>
-    <w:bookmarkStart w:id="95" w:name="ref-soilclassificationworkinggroup1998"/>
-    <w:p>
-      <w:pPr>
-        <w:pStyle w:val="Bibliography"/>
-      </w:pPr>
-      <w:r>
-        <w:t xml:space="preserve">Group, S.C.W., 1998.</w:t>
-      </w:r>
-      <w:r>
-        <w:t xml:space="preserve"> </w:t>
-      </w:r>
-      <w:hyperlink r:id="rId94">
-        <w:r>
-          <w:rPr>
-            <w:rStyle w:val="InternetLink"/>
-          </w:rPr>
-          <w:t xml:space="preserve">The canadian system of soil classification</w:t>
-        </w:r>
-      </w:hyperlink>
-      <w:r>
-        <w:t xml:space="preserve">, 3rd ed. NRC Research Press, Ottawa, ON, Canada.</w:t>
-      </w:r>
-    </w:p>
-    <w:bookmarkEnd w:id="95"/>
-    <w:bookmarkStart w:id="97" w:name="ref-haddadchi2019"/>
-    <w:p>
-      <w:pPr>
-        <w:pStyle w:val="Bibliography"/>
-      </w:pPr>
-      <w:r>
-        <w:t xml:space="preserve">Haddadchi, A., Hicks, M., Olley, J.M., Singh, S., Srinivasan, M.s., 2019. Grid-based sediment tracing approach to determine sediment sources. Land Degradation and Development 30, 2088–2106.</w:t>
-      </w:r>
-      <w:r>
-        <w:t xml:space="preserve"> </w:t>
-      </w:r>
-      <w:hyperlink r:id="rId96">
-        <w:r>
-          <w:rPr>
-            <w:rStyle w:val="InternetLink"/>
-          </w:rPr>
-          <w:t xml:space="preserve">https://doi.org/10.1002/ldr.3407</w:t>
-        </w:r>
-      </w:hyperlink>
-    </w:p>
-    <w:bookmarkEnd w:id="97"/>
-    <w:bookmarkStart w:id="99" w:name="ref-hijmans2024"/>
-    <w:p>
-      <w:pPr>
-        <w:pStyle w:val="Bibliography"/>
-      </w:pPr>
-      <w:r>
-        <w:t xml:space="preserve">Hijmans, R.J., 2024.</w:t>
-      </w:r>
-      <w:r>
-        <w:t xml:space="preserve"> </w:t>
-      </w:r>
-      <w:hyperlink r:id="rId98">
-        <w:r>
-          <w:rPr>
-            <w:rStyle w:val="InternetLink"/>
-          </w:rPr>
-          <w:t xml:space="preserve">Terra: Spatial data analysis</w:t>
-        </w:r>
-      </w:hyperlink>
-      <w:r>
-        <w:t xml:space="preserve">.</w:t>
-      </w:r>
-    </w:p>
-    <w:bookmarkEnd w:id="99"/>
-    <w:bookmarkStart w:id="100" w:name="ref-horowitz1991"/>
-    <w:p>
-      <w:pPr>
-        <w:pStyle w:val="Bibliography"/>
-      </w:pPr>
-      <w:r>
-        <w:t xml:space="preserve">Horowitz, A.J., 1991. A primer on sediment-trace element chemistry, 2nd ed. ed. Lewis Publishers, Chelsea, Michigan, USA.</w:t>
-      </w:r>
-    </w:p>
-    <w:bookmarkEnd w:id="100"/>
-    <w:bookmarkStart w:id="102" w:name="ref-kariuki2009"/>
-    <w:p>
-      <w:pPr>
-        <w:pStyle w:val="Bibliography"/>
-      </w:pPr>
-      <w:r>
-        <w:t xml:space="preserve">Kariuki, S.K., Zhang, H., Schroder, J.L., Hanks, T., Payton, M., Morris, T., 2009.</w:t>
-      </w:r>
-      <w:r>
-        <w:t xml:space="preserve"> </w:t>
-      </w:r>
-      <w:hyperlink r:id="rId101">
-        <w:r>
-          <w:rPr>
-            <w:rStyle w:val="InternetLink"/>
-          </w:rPr>
-          <w:t xml:space="preserve">Spatial variability and soil sampling in a grazed pasture</w:t>
-        </w:r>
-      </w:hyperlink>
-      <w:r>
-        <w:t xml:space="preserve">. Communications in Soil Science and Plant Analysis 40, 16741687.</w:t>
-      </w:r>
-    </w:p>
-    <w:bookmarkEnd w:id="102"/>
-    <w:bookmarkStart w:id="104" w:name="ref-koiter2021"/>
-    <w:p>
-      <w:pPr>
-        <w:pStyle w:val="Bibliography"/>
-      </w:pPr>
-      <w:r>
-        <w:t xml:space="preserve">Koiter, A., 2021. Colour analysis r scripts.</w:t>
-      </w:r>
-      <w:r>
-        <w:t xml:space="preserve"> </w:t>
-      </w:r>
-      <w:hyperlink r:id="rId103">
-        <w:r>
-          <w:rPr>
-            <w:rStyle w:val="InternetLink"/>
-          </w:rPr>
-          <w:t xml:space="preserve">https://doi.org/10.5281/zenodo.5123327</w:t>
-        </w:r>
-      </w:hyperlink>
-    </w:p>
-    <w:bookmarkEnd w:id="104"/>
-    <w:bookmarkStart w:id="106" w:name="ref-koiter2013"/>
-    <w:p>
-      <w:pPr>
-        <w:pStyle w:val="Bibliography"/>
-      </w:pPr>
-      <w:r>
-        <w:t xml:space="preserve">Koiter, A.J., Owens, P.N., Petticrew, E.L., Lobb, D.A., 2013. The behavioural characteristics of sediment properties and their implications for sediment fingerprinting as an approach for identifying sediment sources in river basins. Earth-Science Reviews 125, 24–42. https://doi.org/</w:t>
-      </w:r>
-      <w:hyperlink r:id="rId105">
-        <w:r>
-          <w:rPr>
-            <w:rStyle w:val="InternetLink"/>
-          </w:rPr>
-          <w:t xml:space="preserve">https://doi.org/10.1016/j.earscirev.2013.05.009</w:t>
-        </w:r>
-      </w:hyperlink>
-    </w:p>
-    <w:bookmarkEnd w:id="106"/>
-    <w:bookmarkStart w:id="108" w:name="ref-kokulan2018"/>
-    <w:p>
-      <w:pPr>
-        <w:pStyle w:val="Bibliography"/>
-      </w:pPr>
-      <w:r>
-        <w:t xml:space="preserve">Kokulan, V., Akinremi, O., Moulin, A.P., Kumaragamage, D., 2018. Importance of terrain attributes in relation to the spatial distribution of soil properties at the micro scale: A case study. Canadian Journal of Soil Science 98, 292–305.</w:t>
-      </w:r>
-      <w:r>
-        <w:t xml:space="preserve"> </w:t>
-      </w:r>
-      <w:hyperlink r:id="rId107">
-        <w:r>
-          <w:rPr>
-            <w:rStyle w:val="InternetLink"/>
-          </w:rPr>
-          <w:t xml:space="preserve">https://doi.org/10.1139/cjss-2017-0128</w:t>
-        </w:r>
-      </w:hyperlink>
-    </w:p>
-    <w:bookmarkEnd w:id="108"/>
-    <w:bookmarkStart w:id="110" w:name="ref-kuhn2008"/>
-    <w:p>
-      <w:pPr>
-        <w:pStyle w:val="Bibliography"/>
-      </w:pPr>
-      <w:r>
-        <w:t xml:space="preserve">Kuhn, Max, 2008. Building predictive models in r using the caret package. Journal of Statistical Software 28, 1–26.</w:t>
-      </w:r>
-      <w:r>
-        <w:t xml:space="preserve"> </w:t>
-      </w:r>
-      <w:hyperlink r:id="rId109">
-        <w:r>
-          <w:rPr>
-            <w:rStyle w:val="InternetLink"/>
-          </w:rPr>
-          <w:t xml:space="preserve">https://doi.org/10.18637/jss.v028.i05</w:t>
-        </w:r>
-      </w:hyperlink>
-    </w:p>
-    <w:bookmarkEnd w:id="110"/>
-    <w:bookmarkStart w:id="112" w:name="ref-lark2018"/>
-    <w:p>
-      <w:pPr>
-        <w:pStyle w:val="Bibliography"/>
-      </w:pPr>
-      <w:r>
-        <w:t xml:space="preserve">Lark, R.M., Marchant, B.P., 2018. How should a spatial-coverage sample design for a geostatistical soil survey be supplemented to support estimation of spatial covariance parameters? Geoderma 319, 89–99.</w:t>
-      </w:r>
-      <w:r>
-        <w:t xml:space="preserve"> </w:t>
-      </w:r>
-      <w:hyperlink r:id="rId111">
-        <w:r>
-          <w:rPr>
-            <w:rStyle w:val="InternetLink"/>
-          </w:rPr>
-          <w:t xml:space="preserve">https://doi.org/10.1016/j.geoderma.2017.12.022</w:t>
-        </w:r>
-      </w:hyperlink>
-    </w:p>
-    <w:bookmarkEnd w:id="112"/>
-    <w:bookmarkStart w:id="114" w:name="ref-liaw2002"/>
-    <w:p>
-      <w:pPr>
-        <w:pStyle w:val="Bibliography"/>
-      </w:pPr>
-      <w:r>
-        <w:t xml:space="preserve">Liaw, A., Wiener, M., 2002.</w:t>
-      </w:r>
-      <w:r>
-        <w:t xml:space="preserve"> </w:t>
-      </w:r>
-      <w:hyperlink r:id="rId113">
-        <w:r>
-          <w:rPr>
-            <w:rStyle w:val="InternetLink"/>
-          </w:rPr>
-          <w:t xml:space="preserve">Classification and regression by randomForest</w:t>
-        </w:r>
-      </w:hyperlink>
-      <w:r>
-        <w:t xml:space="preserve">. R News 2, 18–22.</w:t>
-      </w:r>
-    </w:p>
-    <w:bookmarkEnd w:id="114"/>
-    <w:bookmarkStart w:id="116" w:name="ref-libohova2024"/>
-    <w:p>
-      <w:pPr>
-        <w:pStyle w:val="Bibliography"/>
-      </w:pPr>
-      <w:r>
-        <w:t xml:space="preserve">Libohova, Z., Mancini, M., Winzeler, H.E., Read, Q.D., Sun, N., Beaudette, D., Williams, C., Blackstock, J., Silva, S.H.G., Curi, N., Adhikari, K., Ashworth, A., Minai, J.O., Owens, P.R., 2024. Interpreting the spatial distribution of soil properties with a physically-based distributed hydrological model. Geoderma Regional 39, e00863.</w:t>
-      </w:r>
-      <w:r>
-        <w:t xml:space="preserve"> </w:t>
-      </w:r>
-      <w:hyperlink r:id="rId115">
-        <w:r>
-          <w:rPr>
-            <w:rStyle w:val="InternetLink"/>
-          </w:rPr>
-          <w:t xml:space="preserve">https://doi.org/10.1016/j.geodrs.2024.e00863</w:t>
-        </w:r>
-      </w:hyperlink>
-    </w:p>
-    <w:bookmarkEnd w:id="116"/>
-    <w:bookmarkStart w:id="118" w:name="ref-lima2023"/>
-    <w:p>
-      <w:pPr>
-        <w:pStyle w:val="Bibliography"/>
-      </w:pPr>
-      <w:r>
-        <w:t xml:space="preserve">Lima, F.R.D., Pereira, P., Vasques, I.C.F., Silva Junior, E.C., Mancini, M., Oliveira, J.R., Prianti, M.T.A., Windmöller, C.C., Weindorf, D.C., Curi, N., Ribeiro, B.T., Richardson, J., Marques, J.J., Guilherme, L.R.G., 2023. Predictive modeling of total hg background concentration in soils of the amazon rainforest biome with support of proximal sensors and auxiliary variables. Journal of South American Earth Sciences 129, 104510.</w:t>
-      </w:r>
-      <w:r>
-        <w:t xml:space="preserve"> </w:t>
-      </w:r>
-      <w:hyperlink r:id="rId117">
-        <w:r>
-          <w:rPr>
-            <w:rStyle w:val="InternetLink"/>
-          </w:rPr>
-          <w:t xml:space="preserve">https://doi.org/10.1016/j.jsames.2023.104510</w:t>
-        </w:r>
-      </w:hyperlink>
-    </w:p>
-    <w:bookmarkEnd w:id="118"/>
-    <w:bookmarkStart w:id="120" w:name="ref-lunamiño2024"/>
-    <w:p>
-      <w:pPr>
-        <w:pStyle w:val="Bibliography"/>
-      </w:pPr>
-      <w:r>
-        <w:t xml:space="preserve">Luna Miño, M.A., Koiter, A.J., Lobb, D.A., 2024. Effect of sampling design on characterizing surface soil fingerprinting properties. Journal of Soils and Sediments 24, 2180–2198.</w:t>
-      </w:r>
-      <w:r>
-        <w:t xml:space="preserve"> </w:t>
-      </w:r>
-      <w:hyperlink r:id="rId119">
-        <w:r>
-          <w:rPr>
-            <w:rStyle w:val="InternetLink"/>
-          </w:rPr>
-          <w:t xml:space="preserve">https://doi.org/10.1007/s11368-024-03805-x</w:t>
-        </w:r>
-      </w:hyperlink>
-    </w:p>
-    <w:bookmarkEnd w:id="120"/>
-    <w:bookmarkStart w:id="121" w:name="ref-mackay1970"/>
-    <w:p>
-      <w:pPr>
-        <w:pStyle w:val="Bibliography"/>
-      </w:pPr>
-      <w:r>
-        <w:t xml:space="preserve">MacKay, G.H., 1970. A quantitative study of geomorphology of the wilson creek watershed, manitoba (MSC thesis). University of Manitoba, Winnipeg, MB.</w:t>
-      </w:r>
-    </w:p>
-    <w:bookmarkEnd w:id="121"/>
-    <w:bookmarkStart w:id="123" w:name="ref-mashalaba2020"/>
-    <w:p>
-      <w:pPr>
-        <w:pStyle w:val="Bibliography"/>
-      </w:pPr>
-      <w:r>
-        <w:t xml:space="preserve">Mashalaba, L., Galleguillos, M., Seguel, O., Poblete-Olivares, J., 2020. Predicting spatial variability of selected soil properties using digital soil mapping in a rainfed vineyard of central chile. Geoderma Regional 22, e00289.</w:t>
-      </w:r>
-      <w:r>
-        <w:t xml:space="preserve"> </w:t>
-      </w:r>
-      <w:hyperlink r:id="rId122">
-        <w:r>
-          <w:rPr>
-            <w:rStyle w:val="InternetLink"/>
-          </w:rPr>
-          <w:t xml:space="preserve">https://doi.org/10.1016/j.geodrs.2020.e00289</w:t>
-        </w:r>
-      </w:hyperlink>
-    </w:p>
-    <w:bookmarkEnd w:id="123"/>
-    <w:bookmarkStart w:id="125" w:name="ref-mello2022"/>
-    <w:p>
-      <w:pPr>
-        <w:pStyle w:val="Bibliography"/>
-      </w:pPr>
-      <w:r>
-        <w:t xml:space="preserve">Mello, F.A.O., Demattê, J.A.M., Rizzo, R., Mello, D.C. de, Poppiel, R.R., Silvero, N.E.Q., Safanelli, J.L., Bellinaso, H., Bonfatti, B.R., Gomez, A.M.R., Sousa, G.P.B., 2022. Complex hydrological knowledge to support digital soil mapping. Geoderma 409, 115638.</w:t>
-      </w:r>
-      <w:r>
-        <w:t xml:space="preserve"> </w:t>
-      </w:r>
-      <w:hyperlink r:id="rId124">
-        <w:r>
-          <w:rPr>
-            <w:rStyle w:val="InternetLink"/>
-          </w:rPr>
-          <w:t xml:space="preserve">https://doi.org/10.1016/j.geoderma.2021.115638</w:t>
-        </w:r>
-      </w:hyperlink>
-    </w:p>
-    <w:bookmarkEnd w:id="125"/>
-    <w:bookmarkStart w:id="127" w:name="ref-mzuku2005"/>
-    <w:p>
-      <w:pPr>
-        <w:pStyle w:val="Bibliography"/>
-      </w:pPr>
-      <w:r>
-        <w:t xml:space="preserve">Mzuku, M., Khosla, R., Reich, R., Inman, D., Smith, F., MacDonald, L., 2005. Spatial variability of measured soil properties across site-specific management zones. Soil Science Society of America Journal 69, 1572–1579.</w:t>
-      </w:r>
-      <w:r>
-        <w:t xml:space="preserve"> </w:t>
-      </w:r>
-      <w:hyperlink r:id="rId126">
-        <w:r>
-          <w:rPr>
-            <w:rStyle w:val="InternetLink"/>
-          </w:rPr>
-          <w:t xml:space="preserve">https://doi.org/10.2136/sssaj2005.0062</w:t>
-        </w:r>
-      </w:hyperlink>
-    </w:p>
-    <w:bookmarkEnd w:id="127"/>
-    <w:bookmarkStart w:id="129" w:name="ref-Naimi2014"/>
-    <w:p>
-      <w:pPr>
-        <w:pStyle w:val="Bibliography"/>
-      </w:pPr>
-      <w:r>
-        <w:t xml:space="preserve">Naimi, B., Hamm, N. a.s., Groen, T.A., Skidmore, A.K., Toxopeus, A.G., 2014. Where is positional uncertainty a problem for species distribution modelling. Ecography 37, 191–203.</w:t>
-      </w:r>
-      <w:r>
-        <w:t xml:space="preserve"> </w:t>
-      </w:r>
-      <w:hyperlink r:id="rId128">
-        <w:r>
-          <w:rPr>
-            <w:rStyle w:val="InternetLink"/>
-          </w:rPr>
-          <w:t xml:space="preserve">https://doi.org/10.1111/j.1600-0587.2013.00205.x</w:t>
-        </w:r>
-      </w:hyperlink>
-    </w:p>
-    <w:bookmarkEnd w:id="129"/>
-    <w:bookmarkStart w:id="131" w:name="ref-nanos2012"/>
-    <w:p>
-      <w:pPr>
-        <w:pStyle w:val="Bibliography"/>
-      </w:pPr>
-      <w:r>
-        <w:t xml:space="preserve">Nanos, N., Rodríguez Martín, J.A., 2012. Multiscale analysis of heavy metal contents in soils: Spatial variability in the duero river basin (spain). Geoderma 189-190, 554–562.</w:t>
-      </w:r>
-      <w:r>
-        <w:t xml:space="preserve"> </w:t>
-      </w:r>
-      <w:hyperlink r:id="rId130">
-        <w:r>
-          <w:rPr>
-            <w:rStyle w:val="InternetLink"/>
-          </w:rPr>
-          <w:t xml:space="preserve">https://doi.org/10.1016/j.geoderma.2012.06.006</w:t>
-        </w:r>
-      </w:hyperlink>
-    </w:p>
-    <w:bookmarkEnd w:id="131"/>
-    <w:bookmarkStart w:id="132" w:name="ref-nicolas2011"/>
-    <w:p>
-      <w:pPr>
-        <w:pStyle w:val="Bibliography"/>
-      </w:pPr>
-      <w:r>
-        <w:t xml:space="preserve">Nicolas, M.P.B., Bamburak, J.D., 2011. Geochemistry and mineralogy of cretaceous shale, southwestern manitoba (parts of NTS 62F, g, j, k, n, 63C): Phase 2 results. Manitoba Innovation, Energy; Mines, Manitoba Geological Survey.</w:t>
-      </w:r>
-    </w:p>
-    <w:bookmarkEnd w:id="132"/>
-    <w:bookmarkStart w:id="133" w:name="ref-papiernik2005"/>
-    <w:p>
-      <w:pPr>
-        <w:pStyle w:val="Bibliography"/>
-      </w:pPr>
-      <w:r>
-        <w:t xml:space="preserve">Papiernik, S.K., Lindstrom, M.J., Schumacher, J.A., Farenhorst, A., Stephens, K.D., Schumacher, T.E., Lobb, D.A., 2005. Variation in soil properties and crop yield across an eroded prairie landscape. Journal of Soil and Water Conservation 60, 8.</w:t>
-      </w:r>
-    </w:p>
-    <w:bookmarkEnd w:id="133"/>
-    <w:bookmarkStart w:id="134" w:name="ref-pennock2008"/>
-    <w:p>
-      <w:pPr>
-        <w:pStyle w:val="Bibliography"/>
-      </w:pPr>
-      <w:r>
-        <w:t xml:space="preserve">Pennock, D., Yates, T., Braidek, J., 2008. Soil sampling designs, in: Carter, M.R., Gregorich, E.G. (Eds.),. CRC Press, Boca Raton, FL, USA, pp. 1–14.</w:t>
-      </w:r>
-    </w:p>
-    <w:bookmarkEnd w:id="134"/>
-    <w:bookmarkStart w:id="136" w:name="ref-pham2025"/>
-    <w:p>
-      <w:pPr>
-        <w:pStyle w:val="Bibliography"/>
-      </w:pPr>
-      <w:r>
-        <w:t xml:space="preserve">Pham, T.-H., Osterloh, K., Nguyen, K.-D., 2025. Mapping of soil sampling sites using terrain and hydrological attributes. Artificial Intelligence in Agriculture 15, 470–481.</w:t>
-      </w:r>
-      <w:r>
-        <w:t xml:space="preserve"> </w:t>
-      </w:r>
-      <w:hyperlink r:id="rId135">
-        <w:r>
-          <w:rPr>
-            <w:rStyle w:val="InternetLink"/>
-          </w:rPr>
-          <w:t xml:space="preserve">https://doi.org/10.1016/j.aiia.2025.04.007</w:t>
-        </w:r>
-      </w:hyperlink>
-    </w:p>
-    <w:bookmarkEnd w:id="136"/>
-    <w:bookmarkStart w:id="138" w:name="ref-pulley2018"/>
-    <w:p>
-      <w:pPr>
-        <w:pStyle w:val="Bibliography"/>
-      </w:pPr>
-      <w:r>
-        <w:t xml:space="preserve">Pulley, S., Collins, A.L., Van der Waal, B., 2018. Variability in the mineral magnetic properties of soils and sediments within a single field in the cape fold mountains, south africa: Implications for sediment source tracing. CATENA 163, 172–183.</w:t>
-      </w:r>
-      <w:r>
-        <w:t xml:space="preserve"> </w:t>
-      </w:r>
-      <w:hyperlink r:id="rId137">
-        <w:r>
-          <w:rPr>
-            <w:rStyle w:val="InternetLink"/>
-          </w:rPr>
-          <w:t xml:space="preserve">https://doi.org/10.1016/j.catena.2017.12.019</w:t>
-        </w:r>
-      </w:hyperlink>
-    </w:p>
-    <w:bookmarkEnd w:id="138"/>
-    <w:bookmarkStart w:id="140" w:name="ref-rattenbury2018"/>
-    <w:p>
-      <w:pPr>
-        <w:pStyle w:val="Bibliography"/>
-      </w:pPr>
-      <w:r>
-        <w:t xml:space="preserve">Rattenbury, M., Martin ,Adam, Baisden ,Troy, Turnbull ,Rose, Rogers, K., 2018. Geochemical baseline soil surveys for understanding element and isotope variation across new zealand. New Zealand Journal of Agricultural Research 61, 347–357.</w:t>
-      </w:r>
-      <w:r>
-        <w:t xml:space="preserve"> </w:t>
-      </w:r>
-      <w:hyperlink r:id="rId139">
-        <w:r>
-          <w:rPr>
-            <w:rStyle w:val="InternetLink"/>
-          </w:rPr>
-          <w:t xml:space="preserve">https://doi.org/10.1080/00288233.2018.1426616</w:t>
-        </w:r>
-      </w:hyperlink>
-    </w:p>
-    <w:bookmarkEnd w:id="140"/>
-    <w:bookmarkStart w:id="142" w:name="ref-ritchie1970"/>
-    <w:p>
-      <w:pPr>
-        <w:pStyle w:val="Bibliography"/>
-      </w:pPr>
-      <w:r>
-        <w:t xml:space="preserve">Ritchie, J.C., Clebsch, E.E.C., Rudolph, W.K., 1970.</w:t>
-      </w:r>
-      <w:r>
-        <w:t xml:space="preserve"> </w:t>
-      </w:r>
-      <w:hyperlink r:id="rId141">
-        <w:r>
-          <w:rPr>
-            <w:rStyle w:val="InternetLink"/>
-          </w:rPr>
-          <w:t xml:space="preserve">Distribution of fallout and natural gamma radionuclides in litter, humus and surface mineral soil layers under natural vegetation in the great smoky mountains, north carolina-tennessee</w:t>
-        </w:r>
-      </w:hyperlink>
-      <w:r>
-        <w:t xml:space="preserve">. Health Physics 18, 479.</w:t>
-      </w:r>
-    </w:p>
-    <w:bookmarkEnd w:id="142"/>
-    <w:bookmarkStart w:id="144" w:name="ref-rizzo2016"/>
-    <w:p>
-      <w:pPr>
-        <w:pStyle w:val="Bibliography"/>
-      </w:pPr>
-      <w:r>
-        <w:t xml:space="preserve">Rizzo, R., Demattê, J.A.M., Lepsch, I.F., Gallo, B.C., Fongaro, C.T., 2016. Digital soil mapping at local scale using a multi-depth vis</w:t>
-      </w:r>
-      <w:r>
-        <w:t xml:space="preserve">NIR spectral library and terrain attributes. Geoderma 274, 18–27.</w:t>
-      </w:r>
-      <w:r>
-        <w:t xml:space="preserve"> </w:t>
-      </w:r>
-      <w:hyperlink r:id="rId143">
-        <w:r>
-          <w:rPr>
-            <w:rStyle w:val="InternetLink"/>
-          </w:rPr>
-          <w:t xml:space="preserve">https://doi.org/10.1016/j.geoderma.2016.03.019</w:t>
-        </w:r>
-      </w:hyperlink>
-    </w:p>
-    <w:bookmarkEnd w:id="144"/>
-    <w:bookmarkStart w:id="146" w:name="ref-rstudio2026"/>
-    <w:p>
-      <w:pPr>
-        <w:pStyle w:val="Bibliography"/>
-      </w:pPr>
-      <w:r>
-        <w:t xml:space="preserve">RStudio, 2026.</w:t>
-      </w:r>
-      <w:r>
-        <w:t xml:space="preserve"> </w:t>
-      </w:r>
-      <w:hyperlink r:id="rId145">
-        <w:r>
-          <w:rPr>
-            <w:rStyle w:val="InternetLink"/>
-          </w:rPr>
-          <w:t xml:space="preserve">RStudio: Integrated development environment for r</w:t>
-        </w:r>
-      </w:hyperlink>
-      <w:r>
-        <w:t xml:space="preserve">.</w:t>
-      </w:r>
-    </w:p>
-    <w:bookmarkEnd w:id="146"/>
-    <w:bookmarkStart w:id="148" w:name="ref-starr1995"/>
-    <w:p>
-      <w:pPr>
-        <w:pStyle w:val="Bibliography"/>
-      </w:pPr>
-      <w:r>
-        <w:t xml:space="preserve">Starr, J.L., Meisinger, J.J., Parkin, T.B., 1995. Influence of sample size on chemical and physical soil measurements. Soil Science Society of America Journal 59, 713–719.</w:t>
-      </w:r>
-      <w:r>
-        <w:t xml:space="preserve"> </w:t>
-      </w:r>
-      <w:hyperlink r:id="rId147">
-        <w:r>
-          <w:rPr>
-            <w:rStyle w:val="InternetLink"/>
-          </w:rPr>
-          <w:t xml:space="preserve">https://doi.org/10.2136/sssaj1995.03615995005900030012x</w:t>
-        </w:r>
-      </w:hyperlink>
-    </w:p>
-    <w:bookmarkEnd w:id="148"/>
-    <w:bookmarkStart w:id="150" w:name="ref-stonehouse1971"/>
-    <w:p>
-      <w:pPr>
-        <w:pStyle w:val="Bibliography"/>
-      </w:pPr>
-      <w:r>
-        <w:t xml:space="preserve">Stonehouse, H.B., St. Arnaud, R.J., 1971. Distribution of iron, clay and extractable iron and aluminum in some saskatchewan soils. Canadian Journal of Soil Science 51, 283–292.</w:t>
-      </w:r>
-      <w:r>
-        <w:t xml:space="preserve"> </w:t>
-      </w:r>
-      <w:hyperlink r:id="rId149">
-        <w:r>
-          <w:rPr>
-            <w:rStyle w:val="InternetLink"/>
-          </w:rPr>
-          <w:t xml:space="preserve">https://doi.org/10.4141/cjss71-036</w:t>
-        </w:r>
-      </w:hyperlink>
-    </w:p>
-    <w:bookmarkEnd w:id="150"/>
-    <w:bookmarkStart w:id="152" w:name="ref-sun2021"/>
-    <w:p>
-      <w:pPr>
-        <w:pStyle w:val="Bibliography"/>
-      </w:pPr>
-      <w:r>
-        <w:t xml:space="preserve">Sun, Y., Guo, W., Weindorf, D.C., Sun, F., Deb, S., Cao, G., Neupane, J., Lin, Z., Raihan, A., 2021a. Field-scale spatial variability of soil calcium in a semi-arid region: Implications for soil erosion and site-specific management. PEDOSPHERE 31, 705–714.</w:t>
-      </w:r>
-      <w:r>
-        <w:t xml:space="preserve"> </w:t>
-      </w:r>
-      <w:hyperlink r:id="rId151">
-        <w:r>
-          <w:rPr>
-            <w:rStyle w:val="InternetLink"/>
-          </w:rPr>
-          <w:t xml:space="preserve">https://doi.org/10.1016/S1002-0160(21)60019-X</w:t>
-        </w:r>
-      </w:hyperlink>
-    </w:p>
-    <w:bookmarkEnd w:id="152"/>
-    <w:bookmarkStart w:id="153" w:name="ref-sun2021a"/>
-    <w:p>
-      <w:pPr>
-        <w:pStyle w:val="Bibliography"/>
-      </w:pPr>
-      <w:r>
-        <w:t xml:space="preserve">Sun, Y., Guo, W., Weindorf, D.C., Sun, F., Deb, S., Cao, G., Neupane, J., Lin, Z., Raihan, A., 2021b. Field-scale spatial variability of soil calcium in a semi-arid region: Implications for soil erosion and site-specific management. PEDOSPHERE 31, 705–714.</w:t>
-      </w:r>
-      <w:r>
-        <w:t xml:space="preserve"> </w:t>
-      </w:r>
-      <w:hyperlink r:id="rId151">
-        <w:r>
-          <w:rPr>
-            <w:rStyle w:val="InternetLink"/>
-          </w:rPr>
-          <w:t xml:space="preserve">https://doi.org/10.1016/S1002-0160(21)60019-X</w:t>
-        </w:r>
-      </w:hyperlink>
-    </w:p>
-    <w:bookmarkEnd w:id="153"/>
-    <w:bookmarkStart w:id="155" w:name="ref-rcoreteam2026"/>
-    <w:p>
-      <w:pPr>
-        <w:pStyle w:val="Bibliography"/>
-      </w:pPr>
-      <w:r>
-        <w:t xml:space="preserve">Team, R.C., 2026.</w:t>
-      </w:r>
-      <w:r>
-        <w:t xml:space="preserve"> </w:t>
-      </w:r>
-      <w:hyperlink r:id="rId154">
-        <w:r>
-          <w:rPr>
-            <w:rStyle w:val="InternetLink"/>
-          </w:rPr>
-          <w:t xml:space="preserve">R: A language and environment for statistical computing</w:t>
-        </w:r>
-      </w:hyperlink>
-      <w:r>
-        <w:t xml:space="preserve">.</w:t>
-      </w:r>
-    </w:p>
-    <w:bookmarkEnd w:id="155"/>
-    <w:bookmarkStart w:id="157" w:name="ref-umali2012"/>
-    <w:p>
-      <w:pPr>
-        <w:pStyle w:val="Bibliography"/>
-      </w:pPr>
-      <w:r>
-        <w:t xml:space="preserve">Umali, B.P., Oliver, D.P., Forrester, S., Chittleborough, D.J., Hutson, J.L., Kookana, R.S., Ostendorf, B., 2012. The effect of terrain and management on the spatial variability of soil properties in an apple orchard. CATENA 93, 38–48.</w:t>
-      </w:r>
-      <w:r>
-        <w:t xml:space="preserve"> </w:t>
-      </w:r>
-      <w:hyperlink r:id="rId156">
-        <w:r>
-          <w:rPr>
-            <w:rStyle w:val="InternetLink"/>
-          </w:rPr>
-          <w:t xml:space="preserve">https://doi.org/10.1016/j.catena.2012.01.010</w:t>
-        </w:r>
-      </w:hyperlink>
-    </w:p>
-    <w:bookmarkEnd w:id="157"/>
-    <w:bookmarkStart w:id="159" w:name="ref-vasu2017"/>
-    <w:p>
-      <w:pPr>
-        <w:pStyle w:val="Bibliography"/>
-      </w:pPr>
-      <w:r>
-        <w:t xml:space="preserve">Vasu, D., Singh, S.K., Sahu, N., Tiwary, P., Chandran, P., Duraisami, V.P., Ramamurthy, V., Lalitha, M., Kalaiselvi, B., 2017. Assessment of spatial variability of soil properties using geospatial techniques for farm level nutrient management. Soil and Tillage Research 169, 25–34.</w:t>
-      </w:r>
-      <w:r>
-        <w:t xml:space="preserve"> </w:t>
-      </w:r>
-      <w:hyperlink r:id="rId158">
-        <w:r>
-          <w:rPr>
-            <w:rStyle w:val="InternetLink"/>
-          </w:rPr>
-          <w:t xml:space="preserve">https://doi.org/10.1016/j.still.2017.01.006</w:t>
-        </w:r>
-      </w:hyperlink>
-    </w:p>
-    <w:bookmarkEnd w:id="159"/>
-    <w:bookmarkStart w:id="161" w:name="ref-vidon2010"/>
-    <w:p>
-      <w:pPr>
-        <w:pStyle w:val="Bibliography"/>
-      </w:pPr>
-      <w:r>
-        <w:t xml:space="preserve">Vidon, P., Allan, C., Burns, D., Duval, T.P., Gurwick, N., Inamdar, S., Lowrance, R., Okay, J., Scott, D., Sebestyen, S., 2010. Hot spots and hot moments in riparian zones: Potential for improved water quality management. Journal of the American Water Resources Association 46, 278–298.</w:t>
-      </w:r>
-      <w:r>
-        <w:t xml:space="preserve"> </w:t>
-      </w:r>
-      <w:hyperlink r:id="rId160">
-        <w:r>
-          <w:rPr>
-            <w:rStyle w:val="InternetLink"/>
-          </w:rPr>
-          <w:t xml:space="preserve">https://doi.org/10.1111/j.1752-1688.2010.00420.x</w:t>
-        </w:r>
-      </w:hyperlink>
-    </w:p>
-    <w:bookmarkEnd w:id="161"/>
-    <w:bookmarkStart w:id="163" w:name="ref-viscarrarossel2009"/>
-    <w:p>
-      <w:pPr>
-        <w:pStyle w:val="Bibliography"/>
-      </w:pPr>
-      <w:r>
-        <w:t xml:space="preserve">Viscarra Rossel, R.A., Cattle, S.R., Ortega, A., Fouad, Y., 2009. In situ measurements of soil colour, mineral composition and clay content by vis</w:t>
-      </w:r>
-      <w:r>
-        <w:t xml:space="preserve">NIR spectroscopy. Geoderma 150, 253–266.</w:t>
-      </w:r>
-      <w:r>
-        <w:t xml:space="preserve"> </w:t>
-      </w:r>
-      <w:hyperlink r:id="rId162">
-        <w:r>
-          <w:rPr>
-            <w:rStyle w:val="InternetLink"/>
-          </w:rPr>
-          <w:t xml:space="preserve">https://doi.org/10.1016/j.geoderma.2009.01.025</w:t>
-        </w:r>
-      </w:hyperlink>
-    </w:p>
-    <w:bookmarkEnd w:id="163"/>
-    <w:bookmarkStart w:id="164" w:name="ref-viscarrarossel2006"/>
-    <w:p>
-      <w:pPr>
-        <w:pStyle w:val="Bibliography"/>
-      </w:pPr>
-      <w:r>
-        <w:t xml:space="preserve">Viscarra Rossel, R.A., Minasny, B., Roudier, P., McBratney, A.B., 2006. Colour space models for soil science. Geoderma 133, 320337.</w:t>
-      </w:r>
-    </w:p>
-    <w:bookmarkEnd w:id="164"/>
-    <w:bookmarkStart w:id="165" w:name="ref-wickham2016"/>
-    <w:p>
-      <w:pPr>
-        <w:pStyle w:val="Bibliography"/>
-      </w:pPr>
-      <w:r>
-        <w:t xml:space="preserve">Wickham, H., 2016. ggplot2: Elegant graphics for data analysis. Springer-Verlag, New York NY U.S.A.</w:t>
-      </w:r>
-    </w:p>
-    <w:bookmarkEnd w:id="165"/>
-    <w:bookmarkStart w:id="167" w:name="ref-wilkinson2015"/>
-    <w:p>
-      <w:pPr>
-        <w:pStyle w:val="Bibliography"/>
-      </w:pPr>
-      <w:r>
-        <w:t xml:space="preserve">Wilkinson, S.N., Olley, J.M., Furuichi, T., Burton, J., Kinsey-Henderson, A.E., 2015. Sediment source tracing with stratified sampling and weightings based on spatial gradients in soil erosion. Journal of Soils and Sediments 15, 2038–2051.</w:t>
-      </w:r>
-      <w:r>
-        <w:t xml:space="preserve"> </w:t>
-      </w:r>
-      <w:hyperlink r:id="rId166">
-        <w:r>
-          <w:rPr>
-            <w:rStyle w:val="InternetLink"/>
-          </w:rPr>
-          <w:t xml:space="preserve">https://doi.org/10.1007/s11368-015-1134-2</w:t>
-        </w:r>
-      </w:hyperlink>
-    </w:p>
-    <w:bookmarkEnd w:id="167"/>
-    <w:bookmarkStart w:id="169" w:name="ref-wilson2008"/>
-    <w:p>
-      <w:pPr>
-        <w:pStyle w:val="Bibliography"/>
-      </w:pPr>
-      <w:r>
-        <w:t xml:space="preserve">Wilson, M.A., Burt, R., Indorante, S.J., Jenkins, A.B., Chiaretti, J.V., Ulmer, M.G., Scheyer, J.M., 2008. Geochemistry in the modern soil survey program. Environmental Monitoring and Assessment 139, 151–171.</w:t>
-      </w:r>
-      <w:r>
-        <w:t xml:space="preserve"> </w:t>
-      </w:r>
-      <w:hyperlink r:id="rId168">
-        <w:r>
-          <w:rPr>
-            <w:rStyle w:val="InternetLink"/>
-          </w:rPr>
-          <w:t xml:space="preserve">https://doi.org/10.1007/s10661-007-9822-z</w:t>
-        </w:r>
-      </w:hyperlink>
-    </w:p>
-    <w:bookmarkEnd w:id="169"/>
-    <w:bookmarkStart w:id="171" w:name="ref-zhang2012"/>
-    <w:p>
-      <w:pPr>
-        <w:pStyle w:val="Bibliography"/>
-      </w:pPr>
-      <w:r>
-        <w:t xml:space="preserve">Zhang, S., Huang, Y., Shen, C., Ye, H., Du, Y., 2012. Spatial prediction of soil organic matter using terrain indices and categorical variables as auxiliary information. Geoderma, Entering the digital era: Special issue of pedometrics 2009, beijing 171-172, 35–43.</w:t>
-      </w:r>
-      <w:r>
-        <w:t xml:space="preserve"> </w:t>
-      </w:r>
-      <w:hyperlink r:id="rId170">
-        <w:r>
-          <w:rPr>
-            <w:rStyle w:val="InternetLink"/>
-          </w:rPr>
-          <w:t xml:space="preserve">https://doi.org/10.1016/j.geoderma.2011.07.012</w:t>
-        </w:r>
-      </w:hyperlink>
-    </w:p>
-    <w:bookmarkEnd w:id="171"/>
-    <w:bookmarkEnd w:id="172"/>
-    <w:bookmarkEnd w:id="173"/>
-    <w:bookmarkStart w:id="181" w:name="supplemental-figures"/>
-    <w:p>
-      <w:pPr>
-        <w:pStyle w:val="Heading2"/>
-      </w:pPr>
-      <w:r>
-        <w:t xml:space="preserve">6 Supplemental figures</w:t>
+        <w:t xml:space="preserve">At the agricultural site, the classification highlights areas where water accumulates in the field and is routed toward the adjacent ditch.</w:t>
+      </w:r>
+      <w:r>
+        <w:t xml:space="preserve"> </w:t>
+      </w:r>
+      <w:r>
+        <w:t xml:space="preserve">At the forest site, the pattern is less clear but the clusters seem to distinguish the channel environment, areas adjacent to the channel/depressional areas, and the surrounding upland zones.</w:t>
       </w:r>
     </w:p>
     <w:tbl>
@@ -17657,7 +15561,2916 @@
       <w:tr>
         <w:tc>
           <w:tcPr/>
-          <w:bookmarkStart w:id="177" w:name="suppfig-ag_RF_summary"/>
+          <w:bookmarkStart w:id="50" w:name="fig-cluster"/>
+          <w:p>
+            <w:pPr>
+              <w:pStyle w:val="Compact"/>
+              <w:jc w:val="center"/>
+            </w:pPr>
+            <w:r>
+              <w:drawing>
+                <wp:inline>
+                  <wp:extent cx="5943600" cy="4245428"/>
+                  <wp:effectExtent b="0" l="0" r="0" t="0"/>
+                  <wp:docPr descr="" title="" id="48" name="Picture"/>
+                  <a:graphic>
+                    <a:graphicData uri="http://schemas.openxmlformats.org/drawingml/2006/picture">
+                      <pic:pic>
+                        <pic:nvPicPr>
+                          <pic:cNvPr descr="index_files/figure-docx/notebooks-clustering_analysis-fig-cluster-output-1.png" id="49" name="Picture"/>
+                          <pic:cNvPicPr>
+                            <a:picLocks noChangeArrowheads="1" noChangeAspect="1"/>
+                          </pic:cNvPicPr>
+                        </pic:nvPicPr>
+                        <pic:blipFill>
+                          <a:blip r:embed="rId47"/>
+                          <a:stretch>
+                            <a:fillRect/>
+                          </a:stretch>
+                        </pic:blipFill>
+                        <pic:spPr bwMode="auto">
+                          <a:xfrm>
+                            <a:off x="0" y="0"/>
+                            <a:ext cx="5943600" cy="4245428"/>
+                          </a:xfrm>
+                          <a:prstGeom prst="rect">
+                            <a:avLst/>
+                          </a:prstGeom>
+                          <a:noFill/>
+                          <a:ln w="9525">
+                            <a:noFill/>
+                            <a:headEnd/>
+                            <a:tailEnd/>
+                          </a:ln>
+                        </pic:spPr>
+                      </pic:pic>
+                    </a:graphicData>
+                  </a:graphic>
+                </wp:inline>
+              </w:drawing>
+            </w:r>
+          </w:p>
+          <w:p>
+            <w:pPr>
+              <w:jc w:val="center"/>
+            </w:pPr>
+            <w:pPr>
+              <w:jc w:val="left"/>
+              <w:spacing w:before="200"/>
+              <w:pStyle w:val="ImageCaption"/>
+            </w:pPr>
+            <w:r>
+              <w:t xml:space="preserve">Figure 5: Maps and PCA plots demonstrating the clustering analysis of terrain attributes for the forest site (a, b) and the agricultural site (c, d).</w:t>
+            </w:r>
+          </w:p>
+          <w:bookmarkEnd w:id="50"/>
+        </w:tc>
+      </w:tr>
+    </w:tbl>
+    <w:p>
+      <w:pPr>
+        <w:pStyle w:val="TextBody"/>
+      </w:pPr>
+      <w:r>
+        <w:rPr>
+          <w:vertAlign w:val="subscript"/>
+        </w:rPr>
+        <w:t xml:space="preserve">Source:</w:t>
+      </w:r>
+      <w:r>
+        <w:rPr>
+          <w:vertAlign w:val="subscript"/>
+        </w:rPr>
+        <w:t xml:space="preserve"> </w:t>
+      </w:r>
+      <w:hyperlink r:id="rId51">
+        <w:r>
+          <w:rPr>
+            <w:rStyle w:val="InternetLink"/>
+            <w:vertAlign w:val="subscript"/>
+          </w:rPr>
+          <w:t xml:space="preserve">Clustering analysis</w:t>
+        </w:r>
+      </w:hyperlink>
+    </w:p>
+    <w:bookmarkEnd w:id="52"/>
+    <w:bookmarkEnd w:id="53"/>
+    <w:bookmarkStart w:id="58" w:name="discussion"/>
+    <w:p>
+      <w:pPr>
+        <w:pStyle w:val="Heading2"/>
+      </w:pPr>
+      <w:r>
+        <w:t xml:space="preserve">4 Discussion</w:t>
+      </w:r>
+    </w:p>
+    <w:bookmarkStart w:id="54" w:name="variability-of-soil-properties"/>
+    <w:p>
+      <w:pPr>
+        <w:pStyle w:val="Heading3"/>
+      </w:pPr>
+      <w:r>
+        <w:t xml:space="preserve">4.1 Variability of soil properties</w:t>
+      </w:r>
+    </w:p>
+    <w:p>
+      <w:pPr>
+        <w:pStyle w:val="FirstParagraph"/>
+      </w:pPr>
+      <w:r>
+        <w:t xml:space="preserve">Variability in soil geochemical properties has been studied at a range of scales including continental</w:t>
+      </w:r>
+      <w:r>
+        <w:t xml:space="preserve"> </w:t>
+      </w:r>
+      <w:r>
+        <w:t xml:space="preserve">(</w:t>
+      </w:r>
+      <w:hyperlink w:anchor="ref-drew2010">
+        <w:r>
+          <w:rPr>
+            <w:rStyle w:val="InternetLink"/>
+          </w:rPr>
+          <w:t xml:space="preserve">Drew et al., 2010</w:t>
+        </w:r>
+      </w:hyperlink>
+      <w:r>
+        <w:t xml:space="preserve">)</w:t>
+      </w:r>
+      <w:r>
+        <w:t xml:space="preserve">, regional</w:t>
+      </w:r>
+      <w:r>
+        <w:t xml:space="preserve"> </w:t>
+      </w:r>
+      <w:r>
+        <w:t xml:space="preserve">(</w:t>
+      </w:r>
+      <w:hyperlink w:anchor="ref-rattenbury2018">
+        <w:r>
+          <w:rPr>
+            <w:rStyle w:val="InternetLink"/>
+          </w:rPr>
+          <w:t xml:space="preserve">Rattenbury et al., 2018</w:t>
+        </w:r>
+      </w:hyperlink>
+      <w:r>
+        <w:t xml:space="preserve">)</w:t>
+      </w:r>
+      <w:r>
+        <w:t xml:space="preserve">, watershed</w:t>
+      </w:r>
+      <w:r>
+        <w:t xml:space="preserve"> </w:t>
+      </w:r>
+      <w:r>
+        <w:t xml:space="preserve">(</w:t>
+      </w:r>
+      <w:hyperlink w:anchor="ref-nanos2012">
+        <w:r>
+          <w:rPr>
+            <w:rStyle w:val="InternetLink"/>
+          </w:rPr>
+          <w:t xml:space="preserve">Nanos and Rodríguez Martín, 2012</w:t>
+        </w:r>
+      </w:hyperlink>
+      <w:r>
+        <w:t xml:space="preserve">)</w:t>
+      </w:r>
+      <w:r>
+        <w:t xml:space="preserve">, hillslope/catena, and farm field</w:t>
+      </w:r>
+      <w:r>
+        <w:t xml:space="preserve"> </w:t>
+      </w:r>
+      <w:r>
+        <w:t xml:space="preserve">(</w:t>
+      </w:r>
+      <w:hyperlink w:anchor="ref-sun2021a">
+        <w:r>
+          <w:rPr>
+            <w:rStyle w:val="InternetLink"/>
+          </w:rPr>
+          <w:t xml:space="preserve">Sun et al., 2021b</w:t>
+        </w:r>
+      </w:hyperlink>
+      <w:r>
+        <w:t xml:space="preserve">)</w:t>
+      </w:r>
+      <w:r>
+        <w:t xml:space="preserve">.</w:t>
+      </w:r>
+      <w:r>
+        <w:t xml:space="preserve"> </w:t>
+      </w:r>
+      <w:r>
+        <w:t xml:space="preserve">The objectives of these studies included addressing issues of pollution/contamination, providing benchmark/baseline information, investigating pedological and weathering properties and processes, and soil surveying and mapping</w:t>
+      </w:r>
+      <w:r>
+        <w:t xml:space="preserve"> </w:t>
+      </w:r>
+      <w:r>
+        <w:t xml:space="preserve">(</w:t>
+      </w:r>
+      <w:hyperlink w:anchor="ref-wilson2008">
+        <w:r>
+          <w:rPr>
+            <w:rStyle w:val="InternetLink"/>
+          </w:rPr>
+          <w:t xml:space="preserve">Wilson et al., 2008</w:t>
+        </w:r>
+      </w:hyperlink>
+      <w:r>
+        <w:t xml:space="preserve">)</w:t>
+      </w:r>
+      <w:r>
+        <w:t xml:space="preserve">.</w:t>
+      </w:r>
+      <w:r>
+        <w:t xml:space="preserve"> </w:t>
+      </w:r>
+      <w:r>
+        <w:t xml:space="preserve">Variability in soil colour, typically using the Munsell colour system, is a commonly reported diagnostic feature used in soil classification and ranges in spatial scales from reconnaissance to detailed soil surveys and maps.</w:t>
+      </w:r>
+      <w:r>
+        <w:t xml:space="preserve"> </w:t>
+      </w:r>
+      <w:r>
+        <w:t xml:space="preserve">For sediment fingerprinting studies, these types of studies are often too site-specific or focus on a smaller subset of soil properties to effectively guide sample design to ensure the desired confidence is met characterizing sources of sediment.</w:t>
+      </w:r>
+      <w:r>
+        <w:t xml:space="preserve"> </w:t>
+      </w:r>
+      <w:r>
+        <w:t xml:space="preserve">Data distributions in soil science commonly exhibit a positively skewed distribution.</w:t>
+      </w:r>
+      <w:r>
+        <w:t xml:space="preserve"> </w:t>
+      </w:r>
+      <w:r>
+        <w:t xml:space="preserve">This is likely due to several factors including that data of this nature are a semi-bounded distribution, with a lower bound of zero and no upper bound.</w:t>
+      </w:r>
+      <w:r>
+        <w:t xml:space="preserve"> </w:t>
+      </w:r>
+      <w:r>
+        <w:t xml:space="preserve">Hot spots of soil processes, local variations in soil forming factors, and soil/land management practices can also lead to more extreme values</w:t>
+      </w:r>
+      <w:r>
+        <w:t xml:space="preserve"> </w:t>
+      </w:r>
+      <w:r>
+        <w:t xml:space="preserve">(e.g.,</w:t>
+      </w:r>
+      <w:r>
+        <w:t xml:space="preserve"> </w:t>
+      </w:r>
+      <w:hyperlink w:anchor="ref-vidon2010">
+        <w:r>
+          <w:rPr>
+            <w:rStyle w:val="InternetLink"/>
+          </w:rPr>
+          <w:t xml:space="preserve">Vidon et al., 2010</w:t>
+        </w:r>
+      </w:hyperlink>
+      <w:r>
+        <w:t xml:space="preserve">)</w:t>
+      </w:r>
+      <w:r>
+        <w:t xml:space="preserve">.</w:t>
+      </w:r>
+      <w:r>
+        <w:t xml:space="preserve"> </w:t>
+      </w:r>
+      <w:r>
+        <w:t xml:space="preserve">In many cases the cumulative effects of these processes, factors, and practices are multiplicative (i.e., interact) and not linearly additive, resulting in a skewed data distribution.</w:t>
+      </w:r>
+      <w:r>
+        <w:t xml:space="preserve"> </w:t>
+      </w:r>
+      <w:r>
+        <w:t xml:space="preserve">Lastly, the distribution of data will also be a product of the scale of observation, number of samples, and sampling design.</w:t>
+      </w:r>
+      <w:r>
+        <w:t xml:space="preserve"> </w:t>
+      </w:r>
+      <w:r>
+        <w:t xml:space="preserve">Soil colour properties exhibited a near-normal distribution with a low CV which is consistent with claims that soil hue and value (Munsell colour system) have a low CV</w:t>
+      </w:r>
+      <w:r>
+        <w:t xml:space="preserve"> </w:t>
+      </w:r>
+      <w:r>
+        <w:t xml:space="preserve">(</w:t>
+      </w:r>
+      <w:hyperlink w:anchor="ref-pennock2008">
+        <w:r>
+          <w:rPr>
+            <w:rStyle w:val="InternetLink"/>
+          </w:rPr>
+          <w:t xml:space="preserve">Pennock et al., 2008</w:t>
+        </w:r>
+      </w:hyperlink>
+      <w:r>
+        <w:t xml:space="preserve">)</w:t>
+      </w:r>
+      <w:r>
+        <w:t xml:space="preserve">.</w:t>
+      </w:r>
+      <w:r>
+        <w:t xml:space="preserve"> </w:t>
+      </w:r>
+      <w:r>
+        <w:t xml:space="preserve">These data distribution properties are ideal for statistical and environmental modeling as it typically meets the model assumptions without requiring transformations.</w:t>
+      </w:r>
+      <w:r>
+        <w:t xml:space="preserve"> </w:t>
+      </w:r>
+      <w:r>
+        <w:t xml:space="preserve">Soil colour coefficients (</w:t>
+      </w:r>
+      <w:r>
+        <w:rPr>
+          <w:i/>
+          <w:iCs/>
+        </w:rPr>
+        <w:t xml:space="preserve">a*</w:t>
+      </w:r>
+      <w:r>
+        <w:t xml:space="preserve">,</w:t>
+      </w:r>
+      <w:r>
+        <w:t xml:space="preserve"> </w:t>
+      </w:r>
+      <w:r>
+        <w:rPr>
+          <w:i/>
+          <w:iCs/>
+        </w:rPr>
+        <w:t xml:space="preserve">b*</w:t>
+      </w:r>
+      <w:r>
+        <w:t xml:space="preserve">,</w:t>
+      </w:r>
+      <w:r>
+        <w:t xml:space="preserve"> </w:t>
+      </w:r>
+      <w:r>
+        <w:rPr>
+          <w:i/>
+          <w:iCs/>
+        </w:rPr>
+        <w:t xml:space="preserve">c*</w:t>
+      </w:r>
+      <w:r>
+        <w:t xml:space="preserve">,</w:t>
+      </w:r>
+      <w:r>
+        <w:t xml:space="preserve"> </w:t>
+      </w:r>
+      <w:r>
+        <w:rPr>
+          <w:i/>
+          <w:iCs/>
+        </w:rPr>
+        <w:t xml:space="preserve">h*</w:t>
+      </w:r>
+      <w:r>
+        <w:t xml:space="preserve">,</w:t>
+      </w:r>
+      <w:r>
+        <w:t xml:space="preserve"> </w:t>
+      </w:r>
+      <w:r>
+        <w:rPr>
+          <w:i/>
+          <w:iCs/>
+        </w:rPr>
+        <w:t xml:space="preserve">x</w:t>
+      </w:r>
+      <w:r>
+        <w:t xml:space="preserve">) showed near-normal distributions and low CVs (</w:t>
+      </w:r>
+      <w:hyperlink w:anchor="tbl-univariate-summary">
+        <w:r>
+          <w:rPr>
+            <w:rStyle w:val="InternetLink"/>
+          </w:rPr>
+          <w:t xml:space="preserve">Table 1</w:t>
+        </w:r>
+      </w:hyperlink>
+      <w:r>
+        <w:t xml:space="preserve">), supporting their suitability for mixing models that assume normality and require low within-source variability.</w:t>
+      </w:r>
+    </w:p>
+    <w:p>
+      <w:pPr>
+        <w:pStyle w:val="TextBody"/>
+      </w:pPr>
+      <w:r>
+        <w:t xml:space="preserve">The geochemical properties exhibited greater variability and skewness despite removing coarse fraction, reflecting site-specific pedogenic and geomorphic processes and organic matter differences.</w:t>
+      </w:r>
+      <w:r>
+        <w:t xml:space="preserve"> </w:t>
+      </w:r>
+      <w:r>
+        <w:t xml:space="preserve">Trace elements correlate strongly with fine material (&lt;2 μm) due to its high surface area and reactivity</w:t>
+      </w:r>
+      <w:r>
+        <w:t xml:space="preserve"> </w:t>
+      </w:r>
+      <w:r>
+        <w:t xml:space="preserve">(</w:t>
+      </w:r>
+      <w:hyperlink w:anchor="ref-horowitz1991">
+        <w:r>
+          <w:rPr>
+            <w:rStyle w:val="InternetLink"/>
+          </w:rPr>
+          <w:t xml:space="preserve">Horowitz, 1991</w:t>
+        </w:r>
+      </w:hyperlink>
+      <w:r>
+        <w:t xml:space="preserve">)</w:t>
+      </w:r>
+      <w:r>
+        <w:t xml:space="preserve">.</w:t>
+      </w:r>
+      <w:r>
+        <w:t xml:space="preserve"> </w:t>
+      </w:r>
+      <w:r>
+        <w:t xml:space="preserve">Removing sand-sized material reduced grain-size effects, likely resulting in lower variability than in bulk soil studies (&lt;2 mm).</w:t>
+      </w:r>
+      <w:r>
+        <w:t xml:space="preserve"> </w:t>
+      </w:r>
+      <w:r>
+        <w:t xml:space="preserve">In particular, the forested site exhibited a greater amount of variability which is likely due to the more complex topography and geomorphic setting.</w:t>
+      </w:r>
+      <w:r>
+        <w:t xml:space="preserve"> </w:t>
+      </w:r>
+      <w:r>
+        <w:t xml:space="preserve">The floodplain within the forested site is likely accumulating shale-rich material derived from the Manitoba Escarpment which is enriched in trace metals</w:t>
+      </w:r>
+      <w:r>
+        <w:t xml:space="preserve"> </w:t>
+      </w:r>
+      <w:r>
+        <w:t xml:space="preserve">(</w:t>
+      </w:r>
+      <w:hyperlink w:anchor="ref-nicolas2011">
+        <w:r>
+          <w:rPr>
+            <w:rStyle w:val="InternetLink"/>
+          </w:rPr>
+          <w:t xml:space="preserve">Nicolas and Bamburak, 2011</w:t>
+        </w:r>
+      </w:hyperlink>
+      <w:r>
+        <w:t xml:space="preserve">)</w:t>
+      </w:r>
+      <w:r>
+        <w:t xml:space="preserve">.</w:t>
+      </w:r>
+      <w:r>
+        <w:t xml:space="preserve"> </w:t>
+      </w:r>
+      <w:r>
+        <w:t xml:space="preserve">This creates a zone of high concentrations relative to upland areas (</w:t>
+      </w:r>
+      <w:hyperlink w:anchor="fig-forest_map">
+        <w:r>
+          <w:rPr>
+            <w:rStyle w:val="InternetLink"/>
+          </w:rPr>
+          <w:t xml:space="preserve">Figure 3</w:t>
+        </w:r>
+      </w:hyperlink>
+      <w:r>
+        <w:t xml:space="preserve">).</w:t>
+      </w:r>
+      <w:r>
+        <w:t xml:space="preserve"> </w:t>
+      </w:r>
+      <w:r>
+        <w:t xml:space="preserve">The forested site also had a higher and much more variable soil organic matter content (x̄ = 11.6 %, CV = 51.9 %) as compared to the agricultural site (x̄ = 8.6 %, CV = 16.1 %), which similarly to the grain size distribution, can influence the concentration of many major and trace elements</w:t>
+      </w:r>
+      <w:r>
+        <w:t xml:space="preserve"> </w:t>
+      </w:r>
+      <w:r>
+        <w:t xml:space="preserve">(</w:t>
+      </w:r>
+      <w:hyperlink w:anchor="ref-horowitz1991">
+        <w:r>
+          <w:rPr>
+            <w:rStyle w:val="InternetLink"/>
+          </w:rPr>
+          <w:t xml:space="preserve">Horowitz, 1991</w:t>
+        </w:r>
+      </w:hyperlink>
+      <w:r>
+        <w:t xml:space="preserve">)</w:t>
+      </w:r>
+      <w:r>
+        <w:t xml:space="preserve">.</w:t>
+      </w:r>
+      <w:r>
+        <w:t xml:space="preserve"> </w:t>
+      </w:r>
+      <w:r>
+        <w:t xml:space="preserve">These results provide evidence that land use and landscape complexity play a role in driving soil property variability that can be considered when developing a strategic sampling design.</w:t>
+      </w:r>
+    </w:p>
+    <w:bookmarkEnd w:id="54"/>
+    <w:bookmarkStart w:id="55" w:name="spatial-distribution"/>
+    <w:p>
+      <w:pPr>
+        <w:pStyle w:val="Heading3"/>
+      </w:pPr>
+      <w:r>
+        <w:t xml:space="preserve">4.2 Spatial distribution</w:t>
+      </w:r>
+    </w:p>
+    <w:p>
+      <w:pPr>
+        <w:pStyle w:val="FirstParagraph"/>
+      </w:pPr>
+      <w:r>
+        <w:t xml:space="preserve">The difference in the number of soil properties and the magnitude of the spatial auto correlation between the two sites can be used in designing an effect sampling campaign.</w:t>
+      </w:r>
+      <w:r>
+        <w:t xml:space="preserve"> </w:t>
+      </w:r>
+      <w:r>
+        <w:t xml:space="preserve">The agricultural site, which has a simpler topography and a higher degree of spatial autocorrelation, grid sampling with spacing on the order of the semivariogram range (∼200–220 m) is adequate for mapping.</w:t>
+      </w:r>
+      <w:r>
+        <w:t xml:space="preserve"> </w:t>
+      </w:r>
+      <w:r>
+        <w:t xml:space="preserve">In contrast, the forested site, which has a more complex geomorphic setting and a lower degree of spatial autocorrelation, a stratified sampling design is recommended.</w:t>
+      </w:r>
+      <w:r>
+        <w:t xml:space="preserve"> </w:t>
+      </w:r>
+      <w:r>
+        <w:t xml:space="preserve">At the forested, site the stratas could include near-stream and hillslope environments (</w:t>
+      </w:r>
+      <w:hyperlink w:anchor="fig-cluster">
+        <w:r>
+          <w:rPr>
+            <w:rStyle w:val="InternetLink"/>
+          </w:rPr>
+          <w:t xml:space="preserve">Figure 5</w:t>
+        </w:r>
+      </w:hyperlink>
+      <w:r>
+        <w:t xml:space="preserve">).</w:t>
+      </w:r>
+      <w:r>
+        <w:t xml:space="preserve"> </w:t>
+      </w:r>
+      <w:r>
+        <w:t xml:space="preserve">When the spatial distribution of soil properties are unknown, often the case in fingerprinting studies, it is recommended that sampling include irregularly spaced points (including &lt;100 m) to better resolve short-range structure.</w:t>
+      </w:r>
+      <w:r>
+        <w:t xml:space="preserve"> </w:t>
+      </w:r>
+      <w:r>
+        <w:t xml:space="preserve">This is important for improving variogram modeling and kriging interpolation</w:t>
+      </w:r>
+      <w:r>
+        <w:t xml:space="preserve"> </w:t>
+      </w:r>
+      <w:r>
+        <w:t xml:space="preserve">(</w:t>
+      </w:r>
+      <w:hyperlink w:anchor="ref-lark2018">
+        <w:r>
+          <w:rPr>
+            <w:rStyle w:val="InternetLink"/>
+          </w:rPr>
+          <w:t xml:space="preserve">Lark and Marchant, 2018</w:t>
+        </w:r>
+      </w:hyperlink>
+      <w:r>
+        <w:t xml:space="preserve">)</w:t>
+      </w:r>
+      <w:r>
+        <w:t xml:space="preserve">.</w:t>
+      </w:r>
+      <w:r>
+        <w:t xml:space="preserve"> </w:t>
+      </w:r>
+      <w:r>
+        <w:t xml:space="preserve">Properties lacking spatial autocorrelation at the forest site (Fe, Rb,</w:t>
+      </w:r>
+      <w:r>
+        <w:t xml:space="preserve"> </w:t>
+      </w:r>
+      <w:r>
+        <w:rPr>
+          <w:i/>
+          <w:iCs/>
+        </w:rPr>
+        <w:t xml:space="preserve">a*</w:t>
+      </w:r>
+      <w:r>
+        <w:t xml:space="preserve">,</w:t>
+      </w:r>
+      <w:r>
+        <w:t xml:space="preserve"> </w:t>
+      </w:r>
+      <w:r>
+        <w:rPr>
+          <w:i/>
+          <w:iCs/>
+        </w:rPr>
+        <w:t xml:space="preserve">b*</w:t>
+      </w:r>
+      <w:r>
+        <w:t xml:space="preserve">,</w:t>
+      </w:r>
+      <w:r>
+        <w:t xml:space="preserve"> </w:t>
+      </w:r>
+      <w:r>
+        <w:rPr>
+          <w:i/>
+          <w:iCs/>
+        </w:rPr>
+        <w:t xml:space="preserve">c*</w:t>
+      </w:r>
+      <w:r>
+        <w:t xml:space="preserve">,</w:t>
+      </w:r>
+      <w:r>
+        <w:t xml:space="preserve"> </w:t>
+      </w:r>
+      <w:r>
+        <w:rPr>
+          <w:i/>
+          <w:iCs/>
+        </w:rPr>
+        <w:t xml:space="preserve">x</w:t>
+      </w:r>
+      <w:r>
+        <w:t xml:space="preserve">) likely reflect mixed depositional environments and fine-scale heterogeneity that exceed the sampling resolution; acknowledging their behavior is critical when selecting fingerprints.</w:t>
+      </w:r>
+    </w:p>
+    <w:p>
+      <w:pPr>
+        <w:pStyle w:val="TextBody"/>
+      </w:pPr>
+      <w:r>
+        <w:t xml:space="preserve">Mapping the soil properties that have a moderate to high spatial dependence can provide information on underlying soil forming processes and properties.</w:t>
+      </w:r>
+      <w:r>
+        <w:t xml:space="preserve"> </w:t>
+      </w:r>
+      <w:r>
+        <w:t xml:space="preserve">At both sites, to some extent, the patterns appear to reflect the topography of the sites suggesting that geomorphic and hydrologic processes and properties are likely driving the observed patterns.</w:t>
+      </w:r>
+      <w:r>
+        <w:t xml:space="preserve"> </w:t>
+      </w:r>
+      <w:r>
+        <w:t xml:space="preserve">Koiter et al.</w:t>
+      </w:r>
+      <w:r>
+        <w:t xml:space="preserve"> </w:t>
+      </w:r>
+      <w:r>
+        <w:t xml:space="preserve">(</w:t>
+      </w:r>
+      <w:hyperlink w:anchor="ref-koiter2013">
+        <w:r>
+          <w:rPr>
+            <w:rStyle w:val="InternetLink"/>
+          </w:rPr>
+          <w:t xml:space="preserve">2013</w:t>
+        </w:r>
+      </w:hyperlink>
+      <w:r>
+        <w:t xml:space="preserve">)</w:t>
+      </w:r>
+      <w:r>
+        <w:t xml:space="preserve"> </w:t>
+      </w:r>
+      <w:r>
+        <w:t xml:space="preserve">discussed the issues surrounding the use of a statistical only approach to selecting fingerprints and that consideration of how fingerprints have developed improves the robustness of the sediment fingerprinting approach.</w:t>
+      </w:r>
+      <w:r>
+        <w:t xml:space="preserve"> </w:t>
+      </w:r>
+      <w:r>
+        <w:t xml:space="preserve">However, local information on the spatial distribution of geochemical and colour properties at field scales (&lt; 1 km²) is often unavailable, and the processes driving these patterns are also not well documented or studied.</w:t>
+      </w:r>
+      <w:r>
+        <w:t xml:space="preserve"> </w:t>
+      </w:r>
+      <w:r>
+        <w:t xml:space="preserve">When such information does exist, it typically focuses on agronomically important properties</w:t>
+      </w:r>
+      <w:r>
+        <w:t xml:space="preserve"> </w:t>
+      </w:r>
+      <w:r>
+        <w:t xml:space="preserve">(e.g.,</w:t>
+      </w:r>
+      <w:r>
+        <w:t xml:space="preserve"> </w:t>
+      </w:r>
+      <w:hyperlink w:anchor="ref-mzuku2005">
+        <w:r>
+          <w:rPr>
+            <w:rStyle w:val="InternetLink"/>
+          </w:rPr>
+          <w:t xml:space="preserve">Mzuku et al., 2005</w:t>
+        </w:r>
+      </w:hyperlink>
+      <w:r>
+        <w:t xml:space="preserve">)</w:t>
+      </w:r>
+      <w:r>
+        <w:t xml:space="preserve"> </w:t>
+      </w:r>
+      <w:r>
+        <w:t xml:space="preserve">or is used for soil classification</w:t>
+      </w:r>
+      <w:r>
+        <w:t xml:space="preserve"> </w:t>
+      </w:r>
+      <w:r>
+        <w:t xml:space="preserve">(e.g.,</w:t>
+      </w:r>
+      <w:r>
+        <w:t xml:space="preserve"> </w:t>
+      </w:r>
+      <w:hyperlink w:anchor="ref-soilclassificationworkinggroup1998">
+        <w:r>
+          <w:rPr>
+            <w:rStyle w:val="InternetLink"/>
+          </w:rPr>
+          <w:t xml:space="preserve">Group, 1998</w:t>
+        </w:r>
+      </w:hyperlink>
+      <w:r>
+        <w:t xml:space="preserve">)</w:t>
+      </w:r>
+      <w:r>
+        <w:t xml:space="preserve">.</w:t>
+      </w:r>
+      <w:r>
+        <w:t xml:space="preserve"> </w:t>
+      </w:r>
+      <w:r>
+        <w:t xml:space="preserve">These datasets usually include geochemical properties such as N, P, K, S, Ca, Mg, Na, Fe, and Al.</w:t>
+      </w:r>
+      <w:r>
+        <w:t xml:space="preserve"> </w:t>
+      </w:r>
+      <w:r>
+        <w:t xml:space="preserve">They may also include colour characteristics, such as Munsell hue, value, and chroma, as well as other soil properties like texture, organic matter content, and pH. The lack of information on the wide range of soil properties used in fingerprinting studies means the researchers are relying on other data, most often elevation and geomorphic/topographic features, for informing sampling designs.</w:t>
+      </w:r>
+      <w:r>
+        <w:t xml:space="preserve"> </w:t>
+      </w:r>
+      <w:r>
+        <w:t xml:space="preserve">The results from this study support this approach at the agricultural site where the terrain is less complex.</w:t>
+      </w:r>
+    </w:p>
+    <w:bookmarkEnd w:id="55"/>
+    <w:bookmarkStart w:id="56" w:name="terrain-attributes-and-soil-properties"/>
+    <w:p>
+      <w:pPr>
+        <w:pStyle w:val="Heading3"/>
+      </w:pPr>
+      <w:r>
+        <w:t xml:space="preserve">4.3 Terrain attributes and soil properties</w:t>
+      </w:r>
+    </w:p>
+    <w:p>
+      <w:pPr>
+        <w:pStyle w:val="FirstParagraph"/>
+      </w:pPr>
+      <w:r>
+        <w:t xml:space="preserve">The correlation analysis identified elevation and wetness as being significantly correlated to most of the fingerprint properties at the agricultural site.</w:t>
+      </w:r>
+      <w:r>
+        <w:t xml:space="preserve"> </w:t>
+      </w:r>
+      <w:r>
+        <w:t xml:space="preserve">Similarly, the RF regression identified elevation, wetness, and relative slope position as important attributes in explaining most of the observed variation in soil geochemical and colour properties.</w:t>
+      </w:r>
+      <w:r>
+        <w:t xml:space="preserve"> </w:t>
+      </w:r>
+      <w:r>
+        <w:t xml:space="preserve">These terrain attributes align with established pedogenic and geomorphic processes, including eluviation–illuviation of Fe and clay, carbonate dissolution and transport, and organic matter accumulation in lower positions, and thereby indirectly influence soil geochemistry and colour.</w:t>
+      </w:r>
+    </w:p>
+    <w:p>
+      <w:pPr>
+        <w:pStyle w:val="TextBody"/>
+      </w:pPr>
+      <w:r>
+        <w:t xml:space="preserve">The results of this study are consistent with the findings of Mashalaba et al.</w:t>
+      </w:r>
+      <w:r>
+        <w:t xml:space="preserve"> </w:t>
+      </w:r>
+      <w:r>
+        <w:t xml:space="preserve">(</w:t>
+      </w:r>
+      <w:hyperlink w:anchor="ref-mashalaba2020">
+        <w:r>
+          <w:rPr>
+            <w:rStyle w:val="InternetLink"/>
+          </w:rPr>
+          <w:t xml:space="preserve">2020</w:t>
+        </w:r>
+      </w:hyperlink>
+      <w:r>
+        <w:t xml:space="preserve">)</w:t>
+      </w:r>
+      <w:r>
+        <w:t xml:space="preserve"> </w:t>
+      </w:r>
+      <w:r>
+        <w:t xml:space="preserve">who also found that similar terrain attributes were important in predicting a range of other soil properties including texture, bulk density, and hydaulic conductivity.</w:t>
+      </w:r>
+      <w:r>
+        <w:t xml:space="preserve"> </w:t>
+      </w:r>
+      <w:r>
+        <w:t xml:space="preserve">These attributes likely emerged as the most important factor in explaining the observed variability as they are strongly linked to a range of geomorphic and hydrologic processes and conditions</w:t>
+      </w:r>
+      <w:r>
+        <w:t xml:space="preserve"> </w:t>
+      </w:r>
+      <w:r>
+        <w:t xml:space="preserve">(</w:t>
+      </w:r>
+      <w:hyperlink w:anchor="ref-libohova2024">
+        <w:r>
+          <w:rPr>
+            <w:rStyle w:val="InternetLink"/>
+          </w:rPr>
+          <w:t xml:space="preserve">Libohova et al., 2024</w:t>
+        </w:r>
+      </w:hyperlink>
+      <w:r>
+        <w:t xml:space="preserve">;</w:t>
+      </w:r>
+      <w:r>
+        <w:t xml:space="preserve"> </w:t>
+      </w:r>
+      <w:hyperlink w:anchor="ref-mello2022">
+        <w:r>
+          <w:rPr>
+            <w:rStyle w:val="InternetLink"/>
+          </w:rPr>
+          <w:t xml:space="preserve">Mello et al., 2022</w:t>
+        </w:r>
+      </w:hyperlink>
+      <w:r>
+        <w:t xml:space="preserve">)</w:t>
+      </w:r>
+      <w:r>
+        <w:t xml:space="preserve">.</w:t>
+      </w:r>
+      <w:r>
+        <w:t xml:space="preserve"> </w:t>
+      </w:r>
+      <w:r>
+        <w:t xml:space="preserve">For example, in eroded landscapes in the Prairie region of Canada, Ca concentrations have been found to be higher in upper slope positions from erosion and subsequent exposure of high-carbonate subsoil</w:t>
+      </w:r>
+      <w:r>
+        <w:t xml:space="preserve"> </w:t>
+      </w:r>
+      <w:r>
+        <w:t xml:space="preserve">(</w:t>
+      </w:r>
+      <w:hyperlink w:anchor="ref-papiernik2005">
+        <w:r>
+          <w:rPr>
+            <w:rStyle w:val="InternetLink"/>
+          </w:rPr>
+          <w:t xml:space="preserve">Papiernik et al., 2005</w:t>
+        </w:r>
+      </w:hyperlink>
+      <w:r>
+        <w:t xml:space="preserve">)</w:t>
+      </w:r>
+      <w:r>
+        <w:t xml:space="preserve">.</w:t>
+      </w:r>
+      <w:r>
+        <w:t xml:space="preserve"> </w:t>
+      </w:r>
+      <w:r>
+        <w:t xml:space="preserve">In contrast, higher Ca concentrations have been noted in lower slope and depressional areas due to higher solubility of many Ca-minerals (e.g., CaCO3) and the subsequent downslope transport in solution and reduced leaching losses in these accumulation zones.</w:t>
+      </w:r>
+    </w:p>
+    <w:p>
+      <w:pPr>
+        <w:pStyle w:val="TextBody"/>
+      </w:pPr>
+      <w:r>
+        <w:t xml:space="preserve">Landscape position can also have a strong influence on pedogenic process; for example, the translocation of Fe and clay down the soil profile is a diagnostic criterion used in classifying soils</w:t>
+      </w:r>
+      <w:r>
+        <w:t xml:space="preserve"> </w:t>
+      </w:r>
+      <w:r>
+        <w:t xml:space="preserve">(</w:t>
+      </w:r>
+      <w:hyperlink w:anchor="ref-stonehouse1971">
+        <w:r>
+          <w:rPr>
+            <w:rStyle w:val="InternetLink"/>
+          </w:rPr>
+          <w:t xml:space="preserve">Stonehouse and St. Arnaud, 1971</w:t>
+        </w:r>
+      </w:hyperlink>
+      <w:r>
+        <w:t xml:space="preserve">)</w:t>
+      </w:r>
+      <w:r>
+        <w:t xml:space="preserve">.</w:t>
+      </w:r>
+      <w:r>
+        <w:t xml:space="preserve"> </w:t>
+      </w:r>
+      <w:r>
+        <w:t xml:space="preserve">Soil colour also tends to change in a predictable manner in relation to local relief.</w:t>
+      </w:r>
+      <w:r>
+        <w:t xml:space="preserve"> </w:t>
+      </w:r>
+      <w:r>
+        <w:t xml:space="preserve">Tillage and water erosion results in the net loss of darker organic-rich topsoil from upper slope positions resulting in the exposure of the lighter subsoil</w:t>
+      </w:r>
+      <w:r>
+        <w:t xml:space="preserve"> </w:t>
+      </w:r>
+      <w:r>
+        <w:t xml:space="preserve">(</w:t>
+      </w:r>
+      <w:hyperlink w:anchor="ref-papiernik2005">
+        <w:r>
+          <w:rPr>
+            <w:rStyle w:val="InternetLink"/>
+          </w:rPr>
+          <w:t xml:space="preserve">Papiernik et al., 2005</w:t>
+        </w:r>
+      </w:hyperlink>
+      <w:r>
+        <w:t xml:space="preserve">)</w:t>
+      </w:r>
+      <w:r>
+        <w:t xml:space="preserve">.</w:t>
+      </w:r>
+      <w:r>
+        <w:t xml:space="preserve"> </w:t>
+      </w:r>
+      <w:r>
+        <w:t xml:space="preserve">Moisture availability is also greater in lower slope and depressional areas, resulting in increased organic matter production and consequently darker, organic-rich topsoil compared to upper slope positions.</w:t>
+      </w:r>
+      <w:r>
+        <w:t xml:space="preserve"> </w:t>
+      </w:r>
+      <w:r>
+        <w:t xml:space="preserve">There is also evidence that suggests that soil texture varies with elevation and slope position, with coarser material on upper slopes and finer material accumulating in lower positions</w:t>
+      </w:r>
+      <w:r>
+        <w:t xml:space="preserve"> </w:t>
+      </w:r>
+      <w:r>
+        <w:t xml:space="preserve">(</w:t>
+      </w:r>
+      <w:hyperlink w:anchor="ref-cox2003">
+        <w:r>
+          <w:rPr>
+            <w:rStyle w:val="InternetLink"/>
+          </w:rPr>
+          <w:t xml:space="preserve">Cox et al., 2003</w:t>
+        </w:r>
+      </w:hyperlink>
+      <w:r>
+        <w:t xml:space="preserve">;</w:t>
+      </w:r>
+      <w:r>
+        <w:t xml:space="preserve"> </w:t>
+      </w:r>
+      <w:hyperlink w:anchor="ref-kokulan2018">
+        <w:r>
+          <w:rPr>
+            <w:rStyle w:val="InternetLink"/>
+          </w:rPr>
+          <w:t xml:space="preserve">Kokulan et al., 2018</w:t>
+        </w:r>
+      </w:hyperlink>
+      <w:r>
+        <w:t xml:space="preserve">)</w:t>
+      </w:r>
+      <w:r>
+        <w:t xml:space="preserve">.</w:t>
+      </w:r>
+      <w:r>
+        <w:t xml:space="preserve"> </w:t>
+      </w:r>
+      <w:r>
+        <w:t xml:space="preserve">Given the strong correlation of organic matter and texture with soil geochemistry</w:t>
+      </w:r>
+      <w:r>
+        <w:t xml:space="preserve"> </w:t>
+      </w:r>
+      <w:r>
+        <w:t xml:space="preserve">(</w:t>
+      </w:r>
+      <w:hyperlink w:anchor="ref-horowitz1991">
+        <w:r>
+          <w:rPr>
+            <w:rStyle w:val="InternetLink"/>
+          </w:rPr>
+          <w:t xml:space="preserve">Horowitz, 1991</w:t>
+        </w:r>
+      </w:hyperlink>
+      <w:r>
+        <w:t xml:space="preserve">)</w:t>
+      </w:r>
+      <w:r>
+        <w:t xml:space="preserve"> </w:t>
+      </w:r>
+      <w:r>
+        <w:t xml:space="preserve">and colour</w:t>
+      </w:r>
+      <w:r>
+        <w:t xml:space="preserve"> </w:t>
+      </w:r>
+      <w:r>
+        <w:t xml:space="preserve">(</w:t>
+      </w:r>
+      <w:hyperlink w:anchor="ref-viscarrarossel2009">
+        <w:r>
+          <w:rPr>
+            <w:rStyle w:val="InternetLink"/>
+          </w:rPr>
+          <w:t xml:space="preserve">Viscarra Rossel et al., 2009</w:t>
+        </w:r>
+      </w:hyperlink>
+      <w:r>
+        <w:t xml:space="preserve">)</w:t>
+      </w:r>
+      <w:r>
+        <w:t xml:space="preserve">, these properties may also help explain the observed spatial patterns.</w:t>
+      </w:r>
+    </w:p>
+    <w:p>
+      <w:pPr>
+        <w:pStyle w:val="TextBody"/>
+      </w:pPr>
+      <w:r>
+        <w:t xml:space="preserve">Compared to the forest site, the RF regression model showed greater explanatory power and predictive performance for the agricultural site, likely due to its simpler topography.However, at the forested site, the RF model showed poor fit, and terrain variables were largely uninformative in predicting fingerprint properties (</w:t>
+      </w:r>
+      <w:hyperlink w:anchor="fig-cluster">
+        <w:r>
+          <w:rPr>
+            <w:rStyle w:val="InternetLink"/>
+          </w:rPr>
+          <w:t xml:space="preserve">Figure 5</w:t>
+        </w:r>
+      </w:hyperlink>
+      <w:r>
+        <w:t xml:space="preserve">); this likely reflects the increased geomorphic complexity of the site and the limitations of sparse sampling. Additional work is needed to fully assess the utility of terrain mapping in predicting and mapping fingerprint properties, particularly in complex terrains. Clustering based on terrain attributes using unsupervised RF regression (Figure 5) showed some promise in serving as an initial step in developing efficient and effective sampling designs (Pham et al., 2025). As high-quality LiDAR data and digital elevation models (DEMs) become increasingly available in many regions, researchers have the opportunity to integrate terrain attributes into their sampling frameworks. As Evrard et al. (2022) suggests, a balance between the number of samples and budget and logistical constraints needs to be made. This integration will help ensure adequate representation of key geomorphic and topographic features while reducing sampling and analytical costs by minimizing redundant sampling in similar areas.</w:t>
+      </w:r>
+    </w:p>
+    <w:bookmarkEnd w:id="56"/>
+    <w:bookmarkStart w:id="57" w:name="limitations-and-future-work"/>
+    <w:p>
+      <w:pPr>
+        <w:pStyle w:val="Heading3"/>
+      </w:pPr>
+      <w:r>
+        <w:t xml:space="preserve">4.4 Limitations and Future Work</w:t>
+      </w:r>
+    </w:p>
+    <w:p>
+      <w:pPr>
+        <w:pStyle w:val="FirstParagraph"/>
+      </w:pPr>
+      <w:r>
+        <w:t xml:space="preserve">The impact of sampling design the characterization of fingerprints can be substantial</w:t>
+      </w:r>
+      <w:r>
+        <w:t xml:space="preserve"> </w:t>
+      </w:r>
+      <w:r>
+        <w:t xml:space="preserve">(</w:t>
+      </w:r>
+      <w:hyperlink w:anchor="ref-lunamiño2024">
+        <w:r>
+          <w:rPr>
+            <w:rStyle w:val="InternetLink"/>
+          </w:rPr>
+          <w:t xml:space="preserve">Luna Miño et al., 2024</w:t>
+        </w:r>
+      </w:hyperlink>
+      <w:r>
+        <w:t xml:space="preserve">)</w:t>
+      </w:r>
+      <w:r>
+        <w:t xml:space="preserve">, which in turn can affect the apportionment results, and the conclusion and recommendations drawn from them.</w:t>
+      </w:r>
+      <w:r>
+        <w:t xml:space="preserve"> </w:t>
+      </w:r>
+      <w:r>
+        <w:t xml:space="preserve">However, due to the high cost of sample collection, preparation, and analysis, small sample sizes collected across a single season are commonplace and a source of uncertainty in sediment fingerprinting studies</w:t>
+      </w:r>
+      <w:r>
+        <w:t xml:space="preserve"> </w:t>
+      </w:r>
+      <w:r>
+        <w:t xml:space="preserve">(</w:t>
+      </w:r>
+      <w:hyperlink w:anchor="ref-evrard2022">
+        <w:r>
+          <w:rPr>
+            <w:rStyle w:val="InternetLink"/>
+          </w:rPr>
+          <w:t xml:space="preserve">Evrard et al., 2022</w:t>
+        </w:r>
+      </w:hyperlink>
+      <w:r>
+        <w:t xml:space="preserve">)</w:t>
+      </w:r>
+      <w:r>
+        <w:t xml:space="preserve">.</w:t>
+      </w:r>
+      <w:r>
+        <w:t xml:space="preserve"> </w:t>
+      </w:r>
+      <w:r>
+        <w:t xml:space="preserve">Therefore, the development of low-cost, easy, and accurate mapping of fingerprinting properties would be advantageous.</w:t>
+      </w:r>
+      <w:r>
+        <w:t xml:space="preserve"> </w:t>
+      </w:r>
+      <w:r>
+        <w:t xml:space="preserve">Terrain attributes have been successfully used in digital soil mapping exercises, demonstrating their value in spatially characterizing soil properties</w:t>
+      </w:r>
+      <w:r>
+        <w:t xml:space="preserve"> </w:t>
+      </w:r>
+      <w:r>
+        <w:t xml:space="preserve">(</w:t>
+      </w:r>
+      <w:hyperlink w:anchor="ref-rizzo2016">
+        <w:r>
+          <w:rPr>
+            <w:rStyle w:val="InternetLink"/>
+          </w:rPr>
+          <w:t xml:space="preserve">Rizzo et al., 2016</w:t>
+        </w:r>
+      </w:hyperlink>
+      <w:r>
+        <w:t xml:space="preserve">)</w:t>
+      </w:r>
+      <w:r>
+        <w:t xml:space="preserve">.</w:t>
+      </w:r>
+      <w:r>
+        <w:t xml:space="preserve"> </w:t>
+      </w:r>
+      <w:r>
+        <w:t xml:space="preserve">Building on this success, integrating terrain analysis into sediment source fingerprinting is promising, not only as a mechanism to improve the quality of source characterization, but to also better link source material to downstream sediment.</w:t>
+      </w:r>
+      <w:r>
+        <w:t xml:space="preserve"> </w:t>
+      </w:r>
+      <w:r>
+        <w:t xml:space="preserve">However, the inclusion of only two sites within in this study limits the generalizability of the findings to geomorphic settings with similar characteristics, highlighting the need for future research across a broader range of environments.</w:t>
+      </w:r>
+    </w:p>
+    <w:p>
+      <w:pPr>
+        <w:pStyle w:val="TextBody"/>
+      </w:pPr>
+      <w:r>
+        <w:t xml:space="preserve">The relatively small sample size (n=49 per site) in this study compromises the stability of the RF-derived importance metrics.</w:t>
+      </w:r>
+      <w:r>
+        <w:t xml:space="preserve"> </w:t>
+      </w:r>
+      <w:r>
+        <w:t xml:space="preserve">Similarly, the 100 m sample spacing likely fails to capture fine-scale heterogeneity, limiting the ability of the semivariogram models to characterize short-range spatial variability.</w:t>
+      </w:r>
+      <w:r>
+        <w:t xml:space="preserve"> </w:t>
+      </w:r>
+      <w:r>
+        <w:t xml:space="preserve">As a result, additional sampling at irregular spacing is highly recommended.</w:t>
+      </w:r>
+      <w:r>
+        <w:t xml:space="preserve"> </w:t>
+      </w:r>
+      <w:r>
+        <w:t xml:space="preserve">Because this study relies on single season of sampling there is no information on the stability of soil properties over time.</w:t>
+      </w:r>
+      <w:r>
+        <w:t xml:space="preserve"> </w:t>
+      </w:r>
+      <w:r>
+        <w:t xml:space="preserve">While sediment fingerprinting assumes consistent source signatures over time, few studies validate this due to the challenges associated with repeated sample collection</w:t>
+      </w:r>
+      <w:r>
+        <w:t xml:space="preserve"> </w:t>
+      </w:r>
+      <w:r>
+        <w:t xml:space="preserve">(</w:t>
+      </w:r>
+      <w:hyperlink w:anchor="ref-evrard2022">
+        <w:r>
+          <w:rPr>
+            <w:rStyle w:val="InternetLink"/>
+          </w:rPr>
+          <w:t xml:space="preserve">Evrard et al., 2022</w:t>
+        </w:r>
+      </w:hyperlink>
+      <w:r>
+        <w:t xml:space="preserve">)</w:t>
+      </w:r>
+      <w:r>
+        <w:t xml:space="preserve">.</w:t>
+      </w:r>
+    </w:p>
+    <w:p>
+      <w:pPr>
+        <w:pStyle w:val="TextBody"/>
+      </w:pPr>
+      <w:r>
+        <w:t xml:space="preserve">The continued integration of DEM-based sampling strategies and fingerprint mapping into sediment source fingerprinting approach will benefit from the development of a standardized framework, workflow, and set of best practices to ensure both robust and reliable results.</w:t>
+      </w:r>
+      <w:r>
+        <w:t xml:space="preserve"> </w:t>
+      </w:r>
+      <w:r>
+        <w:t xml:space="preserve">For example, differences in DEM resolution between sites in this study could influence curvature-based terrain attributes, introducing potential bias.</w:t>
+      </w:r>
+      <w:r>
+        <w:t xml:space="preserve"> </w:t>
+      </w:r>
+      <w:r>
+        <w:t xml:space="preserve">Furthermore, the use of isotropic variogram models may not adequately represent spatial autocorrelation in channelized landscapes, where directional variability is expected.</w:t>
+      </w:r>
+      <w:r>
+        <w:t xml:space="preserve"> </w:t>
+      </w:r>
+      <w:r>
+        <w:t xml:space="preserve">Additional work is needed to establish standardized protocols for DEM processing, terrain attribute calculation, and variogram modeling to ensure that methods work across a range of landscapes.</w:t>
+      </w:r>
+      <w:r>
+        <w:t xml:space="preserve"> </w:t>
+      </w:r>
+      <w:r>
+        <w:t xml:space="preserve">Lastly, coupling machine-learning approaches, such as RF regression, with process-based soil landscape models, geophysical surveys would further clarify fundamental mechanisms underlying observed patterns.</w:t>
+      </w:r>
+    </w:p>
+    <w:bookmarkEnd w:id="57"/>
+    <w:bookmarkEnd w:id="58"/>
+    <w:bookmarkStart w:id="59" w:name="conclusions"/>
+    <w:p>
+      <w:pPr>
+        <w:pStyle w:val="Heading2"/>
+      </w:pPr>
+      <w:r>
+        <w:t xml:space="preserve">5 Conclusions</w:t>
+      </w:r>
+    </w:p>
+    <w:p>
+      <w:pPr>
+        <w:pStyle w:val="FirstParagraph"/>
+      </w:pPr>
+      <w:r>
+        <w:t xml:space="preserve">Understanding the spatial variability and distribution of soil geochemical and colour properties at a field-scale is an important part of sediment source fingerprinting.</w:t>
+      </w:r>
+      <w:r>
+        <w:t xml:space="preserve"> </w:t>
+      </w:r>
+      <w:r>
+        <w:t xml:space="preserve">This study conducted both univariate and spatial analyses of a suite of soil geochemical and colour properties at two sites with contrasting land uses.</w:t>
+      </w:r>
+      <w:r>
+        <w:t xml:space="preserve"> </w:t>
+      </w:r>
+      <w:r>
+        <w:t xml:space="preserve">The agricultural site, characterized by a simple topography, exhibited lower coefficients of variation, approximately normal data distributions, and moderate to strong spatial autocorrelation across most measured properties.</w:t>
+      </w:r>
+      <w:r>
+        <w:t xml:space="preserve"> </w:t>
+      </w:r>
+      <w:r>
+        <w:t xml:space="preserve">In contrast, the forested site featured more geomorphologically complex terrain, with greater variability in soil properties, data distributions that more frequently deviated from normality, and fewer properties exhibiting spatial autocorrelation.</w:t>
+      </w:r>
+      <w:r>
+        <w:t xml:space="preserve"> </w:t>
+      </w:r>
+      <w:r>
+        <w:t xml:space="preserve">RF regression demonstrated that many fingerprint-relevant properties exhibit usable spatial dependence at the field scale.</w:t>
+      </w:r>
+    </w:p>
+    <w:p>
+      <w:pPr>
+        <w:pStyle w:val="TextBody"/>
+      </w:pPr>
+      <w:r>
+        <w:t xml:space="preserve">Elevation, wetness, and slope position explained a substantial portion of the observed variability only at the agricultural site, supporting the use of DEM-guided sampling strategies in simple terrains.</w:t>
+      </w:r>
+      <w:r>
+        <w:t xml:space="preserve"> </w:t>
+      </w:r>
+      <w:r>
+        <w:t xml:space="preserve">For effective mapping of sediment fingerprinting properties at the field scale, a grid spacing approximately equal to the site-specific semivariogram range (~200–230 m) is recommended.</w:t>
+      </w:r>
+      <w:r>
+        <w:t xml:space="preserve"> </w:t>
+      </w:r>
+      <w:r>
+        <w:t xml:space="preserve">In areas with complex terrain, stratified sampling should be implemented to capture spatial variability and improve representativeness.</w:t>
+      </w:r>
+      <w:r>
+        <w:t xml:space="preserve"> </w:t>
+      </w:r>
+      <w:r>
+        <w:t xml:space="preserve">Furthermore, colour coefficients such as</w:t>
+      </w:r>
+      <w:r>
+        <w:t xml:space="preserve"> </w:t>
+      </w:r>
+      <w:r>
+        <w:rPr>
+          <w:i/>
+          <w:iCs/>
+        </w:rPr>
+        <w:t xml:space="preserve">a*, b*, c*, h*</w:t>
+      </w:r>
+      <w:r>
+        <w:t xml:space="preserve">, and</w:t>
+      </w:r>
+      <w:r>
+        <w:t xml:space="preserve"> </w:t>
+      </w:r>
+      <w:r>
+        <w:rPr>
+          <w:i/>
+          <w:iCs/>
+        </w:rPr>
+        <w:t xml:space="preserve">x</w:t>
+      </w:r>
+      <w:r>
+        <w:t xml:space="preserve"> </w:t>
+      </w:r>
+      <w:r>
+        <w:t xml:space="preserve">are ideal for inclusion in sediment mixing models when low coefficients of variation and near-normal data distributions are assumed.</w:t>
+      </w:r>
+    </w:p>
+    <w:bookmarkEnd w:id="59"/>
+    <w:bookmarkStart w:id="60" w:name="acknowledgments"/>
+    <w:p>
+      <w:pPr>
+        <w:pStyle w:val="Heading2"/>
+      </w:pPr>
+      <w:r>
+        <w:t xml:space="preserve">Acknowledgments</w:t>
+      </w:r>
+    </w:p>
+    <w:p>
+      <w:pPr>
+        <w:pStyle w:val="FirstParagraph"/>
+      </w:pPr>
+      <w:r>
+        <w:t xml:space="preserve">Special thanks and recognition for the field and technical support from A.</w:t>
+      </w:r>
+      <w:r>
+        <w:t xml:space="preserve"> </w:t>
+      </w:r>
+      <w:r>
+        <w:t xml:space="preserve">Avila and the Riding Mountain National Park personnel.</w:t>
+      </w:r>
+    </w:p>
+    <w:bookmarkEnd w:id="60"/>
+    <w:bookmarkStart w:id="67" w:name="statements-and-declarations"/>
+    <w:p>
+      <w:pPr>
+        <w:pStyle w:val="Heading2"/>
+      </w:pPr>
+      <w:r>
+        <w:t xml:space="preserve">Statements and declarations</w:t>
+      </w:r>
+    </w:p>
+    <w:bookmarkStart w:id="61" w:name="funding"/>
+    <w:p>
+      <w:pPr>
+        <w:pStyle w:val="Heading3"/>
+      </w:pPr>
+      <w:r>
+        <w:t xml:space="preserve">Funding</w:t>
+      </w:r>
+    </w:p>
+    <w:p>
+      <w:pPr>
+        <w:pStyle w:val="FirstParagraph"/>
+      </w:pPr>
+      <w:r>
+        <w:t xml:space="preserve">This research was supported by the Natural Sciences and Engineering Research Council of Canada Discovery Grant - From source to sink: Investigating the linkages between sources of sediment and downstream water quality in Canadian watersheds - awarded to AJK (RGPIN-2019-05273).</w:t>
+      </w:r>
+    </w:p>
+    <w:bookmarkEnd w:id="61"/>
+    <w:bookmarkStart w:id="62" w:name="competing-interests"/>
+    <w:p>
+      <w:pPr>
+        <w:pStyle w:val="Heading3"/>
+      </w:pPr>
+      <w:r>
+        <w:t xml:space="preserve">Competing interests</w:t>
+      </w:r>
+    </w:p>
+    <w:p>
+      <w:pPr>
+        <w:pStyle w:val="FirstParagraph"/>
+      </w:pPr>
+      <w:r>
+        <w:t xml:space="preserve">The authors have no competing interests to declare that are relevant to the content of this article.</w:t>
+      </w:r>
+    </w:p>
+    <w:bookmarkEnd w:id="62"/>
+    <w:bookmarkStart w:id="65" w:name="data-and-code-availability"/>
+    <w:p>
+      <w:pPr>
+        <w:pStyle w:val="Heading3"/>
+      </w:pPr>
+      <w:r>
+        <w:t xml:space="preserve">Data and code availability</w:t>
+      </w:r>
+    </w:p>
+    <w:p>
+      <w:pPr>
+        <w:pStyle w:val="FirstParagraph"/>
+      </w:pPr>
+      <w:r>
+        <w:t xml:space="preserve">Data and source code for analysis and manuscript available on GitHub:</w:t>
+      </w:r>
+      <w:r>
+        <w:t xml:space="preserve"> </w:t>
+      </w:r>
+      <w:hyperlink r:id="rId63">
+        <w:r>
+          <w:rPr>
+            <w:rStyle w:val="InternetLink"/>
+          </w:rPr>
+          <w:t xml:space="preserve">https://github.com/alex-koiter/terrain-attributes</w:t>
+        </w:r>
+      </w:hyperlink>
+    </w:p>
+    <w:p>
+      <w:pPr>
+        <w:pStyle w:val="TextBody"/>
+      </w:pPr>
+      <w:r>
+        <w:t xml:space="preserve">Additional information, including analytical notebooks with details of the analysis and intermediate steps, is available online:</w:t>
+      </w:r>
+      <w:r>
+        <w:t xml:space="preserve"> </w:t>
+      </w:r>
+      <w:hyperlink r:id="rId64">
+        <w:r>
+          <w:rPr>
+            <w:rStyle w:val="InternetLink"/>
+          </w:rPr>
+          <w:t xml:space="preserve">https://alexkoiter.ca/terrain-attributes/</w:t>
+        </w:r>
+      </w:hyperlink>
+    </w:p>
+    <w:bookmarkEnd w:id="65"/>
+    <w:bookmarkStart w:id="66" w:name="author-contributions"/>
+    <w:p>
+      <w:pPr>
+        <w:pStyle w:val="Heading3"/>
+      </w:pPr>
+      <w:r>
+        <w:t xml:space="preserve">Author contributions</w:t>
+      </w:r>
+    </w:p>
+    <w:p>
+      <w:pPr>
+        <w:pStyle w:val="FirstParagraph"/>
+      </w:pPr>
+      <w:r>
+        <w:rPr>
+          <w:b/>
+          <w:bCs/>
+        </w:rPr>
+        <w:t xml:space="preserve">M Luna Miño</w:t>
+      </w:r>
+      <w:r>
+        <w:t xml:space="preserve"> </w:t>
+      </w:r>
+      <w:r>
+        <w:t xml:space="preserve">Methodology; Investigation; Data curation; Formal analysis; Writing - Original Draft; Writing - Review &amp; Editing</w:t>
+      </w:r>
+    </w:p>
+    <w:p>
+      <w:pPr>
+        <w:pStyle w:val="TextBody"/>
+      </w:pPr>
+      <w:r>
+        <w:rPr>
+          <w:b/>
+          <w:bCs/>
+        </w:rPr>
+        <w:t xml:space="preserve">A Koiter</w:t>
+      </w:r>
+      <w:r>
+        <w:t xml:space="preserve">: Conceptualization; Funding acquisition; Methodology; Investigation; Data curation; Formal analysis; Visualization; Writing - Original Draft; Writing – review and editing; Software; Project administration</w:t>
+      </w:r>
+    </w:p>
+    <w:p>
+      <w:pPr>
+        <w:pStyle w:val="TextBody"/>
+      </w:pPr>
+      <w:r>
+        <w:rPr>
+          <w:b/>
+          <w:bCs/>
+        </w:rPr>
+        <w:t xml:space="preserve">T Lychuk</w:t>
+      </w:r>
+      <w:r>
+        <w:t xml:space="preserve">: Methodology; Formal analysis; Writing - Review &amp; Editing</w:t>
+      </w:r>
+    </w:p>
+    <w:p>
+      <w:pPr>
+        <w:pStyle w:val="TextBody"/>
+      </w:pPr>
+      <w:r>
+        <w:rPr>
+          <w:b/>
+          <w:bCs/>
+        </w:rPr>
+        <w:t xml:space="preserve">A Waddel</w:t>
+      </w:r>
+      <w:r>
+        <w:t xml:space="preserve"> </w:t>
+      </w:r>
+      <w:r>
+        <w:t xml:space="preserve">Methodology; Formal analysis; Writing - Review &amp; Editing</w:t>
+      </w:r>
+    </w:p>
+    <w:p>
+      <w:pPr>
+        <w:pStyle w:val="TextBody"/>
+      </w:pPr>
+      <w:r>
+        <w:rPr>
+          <w:b/>
+          <w:bCs/>
+        </w:rPr>
+        <w:t xml:space="preserve">A Moulin</w:t>
+      </w:r>
+      <w:r>
+        <w:t xml:space="preserve"> </w:t>
+      </w:r>
+      <w:r>
+        <w:t xml:space="preserve">Methodology; Formal analysis; Writing - Review &amp; Editing</w:t>
+      </w:r>
+    </w:p>
+    <w:bookmarkEnd w:id="66"/>
+    <w:bookmarkEnd w:id="67"/>
+    <w:bookmarkStart w:id="188" w:name="references"/>
+    <w:p>
+      <w:pPr>
+        <w:pStyle w:val="Heading2"/>
+      </w:pPr>
+      <w:r>
+        <w:t xml:space="preserve">References</w:t>
+      </w:r>
+    </w:p>
+    <w:bookmarkStart w:id="187" w:name="refs"/>
+    <w:bookmarkStart w:id="69" w:name="ref-agisoft2021"/>
+    <w:p>
+      <w:pPr>
+        <w:pStyle w:val="Bibliography"/>
+      </w:pPr>
+      <w:r>
+        <w:t xml:space="preserve">Agisoft, 2021.</w:t>
+      </w:r>
+      <w:r>
+        <w:t xml:space="preserve"> </w:t>
+      </w:r>
+      <w:hyperlink r:id="rId68">
+        <w:r>
+          <w:rPr>
+            <w:rStyle w:val="InternetLink"/>
+          </w:rPr>
+          <w:t xml:space="preserve">Agisoft metashape: installer</w:t>
+        </w:r>
+      </w:hyperlink>
+      <w:r>
+        <w:t xml:space="preserve">.</w:t>
+      </w:r>
+    </w:p>
+    <w:bookmarkEnd w:id="69"/>
+    <w:bookmarkStart w:id="71" w:name="ref-beaudette2013"/>
+    <w:p>
+      <w:pPr>
+        <w:pStyle w:val="Bibliography"/>
+      </w:pPr>
+      <w:r>
+        <w:t xml:space="preserve">Beaudette, D.E., Dahlgren, R.A., O’Geen, A.T., 2013. Terrain-shape indices for modeling soil moisture dynamics. Soil Science Society of America Journal 77, 1696–1710.</w:t>
+      </w:r>
+      <w:r>
+        <w:t xml:space="preserve"> </w:t>
+      </w:r>
+      <w:hyperlink r:id="rId70">
+        <w:r>
+          <w:rPr>
+            <w:rStyle w:val="InternetLink"/>
+          </w:rPr>
+          <w:t xml:space="preserve">https://doi.org/10.2136/sssaj2013.02.0048</w:t>
+        </w:r>
+      </w:hyperlink>
+    </w:p>
+    <w:bookmarkEnd w:id="71"/>
+    <w:bookmarkStart w:id="73" w:name="ref-beck2018"/>
+    <w:p>
+      <w:pPr>
+        <w:pStyle w:val="Bibliography"/>
+      </w:pPr>
+      <w:r>
+        <w:t xml:space="preserve">Beck, H.E., Zimmermann, N.E., McVicar, T.R., Vergopolan, N., Berg, A., Wood, E.F., 2018. Present and future köppen-geiger climate classification maps at 1-km resolution. Scientific Data 5, 180214.</w:t>
+      </w:r>
+      <w:r>
+        <w:t xml:space="preserve"> </w:t>
+      </w:r>
+      <w:hyperlink r:id="rId72">
+        <w:r>
+          <w:rPr>
+            <w:rStyle w:val="InternetLink"/>
+          </w:rPr>
+          <w:t xml:space="preserve">https://doi.org/10.1038/sdata.2018.214</w:t>
+        </w:r>
+      </w:hyperlink>
+    </w:p>
+    <w:bookmarkEnd w:id="73"/>
+    <w:bookmarkStart w:id="75" w:name="ref-boudreault2018"/>
+    <w:p>
+      <w:pPr>
+        <w:pStyle w:val="Bibliography"/>
+      </w:pPr>
+      <w:r>
+        <w:t xml:space="preserve">Boudreault, M., Koiter, A.J., Lobb, D.A., Owens, P.N., Liu, K., Benoy, G., Danielescu, S., Li, S., 2018. Using colour, shape and radionuclide sediment fingerprints to identify sources of sediment in an agricultural watershed in atlantic canada. Canadian Water Resources Journal 43, 347–365. https://doi.org/</w:t>
+      </w:r>
+      <w:hyperlink r:id="rId74">
+        <w:r>
+          <w:rPr>
+            <w:rStyle w:val="InternetLink"/>
+          </w:rPr>
+          <w:t xml:space="preserve">https://doi.org/10.1080/07011784.2018.1451781</w:t>
+        </w:r>
+      </w:hyperlink>
+    </w:p>
+    <w:bookmarkEnd w:id="75"/>
+    <w:bookmarkStart w:id="77" w:name="ref-brown2004"/>
+    <w:p>
+      <w:pPr>
+        <w:pStyle w:val="Bibliography"/>
+      </w:pPr>
+      <w:r>
+        <w:t xml:space="preserve">Brown, D.J., Clayton, M.K., McSweeney, K., 2004. Potential terrain controls on soil color, texture contrast and grain-size deposition for the original catena landscape in uganda. Geoderma 122, 51–72.</w:t>
+      </w:r>
+      <w:r>
+        <w:t xml:space="preserve"> </w:t>
+      </w:r>
+      <w:hyperlink r:id="rId76">
+        <w:r>
+          <w:rPr>
+            <w:rStyle w:val="InternetLink"/>
+          </w:rPr>
+          <w:t xml:space="preserve">https://doi.org/10.1016/j.geoderma.2003.12.004</w:t>
+        </w:r>
+      </w:hyperlink>
+    </w:p>
+    <w:bookmarkEnd w:id="77"/>
+    <w:bookmarkStart w:id="79" w:name="ref-naturalresourcescanada2024"/>
+    <w:p>
+      <w:pPr>
+        <w:pStyle w:val="Bibliography"/>
+      </w:pPr>
+      <w:r>
+        <w:t xml:space="preserve">Canada, N.R., 2024.</w:t>
+      </w:r>
+      <w:r>
+        <w:t xml:space="preserve"> </w:t>
+      </w:r>
+      <w:hyperlink r:id="rId78">
+        <w:r>
+          <w:rPr>
+            <w:rStyle w:val="InternetLink"/>
+          </w:rPr>
+          <w:t xml:space="preserve">High Resolution Digital Elevation Model Mosaic (HRDEM Mosaic) - CanElevation Series</w:t>
+        </w:r>
+      </w:hyperlink>
+      <w:r>
+        <w:t xml:space="preserve">.</w:t>
+      </w:r>
+    </w:p>
+    <w:bookmarkEnd w:id="79"/>
+    <w:bookmarkStart w:id="81" w:name="ref-canty2025"/>
+    <w:p>
+      <w:pPr>
+        <w:pStyle w:val="Bibliography"/>
+      </w:pPr>
+      <w:r>
+        <w:t xml:space="preserve">Canty, A., Ripley, B., 2025. Boot: Bootstrap functions.</w:t>
+      </w:r>
+      <w:r>
+        <w:t xml:space="preserve"> </w:t>
+      </w:r>
+      <w:hyperlink r:id="rId80">
+        <w:r>
+          <w:rPr>
+            <w:rStyle w:val="InternetLink"/>
+          </w:rPr>
+          <w:t xml:space="preserve">https://doi.org/10.32614/CRAN.package.boot</w:t>
+        </w:r>
+      </w:hyperlink>
+    </w:p>
+    <w:bookmarkEnd w:id="81"/>
+    <w:bookmarkStart w:id="83" w:name="ref-collins2020"/>
+    <w:p>
+      <w:pPr>
+        <w:pStyle w:val="Bibliography"/>
+      </w:pPr>
+      <w:r>
+        <w:t xml:space="preserve">Collins, A.L., Blackwell, M., Boeckx, P., Chivers, C.-A., Emelko, M., Evrard, O., Foster, I., Gellis, A., Gholami, H., Granger, S., Harris, P., Horowitz, A.J., Laceby, J.P., Martinez-Carreras, N., Minella, J., Mol, L., Nosrati, K., Pulley, S., Silins, U., Silva, Y.J. da, Stone, M., Tiecher, T., Upadhayay, H.R., Zhang, Y., 2020. Sediment source fingerprinting: Benchmarking recent outputs, remaining challenges and emerging themes. Journal of Soils and Sediments 20, 4160–4193.</w:t>
+      </w:r>
+      <w:r>
+        <w:t xml:space="preserve"> </w:t>
+      </w:r>
+      <w:hyperlink r:id="rId82">
+        <w:r>
+          <w:rPr>
+            <w:rStyle w:val="InternetLink"/>
+          </w:rPr>
+          <w:t xml:space="preserve">https://doi.org/10.1007/s11368-020-02755-4</w:t>
+        </w:r>
+      </w:hyperlink>
+    </w:p>
+    <w:bookmarkEnd w:id="83"/>
+    <w:bookmarkStart w:id="85" w:name="ref-collins2019"/>
+    <w:p>
+      <w:pPr>
+        <w:pStyle w:val="Bibliography"/>
+      </w:pPr>
+      <w:r>
+        <w:t xml:space="preserve">Collins, A.L., Burak, E., Harris, P., Pulley, S., Cardenas, L., Tang, Q., 2019. Field scale temporal and spatial variability of δ13C, δ15N, TC and TN soil properties: Implications for sediment source tracing. Geoderma 333, 108–122.</w:t>
+      </w:r>
+      <w:r>
+        <w:t xml:space="preserve"> </w:t>
+      </w:r>
+      <w:hyperlink r:id="rId84">
+        <w:r>
+          <w:rPr>
+            <w:rStyle w:val="InternetLink"/>
+          </w:rPr>
+          <w:t xml:space="preserve">https://doi.org/10.1016/j.geoderma.2018.07.019</w:t>
+        </w:r>
+      </w:hyperlink>
+    </w:p>
+    <w:bookmarkEnd w:id="85"/>
+    <w:bookmarkStart w:id="87" w:name="ref-collins1997"/>
+    <w:p>
+      <w:pPr>
+        <w:pStyle w:val="Bibliography"/>
+      </w:pPr>
+      <w:r>
+        <w:t xml:space="preserve">Collins, A.L., Walling, D.E., Leeks, G.J.L., 1997. Source type ascription for fluvial suspended sediment based on a quantitative composite fingerprinting technique. Catena 29, 1–27. https://doi.org/</w:t>
+      </w:r>
+      <w:hyperlink r:id="rId86">
+        <w:r>
+          <w:rPr>
+            <w:rStyle w:val="InternetLink"/>
+          </w:rPr>
+          <w:t xml:space="preserve">https://doi.org/10.1016/S0341-8162(96)00064-1</w:t>
+        </w:r>
+      </w:hyperlink>
+    </w:p>
+    <w:bookmarkEnd w:id="87"/>
+    <w:bookmarkStart w:id="89" w:name="ref-conrad2015"/>
+    <w:p>
+      <w:pPr>
+        <w:pStyle w:val="Bibliography"/>
+      </w:pPr>
+      <w:r>
+        <w:t xml:space="preserve">Conrad, O., Bechtel, B., Bock, M., Dietrich, H., Fischer, E., Gerlitz, L., Wehberg, J., Wichmann, V., Böhner, J., 2015. System for automated geoscientific analyses (SAGA) v. 2.1.4. Geoscientific Model Development 8, 1991–2007.</w:t>
+      </w:r>
+      <w:r>
+        <w:t xml:space="preserve"> </w:t>
+      </w:r>
+      <w:hyperlink r:id="rId88">
+        <w:r>
+          <w:rPr>
+            <w:rStyle w:val="InternetLink"/>
+          </w:rPr>
+          <w:t xml:space="preserve">https://doi.org/10.5194/gmd-8-1991-2015</w:t>
+        </w:r>
+      </w:hyperlink>
+    </w:p>
+    <w:bookmarkEnd w:id="89"/>
+    <w:bookmarkStart w:id="91" w:name="ref-cox2003"/>
+    <w:p>
+      <w:pPr>
+        <w:pStyle w:val="Bibliography"/>
+      </w:pPr>
+      <w:r>
+        <w:t xml:space="preserve">Cox, M.S., Gerard, P.D., Wardlaw, M.C., Abshire, M.J., 2003. Variability of selected soil properties and their relationships with soybean yield. Soil Science Society of America Journal 67, 1296–1302.</w:t>
+      </w:r>
+      <w:r>
+        <w:t xml:space="preserve"> </w:t>
+      </w:r>
+      <w:hyperlink r:id="rId90">
+        <w:r>
+          <w:rPr>
+            <w:rStyle w:val="InternetLink"/>
+          </w:rPr>
+          <w:t xml:space="preserve">https://doi.org/10.2136/sssaj2003.1296</w:t>
+        </w:r>
+      </w:hyperlink>
+    </w:p>
+    <w:bookmarkEnd w:id="91"/>
+    <w:bookmarkStart w:id="93" w:name="ref-davison1997"/>
+    <w:p>
+      <w:pPr>
+        <w:pStyle w:val="Bibliography"/>
+      </w:pPr>
+      <w:r>
+        <w:t xml:space="preserve">Davison, A.C., Hinkley, D.V., 1997. Bootstrap methods and their applications. Cambridge University Press, Cambridge.</w:t>
+      </w:r>
+      <w:r>
+        <w:t xml:space="preserve"> </w:t>
+      </w:r>
+      <w:hyperlink r:id="rId92">
+        <w:r>
+          <w:rPr>
+            <w:rStyle w:val="InternetLink"/>
+          </w:rPr>
+          <w:t xml:space="preserve">https://doi.org/10.1017/CBO9780511802843</w:t>
+        </w:r>
+      </w:hyperlink>
+    </w:p>
+    <w:bookmarkEnd w:id="93"/>
+    <w:bookmarkStart w:id="95" w:name="ref-drew2010"/>
+    <w:p>
+      <w:pPr>
+        <w:pStyle w:val="Bibliography"/>
+      </w:pPr>
+      <w:r>
+        <w:t xml:space="preserve">Drew, L.J., Grunsky, E.C., Sutphin, D.M., Woodruff, L.G., 2010. Multivariate analysis of the geochemistry and mineralogy of soils along two continental-scale transects in north america. Science of The Total Environment 409, 218–227.</w:t>
+      </w:r>
+      <w:r>
+        <w:t xml:space="preserve"> </w:t>
+      </w:r>
+      <w:hyperlink r:id="rId94">
+        <w:r>
+          <w:rPr>
+            <w:rStyle w:val="InternetLink"/>
+          </w:rPr>
+          <w:t xml:space="preserve">https://doi.org/10.1016/j.scitotenv.2010.08.004</w:t>
+        </w:r>
+      </w:hyperlink>
+    </w:p>
+    <w:bookmarkEnd w:id="95"/>
+    <w:bookmarkStart w:id="97" w:name="ref-du2017"/>
+    <w:p>
+      <w:pPr>
+        <w:pStyle w:val="Bibliography"/>
+      </w:pPr>
+      <w:r>
+        <w:t xml:space="preserve">Du, P., Walling, D.E., 2017. Fingerprinting surficial sediment sources: Exploring some potential problems associated with the spatial variability of source material properties. Journal of Environmental Management 194, 4–15. https://doi.org/</w:t>
+      </w:r>
+      <w:hyperlink r:id="rId96">
+        <w:r>
+          <w:rPr>
+            <w:rStyle w:val="InternetLink"/>
+          </w:rPr>
+          <w:t xml:space="preserve">https://doi.org/10.1016/j.jenvman.2016.05.066</w:t>
+        </w:r>
+      </w:hyperlink>
+    </w:p>
+    <w:bookmarkEnd w:id="97"/>
+    <w:bookmarkStart w:id="98" w:name="ref-ehrlich1958"/>
+    <w:p>
+      <w:pPr>
+        <w:pStyle w:val="Bibliography"/>
+      </w:pPr>
+      <w:r>
+        <w:t xml:space="preserve">Ehrlich, W.A., Pratt, L.E., Leclaire, F.P., 1958. Reconnaissance soil survey of west-lake map sheet area.</w:t>
+      </w:r>
+    </w:p>
+    <w:bookmarkEnd w:id="98"/>
+    <w:bookmarkStart w:id="100" w:name="X314a104b7afaf0862b1b73f26445508a1e6fc28"/>
+    <w:p>
+      <w:pPr>
+        <w:pStyle w:val="Bibliography"/>
+      </w:pPr>
+      <w:r>
+        <w:t xml:space="preserve">Environment, Climate Change Canada, E., 2026.</w:t>
+      </w:r>
+      <w:r>
+        <w:t xml:space="preserve"> </w:t>
+      </w:r>
+      <w:hyperlink r:id="rId99">
+        <w:r>
+          <w:rPr>
+            <w:rStyle w:val="InternetLink"/>
+          </w:rPr>
+          <w:t xml:space="preserve">Canadian Climate Normals</w:t>
+        </w:r>
+      </w:hyperlink>
+      <w:r>
+        <w:t xml:space="preserve">.</w:t>
+      </w:r>
+    </w:p>
+    <w:bookmarkEnd w:id="100"/>
+    <w:bookmarkStart w:id="102" w:name="ref-esri2024"/>
+    <w:p>
+      <w:pPr>
+        <w:pStyle w:val="Bibliography"/>
+      </w:pPr>
+      <w:r>
+        <w:t xml:space="preserve">Esri, 2024.</w:t>
+      </w:r>
+      <w:r>
+        <w:t xml:space="preserve"> </w:t>
+      </w:r>
+      <w:hyperlink r:id="rId101">
+        <w:r>
+          <w:rPr>
+            <w:rStyle w:val="InternetLink"/>
+          </w:rPr>
+          <w:t xml:space="preserve">ArcGIS pro</w:t>
+        </w:r>
+      </w:hyperlink>
+      <w:r>
+        <w:t xml:space="preserve">. Esri.</w:t>
+      </w:r>
+    </w:p>
+    <w:bookmarkEnd w:id="102"/>
+    <w:bookmarkStart w:id="104" w:name="ref-evrard2022"/>
+    <w:p>
+      <w:pPr>
+        <w:pStyle w:val="Bibliography"/>
+      </w:pPr>
+      <w:r>
+        <w:t xml:space="preserve">Evrard, O., Batista, P.V.G., Company, J., Dabrin, A., Foucher, A., Frankl, A., García-Comendador, J., Huguet, A., Lake, N., Lizaga, I., Martínez-Carreras, N., Navratil, O., Pignol, C., Sellier, V., 2022. Improving the design and implementation of sediment fingerprinting studies: Summary and outcomes of the TRACING 2021 scientific school. Journal of Soils and Sediments 22, 1648–1661.</w:t>
+      </w:r>
+      <w:r>
+        <w:t xml:space="preserve"> </w:t>
+      </w:r>
+      <w:hyperlink r:id="rId103">
+        <w:r>
+          <w:rPr>
+            <w:rStyle w:val="InternetLink"/>
+          </w:rPr>
+          <w:t xml:space="preserve">https://doi.org/10.1007/s11368-022-03203-1</w:t>
+        </w:r>
+      </w:hyperlink>
+    </w:p>
+    <w:bookmarkEnd w:id="104"/>
+    <w:bookmarkStart w:id="106" w:name="ref-soilclassificationworkinggroup1998"/>
+    <w:p>
+      <w:pPr>
+        <w:pStyle w:val="Bibliography"/>
+      </w:pPr>
+      <w:r>
+        <w:t xml:space="preserve">Group, S.C.W., 1998.</w:t>
+      </w:r>
+      <w:r>
+        <w:t xml:space="preserve"> </w:t>
+      </w:r>
+      <w:hyperlink r:id="rId105">
+        <w:r>
+          <w:rPr>
+            <w:rStyle w:val="InternetLink"/>
+          </w:rPr>
+          <w:t xml:space="preserve">The canadian system of soil classification</w:t>
+        </w:r>
+      </w:hyperlink>
+      <w:r>
+        <w:t xml:space="preserve">, 3rd ed. NRC Research Press, Ottawa, ON, Canada.</w:t>
+      </w:r>
+    </w:p>
+    <w:bookmarkEnd w:id="106"/>
+    <w:bookmarkStart w:id="108" w:name="ref-degruijter2006"/>
+    <w:p>
+      <w:pPr>
+        <w:pStyle w:val="Bibliography"/>
+      </w:pPr>
+      <w:r>
+        <w:t xml:space="preserve">Gruijter, J.J. de, Bierkens, M.F.P., Brus, D.J., Knotters, M., 2006. Sampling for natural resource monitoring. Springer Berlin Heidelberg.</w:t>
+      </w:r>
+      <w:r>
+        <w:t xml:space="preserve"> </w:t>
+      </w:r>
+      <w:hyperlink r:id="rId107">
+        <w:r>
+          <w:rPr>
+            <w:rStyle w:val="InternetLink"/>
+          </w:rPr>
+          <w:t xml:space="preserve">https://doi.org/10.1007/3-540-33161-1</w:t>
+        </w:r>
+      </w:hyperlink>
+    </w:p>
+    <w:bookmarkEnd w:id="108"/>
+    <w:bookmarkStart w:id="110" w:name="ref-haddadchi2019"/>
+    <w:p>
+      <w:pPr>
+        <w:pStyle w:val="Bibliography"/>
+      </w:pPr>
+      <w:r>
+        <w:t xml:space="preserve">Haddadchi, A., Hicks, M., Olley, J.M., Singh, S., Srinivasan, M.s., 2019. Grid-based sediment tracing approach to determine sediment sources. Land Degradation and Development 30, 2088–2106.</w:t>
+      </w:r>
+      <w:r>
+        <w:t xml:space="preserve"> </w:t>
+      </w:r>
+      <w:hyperlink r:id="rId109">
+        <w:r>
+          <w:rPr>
+            <w:rStyle w:val="InternetLink"/>
+          </w:rPr>
+          <w:t xml:space="preserve">https://doi.org/10.1002/ldr.3407</w:t>
+        </w:r>
+      </w:hyperlink>
+    </w:p>
+    <w:bookmarkEnd w:id="110"/>
+    <w:bookmarkStart w:id="112" w:name="ref-hijmans2024"/>
+    <w:p>
+      <w:pPr>
+        <w:pStyle w:val="Bibliography"/>
+      </w:pPr>
+      <w:r>
+        <w:t xml:space="preserve">Hijmans, R.J., 2024.</w:t>
+      </w:r>
+      <w:r>
+        <w:t xml:space="preserve"> </w:t>
+      </w:r>
+      <w:hyperlink r:id="rId111">
+        <w:r>
+          <w:rPr>
+            <w:rStyle w:val="InternetLink"/>
+          </w:rPr>
+          <w:t xml:space="preserve">Terra: Spatial data analysis</w:t>
+        </w:r>
+      </w:hyperlink>
+      <w:r>
+        <w:t xml:space="preserve">.</w:t>
+      </w:r>
+    </w:p>
+    <w:bookmarkEnd w:id="112"/>
+    <w:bookmarkStart w:id="113" w:name="ref-horowitz1991"/>
+    <w:p>
+      <w:pPr>
+        <w:pStyle w:val="Bibliography"/>
+      </w:pPr>
+      <w:r>
+        <w:t xml:space="preserve">Horowitz, A.J., 1991. A primer on sediment-trace element chemistry, 2nd ed. ed. Lewis Publishers, Chelsea, Michigan, USA.</w:t>
+      </w:r>
+    </w:p>
+    <w:bookmarkEnd w:id="113"/>
+    <w:bookmarkStart w:id="115" w:name="ref-kariuki2009"/>
+    <w:p>
+      <w:pPr>
+        <w:pStyle w:val="Bibliography"/>
+      </w:pPr>
+      <w:r>
+        <w:t xml:space="preserve">Kariuki, S.K., Zhang, H., Schroder, J.L., Hanks, T., Payton, M., Morris, T., 2009.</w:t>
+      </w:r>
+      <w:r>
+        <w:t xml:space="preserve"> </w:t>
+      </w:r>
+      <w:hyperlink r:id="rId114">
+        <w:r>
+          <w:rPr>
+            <w:rStyle w:val="InternetLink"/>
+          </w:rPr>
+          <w:t xml:space="preserve">Spatial variability and soil sampling in a grazed pasture</w:t>
+        </w:r>
+      </w:hyperlink>
+      <w:r>
+        <w:t xml:space="preserve">. Communications in Soil Science and Plant Analysis 40, 16741687.</w:t>
+      </w:r>
+    </w:p>
+    <w:bookmarkEnd w:id="115"/>
+    <w:bookmarkStart w:id="117" w:name="ref-koiter2021"/>
+    <w:p>
+      <w:pPr>
+        <w:pStyle w:val="Bibliography"/>
+      </w:pPr>
+      <w:r>
+        <w:t xml:space="preserve">Koiter, A., 2021. Colour analysis r scripts.</w:t>
+      </w:r>
+      <w:r>
+        <w:t xml:space="preserve"> </w:t>
+      </w:r>
+      <w:hyperlink r:id="rId116">
+        <w:r>
+          <w:rPr>
+            <w:rStyle w:val="InternetLink"/>
+          </w:rPr>
+          <w:t xml:space="preserve">https://doi.org/10.5281/zenodo.5123327</w:t>
+        </w:r>
+      </w:hyperlink>
+    </w:p>
+    <w:bookmarkEnd w:id="117"/>
+    <w:bookmarkStart w:id="119" w:name="ref-koiter2013"/>
+    <w:p>
+      <w:pPr>
+        <w:pStyle w:val="Bibliography"/>
+      </w:pPr>
+      <w:r>
+        <w:t xml:space="preserve">Koiter, A.J., Owens, P.N., Petticrew, E.L., Lobb, D.A., 2013. The behavioural characteristics of sediment properties and their implications for sediment fingerprinting as an approach for identifying sediment sources in river basins. Earth-Science Reviews 125, 24–42. https://doi.org/</w:t>
+      </w:r>
+      <w:hyperlink r:id="rId118">
+        <w:r>
+          <w:rPr>
+            <w:rStyle w:val="InternetLink"/>
+          </w:rPr>
+          <w:t xml:space="preserve">https://doi.org/10.1016/j.earscirev.2013.05.009</w:t>
+        </w:r>
+      </w:hyperlink>
+    </w:p>
+    <w:bookmarkEnd w:id="119"/>
+    <w:bookmarkStart w:id="121" w:name="ref-kokulan2018"/>
+    <w:p>
+      <w:pPr>
+        <w:pStyle w:val="Bibliography"/>
+      </w:pPr>
+      <w:r>
+        <w:t xml:space="preserve">Kokulan, V., Akinremi, O., Moulin, A.P., Kumaragamage, D., 2018. Importance of terrain attributes in relation to the spatial distribution of soil properties at the micro scale: A case study. Canadian Journal of Soil Science 98, 292–305.</w:t>
+      </w:r>
+      <w:r>
+        <w:t xml:space="preserve"> </w:t>
+      </w:r>
+      <w:hyperlink r:id="rId120">
+        <w:r>
+          <w:rPr>
+            <w:rStyle w:val="InternetLink"/>
+          </w:rPr>
+          <w:t xml:space="preserve">https://doi.org/10.1139/cjss-2017-0128</w:t>
+        </w:r>
+      </w:hyperlink>
+    </w:p>
+    <w:bookmarkEnd w:id="121"/>
+    <w:bookmarkStart w:id="123" w:name="ref-kuhn2008"/>
+    <w:p>
+      <w:pPr>
+        <w:pStyle w:val="Bibliography"/>
+      </w:pPr>
+      <w:r>
+        <w:t xml:space="preserve">Kuhn, Max, 2008. Building predictive models in r using the caret package. Journal of Statistical Software 28, 1–26.</w:t>
+      </w:r>
+      <w:r>
+        <w:t xml:space="preserve"> </w:t>
+      </w:r>
+      <w:hyperlink r:id="rId122">
+        <w:r>
+          <w:rPr>
+            <w:rStyle w:val="InternetLink"/>
+          </w:rPr>
+          <w:t xml:space="preserve">https://doi.org/10.18637/jss.v028.i05</w:t>
+        </w:r>
+      </w:hyperlink>
+    </w:p>
+    <w:bookmarkEnd w:id="123"/>
+    <w:bookmarkStart w:id="125" w:name="ref-lange2025"/>
+    <w:p>
+      <w:pPr>
+        <w:pStyle w:val="Bibliography"/>
+      </w:pPr>
+      <w:r>
+        <w:t xml:space="preserve">Lange, T.M., Gültas, M., Schmitt, A.O., Heinrich, F., 2025. optRF: Optimising random forest stability by determining the optimal number of trees. BMC Bioinformatics.</w:t>
+      </w:r>
+      <w:r>
+        <w:t xml:space="preserve"> </w:t>
+      </w:r>
+      <w:hyperlink r:id="rId124">
+        <w:r>
+          <w:rPr>
+            <w:rStyle w:val="InternetLink"/>
+          </w:rPr>
+          <w:t xml:space="preserve">https://doi.org/10.1186/s12859-025-06097-1</w:t>
+        </w:r>
+      </w:hyperlink>
+    </w:p>
+    <w:bookmarkEnd w:id="125"/>
+    <w:bookmarkStart w:id="127" w:name="ref-lark2018"/>
+    <w:p>
+      <w:pPr>
+        <w:pStyle w:val="Bibliography"/>
+      </w:pPr>
+      <w:r>
+        <w:t xml:space="preserve">Lark, R.M., Marchant, B.P., 2018. How should a spatial-coverage sample design for a geostatistical soil survey be supplemented to support estimation of spatial covariance parameters? Geoderma 319, 89–99.</w:t>
+      </w:r>
+      <w:r>
+        <w:t xml:space="preserve"> </w:t>
+      </w:r>
+      <w:hyperlink r:id="rId126">
+        <w:r>
+          <w:rPr>
+            <w:rStyle w:val="InternetLink"/>
+          </w:rPr>
+          <w:t xml:space="preserve">https://doi.org/10.1016/j.geoderma.2017.12.022</w:t>
+        </w:r>
+      </w:hyperlink>
+    </w:p>
+    <w:bookmarkEnd w:id="127"/>
+    <w:bookmarkStart w:id="129" w:name="ref-liaw2002"/>
+    <w:p>
+      <w:pPr>
+        <w:pStyle w:val="Bibliography"/>
+      </w:pPr>
+      <w:r>
+        <w:t xml:space="preserve">Liaw, A., Wiener, M., 2002.</w:t>
+      </w:r>
+      <w:r>
+        <w:t xml:space="preserve"> </w:t>
+      </w:r>
+      <w:hyperlink r:id="rId128">
+        <w:r>
+          <w:rPr>
+            <w:rStyle w:val="InternetLink"/>
+          </w:rPr>
+          <w:t xml:space="preserve">Classification and regression by randomForest</w:t>
+        </w:r>
+      </w:hyperlink>
+      <w:r>
+        <w:t xml:space="preserve">. R News 2, 18–22.</w:t>
+      </w:r>
+    </w:p>
+    <w:bookmarkEnd w:id="129"/>
+    <w:bookmarkStart w:id="131" w:name="ref-libohova2024"/>
+    <w:p>
+      <w:pPr>
+        <w:pStyle w:val="Bibliography"/>
+      </w:pPr>
+      <w:r>
+        <w:t xml:space="preserve">Libohova, Z., Mancini, M., Winzeler, H.E., Read, Q.D., Sun, N., Beaudette, D., Williams, C., Blackstock, J., Silva, S.H.G., Curi, N., Adhikari, K., Ashworth, A., Minai, J.O., Owens, P.R., 2024. Interpreting the spatial distribution of soil properties with a physically-based distributed hydrological model. Geoderma Regional 39, e00863.</w:t>
+      </w:r>
+      <w:r>
+        <w:t xml:space="preserve"> </w:t>
+      </w:r>
+      <w:hyperlink r:id="rId130">
+        <w:r>
+          <w:rPr>
+            <w:rStyle w:val="InternetLink"/>
+          </w:rPr>
+          <w:t xml:space="preserve">https://doi.org/10.1016/j.geodrs.2024.e00863</w:t>
+        </w:r>
+      </w:hyperlink>
+    </w:p>
+    <w:bookmarkEnd w:id="131"/>
+    <w:bookmarkStart w:id="133" w:name="ref-lima2023"/>
+    <w:p>
+      <w:pPr>
+        <w:pStyle w:val="Bibliography"/>
+      </w:pPr>
+      <w:r>
+        <w:t xml:space="preserve">Lima, F.R.D., Pereira, P., Vasques, I.C.F., Silva Junior, E.C., Mancini, M., Oliveira, J.R., Prianti, M.T.A., Windmöller, C.C., Weindorf, D.C., Curi, N., Ribeiro, B.T., Richardson, J., Marques, J.J., Guilherme, L.R.G., 2023. Predictive modeling of total hg background concentration in soils of the amazon rainforest biome with support of proximal sensors and auxiliary variables. Journal of South American Earth Sciences 129, 104510.</w:t>
+      </w:r>
+      <w:r>
+        <w:t xml:space="preserve"> </w:t>
+      </w:r>
+      <w:hyperlink r:id="rId132">
+        <w:r>
+          <w:rPr>
+            <w:rStyle w:val="InternetLink"/>
+          </w:rPr>
+          <w:t xml:space="preserve">https://doi.org/10.1016/j.jsames.2023.104510</w:t>
+        </w:r>
+      </w:hyperlink>
+    </w:p>
+    <w:bookmarkEnd w:id="133"/>
+    <w:bookmarkStart w:id="135" w:name="ref-lunamiño2024"/>
+    <w:p>
+      <w:pPr>
+        <w:pStyle w:val="Bibliography"/>
+      </w:pPr>
+      <w:r>
+        <w:t xml:space="preserve">Luna Miño, M.A., Koiter, A.J., Lobb, D.A., 2024. Effect of sampling design on characterizing surface soil fingerprinting properties. Journal of Soils and Sediments 24, 2180–2198.</w:t>
+      </w:r>
+      <w:r>
+        <w:t xml:space="preserve"> </w:t>
+      </w:r>
+      <w:hyperlink r:id="rId134">
+        <w:r>
+          <w:rPr>
+            <w:rStyle w:val="InternetLink"/>
+          </w:rPr>
+          <w:t xml:space="preserve">https://doi.org/10.1007/s11368-024-03805-x</w:t>
+        </w:r>
+      </w:hyperlink>
+    </w:p>
+    <w:bookmarkEnd w:id="135"/>
+    <w:bookmarkStart w:id="136" w:name="ref-mackay1970"/>
+    <w:p>
+      <w:pPr>
+        <w:pStyle w:val="Bibliography"/>
+      </w:pPr>
+      <w:r>
+        <w:t xml:space="preserve">MacKay, G.H., 1970. A quantitative study of geomorphology of the wilson creek watershed, manitoba (MSC thesis). University of Manitoba, Winnipeg, MB.</w:t>
+      </w:r>
+    </w:p>
+    <w:bookmarkEnd w:id="136"/>
+    <w:bookmarkStart w:id="138" w:name="ref-mashalaba2020"/>
+    <w:p>
+      <w:pPr>
+        <w:pStyle w:val="Bibliography"/>
+      </w:pPr>
+      <w:r>
+        <w:t xml:space="preserve">Mashalaba, L., Galleguillos, M., Seguel, O., Poblete-Olivares, J., 2020. Predicting spatial variability of selected soil properties using digital soil mapping in a rainfed vineyard of central chile. Geoderma Regional 22, e00289.</w:t>
+      </w:r>
+      <w:r>
+        <w:t xml:space="preserve"> </w:t>
+      </w:r>
+      <w:hyperlink r:id="rId137">
+        <w:r>
+          <w:rPr>
+            <w:rStyle w:val="InternetLink"/>
+          </w:rPr>
+          <w:t xml:space="preserve">https://doi.org/10.1016/j.geodrs.2020.e00289</w:t>
+        </w:r>
+      </w:hyperlink>
+    </w:p>
+    <w:bookmarkEnd w:id="138"/>
+    <w:bookmarkStart w:id="140" w:name="ref-mello2022"/>
+    <w:p>
+      <w:pPr>
+        <w:pStyle w:val="Bibliography"/>
+      </w:pPr>
+      <w:r>
+        <w:t xml:space="preserve">Mello, F.A.O., Demattê, J.A.M., Rizzo, R., Mello, D.C. de, Poppiel, R.R., Silvero, N.E.Q., Safanelli, J.L., Bellinaso, H., Bonfatti, B.R., Gomez, A.M.R., Sousa, G.P.B., 2022. Complex hydrological knowledge to support digital soil mapping. Geoderma 409, 115638.</w:t>
+      </w:r>
+      <w:r>
+        <w:t xml:space="preserve"> </w:t>
+      </w:r>
+      <w:hyperlink r:id="rId139">
+        <w:r>
+          <w:rPr>
+            <w:rStyle w:val="InternetLink"/>
+          </w:rPr>
+          <w:t xml:space="preserve">https://doi.org/10.1016/j.geoderma.2021.115638</w:t>
+        </w:r>
+      </w:hyperlink>
+    </w:p>
+    <w:bookmarkEnd w:id="140"/>
+    <w:bookmarkStart w:id="142" w:name="ref-minasny2006"/>
+    <w:p>
+      <w:pPr>
+        <w:pStyle w:val="Bibliography"/>
+      </w:pPr>
+      <w:r>
+        <w:t xml:space="preserve">Minasny, B., McBratney, A.B., 2006. A conditioned latin hypercube method for sampling in the presence of ancillary information. Computers &amp; Geosciences 32, 1378–1388.</w:t>
+      </w:r>
+      <w:r>
+        <w:t xml:space="preserve"> </w:t>
+      </w:r>
+      <w:hyperlink r:id="rId141">
+        <w:r>
+          <w:rPr>
+            <w:rStyle w:val="InternetLink"/>
+          </w:rPr>
+          <w:t xml:space="preserve">https://doi.org/10.1016/j.cageo.2005.12.009</w:t>
+        </w:r>
+      </w:hyperlink>
+    </w:p>
+    <w:bookmarkEnd w:id="142"/>
+    <w:bookmarkStart w:id="144" w:name="ref-mzuku2005"/>
+    <w:p>
+      <w:pPr>
+        <w:pStyle w:val="Bibliography"/>
+      </w:pPr>
+      <w:r>
+        <w:t xml:space="preserve">Mzuku, M., Khosla, R., Reich, R., Inman, D., Smith, F., MacDonald, L., 2005. Spatial variability of measured soil properties across site-specific management zones. Soil Science Society of America Journal 69, 1572–1579.</w:t>
+      </w:r>
+      <w:r>
+        <w:t xml:space="preserve"> </w:t>
+      </w:r>
+      <w:hyperlink r:id="rId143">
+        <w:r>
+          <w:rPr>
+            <w:rStyle w:val="InternetLink"/>
+          </w:rPr>
+          <w:t xml:space="preserve">https://doi.org/10.2136/sssaj2005.0062</w:t>
+        </w:r>
+      </w:hyperlink>
+    </w:p>
+    <w:bookmarkEnd w:id="144"/>
+    <w:bookmarkStart w:id="146" w:name="ref-Naimi2014"/>
+    <w:p>
+      <w:pPr>
+        <w:pStyle w:val="Bibliography"/>
+      </w:pPr>
+      <w:r>
+        <w:t xml:space="preserve">Naimi, B., Hamm, N. a.s., Groen, T.A., Skidmore, A.K., Toxopeus, A.G., 2014. Where is positional uncertainty a problem for species distribution modelling. Ecography 37, 191–203.</w:t>
+      </w:r>
+      <w:r>
+        <w:t xml:space="preserve"> </w:t>
+      </w:r>
+      <w:hyperlink r:id="rId145">
+        <w:r>
+          <w:rPr>
+            <w:rStyle w:val="InternetLink"/>
+          </w:rPr>
+          <w:t xml:space="preserve">https://doi.org/10.1111/j.1600-0587.2013.00205.x</w:t>
+        </w:r>
+      </w:hyperlink>
+    </w:p>
+    <w:bookmarkEnd w:id="146"/>
+    <w:bookmarkStart w:id="148" w:name="ref-nanos2012"/>
+    <w:p>
+      <w:pPr>
+        <w:pStyle w:val="Bibliography"/>
+      </w:pPr>
+      <w:r>
+        <w:t xml:space="preserve">Nanos, N., Rodríguez Martín, J.A., 2012. Multiscale analysis of heavy metal contents in soils: Spatial variability in the duero river basin (spain). Geoderma 189-190, 554–562.</w:t>
+      </w:r>
+      <w:r>
+        <w:t xml:space="preserve"> </w:t>
+      </w:r>
+      <w:hyperlink r:id="rId147">
+        <w:r>
+          <w:rPr>
+            <w:rStyle w:val="InternetLink"/>
+          </w:rPr>
+          <w:t xml:space="preserve">https://doi.org/10.1016/j.geoderma.2012.06.006</w:t>
+        </w:r>
+      </w:hyperlink>
+    </w:p>
+    <w:bookmarkEnd w:id="148"/>
+    <w:bookmarkStart w:id="149" w:name="ref-nicolas2011"/>
+    <w:p>
+      <w:pPr>
+        <w:pStyle w:val="Bibliography"/>
+      </w:pPr>
+      <w:r>
+        <w:t xml:space="preserve">Nicolas, M.P.B., Bamburak, J.D., 2011. Geochemistry and mineralogy of cretaceous shale, southwestern manitoba (parts of NTS 62F, g, j, k, n, 63C): Phase 2 results. Manitoba Innovation, Energy; Mines, Manitoba Geological Survey.</w:t>
+      </w:r>
+    </w:p>
+    <w:bookmarkEnd w:id="149"/>
+    <w:bookmarkStart w:id="150" w:name="ref-papiernik2005"/>
+    <w:p>
+      <w:pPr>
+        <w:pStyle w:val="Bibliography"/>
+      </w:pPr>
+      <w:r>
+        <w:t xml:space="preserve">Papiernik, S.K., Lindstrom, M.J., Schumacher, J.A., Farenhorst, A., Stephens, K.D., Schumacher, T.E., Lobb, D.A., 2005. Variation in soil properties and crop yield across an eroded prairie landscape. Journal of Soil and Water Conservation 60, 8.</w:t>
+      </w:r>
+    </w:p>
+    <w:bookmarkEnd w:id="150"/>
+    <w:bookmarkStart w:id="151" w:name="ref-pennock2008"/>
+    <w:p>
+      <w:pPr>
+        <w:pStyle w:val="Bibliography"/>
+      </w:pPr>
+      <w:r>
+        <w:t xml:space="preserve">Pennock, D., Yates, T., Braidek, J., 2008. Soil sampling designs, in: Carter, M.R., Gregorich, E.G. (Eds.),. CRC Press, Boca Raton, FL, USA, pp. 1–14.</w:t>
+      </w:r>
+    </w:p>
+    <w:bookmarkEnd w:id="151"/>
+    <w:bookmarkStart w:id="153" w:name="ref-pulley2018"/>
+    <w:p>
+      <w:pPr>
+        <w:pStyle w:val="Bibliography"/>
+      </w:pPr>
+      <w:r>
+        <w:t xml:space="preserve">Pulley, S., Collins, A.L., Van der Waal, B., 2018. Variability in the mineral magnetic properties of soils and sediments within a single field in the cape fold mountains, south africa: Implications for sediment source tracing. CATENA 163, 172–183.</w:t>
+      </w:r>
+      <w:r>
+        <w:t xml:space="preserve"> </w:t>
+      </w:r>
+      <w:hyperlink r:id="rId152">
+        <w:r>
+          <w:rPr>
+            <w:rStyle w:val="InternetLink"/>
+          </w:rPr>
+          <w:t xml:space="preserve">https://doi.org/10.1016/j.catena.2017.12.019</w:t>
+        </w:r>
+      </w:hyperlink>
+    </w:p>
+    <w:bookmarkEnd w:id="153"/>
+    <w:bookmarkStart w:id="155" w:name="ref-rattenbury2018"/>
+    <w:p>
+      <w:pPr>
+        <w:pStyle w:val="Bibliography"/>
+      </w:pPr>
+      <w:r>
+        <w:t xml:space="preserve">Rattenbury, M., Martin ,Adam, Baisden ,Troy, Turnbull ,Rose, Rogers, K., 2018. Geochemical baseline soil surveys for understanding element and isotope variation across new zealand. New Zealand Journal of Agricultural Research 61, 347–357.</w:t>
+      </w:r>
+      <w:r>
+        <w:t xml:space="preserve"> </w:t>
+      </w:r>
+      <w:hyperlink r:id="rId154">
+        <w:r>
+          <w:rPr>
+            <w:rStyle w:val="InternetLink"/>
+          </w:rPr>
+          <w:t xml:space="preserve">https://doi.org/10.1080/00288233.2018.1426616</w:t>
+        </w:r>
+      </w:hyperlink>
+    </w:p>
+    <w:bookmarkEnd w:id="155"/>
+    <w:bookmarkStart w:id="157" w:name="ref-ritchie1970"/>
+    <w:p>
+      <w:pPr>
+        <w:pStyle w:val="Bibliography"/>
+      </w:pPr>
+      <w:r>
+        <w:t xml:space="preserve">Ritchie, J.C., Clebsch, E.E.C., Rudolph, W.K., 1970.</w:t>
+      </w:r>
+      <w:r>
+        <w:t xml:space="preserve"> </w:t>
+      </w:r>
+      <w:hyperlink r:id="rId156">
+        <w:r>
+          <w:rPr>
+            <w:rStyle w:val="InternetLink"/>
+          </w:rPr>
+          <w:t xml:space="preserve">Distribution of fallout and natural gamma radionuclides in litter, humus and surface mineral soil layers under natural vegetation in the great smoky mountains, north carolina-tennessee</w:t>
+        </w:r>
+      </w:hyperlink>
+      <w:r>
+        <w:t xml:space="preserve">. Health Physics 18, 479.</w:t>
+      </w:r>
+    </w:p>
+    <w:bookmarkEnd w:id="157"/>
+    <w:bookmarkStart w:id="159" w:name="ref-rizzo2016"/>
+    <w:p>
+      <w:pPr>
+        <w:pStyle w:val="Bibliography"/>
+      </w:pPr>
+      <w:r>
+        <w:t xml:space="preserve">Rizzo, R., Demattê, J.A.M., Lepsch, I.F., Gallo, B.C., Fongaro, C.T., 2016. Digital soil mapping at local scale using a multi-depth vis</w:t>
+      </w:r>
+      <w:r>
+        <w:t xml:space="preserve">NIR spectral library and terrain attributes. Geoderma 274, 18–27.</w:t>
+      </w:r>
+      <w:r>
+        <w:t xml:space="preserve"> </w:t>
+      </w:r>
+      <w:hyperlink r:id="rId158">
+        <w:r>
+          <w:rPr>
+            <w:rStyle w:val="InternetLink"/>
+          </w:rPr>
+          <w:t xml:space="preserve">https://doi.org/10.1016/j.geoderma.2016.03.019</w:t>
+        </w:r>
+      </w:hyperlink>
+    </w:p>
+    <w:bookmarkEnd w:id="159"/>
+    <w:bookmarkStart w:id="161" w:name="ref-rstudio2026"/>
+    <w:p>
+      <w:pPr>
+        <w:pStyle w:val="Bibliography"/>
+      </w:pPr>
+      <w:r>
+        <w:t xml:space="preserve">RStudio, 2026.</w:t>
+      </w:r>
+      <w:r>
+        <w:t xml:space="preserve"> </w:t>
+      </w:r>
+      <w:hyperlink r:id="rId160">
+        <w:r>
+          <w:rPr>
+            <w:rStyle w:val="InternetLink"/>
+          </w:rPr>
+          <w:t xml:space="preserve">RStudio: Integrated development environment for r</w:t>
+        </w:r>
+      </w:hyperlink>
+      <w:r>
+        <w:t xml:space="preserve">.</w:t>
+      </w:r>
+    </w:p>
+    <w:bookmarkEnd w:id="161"/>
+    <w:bookmarkStart w:id="163" w:name="ref-starr1995"/>
+    <w:p>
+      <w:pPr>
+        <w:pStyle w:val="Bibliography"/>
+      </w:pPr>
+      <w:r>
+        <w:t xml:space="preserve">Starr, J.L., Meisinger, J.J., Parkin, T.B., 1995. Influence of sample size on chemical and physical soil measurements. Soil Science Society of America Journal 59, 713–719.</w:t>
+      </w:r>
+      <w:r>
+        <w:t xml:space="preserve"> </w:t>
+      </w:r>
+      <w:hyperlink r:id="rId162">
+        <w:r>
+          <w:rPr>
+            <w:rStyle w:val="InternetLink"/>
+          </w:rPr>
+          <w:t xml:space="preserve">https://doi.org/10.2136/sssaj1995.03615995005900030012x</w:t>
+        </w:r>
+      </w:hyperlink>
+    </w:p>
+    <w:bookmarkEnd w:id="163"/>
+    <w:bookmarkStart w:id="165" w:name="ref-stonehouse1971"/>
+    <w:p>
+      <w:pPr>
+        <w:pStyle w:val="Bibliography"/>
+      </w:pPr>
+      <w:r>
+        <w:t xml:space="preserve">Stonehouse, H.B., St. Arnaud, R.J., 1971. Distribution of iron, clay and extractable iron and aluminum in some saskatchewan soils. Canadian Journal of Soil Science 51, 283–292.</w:t>
+      </w:r>
+      <w:r>
+        <w:t xml:space="preserve"> </w:t>
+      </w:r>
+      <w:hyperlink r:id="rId164">
+        <w:r>
+          <w:rPr>
+            <w:rStyle w:val="InternetLink"/>
+          </w:rPr>
+          <w:t xml:space="preserve">https://doi.org/10.4141/cjss71-036</w:t>
+        </w:r>
+      </w:hyperlink>
+    </w:p>
+    <w:bookmarkEnd w:id="165"/>
+    <w:bookmarkStart w:id="167" w:name="ref-sun2021"/>
+    <w:p>
+      <w:pPr>
+        <w:pStyle w:val="Bibliography"/>
+      </w:pPr>
+      <w:r>
+        <w:t xml:space="preserve">Sun, Y., Guo, W., Weindorf, D.C., Sun, F., Deb, S., Cao, G., Neupane, J., Lin, Z., Raihan, A., 2021a. Field-scale spatial variability of soil calcium in a semi-arid region: Implications for soil erosion and site-specific management. PEDOSPHERE 31, 705–714.</w:t>
+      </w:r>
+      <w:r>
+        <w:t xml:space="preserve"> </w:t>
+      </w:r>
+      <w:hyperlink r:id="rId166">
+        <w:r>
+          <w:rPr>
+            <w:rStyle w:val="InternetLink"/>
+          </w:rPr>
+          <w:t xml:space="preserve">https://doi.org/10.1016/S1002-0160(21)60019-X</w:t>
+        </w:r>
+      </w:hyperlink>
+    </w:p>
+    <w:bookmarkEnd w:id="167"/>
+    <w:bookmarkStart w:id="168" w:name="ref-sun2021a"/>
+    <w:p>
+      <w:pPr>
+        <w:pStyle w:val="Bibliography"/>
+      </w:pPr>
+      <w:r>
+        <w:t xml:space="preserve">Sun, Y., Guo, W., Weindorf, D.C., Sun, F., Deb, S., Cao, G., Neupane, J., Lin, Z., Raihan, A., 2021b. Field-scale spatial variability of soil calcium in a semi-arid region: Implications for soil erosion and site-specific management. PEDOSPHERE 31, 705–714.</w:t>
+      </w:r>
+      <w:r>
+        <w:t xml:space="preserve"> </w:t>
+      </w:r>
+      <w:hyperlink r:id="rId166">
+        <w:r>
+          <w:rPr>
+            <w:rStyle w:val="InternetLink"/>
+          </w:rPr>
+          <w:t xml:space="preserve">https://doi.org/10.1016/S1002-0160(21)60019-X</w:t>
+        </w:r>
+      </w:hyperlink>
+    </w:p>
+    <w:bookmarkEnd w:id="168"/>
+    <w:bookmarkStart w:id="170" w:name="ref-rcoreteam2026"/>
+    <w:p>
+      <w:pPr>
+        <w:pStyle w:val="Bibliography"/>
+      </w:pPr>
+      <w:r>
+        <w:t xml:space="preserve">Team, R.C., 2026.</w:t>
+      </w:r>
+      <w:r>
+        <w:t xml:space="preserve"> </w:t>
+      </w:r>
+      <w:hyperlink r:id="rId169">
+        <w:r>
+          <w:rPr>
+            <w:rStyle w:val="InternetLink"/>
+          </w:rPr>
+          <w:t xml:space="preserve">R: A language and environment for statistical computing</w:t>
+        </w:r>
+      </w:hyperlink>
+      <w:r>
+        <w:t xml:space="preserve">.</w:t>
+      </w:r>
+    </w:p>
+    <w:bookmarkEnd w:id="170"/>
+    <w:bookmarkStart w:id="172" w:name="ref-umali2012"/>
+    <w:p>
+      <w:pPr>
+        <w:pStyle w:val="Bibliography"/>
+      </w:pPr>
+      <w:r>
+        <w:t xml:space="preserve">Umali, B.P., Oliver, D.P., Forrester, S., Chittleborough, D.J., Hutson, J.L., Kookana, R.S., Ostendorf, B., 2012. The effect of terrain and management on the spatial variability of soil properties in an apple orchard. CATENA 93, 38–48.</w:t>
+      </w:r>
+      <w:r>
+        <w:t xml:space="preserve"> </w:t>
+      </w:r>
+      <w:hyperlink r:id="rId171">
+        <w:r>
+          <w:rPr>
+            <w:rStyle w:val="InternetLink"/>
+          </w:rPr>
+          <w:t xml:space="preserve">https://doi.org/10.1016/j.catena.2012.01.010</w:t>
+        </w:r>
+      </w:hyperlink>
+    </w:p>
+    <w:bookmarkEnd w:id="172"/>
+    <w:bookmarkStart w:id="174" w:name="ref-vasu2017"/>
+    <w:p>
+      <w:pPr>
+        <w:pStyle w:val="Bibliography"/>
+      </w:pPr>
+      <w:r>
+        <w:t xml:space="preserve">Vasu, D., Singh, S.K., Sahu, N., Tiwary, P., Chandran, P., Duraisami, V.P., Ramamurthy, V., Lalitha, M., Kalaiselvi, B., 2017. Assessment of spatial variability of soil properties using geospatial techniques for farm level nutrient management. Soil and Tillage Research 169, 25–34.</w:t>
+      </w:r>
+      <w:r>
+        <w:t xml:space="preserve"> </w:t>
+      </w:r>
+      <w:hyperlink r:id="rId173">
+        <w:r>
+          <w:rPr>
+            <w:rStyle w:val="InternetLink"/>
+          </w:rPr>
+          <w:t xml:space="preserve">https://doi.org/10.1016/j.still.2017.01.006</w:t>
+        </w:r>
+      </w:hyperlink>
+    </w:p>
+    <w:bookmarkEnd w:id="174"/>
+    <w:bookmarkStart w:id="176" w:name="ref-vidon2010"/>
+    <w:p>
+      <w:pPr>
+        <w:pStyle w:val="Bibliography"/>
+      </w:pPr>
+      <w:r>
+        <w:t xml:space="preserve">Vidon, P., Allan, C., Burns, D., Duval, T.P., Gurwick, N., Inamdar, S., Lowrance, R., Okay, J., Scott, D., Sebestyen, S., 2010. Hot spots and hot moments in riparian zones: Potential for improved water quality management. Journal of the American Water Resources Association 46, 278–298.</w:t>
+      </w:r>
+      <w:r>
+        <w:t xml:space="preserve"> </w:t>
+      </w:r>
+      <w:hyperlink r:id="rId175">
+        <w:r>
+          <w:rPr>
+            <w:rStyle w:val="InternetLink"/>
+          </w:rPr>
+          <w:t xml:space="preserve">https://doi.org/10.1111/j.1752-1688.2010.00420.x</w:t>
+        </w:r>
+      </w:hyperlink>
+    </w:p>
+    <w:bookmarkEnd w:id="176"/>
+    <w:bookmarkStart w:id="178" w:name="ref-viscarrarossel2009"/>
+    <w:p>
+      <w:pPr>
+        <w:pStyle w:val="Bibliography"/>
+      </w:pPr>
+      <w:r>
+        <w:t xml:space="preserve">Viscarra Rossel, R.A., Cattle, S.R., Ortega, A., Fouad, Y., 2009. In situ measurements of soil colour, mineral composition and clay content by vis</w:t>
+      </w:r>
+      <w:r>
+        <w:t xml:space="preserve">NIR spectroscopy. Geoderma 150, 253–266.</w:t>
+      </w:r>
+      <w:r>
+        <w:t xml:space="preserve"> </w:t>
+      </w:r>
+      <w:hyperlink r:id="rId177">
+        <w:r>
+          <w:rPr>
+            <w:rStyle w:val="InternetLink"/>
+          </w:rPr>
+          <w:t xml:space="preserve">https://doi.org/10.1016/j.geoderma.2009.01.025</w:t>
+        </w:r>
+      </w:hyperlink>
+    </w:p>
+    <w:bookmarkEnd w:id="178"/>
+    <w:bookmarkStart w:id="179" w:name="ref-viscarrarossel2006"/>
+    <w:p>
+      <w:pPr>
+        <w:pStyle w:val="Bibliography"/>
+      </w:pPr>
+      <w:r>
+        <w:t xml:space="preserve">Viscarra Rossel, R.A., Minasny, B., Roudier, P., McBratney, A.B., 2006. Colour space models for soil science. Geoderma 133, 320337.</w:t>
+      </w:r>
+    </w:p>
+    <w:bookmarkEnd w:id="179"/>
+    <w:bookmarkStart w:id="180" w:name="ref-wickham2016"/>
+    <w:p>
+      <w:pPr>
+        <w:pStyle w:val="Bibliography"/>
+      </w:pPr>
+      <w:r>
+        <w:t xml:space="preserve">Wickham, H., 2016. ggplot2: Elegant graphics for data analysis. Springer-Verlag, New York NY U.S.A.</w:t>
+      </w:r>
+    </w:p>
+    <w:bookmarkEnd w:id="180"/>
+    <w:bookmarkStart w:id="182" w:name="ref-wilkinson2015"/>
+    <w:p>
+      <w:pPr>
+        <w:pStyle w:val="Bibliography"/>
+      </w:pPr>
+      <w:r>
+        <w:t xml:space="preserve">Wilkinson, S.N., Olley, J.M., Furuichi, T., Burton, J., Kinsey-Henderson, A.E., 2015. Sediment source tracing with stratified sampling and weightings based on spatial gradients in soil erosion. Journal of Soils and Sediments 15, 2038–2051.</w:t>
+      </w:r>
+      <w:r>
+        <w:t xml:space="preserve"> </w:t>
+      </w:r>
+      <w:hyperlink r:id="rId181">
+        <w:r>
+          <w:rPr>
+            <w:rStyle w:val="InternetLink"/>
+          </w:rPr>
+          <w:t xml:space="preserve">https://doi.org/10.1007/s11368-015-1134-2</w:t>
+        </w:r>
+      </w:hyperlink>
+    </w:p>
+    <w:bookmarkEnd w:id="182"/>
+    <w:bookmarkStart w:id="184" w:name="ref-wilson2008"/>
+    <w:p>
+      <w:pPr>
+        <w:pStyle w:val="Bibliography"/>
+      </w:pPr>
+      <w:r>
+        <w:t xml:space="preserve">Wilson, M.A., Burt, R., Indorante, S.J., Jenkins, A.B., Chiaretti, J.V., Ulmer, M.G., Scheyer, J.M., 2008. Geochemistry in the modern soil survey program. Environmental Monitoring and Assessment 139, 151–171.</w:t>
+      </w:r>
+      <w:r>
+        <w:t xml:space="preserve"> </w:t>
+      </w:r>
+      <w:hyperlink r:id="rId183">
+        <w:r>
+          <w:rPr>
+            <w:rStyle w:val="InternetLink"/>
+          </w:rPr>
+          <w:t xml:space="preserve">https://doi.org/10.1007/s10661-007-9822-z</w:t>
+        </w:r>
+      </w:hyperlink>
+    </w:p>
+    <w:bookmarkEnd w:id="184"/>
+    <w:bookmarkStart w:id="186" w:name="ref-zhang2012"/>
+    <w:p>
+      <w:pPr>
+        <w:pStyle w:val="Bibliography"/>
+      </w:pPr>
+      <w:r>
+        <w:t xml:space="preserve">Zhang, S., Huang, Y., Shen, C., Ye, H., Du, Y., 2012. Spatial prediction of soil organic matter using terrain indices and categorical variables as auxiliary information. Geoderma, Entering the digital era: Special issue of pedometrics 2009, beijing 171-172, 35–43.</w:t>
+      </w:r>
+      <w:r>
+        <w:t xml:space="preserve"> </w:t>
+      </w:r>
+      <w:hyperlink r:id="rId185">
+        <w:r>
+          <w:rPr>
+            <w:rStyle w:val="InternetLink"/>
+          </w:rPr>
+          <w:t xml:space="preserve">https://doi.org/10.1016/j.geoderma.2011.07.012</w:t>
+        </w:r>
+      </w:hyperlink>
+    </w:p>
+    <w:bookmarkEnd w:id="186"/>
+    <w:bookmarkEnd w:id="187"/>
+    <w:bookmarkEnd w:id="188"/>
+    <w:bookmarkStart w:id="196" w:name="supplemental-figures"/>
+    <w:p>
+      <w:pPr>
+        <w:pStyle w:val="Heading2"/>
+      </w:pPr>
+      <w:r>
+        <w:t xml:space="preserve">6 Supplemental figures</w:t>
+      </w:r>
+    </w:p>
+    <w:tbl>
+      <w:tblPr>
+        <w:tblStyle w:val="Table"/>
+        <w:tblW w:type="pct" w:w="5000"/>
+        <w:tblLayout w:type="fixed"/>
+        <w:tblLook w:firstRow="0" w:lastRow="0" w:firstColumn="0" w:lastColumn="0" w:noHBand="0" w:noVBand="0" w:val="0000"/>
+      </w:tblPr>
+      <w:tblGrid>
+        <w:gridCol w:w="7920"/>
+      </w:tblGrid>
+      <w:tr>
+        <w:tc>
+          <w:tcPr/>
+          <w:bookmarkStart w:id="192" w:name="suppfig-ag_RF_summary"/>
           <w:p>
             <w:pPr>
               <w:pStyle w:val="Compact"/>
@@ -17668,18 +18481,18 @@
                 <wp:inline>
                   <wp:extent cx="5943600" cy="5943600"/>
                   <wp:effectExtent b="0" l="0" r="0" t="0"/>
-                  <wp:docPr descr="" title="" id="175" name="Picture"/>
+                  <wp:docPr descr="" title="" id="190" name="Picture"/>
                   <a:graphic>
                     <a:graphicData uri="http://schemas.openxmlformats.org/drawingml/2006/picture">
                       <pic:pic>
                         <pic:nvPicPr>
-                          <pic:cNvPr descr="images/Ag_RF_summary.png" id="176" name="Picture"/>
+                          <pic:cNvPr descr="images/Ag_RF_summary.png" id="191" name="Picture"/>
                           <pic:cNvPicPr>
                             <a:picLocks noChangeArrowheads="1" noChangeAspect="1"/>
                           </pic:cNvPicPr>
                         </pic:nvPicPr>
                         <pic:blipFill>
-                          <a:blip r:embed="rId174"/>
+                          <a:blip r:embed="rId189"/>
                           <a:stretch>
                             <a:fillRect/>
                           </a:stretch>
@@ -17719,7 +18532,7 @@
               <w:t xml:space="preserve">Figure S1: Variable importance, expressed as the percentage increase in Mean Squared Error, for soil colour and geochemical fingerprint properties derived from random forest models using terrain attributes as predictorsat the agricultural site.</w:t>
             </w:r>
           </w:p>
-          <w:bookmarkEnd w:id="177"/>
+          <w:bookmarkEnd w:id="192"/>
         </w:tc>
       </w:tr>
     </w:tbl>
@@ -17732,18 +18545,18 @@
           <wp:inline>
             <wp:extent cx="5943600" cy="2971800"/>
             <wp:effectExtent b="0" l="0" r="0" t="0"/>
-            <wp:docPr descr="" title="" id="179" name="Picture"/>
+            <wp:docPr descr="" title="" id="194" name="Picture"/>
             <a:graphic>
               <a:graphicData uri="http://schemas.openxmlformats.org/drawingml/2006/picture">
                 <pic:pic>
                   <pic:nvPicPr>
-                    <pic:cNvPr descr="images/Forest_RF_summary.png" id="180" name="Picture"/>
+                    <pic:cNvPr descr="images/Forest_RF_summary.png" id="195" name="Picture"/>
                     <pic:cNvPicPr>
                       <a:picLocks noChangeArrowheads="1" noChangeAspect="1"/>
                     </pic:cNvPicPr>
                   </pic:nvPicPr>
                   <pic:blipFill>
-                    <a:blip r:embed="rId178"/>
+                    <a:blip r:embed="rId193"/>
                     <a:stretch>
                       <a:fillRect/>
                     </a:stretch>
@@ -17778,8 +18591,8 @@
         <w:t xml:space="preserve">Variable importance, expressed as the percentage increase in Mean Squared Error, for soil colour and geochemical fingerprint properties derived from random forest models using terrain attributes as predictorsat the forest site.</w:t>
       </w:r>
     </w:p>
-    <w:bookmarkEnd w:id="181"/>
-    <w:bookmarkStart w:id="184" w:name="supplemental-tables"/>
+    <w:bookmarkEnd w:id="196"/>
+    <w:bookmarkStart w:id="199" w:name="supplemental-tables"/>
     <w:p>
       <w:pPr>
         <w:pStyle w:val="Heading2"/>
@@ -17801,7 +18614,7 @@
       <w:tr>
         <w:tc>
           <w:tcPr/>
-          <w:bookmarkStart w:id="182" w:name="supptab-abbrev"/>
+          <w:bookmarkStart w:id="197" w:name="supptab-abbrev"/>
           <w:p>
             <w:pPr>
               <w:jc w:val="center"/>
@@ -18467,7 +19280,7 @@
               </w:tc>
             </w:tr>
           </w:tbl>
-          <w:bookmarkEnd w:id="182"/>
+          <w:bookmarkEnd w:id="197"/>
           <w:p/>
         </w:tc>
       </w:tr>
@@ -18493,7 +19306,7 @@
       <w:tr>
         <w:tc>
           <w:tcPr/>
-          <w:bookmarkStart w:id="183" w:name="supptab-terrain"/>
+          <w:bookmarkStart w:id="198" w:name="supptab-terrain"/>
           <w:p>
             <w:pPr>
               <w:jc w:val="center"/>
@@ -18755,12 +19568,12 @@
               </w:tc>
             </w:tr>
           </w:tbl>
-          <w:bookmarkEnd w:id="183"/>
+          <w:bookmarkEnd w:id="198"/>
           <w:p/>
         </w:tc>
       </w:tr>
     </w:tbl>
-    <w:bookmarkEnd w:id="184"/>
+    <w:bookmarkEnd w:id="199"/>
     <w:sectPr>
       <w:footnotePr>
         <w:numFmt w:val="decimal"/>

--- a/index.docx
+++ b/index.docx
@@ -192,7 +192,41 @@
         <w:t xml:space="preserve"> </w:t>
       </w:r>
       <w:r>
-        <w:t xml:space="preserve">Characterizing the patterns and drivers of this variation is an important component of many agri-environmental studies.</w:t>
+        <w:t xml:space="preserve">Developing a sampling design that adequately characterizes the patterns and drivers of this variation is an important component of many agricultural and environmental studies</w:t>
+      </w:r>
+      <w:r>
+        <w:t xml:space="preserve"> </w:t>
+      </w:r>
+      <w:r>
+        <w:t xml:space="preserve">(</w:t>
+      </w:r>
+      <w:hyperlink w:anchor="ref-lark2018">
+        <w:r>
+          <w:rPr>
+            <w:rStyle w:val="InternetLink"/>
+          </w:rPr>
+          <w:t xml:space="preserve">Lark and Marchant, 2018</w:t>
+        </w:r>
+      </w:hyperlink>
+      <w:r>
+        <w:t xml:space="preserve">;</w:t>
+      </w:r>
+      <w:r>
+        <w:t xml:space="preserve"> </w:t>
+      </w:r>
+      <w:hyperlink w:anchor="ref-soligo2023">
+        <w:r>
+          <w:rPr>
+            <w:rStyle w:val="InternetLink"/>
+          </w:rPr>
+          <w:t xml:space="preserve">Soligo et al., 2023</w:t>
+        </w:r>
+      </w:hyperlink>
+      <w:r>
+        <w:t xml:space="preserve">)</w:t>
+      </w:r>
+      <w:r>
+        <w:t xml:space="preserve">.</w:t>
       </w:r>
       <w:r>
         <w:t xml:space="preserve"> </w:t>
@@ -654,6 +688,20 @@
         </w:r>
       </w:hyperlink>
       <w:r>
+        <w:t xml:space="preserve">;</w:t>
+      </w:r>
+      <w:r>
+        <w:t xml:space="preserve"> </w:t>
+      </w:r>
+      <w:hyperlink w:anchor="ref-nosrati2020">
+        <w:r>
+          <w:rPr>
+            <w:rStyle w:val="InternetLink"/>
+          </w:rPr>
+          <w:t xml:space="preserve">Nosrati et al., 2020</w:t>
+        </w:r>
+      </w:hyperlink>
+      <w:r>
         <w:t xml:space="preserve">)</w:t>
       </w:r>
       <w:r>
@@ -665,9 +713,11 @@
       <w:r>
         <w:t xml:space="preserve">This remains challenging due to limited data on soil properties, particularly with geochemical properties, as routine lab analysis often measures more than 50 elements.</w:t>
       </w:r>
-      <w:r>
-        <w:t xml:space="preserve"> </w:t>
-      </w:r>
+    </w:p>
+    <w:p>
+      <w:pPr>
+        <w:pStyle w:val="TextBody"/>
+      </w:pPr>
       <w:r>
         <w:t xml:space="preserve">The spatial patterns of some soil properties are well studied because of their agronomic importance or ability to infer other important soil properties and processes and include fallout radionuclides</w:t>
       </w:r>
@@ -905,6 +955,46 @@
         <w:t xml:space="preserve">)</w:t>
       </w:r>
       <w:r>
+        <w:t xml:space="preserve">, enzyme activity</w:t>
+      </w:r>
+      <w:r>
+        <w:t xml:space="preserve"> </w:t>
+      </w:r>
+      <w:r>
+        <w:t xml:space="preserve">(</w:t>
+      </w:r>
+      <w:hyperlink w:anchor="ref-tajik2012">
+        <w:r>
+          <w:rPr>
+            <w:rStyle w:val="InternetLink"/>
+          </w:rPr>
+          <w:t xml:space="preserve">Tajik et al., 2012</w:t>
+        </w:r>
+      </w:hyperlink>
+      <w:r>
+        <w:t xml:space="preserve">)</w:t>
+      </w:r>
+      <w:r>
+        <w:t xml:space="preserve">, soil depth</w:t>
+      </w:r>
+      <w:r>
+        <w:t xml:space="preserve"> </w:t>
+      </w:r>
+      <w:r>
+        <w:t xml:space="preserve">(</w:t>
+      </w:r>
+      <w:hyperlink w:anchor="ref-mehnatkesh2013">
+        <w:r>
+          <w:rPr>
+            <w:rStyle w:val="InternetLink"/>
+          </w:rPr>
+          <w:t xml:space="preserve">Mehnatkesh et al., 2013</w:t>
+        </w:r>
+      </w:hyperlink>
+      <w:r>
+        <w:t xml:space="preserve">)</w:t>
+      </w:r>
+      <w:r>
         <w:t xml:space="preserve">, and geochemistry</w:t>
       </w:r>
       <w:r>
@@ -983,6 +1073,77 @@
         <w:t xml:space="preserve"> </w:t>
       </w:r>
       <w:r>
+        <w:t xml:space="preserve">These DEM-based sampling designs include conditioned Latin hypercube</w:t>
+      </w:r>
+      <w:r>
+        <w:t xml:space="preserve"> </w:t>
+      </w:r>
+      <w:r>
+        <w:t xml:space="preserve">(</w:t>
+      </w:r>
+      <w:hyperlink w:anchor="ref-minasny2006">
+        <w:r>
+          <w:rPr>
+            <w:rStyle w:val="InternetLink"/>
+          </w:rPr>
+          <w:t xml:space="preserve">Minasny and McBratney, 2006</w:t>
+        </w:r>
+      </w:hyperlink>
+      <w:r>
+        <w:t xml:space="preserve">)</w:t>
+      </w:r>
+      <w:r>
+        <w:t xml:space="preserve">, feature space coverage</w:t>
+      </w:r>
+      <w:r>
+        <w:t xml:space="preserve"> </w:t>
+      </w:r>
+      <w:r>
+        <w:t xml:space="preserve">(</w:t>
+      </w:r>
+      <w:hyperlink w:anchor="ref-ma2020">
+        <w:r>
+          <w:rPr>
+            <w:rStyle w:val="InternetLink"/>
+          </w:rPr>
+          <w:t xml:space="preserve">Ma et al., 2020</w:t>
+        </w:r>
+      </w:hyperlink>
+      <w:r>
+        <w:t xml:space="preserve">)</w:t>
+      </w:r>
+      <w:r>
+        <w:t xml:space="preserve">, and covariate-wise</w:t>
+      </w:r>
+      <w:r>
+        <w:t xml:space="preserve"> </w:t>
+      </w:r>
+      <w:r>
+        <w:t xml:space="preserve">(</w:t>
+      </w:r>
+      <w:hyperlink w:anchor="ref-zízala2024">
+        <w:r>
+          <w:rPr>
+            <w:rStyle w:val="InternetLink"/>
+          </w:rPr>
+          <w:t xml:space="preserve">Žížala et al., 2024</w:t>
+        </w:r>
+      </w:hyperlink>
+      <w:r>
+        <w:t xml:space="preserve">)</w:t>
+      </w:r>
+      <w:r>
+        <w:t xml:space="preserve"> </w:t>
+      </w:r>
+      <w:r>
+        <w:t xml:space="preserve">sampling methods.</w:t>
+      </w:r>
+    </w:p>
+    <w:p>
+      <w:pPr>
+        <w:pStyle w:val="TextBody"/>
+      </w:pPr>
+      <w:r>
         <w:t xml:space="preserve">This study builds on the previous work of Luna Miño</w:t>
       </w:r>
       <w:r>
@@ -1007,6 +1168,12 @@
       </w:r>
       <w:r>
         <w:t xml:space="preserve">where the impact of three different sampling designs on the characterization of source materials, within the framework of the sediment fingerprinting approach, was assessed.</w:t>
+      </w:r>
+      <w:r>
+        <w:t xml:space="preserve"> </w:t>
+      </w:r>
+      <w:r>
+        <w:t xml:space="preserve">Although the designs produced numerically different results, they led to the same overall conclusions.</w:t>
       </w:r>
       <w:r>
         <w:t xml:space="preserve"> </w:t>
@@ -1908,7 +2075,30 @@
         <w:t xml:space="preserve"> </w:t>
       </w:r>
       <w:r>
-        <w:t xml:space="preserve">Univariate summaries included CV classes (low &lt;15%, moderate 15–35%, high 35–75%, very high &gt;75%) and skewness categories (symmetric: −0.5 to 0.5; moderate: −1.0 to −0.5 or 0.5 to 1.0; high: &lt;−1.0 or &gt;1.0).</w:t>
+        <w:t xml:space="preserve">Univariate summaries included CV classes (low &lt;15%, moderate 15–35%, high 35–75%, very high &gt;75%)</w:t>
+      </w:r>
+      <w:r>
+        <w:t xml:space="preserve"> </w:t>
+      </w:r>
+      <w:r>
+        <w:t xml:space="preserve">(</w:t>
+      </w:r>
+      <w:hyperlink w:anchor="ref-pennock2008">
+        <w:r>
+          <w:rPr>
+            <w:rStyle w:val="InternetLink"/>
+          </w:rPr>
+          <w:t xml:space="preserve">Pennock et al., 2008</w:t>
+        </w:r>
+      </w:hyperlink>
+      <w:r>
+        <w:t xml:space="preserve">)</w:t>
+      </w:r>
+      <w:r>
+        <w:t xml:space="preserve"> </w:t>
+      </w:r>
+      <w:r>
+        <w:t xml:space="preserve">and skewness categories (symmetric: −0.5 to 0.5; moderate: −1.0 to −0.5 or 0.5 to 1.0; high: &lt;−1.0 or &gt;1.0).</w:t>
       </w:r>
     </w:p>
     <w:p>
@@ -16647,7 +16837,37 @@
         </w:r>
       </w:hyperlink>
       <w:r>
-        <w:t xml:space="preserve">); this likely reflects the increased geomorphic complexity of the site and the limitations of sparse sampling. Additional work is needed to fully assess the utility of terrain mapping in predicting and mapping fingerprint properties, particularly in complex terrains. Clustering based on terrain attributes using unsupervised RF regression (Figure 5) showed some promise in serving as an initial step in developing efficient and effective sampling designs (Pham et al., 2025). As high-quality LiDAR data and digital elevation models (DEMs) become increasingly available in many regions, researchers have the opportunity to integrate terrain attributes into their sampling frameworks. As Evrard et al. (2022) suggests, a balance between the number of samples and budget and logistical constraints needs to be made. This integration will help ensure adequate representation of key geomorphic and topographic features while reducing sampling and analytical costs by minimizing redundant sampling in similar areas.</w:t>
+        <w:t xml:space="preserve">); this likely reflects the increased geomorphic complexity of the site and the limitations of sparse sampling.</w:t>
+      </w:r>
+      <w:r>
+        <w:t xml:space="preserve"> </w:t>
+      </w:r>
+      <w:r>
+        <w:t xml:space="preserve">Additional work is needed to fully assess the utility of terrain mapping in predicting and mapping fingerprint properties, particularly in complex terrains.</w:t>
+      </w:r>
+      <w:r>
+        <w:t xml:space="preserve"> </w:t>
+      </w:r>
+      <w:r>
+        <w:t xml:space="preserve">Clustering based on terrain attributes using unsupervised RF regression (Figure 5) showed some promise in serving as an initial step in developing efficient and effective sampling designs (Pham et al., 2025).</w:t>
+      </w:r>
+      <w:r>
+        <w:t xml:space="preserve"> </w:t>
+      </w:r>
+      <w:r>
+        <w:t xml:space="preserve">As high-quality LiDAR data and digital elevation models (DEMs) become increasingly available in many regions, researchers have the opportunity to integrate terrain attributes into their sampling frameworks.</w:t>
+      </w:r>
+      <w:r>
+        <w:t xml:space="preserve"> </w:t>
+      </w:r>
+      <w:r>
+        <w:t xml:space="preserve">As Evrard et al. (2022) suggests, a balance between the number of samples and budget and logistical constraints needs to be made.</w:t>
+      </w:r>
+      <w:r>
+        <w:t xml:space="preserve"> </w:t>
+      </w:r>
+      <w:r>
+        <w:t xml:space="preserve">This integration will help ensure adequate representation of key geomorphic and topographic features while reducing sampling and analytical costs by minimizing redundant sampling in similar areas.</w:t>
       </w:r>
     </w:p>
     <w:bookmarkEnd w:id="56"/>
@@ -17153,7 +17373,7 @@
     </w:p>
     <w:bookmarkEnd w:id="66"/>
     <w:bookmarkEnd w:id="67"/>
-    <w:bookmarkStart w:id="188" w:name="references"/>
+    <w:bookmarkStart w:id="200" w:name="references"/>
     <w:p>
       <w:pPr>
         <w:pStyle w:val="Heading2"/>
@@ -17162,7 +17382,7 @@
         <w:t xml:space="preserve">References</w:t>
       </w:r>
     </w:p>
-    <w:bookmarkStart w:id="187" w:name="refs"/>
+    <w:bookmarkStart w:id="199" w:name="refs"/>
     <w:bookmarkStart w:id="69" w:name="ref-agisoft2021"/>
     <w:p>
       <w:pPr>
@@ -17888,28 +18108,49 @@
       </w:hyperlink>
     </w:p>
     <w:bookmarkEnd w:id="135"/>
-    <w:bookmarkStart w:id="136" w:name="ref-mackay1970"/>
+    <w:bookmarkStart w:id="137" w:name="ref-ma2020"/>
     <w:p>
       <w:pPr>
         <w:pStyle w:val="Bibliography"/>
       </w:pPr>
       <w:r>
-        <w:t xml:space="preserve">MacKay, G.H., 1970. A quantitative study of geomorphology of the wilson creek watershed, manitoba (MSC thesis). University of Manitoba, Winnipeg, MB.</w:t>
-      </w:r>
+        <w:t xml:space="preserve">Ma, T., Brus, D.J., Zhu, A.-X., Zhang, L., Scholten, T., 2020. Comparison of conditioned latin hypercube and feature space coverage sampling for predicting soil classes using simulation from soil maps. Geoderma 370, 114366.</w:t>
+      </w:r>
+      <w:r>
+        <w:t xml:space="preserve"> </w:t>
+      </w:r>
+      <w:hyperlink r:id="rId136">
+        <w:r>
+          <w:rPr>
+            <w:rStyle w:val="InternetLink"/>
+          </w:rPr>
+          <w:t xml:space="preserve">https://doi.org/10.1016/j.geoderma.2020.114366</w:t>
+        </w:r>
+      </w:hyperlink>
     </w:p>
-    <w:bookmarkEnd w:id="136"/>
-    <w:bookmarkStart w:id="138" w:name="ref-mashalaba2020"/>
+    <w:bookmarkEnd w:id="137"/>
+    <w:bookmarkStart w:id="138" w:name="ref-mackay1970"/>
     <w:p>
       <w:pPr>
         <w:pStyle w:val="Bibliography"/>
       </w:pPr>
       <w:r>
+        <w:t xml:space="preserve">MacKay, G.H., 1970. A quantitative study of geomorphology of the wilson creek watershed, manitoba (MSC thesis). University of Manitoba, Winnipeg, MB.</w:t>
+      </w:r>
+    </w:p>
+    <w:bookmarkEnd w:id="138"/>
+    <w:bookmarkStart w:id="140" w:name="ref-mashalaba2020"/>
+    <w:p>
+      <w:pPr>
+        <w:pStyle w:val="Bibliography"/>
+      </w:pPr>
+      <w:r>
         <w:t xml:space="preserve">Mashalaba, L., Galleguillos, M., Seguel, O., Poblete-Olivares, J., 2020. Predicting spatial variability of selected soil properties using digital soil mapping in a rainfed vineyard of central chile. Geoderma Regional 22, e00289.</w:t>
       </w:r>
       <w:r>
         <w:t xml:space="preserve"> </w:t>
       </w:r>
-      <w:hyperlink r:id="rId137">
+      <w:hyperlink r:id="rId139">
         <w:r>
           <w:rPr>
             <w:rStyle w:val="InternetLink"/>
@@ -17918,19 +18159,40 @@
         </w:r>
       </w:hyperlink>
     </w:p>
-    <w:bookmarkEnd w:id="138"/>
-    <w:bookmarkStart w:id="140" w:name="ref-mello2022"/>
+    <w:bookmarkEnd w:id="140"/>
+    <w:bookmarkStart w:id="142" w:name="ref-mehnatkesh2013"/>
     <w:p>
       <w:pPr>
         <w:pStyle w:val="Bibliography"/>
       </w:pPr>
       <w:r>
+        <w:t xml:space="preserve">Mehnatkesh, A., Ayoubi, S., Jalalian, A., Sahrawat, K.L., 2013. Relationships between soil depth and terrain attributes in a semi arid hilly region in western iran. Journal of Mountain Science 10, 163–172.</w:t>
+      </w:r>
+      <w:r>
+        <w:t xml:space="preserve"> </w:t>
+      </w:r>
+      <w:hyperlink r:id="rId141">
+        <w:r>
+          <w:rPr>
+            <w:rStyle w:val="InternetLink"/>
+          </w:rPr>
+          <w:t xml:space="preserve">https://doi.org/10.1007/s11629-013-2427-9</w:t>
+        </w:r>
+      </w:hyperlink>
+    </w:p>
+    <w:bookmarkEnd w:id="142"/>
+    <w:bookmarkStart w:id="144" w:name="ref-mello2022"/>
+    <w:p>
+      <w:pPr>
+        <w:pStyle w:val="Bibliography"/>
+      </w:pPr>
+      <w:r>
         <w:t xml:space="preserve">Mello, F.A.O., Demattê, J.A.M., Rizzo, R., Mello, D.C. de, Poppiel, R.R., Silvero, N.E.Q., Safanelli, J.L., Bellinaso, H., Bonfatti, B.R., Gomez, A.M.R., Sousa, G.P.B., 2022. Complex hydrological knowledge to support digital soil mapping. Geoderma 409, 115638.</w:t>
       </w:r>
       <w:r>
         <w:t xml:space="preserve"> </w:t>
       </w:r>
-      <w:hyperlink r:id="rId139">
+      <w:hyperlink r:id="rId143">
         <w:r>
           <w:rPr>
             <w:rStyle w:val="InternetLink"/>
@@ -17939,8 +18201,8 @@
         </w:r>
       </w:hyperlink>
     </w:p>
-    <w:bookmarkEnd w:id="140"/>
-    <w:bookmarkStart w:id="142" w:name="ref-minasny2006"/>
+    <w:bookmarkEnd w:id="144"/>
+    <w:bookmarkStart w:id="146" w:name="ref-minasny2006"/>
     <w:p>
       <w:pPr>
         <w:pStyle w:val="Bibliography"/>
@@ -17951,7 +18213,7 @@
       <w:r>
         <w:t xml:space="preserve"> </w:t>
       </w:r>
-      <w:hyperlink r:id="rId141">
+      <w:hyperlink r:id="rId145">
         <w:r>
           <w:rPr>
             <w:rStyle w:val="InternetLink"/>
@@ -17960,8 +18222,8 @@
         </w:r>
       </w:hyperlink>
     </w:p>
-    <w:bookmarkEnd w:id="142"/>
-    <w:bookmarkStart w:id="144" w:name="ref-mzuku2005"/>
+    <w:bookmarkEnd w:id="146"/>
+    <w:bookmarkStart w:id="148" w:name="ref-mzuku2005"/>
     <w:p>
       <w:pPr>
         <w:pStyle w:val="Bibliography"/>
@@ -17972,7 +18234,7 @@
       <w:r>
         <w:t xml:space="preserve"> </w:t>
       </w:r>
-      <w:hyperlink r:id="rId143">
+      <w:hyperlink r:id="rId147">
         <w:r>
           <w:rPr>
             <w:rStyle w:val="InternetLink"/>
@@ -17981,8 +18243,8 @@
         </w:r>
       </w:hyperlink>
     </w:p>
-    <w:bookmarkEnd w:id="144"/>
-    <w:bookmarkStart w:id="146" w:name="ref-Naimi2014"/>
+    <w:bookmarkEnd w:id="148"/>
+    <w:bookmarkStart w:id="150" w:name="ref-Naimi2014"/>
     <w:p>
       <w:pPr>
         <w:pStyle w:val="Bibliography"/>
@@ -17993,7 +18255,7 @@
       <w:r>
         <w:t xml:space="preserve"> </w:t>
       </w:r>
-      <w:hyperlink r:id="rId145">
+      <w:hyperlink r:id="rId149">
         <w:r>
           <w:rPr>
             <w:rStyle w:val="InternetLink"/>
@@ -18002,8 +18264,8 @@
         </w:r>
       </w:hyperlink>
     </w:p>
-    <w:bookmarkEnd w:id="146"/>
-    <w:bookmarkStart w:id="148" w:name="ref-nanos2012"/>
+    <w:bookmarkEnd w:id="150"/>
+    <w:bookmarkStart w:id="152" w:name="ref-nanos2012"/>
     <w:p>
       <w:pPr>
         <w:pStyle w:val="Bibliography"/>
@@ -18014,7 +18276,7 @@
       <w:r>
         <w:t xml:space="preserve"> </w:t>
       </w:r>
-      <w:hyperlink r:id="rId147">
+      <w:hyperlink r:id="rId151">
         <w:r>
           <w:rPr>
             <w:rStyle w:val="InternetLink"/>
@@ -18023,8 +18285,8 @@
         </w:r>
       </w:hyperlink>
     </w:p>
-    <w:bookmarkEnd w:id="148"/>
-    <w:bookmarkStart w:id="149" w:name="ref-nicolas2011"/>
+    <w:bookmarkEnd w:id="152"/>
+    <w:bookmarkStart w:id="153" w:name="ref-nicolas2011"/>
     <w:p>
       <w:pPr>
         <w:pStyle w:val="Bibliography"/>
@@ -18033,39 +18295,60 @@
         <w:t xml:space="preserve">Nicolas, M.P.B., Bamburak, J.D., 2011. Geochemistry and mineralogy of cretaceous shale, southwestern manitoba (parts of NTS 62F, g, j, k, n, 63C): Phase 2 results. Manitoba Innovation, Energy; Mines, Manitoba Geological Survey.</w:t>
       </w:r>
     </w:p>
-    <w:bookmarkEnd w:id="149"/>
-    <w:bookmarkStart w:id="150" w:name="ref-papiernik2005"/>
+    <w:bookmarkEnd w:id="153"/>
+    <w:bookmarkStart w:id="155" w:name="ref-nosrati2020"/>
     <w:p>
       <w:pPr>
         <w:pStyle w:val="Bibliography"/>
       </w:pPr>
       <w:r>
-        <w:t xml:space="preserve">Papiernik, S.K., Lindstrom, M.J., Schumacher, J.A., Farenhorst, A., Stephens, K.D., Schumacher, T.E., Lobb, D.A., 2005. Variation in soil properties and crop yield across an eroded prairie landscape. Journal of Soil and Water Conservation 60, 8.</w:t>
-      </w:r>
+        <w:t xml:space="preserve">Nosrati, K., Akbari-Mahdiabad, M., Ayoubi, S., Degos, E., Koubansky, A., Coquatrix, Q., Pulley, S., Collins, A.L., 2020. Storm dust source fingerprinting for different particle size fractions using colour and magnetic susceptibility and a bayesian un-mixing model. Environmental Science and Pollution Research 27, 31578–31594.</w:t>
+      </w:r>
+      <w:r>
+        <w:t xml:space="preserve"> </w:t>
+      </w:r>
+      <w:hyperlink r:id="rId154">
+        <w:r>
+          <w:rPr>
+            <w:rStyle w:val="InternetLink"/>
+          </w:rPr>
+          <w:t xml:space="preserve">https://doi.org/10.1007/s11356-020-09249-3</w:t>
+        </w:r>
+      </w:hyperlink>
     </w:p>
-    <w:bookmarkEnd w:id="150"/>
-    <w:bookmarkStart w:id="151" w:name="ref-pennock2008"/>
+    <w:bookmarkEnd w:id="155"/>
+    <w:bookmarkStart w:id="156" w:name="ref-papiernik2005"/>
     <w:p>
       <w:pPr>
         <w:pStyle w:val="Bibliography"/>
       </w:pPr>
       <w:r>
-        <w:t xml:space="preserve">Pennock, D., Yates, T., Braidek, J., 2008. Soil sampling designs, in: Carter, M.R., Gregorich, E.G. (Eds.),. CRC Press, Boca Raton, FL, USA, pp. 1–14.</w:t>
+        <w:t xml:space="preserve">Papiernik, S.K., Lindstrom, M.J., Schumacher, J.A., Farenhorst, A., Stephens, K.D., Schumacher, T.E., Lobb, D.A., 2005. Variation in soil properties and crop yield across an eroded prairie landscape. Journal of Soil and Water Conservation 60, 8.</w:t>
       </w:r>
     </w:p>
-    <w:bookmarkEnd w:id="151"/>
-    <w:bookmarkStart w:id="153" w:name="ref-pulley2018"/>
+    <w:bookmarkEnd w:id="156"/>
+    <w:bookmarkStart w:id="157" w:name="ref-pennock2008"/>
     <w:p>
       <w:pPr>
         <w:pStyle w:val="Bibliography"/>
       </w:pPr>
       <w:r>
+        <w:t xml:space="preserve">Pennock, D., Yates, T., Braidek, J., 2008. Soil sampling designs, in: Carter, M.R., Gregorich, E.G. (Eds.),. CRC Press, Boca Raton, FL, USA, pp. 1–14.</w:t>
+      </w:r>
+    </w:p>
+    <w:bookmarkEnd w:id="157"/>
+    <w:bookmarkStart w:id="159" w:name="ref-pulley2018"/>
+    <w:p>
+      <w:pPr>
+        <w:pStyle w:val="Bibliography"/>
+      </w:pPr>
+      <w:r>
         <w:t xml:space="preserve">Pulley, S., Collins, A.L., Van der Waal, B., 2018. Variability in the mineral magnetic properties of soils and sediments within a single field in the cape fold mountains, south africa: Implications for sediment source tracing. CATENA 163, 172–183.</w:t>
       </w:r>
       <w:r>
         <w:t xml:space="preserve"> </w:t>
       </w:r>
-      <w:hyperlink r:id="rId152">
+      <w:hyperlink r:id="rId158">
         <w:r>
           <w:rPr>
             <w:rStyle w:val="InternetLink"/>
@@ -18074,8 +18357,8 @@
         </w:r>
       </w:hyperlink>
     </w:p>
-    <w:bookmarkEnd w:id="153"/>
-    <w:bookmarkStart w:id="155" w:name="ref-rattenbury2018"/>
+    <w:bookmarkEnd w:id="159"/>
+    <w:bookmarkStart w:id="161" w:name="ref-rattenbury2018"/>
     <w:p>
       <w:pPr>
         <w:pStyle w:val="Bibliography"/>
@@ -18086,7 +18369,7 @@
       <w:r>
         <w:t xml:space="preserve"> </w:t>
       </w:r>
-      <w:hyperlink r:id="rId154">
+      <w:hyperlink r:id="rId160">
         <w:r>
           <w:rPr>
             <w:rStyle w:val="InternetLink"/>
@@ -18095,8 +18378,8 @@
         </w:r>
       </w:hyperlink>
     </w:p>
-    <w:bookmarkEnd w:id="155"/>
-    <w:bookmarkStart w:id="157" w:name="ref-ritchie1970"/>
+    <w:bookmarkEnd w:id="161"/>
+    <w:bookmarkStart w:id="163" w:name="ref-ritchie1970"/>
     <w:p>
       <w:pPr>
         <w:pStyle w:val="Bibliography"/>
@@ -18107,7 +18390,7 @@
       <w:r>
         <w:t xml:space="preserve"> </w:t>
       </w:r>
-      <w:hyperlink r:id="rId156">
+      <w:hyperlink r:id="rId162">
         <w:r>
           <w:rPr>
             <w:rStyle w:val="InternetLink"/>
@@ -18119,8 +18402,8 @@
         <w:t xml:space="preserve">. Health Physics 18, 479.</w:t>
       </w:r>
     </w:p>
-    <w:bookmarkEnd w:id="157"/>
-    <w:bookmarkStart w:id="159" w:name="ref-rizzo2016"/>
+    <w:bookmarkEnd w:id="163"/>
+    <w:bookmarkStart w:id="165" w:name="ref-rizzo2016"/>
     <w:p>
       <w:pPr>
         <w:pStyle w:val="Bibliography"/>
@@ -18134,7 +18417,7 @@
       <w:r>
         <w:t xml:space="preserve"> </w:t>
       </w:r>
-      <w:hyperlink r:id="rId158">
+      <w:hyperlink r:id="rId164">
         <w:r>
           <w:rPr>
             <w:rStyle w:val="InternetLink"/>
@@ -18143,8 +18426,8 @@
         </w:r>
       </w:hyperlink>
     </w:p>
-    <w:bookmarkEnd w:id="159"/>
-    <w:bookmarkStart w:id="161" w:name="ref-rstudio2026"/>
+    <w:bookmarkEnd w:id="165"/>
+    <w:bookmarkStart w:id="167" w:name="ref-rstudio2026"/>
     <w:p>
       <w:pPr>
         <w:pStyle w:val="Bibliography"/>
@@ -18155,7 +18438,7 @@
       <w:r>
         <w:t xml:space="preserve"> </w:t>
       </w:r>
-      <w:hyperlink r:id="rId160">
+      <w:hyperlink r:id="rId166">
         <w:r>
           <w:rPr>
             <w:rStyle w:val="InternetLink"/>
@@ -18167,19 +18450,40 @@
         <w:t xml:space="preserve">.</w:t>
       </w:r>
     </w:p>
-    <w:bookmarkEnd w:id="161"/>
-    <w:bookmarkStart w:id="163" w:name="ref-starr1995"/>
+    <w:bookmarkEnd w:id="167"/>
+    <w:bookmarkStart w:id="169" w:name="ref-soligo2023"/>
     <w:p>
       <w:pPr>
         <w:pStyle w:val="Bibliography"/>
       </w:pPr>
       <w:r>
+        <w:t xml:space="preserve">Soligo, M.F., Pedron, F. de A., Moura-Bueno, J.M., Horst, T.Z., Dalmolin, R.S.D., Nalin, R.S., 2023. Sampling design and spatial modeling of available phosphorus in a complex agricultural area in southern brazil. Journal of Soil Science and Plant Nutrition 23, 6125–6138.</w:t>
+      </w:r>
+      <w:r>
+        <w:t xml:space="preserve"> </w:t>
+      </w:r>
+      <w:hyperlink r:id="rId168">
+        <w:r>
+          <w:rPr>
+            <w:rStyle w:val="InternetLink"/>
+          </w:rPr>
+          <w:t xml:space="preserve">https://doi.org/10.1007/s42729-023-01470-6</w:t>
+        </w:r>
+      </w:hyperlink>
+    </w:p>
+    <w:bookmarkEnd w:id="169"/>
+    <w:bookmarkStart w:id="171" w:name="ref-starr1995"/>
+    <w:p>
+      <w:pPr>
+        <w:pStyle w:val="Bibliography"/>
+      </w:pPr>
+      <w:r>
         <w:t xml:space="preserve">Starr, J.L., Meisinger, J.J., Parkin, T.B., 1995. Influence of sample size on chemical and physical soil measurements. Soil Science Society of America Journal 59, 713–719.</w:t>
       </w:r>
       <w:r>
         <w:t xml:space="preserve"> </w:t>
       </w:r>
-      <w:hyperlink r:id="rId162">
+      <w:hyperlink r:id="rId170">
         <w:r>
           <w:rPr>
             <w:rStyle w:val="InternetLink"/>
@@ -18188,8 +18492,8 @@
         </w:r>
       </w:hyperlink>
     </w:p>
-    <w:bookmarkEnd w:id="163"/>
-    <w:bookmarkStart w:id="165" w:name="ref-stonehouse1971"/>
+    <w:bookmarkEnd w:id="171"/>
+    <w:bookmarkStart w:id="173" w:name="ref-stonehouse1971"/>
     <w:p>
       <w:pPr>
         <w:pStyle w:val="Bibliography"/>
@@ -18200,7 +18504,7 @@
       <w:r>
         <w:t xml:space="preserve"> </w:t>
       </w:r>
-      <w:hyperlink r:id="rId164">
+      <w:hyperlink r:id="rId172">
         <w:r>
           <w:rPr>
             <w:rStyle w:val="InternetLink"/>
@@ -18209,8 +18513,8 @@
         </w:r>
       </w:hyperlink>
     </w:p>
-    <w:bookmarkEnd w:id="165"/>
-    <w:bookmarkStart w:id="167" w:name="ref-sun2021"/>
+    <w:bookmarkEnd w:id="173"/>
+    <w:bookmarkStart w:id="175" w:name="ref-sun2021"/>
     <w:p>
       <w:pPr>
         <w:pStyle w:val="Bibliography"/>
@@ -18221,7 +18525,7 @@
       <w:r>
         <w:t xml:space="preserve"> </w:t>
       </w:r>
-      <w:hyperlink r:id="rId166">
+      <w:hyperlink r:id="rId174">
         <w:r>
           <w:rPr>
             <w:rStyle w:val="InternetLink"/>
@@ -18230,8 +18534,8 @@
         </w:r>
       </w:hyperlink>
     </w:p>
-    <w:bookmarkEnd w:id="167"/>
-    <w:bookmarkStart w:id="168" w:name="ref-sun2021a"/>
+    <w:bookmarkEnd w:id="175"/>
+    <w:bookmarkStart w:id="176" w:name="ref-sun2021a"/>
     <w:p>
       <w:pPr>
         <w:pStyle w:val="Bibliography"/>
@@ -18242,7 +18546,7 @@
       <w:r>
         <w:t xml:space="preserve"> </w:t>
       </w:r>
-      <w:hyperlink r:id="rId166">
+      <w:hyperlink r:id="rId174">
         <w:r>
           <w:rPr>
             <w:rStyle w:val="InternetLink"/>
@@ -18251,19 +18555,40 @@
         </w:r>
       </w:hyperlink>
     </w:p>
-    <w:bookmarkEnd w:id="168"/>
-    <w:bookmarkStart w:id="170" w:name="ref-rcoreteam2026"/>
+    <w:bookmarkEnd w:id="176"/>
+    <w:bookmarkStart w:id="178" w:name="ref-tajik2012"/>
     <w:p>
       <w:pPr>
         <w:pStyle w:val="Bibliography"/>
       </w:pPr>
       <w:r>
+        <w:t xml:space="preserve">Tajik, S., Ayoubi, S., Nourbakhsh, F., 2012. Prediction of soil enzymes activity by digital terrain analysis: Comparing artificial neural network and multiple linear regression models. Environmental Engineering Science 29, 798–806.</w:t>
+      </w:r>
+      <w:r>
+        <w:t xml:space="preserve"> </w:t>
+      </w:r>
+      <w:hyperlink r:id="rId177">
+        <w:r>
+          <w:rPr>
+            <w:rStyle w:val="InternetLink"/>
+          </w:rPr>
+          <w:t xml:space="preserve">https://doi.org/10.1089/ees.2011.0313</w:t>
+        </w:r>
+      </w:hyperlink>
+    </w:p>
+    <w:bookmarkEnd w:id="178"/>
+    <w:bookmarkStart w:id="180" w:name="ref-rcoreteam2026"/>
+    <w:p>
+      <w:pPr>
+        <w:pStyle w:val="Bibliography"/>
+      </w:pPr>
+      <w:r>
         <w:t xml:space="preserve">Team, R.C., 2026.</w:t>
       </w:r>
       <w:r>
         <w:t xml:space="preserve"> </w:t>
       </w:r>
-      <w:hyperlink r:id="rId169">
+      <w:hyperlink r:id="rId179">
         <w:r>
           <w:rPr>
             <w:rStyle w:val="InternetLink"/>
@@ -18275,8 +18600,8 @@
         <w:t xml:space="preserve">.</w:t>
       </w:r>
     </w:p>
-    <w:bookmarkEnd w:id="170"/>
-    <w:bookmarkStart w:id="172" w:name="ref-umali2012"/>
+    <w:bookmarkEnd w:id="180"/>
+    <w:bookmarkStart w:id="182" w:name="ref-umali2012"/>
     <w:p>
       <w:pPr>
         <w:pStyle w:val="Bibliography"/>
@@ -18287,7 +18612,7 @@
       <w:r>
         <w:t xml:space="preserve"> </w:t>
       </w:r>
-      <w:hyperlink r:id="rId171">
+      <w:hyperlink r:id="rId181">
         <w:r>
           <w:rPr>
             <w:rStyle w:val="InternetLink"/>
@@ -18296,8 +18621,8 @@
         </w:r>
       </w:hyperlink>
     </w:p>
-    <w:bookmarkEnd w:id="172"/>
-    <w:bookmarkStart w:id="174" w:name="ref-vasu2017"/>
+    <w:bookmarkEnd w:id="182"/>
+    <w:bookmarkStart w:id="184" w:name="ref-vasu2017"/>
     <w:p>
       <w:pPr>
         <w:pStyle w:val="Bibliography"/>
@@ -18308,7 +18633,7 @@
       <w:r>
         <w:t xml:space="preserve"> </w:t>
       </w:r>
-      <w:hyperlink r:id="rId173">
+      <w:hyperlink r:id="rId183">
         <w:r>
           <w:rPr>
             <w:rStyle w:val="InternetLink"/>
@@ -18317,8 +18642,8 @@
         </w:r>
       </w:hyperlink>
     </w:p>
-    <w:bookmarkEnd w:id="174"/>
-    <w:bookmarkStart w:id="176" w:name="ref-vidon2010"/>
+    <w:bookmarkEnd w:id="184"/>
+    <w:bookmarkStart w:id="186" w:name="ref-vidon2010"/>
     <w:p>
       <w:pPr>
         <w:pStyle w:val="Bibliography"/>
@@ -18329,7 +18654,7 @@
       <w:r>
         <w:t xml:space="preserve"> </w:t>
       </w:r>
-      <w:hyperlink r:id="rId175">
+      <w:hyperlink r:id="rId185">
         <w:r>
           <w:rPr>
             <w:rStyle w:val="InternetLink"/>
@@ -18338,8 +18663,8 @@
         </w:r>
       </w:hyperlink>
     </w:p>
-    <w:bookmarkEnd w:id="176"/>
-    <w:bookmarkStart w:id="178" w:name="ref-viscarrarossel2009"/>
+    <w:bookmarkEnd w:id="186"/>
+    <w:bookmarkStart w:id="188" w:name="ref-viscarrarossel2009"/>
     <w:p>
       <w:pPr>
         <w:pStyle w:val="Bibliography"/>
@@ -18353,7 +18678,7 @@
       <w:r>
         <w:t xml:space="preserve"> </w:t>
       </w:r>
-      <w:hyperlink r:id="rId177">
+      <w:hyperlink r:id="rId187">
         <w:r>
           <w:rPr>
             <w:rStyle w:val="InternetLink"/>
@@ -18362,8 +18687,8 @@
         </w:r>
       </w:hyperlink>
     </w:p>
-    <w:bookmarkEnd w:id="178"/>
-    <w:bookmarkStart w:id="179" w:name="ref-viscarrarossel2006"/>
+    <w:bookmarkEnd w:id="188"/>
+    <w:bookmarkStart w:id="189" w:name="ref-viscarrarossel2006"/>
     <w:p>
       <w:pPr>
         <w:pStyle w:val="Bibliography"/>
@@ -18372,8 +18697,8 @@
         <w:t xml:space="preserve">Viscarra Rossel, R.A., Minasny, B., Roudier, P., McBratney, A.B., 2006. Colour space models for soil science. Geoderma 133, 320337.</w:t>
       </w:r>
     </w:p>
-    <w:bookmarkEnd w:id="179"/>
-    <w:bookmarkStart w:id="180" w:name="ref-wickham2016"/>
+    <w:bookmarkEnd w:id="189"/>
+    <w:bookmarkStart w:id="190" w:name="ref-wickham2016"/>
     <w:p>
       <w:pPr>
         <w:pStyle w:val="Bibliography"/>
@@ -18382,8 +18707,8 @@
         <w:t xml:space="preserve">Wickham, H., 2016. ggplot2: Elegant graphics for data analysis. Springer-Verlag, New York NY U.S.A.</w:t>
       </w:r>
     </w:p>
-    <w:bookmarkEnd w:id="180"/>
-    <w:bookmarkStart w:id="182" w:name="ref-wilkinson2015"/>
+    <w:bookmarkEnd w:id="190"/>
+    <w:bookmarkStart w:id="192" w:name="ref-wilkinson2015"/>
     <w:p>
       <w:pPr>
         <w:pStyle w:val="Bibliography"/>
@@ -18394,7 +18719,7 @@
       <w:r>
         <w:t xml:space="preserve"> </w:t>
       </w:r>
-      <w:hyperlink r:id="rId181">
+      <w:hyperlink r:id="rId191">
         <w:r>
           <w:rPr>
             <w:rStyle w:val="InternetLink"/>
@@ -18403,8 +18728,8 @@
         </w:r>
       </w:hyperlink>
     </w:p>
-    <w:bookmarkEnd w:id="182"/>
-    <w:bookmarkStart w:id="184" w:name="ref-wilson2008"/>
+    <w:bookmarkEnd w:id="192"/>
+    <w:bookmarkStart w:id="194" w:name="ref-wilson2008"/>
     <w:p>
       <w:pPr>
         <w:pStyle w:val="Bibliography"/>
@@ -18415,7 +18740,7 @@
       <w:r>
         <w:t xml:space="preserve"> </w:t>
       </w:r>
-      <w:hyperlink r:id="rId183">
+      <w:hyperlink r:id="rId193">
         <w:r>
           <w:rPr>
             <w:rStyle w:val="InternetLink"/>
@@ -18424,8 +18749,8 @@
         </w:r>
       </w:hyperlink>
     </w:p>
-    <w:bookmarkEnd w:id="184"/>
-    <w:bookmarkStart w:id="186" w:name="ref-zhang2012"/>
+    <w:bookmarkEnd w:id="194"/>
+    <w:bookmarkStart w:id="196" w:name="ref-zhang2012"/>
     <w:p>
       <w:pPr>
         <w:pStyle w:val="Bibliography"/>
@@ -18436,7 +18761,7 @@
       <w:r>
         <w:t xml:space="preserve"> </w:t>
       </w:r>
-      <w:hyperlink r:id="rId185">
+      <w:hyperlink r:id="rId195">
         <w:r>
           <w:rPr>
             <w:rStyle w:val="InternetLink"/>
@@ -18445,10 +18770,31 @@
         </w:r>
       </w:hyperlink>
     </w:p>
-    <w:bookmarkEnd w:id="186"/>
-    <w:bookmarkEnd w:id="187"/>
-    <w:bookmarkEnd w:id="188"/>
-    <w:bookmarkStart w:id="196" w:name="supplemental-figures"/>
+    <w:bookmarkEnd w:id="196"/>
+    <w:bookmarkStart w:id="198" w:name="ref-zízala2024"/>
+    <w:p>
+      <w:pPr>
+        <w:pStyle w:val="Bibliography"/>
+      </w:pPr>
+      <w:r>
+        <w:t xml:space="preserve">Žížala, D., Princ, T., Skála, J., Juřicová, A., Lukas, V., Bohovic, R., Zádorová, T., Minařík, R., 2024. Soil sampling design matters - enhancing the efficiency of digital soil mapping at the field scale. Geoderma Regional 39, e00874.</w:t>
+      </w:r>
+      <w:r>
+        <w:t xml:space="preserve"> </w:t>
+      </w:r>
+      <w:hyperlink r:id="rId197">
+        <w:r>
+          <w:rPr>
+            <w:rStyle w:val="InternetLink"/>
+          </w:rPr>
+          <w:t xml:space="preserve">https://doi.org/10.1016/j.geodrs.2024.e00874</w:t>
+        </w:r>
+      </w:hyperlink>
+    </w:p>
+    <w:bookmarkEnd w:id="198"/>
+    <w:bookmarkEnd w:id="199"/>
+    <w:bookmarkEnd w:id="200"/>
+    <w:bookmarkStart w:id="208" w:name="supplemental-figures"/>
     <w:p>
       <w:pPr>
         <w:pStyle w:val="Heading2"/>
@@ -18470,7 +18816,7 @@
       <w:tr>
         <w:tc>
           <w:tcPr/>
-          <w:bookmarkStart w:id="192" w:name="suppfig-ag_RF_summary"/>
+          <w:bookmarkStart w:id="204" w:name="suppfig-ag_RF_summary"/>
           <w:p>
             <w:pPr>
               <w:pStyle w:val="Compact"/>
@@ -18481,18 +18827,18 @@
                 <wp:inline>
                   <wp:extent cx="5943600" cy="5943600"/>
                   <wp:effectExtent b="0" l="0" r="0" t="0"/>
-                  <wp:docPr descr="" title="" id="190" name="Picture"/>
+                  <wp:docPr descr="" title="" id="202" name="Picture"/>
                   <a:graphic>
                     <a:graphicData uri="http://schemas.openxmlformats.org/drawingml/2006/picture">
                       <pic:pic>
                         <pic:nvPicPr>
-                          <pic:cNvPr descr="images/Ag_RF_summary.png" id="191" name="Picture"/>
+                          <pic:cNvPr descr="images/Ag_RF_summary.png" id="203" name="Picture"/>
                           <pic:cNvPicPr>
                             <a:picLocks noChangeArrowheads="1" noChangeAspect="1"/>
                           </pic:cNvPicPr>
                         </pic:nvPicPr>
                         <pic:blipFill>
-                          <a:blip r:embed="rId189"/>
+                          <a:blip r:embed="rId201"/>
                           <a:stretch>
                             <a:fillRect/>
                           </a:stretch>
@@ -18532,7 +18878,7 @@
               <w:t xml:space="preserve">Figure S1: Variable importance, expressed as the percentage increase in Mean Squared Error, for soil colour and geochemical fingerprint properties derived from random forest models using terrain attributes as predictorsat the agricultural site.</w:t>
             </w:r>
           </w:p>
-          <w:bookmarkEnd w:id="192"/>
+          <w:bookmarkEnd w:id="204"/>
         </w:tc>
       </w:tr>
     </w:tbl>
@@ -18545,18 +18891,18 @@
           <wp:inline>
             <wp:extent cx="5943600" cy="2971800"/>
             <wp:effectExtent b="0" l="0" r="0" t="0"/>
-            <wp:docPr descr="" title="" id="194" name="Picture"/>
+            <wp:docPr descr="" title="" id="206" name="Picture"/>
             <a:graphic>
               <a:graphicData uri="http://schemas.openxmlformats.org/drawingml/2006/picture">
                 <pic:pic>
                   <pic:nvPicPr>
-                    <pic:cNvPr descr="images/Forest_RF_summary.png" id="195" name="Picture"/>
+                    <pic:cNvPr descr="images/Forest_RF_summary.png" id="207" name="Picture"/>
                     <pic:cNvPicPr>
                       <a:picLocks noChangeArrowheads="1" noChangeAspect="1"/>
                     </pic:cNvPicPr>
                   </pic:nvPicPr>
                   <pic:blipFill>
-                    <a:blip r:embed="rId193"/>
+                    <a:blip r:embed="rId205"/>
                     <a:stretch>
                       <a:fillRect/>
                     </a:stretch>
@@ -18591,8 +18937,8 @@
         <w:t xml:space="preserve">Variable importance, expressed as the percentage increase in Mean Squared Error, for soil colour and geochemical fingerprint properties derived from random forest models using terrain attributes as predictorsat the forest site.</w:t>
       </w:r>
     </w:p>
-    <w:bookmarkEnd w:id="196"/>
-    <w:bookmarkStart w:id="199" w:name="supplemental-tables"/>
+    <w:bookmarkEnd w:id="208"/>
+    <w:bookmarkStart w:id="211" w:name="supplemental-tables"/>
     <w:p>
       <w:pPr>
         <w:pStyle w:val="Heading2"/>
@@ -18614,7 +18960,7 @@
       <w:tr>
         <w:tc>
           <w:tcPr/>
-          <w:bookmarkStart w:id="197" w:name="supptab-abbrev"/>
+          <w:bookmarkStart w:id="209" w:name="supptab-abbrev"/>
           <w:p>
             <w:pPr>
               <w:jc w:val="center"/>
@@ -19280,7 +19626,7 @@
               </w:tc>
             </w:tr>
           </w:tbl>
-          <w:bookmarkEnd w:id="197"/>
+          <w:bookmarkEnd w:id="209"/>
           <w:p/>
         </w:tc>
       </w:tr>
@@ -19306,7 +19652,7 @@
       <w:tr>
         <w:tc>
           <w:tcPr/>
-          <w:bookmarkStart w:id="198" w:name="supptab-terrain"/>
+          <w:bookmarkStart w:id="210" w:name="supptab-terrain"/>
           <w:p>
             <w:pPr>
               <w:jc w:val="center"/>
@@ -19568,12 +19914,12 @@
               </w:tc>
             </w:tr>
           </w:tbl>
-          <w:bookmarkEnd w:id="198"/>
+          <w:bookmarkEnd w:id="210"/>
           <w:p/>
         </w:tc>
       </w:tr>
     </w:tbl>
-    <w:bookmarkEnd w:id="199"/>
+    <w:bookmarkEnd w:id="211"/>
     <w:sectPr>
       <w:footnotePr>
         <w:numFmt w:val="decimal"/>

--- a/index.docx
+++ b/index.docx
@@ -2479,7 +2479,7 @@
               <w:pStyle w:val="ImageCaption"/>
             </w:pPr>
             <w:r>
-              <w:t xml:space="preserve">Table 1: Summary univariate statistics of selected geochemical and colour soil properties for each site (n = 49). Geochemical concentrations are reported in ppm, excecpt Ca and Fe (%).</w:t>
+              <w:t xml:space="preserve">Table 1: Summary univariate statistics of geochemical and colour soil properties for each site (n = 49). Geochemical concentrations are reported in ppm, excecpt Ca and Fe (%).</w:t>
             </w:r>
           </w:p>
           <w:tbl>
@@ -7208,7 +7208,7 @@
               <w:pStyle w:val="ImageCaption"/>
             </w:pPr>
             <w:r>
-              <w:t xml:space="preserve">Table 3: Geostatistical parameters of the fitted semivariogram models of selected colour and geochemical properties within the agricultural and forested sites.</w:t>
+              <w:t xml:space="preserve">Table 3: Geostatistical parameters of the fitted semivariogram models of colour and geochemical properties within the agricultural and forested sites.</w:t>
             </w:r>
           </w:p>
           <w:tbl>
@@ -8447,7 +8447,7 @@
                     <w:jc w:val="center"/>
                   </w:pPr>
                   <w:r>
-                    <w:t xml:space="preserve">*a**</w:t>
+                    <w:t xml:space="preserve">a*</w:t>
                   </w:r>
                 </w:p>
               </w:tc>
@@ -8553,7 +8553,7 @@
                     <w:jc w:val="center"/>
                   </w:pPr>
                   <w:r>
-                    <w:t xml:space="preserve">*b**</w:t>
+                    <w:t xml:space="preserve">b*</w:t>
                   </w:r>
                 </w:p>
               </w:tc>
@@ -8659,7 +8659,7 @@
                     <w:jc w:val="center"/>
                   </w:pPr>
                   <w:r>
-                    <w:t xml:space="preserve">*c**</w:t>
+                    <w:t xml:space="preserve">c*</w:t>
                   </w:r>
                 </w:p>
               </w:tc>
@@ -8765,7 +8765,7 @@
                     <w:jc w:val="center"/>
                   </w:pPr>
                   <w:r>
-                    <w:t xml:space="preserve">*h**</w:t>
+                    <w:t xml:space="preserve">h*</w:t>
                   </w:r>
                 </w:p>
               </w:tc>
@@ -8871,10 +8871,6 @@
                     <w:jc w:val="center"/>
                   </w:pPr>
                   <w:r>
-                    <w:rPr>
-                      <w:i/>
-                      <w:iCs/>
-                    </w:rPr>
                     <w:t xml:space="preserve">x</w:t>
                   </w:r>
                 </w:p>
@@ -9846,7 +9842,7 @@
                     <w:jc w:val="center"/>
                   </w:pPr>
                   <w:r>
-                    <w:t xml:space="preserve">*h**</w:t>
+                    <w:t xml:space="preserve">h*</w:t>
                   </w:r>
                 </w:p>
               </w:tc>
@@ -10376,7 +10372,7 @@
               <w:pStyle w:val="ImageCaption"/>
             </w:pPr>
             <w:r>
-              <w:t xml:space="preserve">Table 4: Pearson’s correlation coefficients for select soil properties and terrain attributes (n=49).</w:t>
+              <w:t xml:space="preserve">Table 4: Pearson’s correlation coefficients for soil colour and geochemical properties and terrain attributes (n=49).</w:t>
             </w:r>
           </w:p>
           <w:tbl>
@@ -13240,6 +13236,23 @@
             <w:rStyle w:val="InternetLink"/>
           </w:rPr>
           <w:t xml:space="preserve">Figure S1</w:t>
+        </w:r>
+      </w:hyperlink>
+      <w:r>
+        <w:t xml:space="preserve"> </w:t>
+      </w:r>
+      <w:r>
+        <w:t xml:space="preserve">and</w:t>
+      </w:r>
+      <w:r>
+        <w:t xml:space="preserve"> </w:t>
+      </w:r>
+      <w:hyperlink w:anchor="suppfig-forest_RF_summary">
+        <w:r>
+          <w:rPr>
+            <w:rStyle w:val="InternetLink"/>
+          </w:rPr>
+          <w:t xml:space="preserve">Figure S2</w:t>
         </w:r>
       </w:hyperlink>
       <w:r>
@@ -18794,13 +18807,13 @@
     <w:bookmarkEnd w:id="198"/>
     <w:bookmarkEnd w:id="199"/>
     <w:bookmarkEnd w:id="200"/>
-    <w:bookmarkStart w:id="208" w:name="supplemental-figures"/>
+    <w:bookmarkStart w:id="209" w:name="supplemental-figures"/>
     <w:p>
       <w:pPr>
         <w:pStyle w:val="Heading2"/>
       </w:pPr>
       <w:r>
-        <w:t xml:space="preserve">6 Supplemental figures</w:t>
+        <w:t xml:space="preserve">Supplemental figures</w:t>
       </w:r>
     </w:p>
     <w:tbl>
@@ -18887,64 +18900,7 @@
         <w:pStyle w:val="TextBody"/>
       </w:pPr>
       <w:r>
-        <w:drawing>
-          <wp:inline>
-            <wp:extent cx="5943600" cy="2971800"/>
-            <wp:effectExtent b="0" l="0" r="0" t="0"/>
-            <wp:docPr descr="" title="" id="206" name="Picture"/>
-            <a:graphic>
-              <a:graphicData uri="http://schemas.openxmlformats.org/drawingml/2006/picture">
-                <pic:pic>
-                  <pic:nvPicPr>
-                    <pic:cNvPr descr="images/Forest_RF_summary.png" id="207" name="Picture"/>
-                    <pic:cNvPicPr>
-                      <a:picLocks noChangeArrowheads="1" noChangeAspect="1"/>
-                    </pic:cNvPicPr>
-                  </pic:nvPicPr>
-                  <pic:blipFill>
-                    <a:blip r:embed="rId205"/>
-                    <a:stretch>
-                      <a:fillRect/>
-                    </a:stretch>
-                  </pic:blipFill>
-                  <pic:spPr bwMode="auto">
-                    <a:xfrm>
-                      <a:off x="0" y="0"/>
-                      <a:ext cx="5943600" cy="2971800"/>
-                    </a:xfrm>
-                    <a:prstGeom prst="rect">
-                      <a:avLst/>
-                    </a:prstGeom>
-                    <a:noFill/>
-                    <a:ln w="9525">
-                      <a:noFill/>
-                      <a:headEnd/>
-                      <a:tailEnd/>
-                    </a:ln>
-                  </pic:spPr>
-                </pic:pic>
-              </a:graphicData>
-            </a:graphic>
-          </wp:inline>
-        </w:drawing>
-      </w:r>
-    </w:p>
-    <w:p>
-      <w:pPr>
-        <w:pStyle w:val="TextBody"/>
-      </w:pPr>
-      <w:r>
-        <w:t xml:space="preserve">Variable importance, expressed as the percentage increase in Mean Squared Error, for soil colour and geochemical fingerprint properties derived from random forest models using terrain attributes as predictorsat the forest site.</w:t>
-      </w:r>
-    </w:p>
-    <w:bookmarkEnd w:id="208"/>
-    <w:bookmarkStart w:id="211" w:name="supplemental-tables"/>
-    <w:p>
-      <w:pPr>
-        <w:pStyle w:val="Heading2"/>
-      </w:pPr>
-      <w:r>
-        <w:t xml:space="preserve">Supplemental tables</w:t>
+        <w:t xml:space="preserve"> </w:t>
       </w:r>
     </w:p>
     <w:tbl>
@@ -18960,7 +18916,96 @@
       <w:tr>
         <w:tc>
           <w:tcPr/>
-          <w:bookmarkStart w:id="209" w:name="supptab-abbrev"/>
+          <w:bookmarkStart w:id="208" w:name="suppfig-forest_RF_summary"/>
+          <w:p>
+            <w:pPr>
+              <w:pStyle w:val="Compact"/>
+              <w:jc w:val="center"/>
+            </w:pPr>
+            <w:r>
+              <w:drawing>
+                <wp:inline>
+                  <wp:extent cx="5943600" cy="2971800"/>
+                  <wp:effectExtent b="0" l="0" r="0" t="0"/>
+                  <wp:docPr descr="" title="" id="206" name="Picture"/>
+                  <a:graphic>
+                    <a:graphicData uri="http://schemas.openxmlformats.org/drawingml/2006/picture">
+                      <pic:pic>
+                        <pic:nvPicPr>
+                          <pic:cNvPr descr="images/Forest_RF_summary.png" id="207" name="Picture"/>
+                          <pic:cNvPicPr>
+                            <a:picLocks noChangeArrowheads="1" noChangeAspect="1"/>
+                          </pic:cNvPicPr>
+                        </pic:nvPicPr>
+                        <pic:blipFill>
+                          <a:blip r:embed="rId205"/>
+                          <a:stretch>
+                            <a:fillRect/>
+                          </a:stretch>
+                        </pic:blipFill>
+                        <pic:spPr bwMode="auto">
+                          <a:xfrm>
+                            <a:off x="0" y="0"/>
+                            <a:ext cx="5943600" cy="2971800"/>
+                          </a:xfrm>
+                          <a:prstGeom prst="rect">
+                            <a:avLst/>
+                          </a:prstGeom>
+                          <a:noFill/>
+                          <a:ln w="9525">
+                            <a:noFill/>
+                            <a:headEnd/>
+                            <a:tailEnd/>
+                          </a:ln>
+                        </pic:spPr>
+                      </pic:pic>
+                    </a:graphicData>
+                  </a:graphic>
+                </wp:inline>
+              </w:drawing>
+            </w:r>
+          </w:p>
+          <w:p>
+            <w:pPr>
+              <w:jc w:val="center"/>
+            </w:pPr>
+            <w:pPr>
+              <w:jc w:val="left"/>
+              <w:spacing w:before="200"/>
+              <w:pStyle w:val="ImageCaption"/>
+            </w:pPr>
+            <w:r>
+              <w:t xml:space="preserve">Figure S2: Variable importance, expressed as the percentage increase in Mean Squared Error, for soil colour and geochemical fingerprint properties derived from random forest models using terrain attributes as predictorsat the forest site.</w:t>
+            </w:r>
+          </w:p>
+          <w:bookmarkEnd w:id="208"/>
+        </w:tc>
+      </w:tr>
+    </w:tbl>
+    <w:bookmarkEnd w:id="209"/>
+    <w:bookmarkStart w:id="212" w:name="supplemental-tables"/>
+    <w:p>
+      <w:pPr>
+        <w:pStyle w:val="Heading2"/>
+      </w:pPr>
+      <w:r>
+        <w:t xml:space="preserve">Supplemental tables</w:t>
+      </w:r>
+    </w:p>
+    <w:tbl>
+      <w:tblPr>
+        <w:tblStyle w:val="Table"/>
+        <w:tblW w:type="pct" w:w="5000"/>
+        <w:tblLayout w:type="fixed"/>
+        <w:tblLook w:firstRow="0" w:lastRow="0" w:firstColumn="0" w:lastColumn="0" w:noHBand="0" w:noVBand="0" w:val="0000"/>
+      </w:tblPr>
+      <w:tblGrid>
+        <w:gridCol w:w="7920"/>
+      </w:tblGrid>
+      <w:tr>
+        <w:tc>
+          <w:tcPr/>
+          <w:bookmarkStart w:id="210" w:name="supptab-abbrev"/>
           <w:p>
             <w:pPr>
               <w:jc w:val="center"/>
@@ -19626,7 +19671,7 @@
               </w:tc>
             </w:tr>
           </w:tbl>
-          <w:bookmarkEnd w:id="209"/>
+          <w:bookmarkEnd w:id="210"/>
           <w:p/>
         </w:tc>
       </w:tr>
@@ -19652,7 +19697,7 @@
       <w:tr>
         <w:tc>
           <w:tcPr/>
-          <w:bookmarkStart w:id="210" w:name="supptab-terrain"/>
+          <w:bookmarkStart w:id="211" w:name="supptab-terrain"/>
           <w:p>
             <w:pPr>
               <w:jc w:val="center"/>
@@ -19914,12 +19959,12 @@
               </w:tc>
             </w:tr>
           </w:tbl>
-          <w:bookmarkEnd w:id="210"/>
+          <w:bookmarkEnd w:id="211"/>
           <w:p/>
         </w:tc>
       </w:tr>
     </w:tbl>
-    <w:bookmarkEnd w:id="211"/>
+    <w:bookmarkEnd w:id="212"/>
     <w:sectPr>
       <w:footnotePr>
         <w:numFmt w:val="decimal"/>

--- a/index.docx
+++ b/index.docx
@@ -63,7 +63,7 @@
         <w:pStyle w:val="Abstract"/>
       </w:pPr>
       <w:r>
-        <w:t xml:space="preserve">Quantifying field-scale (∼40 ha) spatial variability in soil geochemical and colour (spectral reflectance) properties is important for sediment source fingerprinting. The main objectives of this study were to: 1) quantify the spatial variability and spatial dependence for a set of 15 properties (10 geochemical elements: Ca, Co, Cs, Fe, Li, La, Nb, Ni, Rb, Sr; and 5 colour coefficients:</w:t>
+        <w:t xml:space="preserve">Quantifying field-scale (∼40 ha) spatial variability in soil geochemical and colour (spectral reflectance) properties is important for sediment source fingerprinting.The main objectives of this study were to: 1) quantify the spatial variability and spatial dependence for a set of 15 properties (10 geochemical elements: Ca, Co, Cs, Fe, Li, La, Nb, Ni, Rb, Sr; and 5 colour coefficients:</w:t>
       </w:r>
       <w:r>
         <w:t xml:space="preserve"> </w:t>
@@ -89,7 +89,7 @@
         <w:t xml:space="preserve">x</w:t>
       </w:r>
       <w:r>
-        <w:t xml:space="preserve">) measured from the &lt;63 μm fraction at an agricultural and forested site; and 2) assess how seven terrain attributes (elevation, SAGA wetness index, relative slope position, catchment area, vertical distance to channel network, plan curvature, profile curvature) relate to these properties through correlation and Random Forest (RF) regression. Across both sites, colour properties exhibited approximately normal distributions with low coefficients of variation (CV), whereas geochemical properties were more variable and skewed. Semivariograms indicated strong spatial dependence for most properties at the agricultural site (median range ≈ 210 m) and moderate dependence at the forested site (ranges 176–298 m). RF models performed better at the agricultural site; elevation, wetness and slope position were the top-ranked predictors for most properties. These results support DEM-based sampling strategies. In practice, sample spacing on the order of the semivariogram range (∼200–230 m) can suffice for mapping in simple agricultural settings, whereas stratified designs (e.g., near-stream vs. hillslope) may be preferable in more complex forested terrains.</w:t>
+        <w:t xml:space="preserve">) measured from the &lt;63 μm fraction at an agricultural and forested site; 2) assess how seven terrain attributes (elevation, SAGA wetness index, relative slope position, catchment area, vertical distance to channel network, plan curvature, profile curvature) relate to these properties through correlation and Random Forest (RF) regression; and 3) identify patterns the data, using unsupervised Random Forest regression and hierarchical clustering to guide stratified sampling. Across both sites, colour properties exhibited approximately normal distributions with low coefficients of variation (CV), whereas geochemical properties were more variable and skewed. Semivariograms indicated strong spatial dependence for most properties at the agricultural site (median range ≈ 210 m) and moderate dependence at the forested site (ranges 176–298 m). RF models performed better at the agricultural site, where elevation, wetness, and slope position were the top predictors for most properties. These results support DEM-based sampling in less complex agricultural terrain but not in forested sites with complex terrain. In practice, sample spacing on the order of the semivariogram range (∼200–230 m) can suffice for mapping in simple agricultural settings, whereas stratified designs (e.g., near-stream vs. hillslope) may be preferable in more complex forested terrains.</w:t>
       </w:r>
     </w:p>
     <w:bookmarkStart w:id="9" w:name="abstract"/>
@@ -138,37 +138,7 @@
         <w:t xml:space="preserve">x</w:t>
       </w:r>
       <w:r>
-        <w:t xml:space="preserve">) measured from the &lt;63 μm fraction at an agricultural and forested site; and 2) assess how seven terrain attributes (elevation, SAGA wetness index, relative slope position, catchment area, vertical distance to channel network, plan curvature, profile curvature) relate to these properties through correlation and Random Forest (RF) regression.</w:t>
-      </w:r>
-      <w:r>
-        <w:t xml:space="preserve"> </w:t>
-      </w:r>
-      <w:r>
-        <w:t xml:space="preserve">Across both sites, colour properties exhibited approximately normal distributions with low coefficients of variation (CV), whereas geochemical properties were more variable and skewed.</w:t>
-      </w:r>
-      <w:r>
-        <w:t xml:space="preserve"> </w:t>
-      </w:r>
-      <w:r>
-        <w:t xml:space="preserve">Semivariograms indicated strong spatial dependence for most properties at the agricultural site (median range ≈ 210 m) and moderate dependence at the forested site (ranges 176–298 m).</w:t>
-      </w:r>
-      <w:r>
-        <w:t xml:space="preserve"> </w:t>
-      </w:r>
-      <w:r>
-        <w:t xml:space="preserve">RF models performed better at the agricultural site; elevation, wetness and slope position were the top-ranked predictors for most properties.</w:t>
-      </w:r>
-      <w:r>
-        <w:t xml:space="preserve"> </w:t>
-      </w:r>
-      <w:r>
-        <w:t xml:space="preserve">These results support DEM-based sampling strategies.</w:t>
-      </w:r>
-      <w:r>
-        <w:t xml:space="preserve"> </w:t>
-      </w:r>
-      <w:r>
-        <w:t xml:space="preserve">In practice, sample spacing on the order of the semivariogram range (∼200–230 m) can suffice for mapping in simple agricultural settings, whereas stratified designs (e.g., near-stream vs. hillslope) may be preferable in more complex forested terrains.</w:t>
+        <w:t xml:space="preserve">) measured from the &lt;63 μm fraction at an agricultural and forested site; 2) assess how seven terrain attributes (elevation, SAGA wetness index, relative slope position, catchment area, vertical distance to channel network, plan curvature, profile curvature) relate to these properties through correlation and Random Forest (RF) regression; and 3) identify patterns the data, using unsupervised Random Forest regression and hierarchical clustering to guide stratified sampling. Across both sites, colour properties exhibited approximately normal distributions with low coefficients of variation (CV), whereas geochemical properties were more variable and skewed. Semivariograms indicated strong spatial dependence for most properties at the agricultural site (median range ≈ 210 m) and moderate dependence at the forested site (ranges 176–298 m). RF models performed better at the agricultural site, where elevation, wetness, and slope position were the top predictors for most properties. These results support DEM-based sampling in less complex agricultural terrain but not in forested sites with complex terrain. In practice, sample spacing on the order of the semivariogram range (∼200–230 m) can suffice for mapping in simple agricultural settings, whereas stratified designs (e.g., near-stream vs. hillslope) may be preferable in more complex forested terrains.</w:t>
       </w:r>
     </w:p>
     <w:bookmarkEnd w:id="9"/>
